--- a/10_Planes/Plan_de_calidadMercapaleno_ISO25010.docx
+++ b/10_Planes/Plan_de_calidadMercapaleno_ISO25010.docx
@@ -5,20 +5,42 @@
     <w:p>
       <w:pPr>
         <w:pStyle w:val="Title"/>
-        <w:spacing w:line="242" w:lineRule="auto"/>
-        <w:ind w:firstLine="15"/>
-        <w:rPr>
-          <w:color w:val="44546a"/>
-        </w:rPr>
+        <w:spacing w:before="480" w:lineRule="auto"/>
+        <w:ind w:firstLine="0"/>
+        <w:jc w:val="center"/>
+        <w:rPr/>
       </w:pPr>
       <w:bookmarkStart w:colFirst="0" w:colLast="0" w:name="_heading=h.9nlemsns8o7l" w:id="0"/>
       <w:bookmarkEnd w:id="0"/>
       <w:r>
         <w:rPr>
-          <w:color w:val="44546a"/>
-          <w:rtl w:val="0"/>
-        </w:rPr>
-        <w:t xml:space="preserve">Plan de calidad</w:t>
+          <w:rFonts w:ascii="Verdana" w:cs="Verdana" w:eastAsia="Verdana" w:hAnsi="Verdana"/>
+          <w:b w:val="1"/>
+          <w:bCs w:val="1"/>
+          <w:color w:val="1f2937"/>
+          <w:sz w:val="64"/>
+          <w:szCs w:val="64"/>
+          <w:rtl w:val="0"/>
+        </w:rPr>
+        <w:t xml:space="preserve">Plan de Calidad</w:t>
+      </w:r>
+      <w:r>
+        <w:rPr>
+          <w:rFonts w:ascii="Verdana" w:cs="Verdana" w:eastAsia="Verdana" w:hAnsi="Verdana"/>
+          <w:b w:val="1"/>
+          <w:bCs w:val="1"/>
+          <w:color w:val="4b5563"/>
+          <w:sz w:val="48"/>
+          <w:szCs w:val="48"/>
+          <w:rtl w:val="0"/>
+        </w:rPr>
+        <w:br w:type="textWrapping"/>
+        <w:t xml:space="preserve">Proyecto Mercapleno</w:t>
+      </w:r>
+      <w:r>
+        <w:rPr>
+          <w:rtl w:val="0"/>
+        </w:rPr>
       </w:r>
     </w:p>
     <w:p>
@@ -122,44 +144,6 @@
     </w:p>
     <w:p>
       <w:pPr>
-        <w:spacing w:before="0" w:lineRule="auto"/>
-        <w:ind w:left="41" w:right="0" w:firstLine="0"/>
-        <w:jc w:val="left"/>
-        <w:rPr>
-          <w:sz w:val="28"/>
-          <w:szCs w:val="28"/>
-        </w:rPr>
-      </w:pPr>
-      <w:r>
-        <w:rPr>
-          <w:sz w:val="28"/>
-          <w:szCs w:val="28"/>
-          <w:rtl w:val="0"/>
-        </w:rPr>
-        <w:t xml:space="preserve">Proyecto</w:t>
-      </w:r>
-    </w:p>
-    <w:p>
-      <w:pPr>
-        <w:spacing w:before="42" w:line="268" w:lineRule="auto"/>
-        <w:ind w:left="41" w:right="8413" w:firstLine="0"/>
-        <w:jc w:val="left"/>
-        <w:rPr>
-          <w:sz w:val="28"/>
-          <w:szCs w:val="28"/>
-        </w:rPr>
-      </w:pPr>
-      <w:r>
-        <w:rPr>
-          <w:sz w:val="28"/>
-          <w:szCs w:val="28"/>
-          <w:rtl w:val="0"/>
-        </w:rPr>
-        <w:t xml:space="preserve">Mercapleno</w:t>
-      </w:r>
-    </w:p>
-    <w:p>
-      <w:pPr>
         <w:keepNext w:val="0"/>
         <w:keepLines w:val="0"/>
         <w:pageBreakBefore w:val="0"/>
@@ -227,25 +211,6 @@
     </w:p>
     <w:p>
       <w:pPr>
-        <w:spacing w:before="0" w:line="268" w:lineRule="auto"/>
-        <w:ind w:left="28" w:right="8413" w:firstLine="0"/>
-        <w:jc w:val="left"/>
-        <w:rPr>
-          <w:sz w:val="28"/>
-          <w:szCs w:val="28"/>
-        </w:rPr>
-      </w:pPr>
-      <w:r>
-        <w:rPr>
-          <w:sz w:val="28"/>
-          <w:szCs w:val="28"/>
-          <w:rtl w:val="0"/>
-        </w:rPr>
-        <w:t xml:space="preserve">VERSION 1.0 30/07/2026</w:t>
-      </w:r>
-    </w:p>
-    <w:p>
-      <w:pPr>
         <w:keepNext w:val="0"/>
         <w:keepLines w:val="0"/>
         <w:pageBreakBefore w:val="0"/>
@@ -646,441 +611,249 @@
         </w:rPr>
       </w:r>
     </w:p>
+    <w:p>
+      <w:pPr>
+        <w:rPr/>
+      </w:pPr>
+      <w:r>
+        <w:rPr>
+          <w:rtl w:val="0"/>
+        </w:rPr>
+      </w:r>
+    </w:p>
     <w:tbl>
       <w:tblPr>
         <w:tblStyle w:val="Table1"/>
-        <w:tblW w:w="10786.0" w:type="dxa"/>
+        <w:tblW w:w="10800.0" w:type="dxa"/>
         <w:jc w:val="left"/>
-        <w:tblInd w:w="21.0" w:type="dxa"/>
         <w:tblBorders>
-          <w:top w:color="bfbfbf" w:space="0" w:sz="4" w:val="single"/>
-          <w:left w:color="bfbfbf" w:space="0" w:sz="4" w:val="single"/>
-          <w:bottom w:color="bfbfbf" w:space="0" w:sz="4" w:val="single"/>
-          <w:right w:color="bfbfbf" w:space="0" w:sz="4" w:val="single"/>
-          <w:insideH w:color="bfbfbf" w:space="0" w:sz="4" w:val="single"/>
-          <w:insideV w:color="bfbfbf" w:space="0" w:sz="4" w:val="single"/>
+          <w:top w:color="d1d5db" w:space="0" w:sz="8" w:val="single"/>
+          <w:left w:color="d1d5db" w:space="0" w:sz="8" w:val="single"/>
+          <w:bottom w:color="d1d5db" w:space="0" w:sz="8" w:val="single"/>
+          <w:right w:color="d1d5db" w:space="0" w:sz="8" w:val="single"/>
+          <w:insideH w:color="d1d5db" w:space="0" w:sz="8" w:val="single"/>
+          <w:insideV w:color="d1d5db" w:space="0" w:sz="8" w:val="single"/>
         </w:tblBorders>
         <w:tblLayout w:type="fixed"/>
-        <w:tblLook w:val="0000"/>
+        <w:tblLook w:val="0600"/>
       </w:tblPr>
       <w:tblGrid>
-        <w:gridCol w:w="1349"/>
-        <w:gridCol w:w="2794"/>
-        <w:gridCol w:w="629"/>
-        <w:gridCol w:w="3600"/>
-        <w:gridCol w:w="720"/>
-        <w:gridCol w:w="1694"/>
+        <w:gridCol w:w="1800"/>
+        <w:gridCol w:w="2800"/>
+        <w:gridCol w:w="1200"/>
+        <w:gridCol w:w="2600"/>
+        <w:gridCol w:w="1000"/>
+        <w:gridCol w:w="1400"/>
         <w:tblGridChange w:id="0">
           <w:tblGrid>
-            <w:gridCol w:w="1349"/>
-            <w:gridCol w:w="2794"/>
-            <w:gridCol w:w="629"/>
-            <w:gridCol w:w="3600"/>
-            <w:gridCol w:w="720"/>
-            <w:gridCol w:w="1694"/>
+            <w:gridCol w:w="1800"/>
+            <w:gridCol w:w="2800"/>
+            <w:gridCol w:w="1200"/>
+            <w:gridCol w:w="2600"/>
+            <w:gridCol w:w="1000"/>
+            <w:gridCol w:w="1400"/>
           </w:tblGrid>
         </w:tblGridChange>
       </w:tblGrid>
       <w:tr>
         <w:trPr>
           <w:cantSplit w:val="0"/>
-          <w:trHeight w:val="431" w:hRule="atLeast"/>
+          <w:trHeight w:val="480" w:hRule="atLeast"/>
           <w:tblHeader w:val="0"/>
         </w:trPr>
         <w:tc>
           <w:tcPr>
             <w:tcBorders>
-              <w:top w:color="bfbfbf" w:space="0" w:sz="4" w:val="single"/>
-              <w:left w:color="bfbfbf" w:space="0" w:sz="4" w:val="single"/>
-              <w:bottom w:color="bfbfbf" w:space="0" w:sz="8" w:val="single"/>
-              <w:right w:color="bfbfbf" w:space="0" w:sz="4" w:val="single"/>
-            </w:tcBorders>
-            <w:shd w:fill="222a35" w:val="clear"/>
-            <w:tcMar>
-              <w:top w:w="0.0" w:type="dxa"/>
-              <w:left w:w="0.0" w:type="dxa"/>
-              <w:bottom w:w="0.0" w:type="dxa"/>
-              <w:right w:w="0.0" w:type="dxa"/>
-            </w:tcMar>
-          </w:tcPr>
-          <w:p>
-            <w:pPr>
-              <w:keepNext w:val="0"/>
-              <w:keepLines w:val="0"/>
-              <w:widowControl w:val="0"/>
-              <w:pBdr>
-                <w:top w:space="0" w:sz="0" w:val="nil"/>
-                <w:left w:space="0" w:sz="0" w:val="nil"/>
-                <w:bottom w:space="0" w:sz="0" w:val="nil"/>
-                <w:right w:space="0" w:sz="0" w:val="nil"/>
-                <w:between w:space="0" w:sz="0" w:val="nil"/>
-              </w:pBdr>
-              <w:shd w:fill="auto" w:val="clear"/>
-              <w:spacing w:after="0" w:before="123" w:line="240" w:lineRule="auto"/>
-              <w:ind w:left="0" w:right="117" w:firstLine="0"/>
+              <w:top w:color="d1d5db" w:space="0" w:sz="8" w:val="single"/>
+              <w:left w:color="d1d5db" w:space="0" w:sz="8" w:val="single"/>
+              <w:bottom w:color="d1d5db" w:space="0" w:sz="8" w:val="single"/>
+              <w:right w:color="d1d5db" w:space="0" w:sz="8" w:val="single"/>
+            </w:tcBorders>
+            <w:shd w:fill="1f2937" w:val="clear"/>
+            <w:vAlign w:val="center"/>
+          </w:tcPr>
+          <w:p>
+            <w:pPr>
               <w:jc w:val="center"/>
-              <w:rPr>
-                <w:rFonts w:ascii="Tahoma" w:cs="Tahoma" w:eastAsia="Tahoma" w:hAnsi="Tahoma"/>
+              <w:rPr/>
+            </w:pPr>
+            <w:r>
+              <w:rPr>
+                <w:rFonts w:ascii="Verdana" w:cs="Verdana" w:eastAsia="Verdana" w:hAnsi="Verdana"/>
                 <w:b w:val="1"/>
                 <w:bCs w:val="1"/>
-                <w:i w:val="0"/>
-                <w:iCs w:val="0"/>
-                <w:smallCaps w:val="0"/>
-                <w:strike w:val="0"/>
-                <w:color w:val="000000"/>
-                <w:sz w:val="16"/>
-                <w:szCs w:val="16"/>
-                <w:u w:val="none"/>
-                <w:shd w:fill="auto" w:val="clear"/>
-                <w:vertAlign w:val="baseline"/>
-              </w:rPr>
-            </w:pPr>
-            <w:r>
-              <w:rPr>
-                <w:rFonts w:ascii="Tahoma" w:cs="Tahoma" w:eastAsia="Tahoma" w:hAnsi="Tahoma"/>
+                <w:color w:val="ffffff"/>
+                <w:sz w:val="18"/>
+                <w:szCs w:val="18"/>
+                <w:rtl w:val="0"/>
+              </w:rPr>
+              <w:t xml:space="preserve">PREPARADO POR</w:t>
+            </w:r>
+            <w:r>
+              <w:rPr>
+                <w:rtl w:val="0"/>
+              </w:rPr>
+            </w:r>
+          </w:p>
+        </w:tc>
+        <w:tc>
+          <w:tcPr>
+            <w:tcBorders>
+              <w:top w:color="d1d5db" w:space="0" w:sz="8" w:val="single"/>
+              <w:left w:color="d1d5db" w:space="0" w:sz="8" w:val="single"/>
+              <w:bottom w:color="d1d5db" w:space="0" w:sz="8" w:val="single"/>
+              <w:right w:color="d1d5db" w:space="0" w:sz="8" w:val="single"/>
+            </w:tcBorders>
+            <w:shd w:fill="f9fafb" w:val="clear"/>
+            <w:vAlign w:val="center"/>
+          </w:tcPr>
+          <w:p>
+            <w:pPr>
+              <w:jc w:val="center"/>
+              <w:rPr/>
+            </w:pPr>
+            <w:r>
+              <w:rPr>
+                <w:rFonts w:ascii="Verdana" w:cs="Verdana" w:eastAsia="Verdana" w:hAnsi="Verdana"/>
+                <w:color w:val="111827"/>
+                <w:sz w:val="20"/>
+                <w:szCs w:val="20"/>
+                <w:rtl w:val="0"/>
+              </w:rPr>
+              <w:t xml:space="preserve">Jeferson Castro</w:t>
+            </w:r>
+            <w:r>
+              <w:rPr>
+                <w:rtl w:val="0"/>
+              </w:rPr>
+            </w:r>
+          </w:p>
+        </w:tc>
+        <w:tc>
+          <w:tcPr>
+            <w:tcBorders>
+              <w:top w:color="d1d5db" w:space="0" w:sz="8" w:val="single"/>
+              <w:left w:color="d1d5db" w:space="0" w:sz="8" w:val="single"/>
+              <w:bottom w:color="d1d5db" w:space="0" w:sz="8" w:val="single"/>
+              <w:right w:color="d1d5db" w:space="0" w:sz="8" w:val="single"/>
+            </w:tcBorders>
+            <w:shd w:fill="1f2937" w:val="clear"/>
+            <w:vAlign w:val="center"/>
+          </w:tcPr>
+          <w:p>
+            <w:pPr>
+              <w:jc w:val="center"/>
+              <w:rPr/>
+            </w:pPr>
+            <w:r>
+              <w:rPr>
+                <w:rFonts w:ascii="Verdana" w:cs="Verdana" w:eastAsia="Verdana" w:hAnsi="Verdana"/>
                 <w:b w:val="1"/>
                 <w:bCs w:val="1"/>
-                <w:i w:val="0"/>
-                <w:iCs w:val="0"/>
-                <w:smallCaps w:val="0"/>
-                <w:strike w:val="0"/>
                 <w:color w:val="ffffff"/>
-                <w:sz w:val="16"/>
-                <w:szCs w:val="16"/>
-                <w:u w:val="none"/>
-                <w:shd w:fill="auto" w:val="clear"/>
-                <w:vertAlign w:val="baseline"/>
-                <w:rtl w:val="0"/>
-              </w:rPr>
-              <w:t xml:space="preserve">PREPARED BY</w:t>
-            </w:r>
-            <w:r>
-              <w:rPr>
-                <w:rtl w:val="0"/>
-              </w:rPr>
-            </w:r>
-          </w:p>
-        </w:tc>
-        <w:tc>
-          <w:tcPr>
-            <w:tcBorders>
-              <w:top w:color="bfbfbf" w:space="0" w:sz="4" w:val="single"/>
-              <w:left w:color="bfbfbf" w:space="0" w:sz="4" w:val="single"/>
-              <w:bottom w:color="bfbfbf" w:space="0" w:sz="8" w:val="single"/>
-              <w:right w:color="bfbfbf" w:space="0" w:sz="4" w:val="single"/>
-            </w:tcBorders>
-            <w:shd w:fill="ededed" w:val="clear"/>
-            <w:tcMar>
-              <w:top w:w="0.0" w:type="dxa"/>
-              <w:left w:w="0.0" w:type="dxa"/>
-              <w:bottom w:w="0.0" w:type="dxa"/>
-              <w:right w:w="0.0" w:type="dxa"/>
-            </w:tcMar>
-          </w:tcPr>
-          <w:p>
-            <w:pPr>
-              <w:keepNext w:val="0"/>
-              <w:keepLines w:val="0"/>
-              <w:widowControl w:val="0"/>
-              <w:pBdr>
-                <w:top w:space="0" w:sz="0" w:val="nil"/>
-                <w:left w:space="0" w:sz="0" w:val="nil"/>
-                <w:bottom w:space="0" w:sz="0" w:val="nil"/>
-                <w:right w:space="0" w:sz="0" w:val="nil"/>
-                <w:between w:space="0" w:sz="0" w:val="nil"/>
-              </w:pBdr>
-              <w:shd w:fill="auto" w:val="clear"/>
-              <w:spacing w:after="0" w:before="0" w:line="240" w:lineRule="auto"/>
-              <w:ind w:left="0" w:right="0" w:firstLine="0"/>
-              <w:jc w:val="left"/>
-              <w:rPr>
-                <w:rFonts w:ascii="Times New Roman" w:cs="Times New Roman" w:eastAsia="Times New Roman" w:hAnsi="Times New Roman"/>
-                <w:b w:val="0"/>
-                <w:bCs w:val="0"/>
-                <w:i w:val="0"/>
-                <w:iCs w:val="0"/>
-                <w:smallCaps w:val="0"/>
-                <w:strike w:val="0"/>
-                <w:color w:val="000000"/>
-                <w:sz w:val="26"/>
-                <w:szCs w:val="26"/>
-                <w:u w:val="none"/>
-                <w:shd w:fill="auto" w:val="clear"/>
-                <w:vertAlign w:val="baseline"/>
-              </w:rPr>
-            </w:pPr>
-            <w:r>
-              <w:rPr>
-                <w:rFonts w:ascii="Times New Roman" w:cs="Times New Roman" w:eastAsia="Times New Roman" w:hAnsi="Times New Roman"/>
-                <w:sz w:val="26"/>
-                <w:szCs w:val="26"/>
-                <w:rtl w:val="0"/>
-              </w:rPr>
-              <w:t xml:space="preserve">Jeferson Castro</w:t>
-            </w:r>
-            <w:r>
-              <w:rPr>
-                <w:rtl w:val="0"/>
-              </w:rPr>
-            </w:r>
-          </w:p>
-        </w:tc>
-        <w:tc>
-          <w:tcPr>
-            <w:tcBorders>
-              <w:top w:color="bfbfbf" w:space="0" w:sz="4" w:val="single"/>
-              <w:left w:color="bfbfbf" w:space="0" w:sz="4" w:val="single"/>
-              <w:bottom w:color="bfbfbf" w:space="0" w:sz="8" w:val="single"/>
-              <w:right w:color="bfbfbf" w:space="0" w:sz="4" w:val="single"/>
-            </w:tcBorders>
-            <w:shd w:fill="222a35" w:val="clear"/>
-            <w:tcMar>
-              <w:top w:w="0.0" w:type="dxa"/>
-              <w:left w:w="0.0" w:type="dxa"/>
-              <w:bottom w:w="0.0" w:type="dxa"/>
-              <w:right w:w="0.0" w:type="dxa"/>
-            </w:tcMar>
-          </w:tcPr>
-          <w:p>
-            <w:pPr>
-              <w:keepNext w:val="0"/>
-              <w:keepLines w:val="0"/>
-              <w:widowControl w:val="0"/>
-              <w:pBdr>
-                <w:top w:space="0" w:sz="0" w:val="nil"/>
-                <w:left w:space="0" w:sz="0" w:val="nil"/>
-                <w:bottom w:space="0" w:sz="0" w:val="nil"/>
-                <w:right w:space="0" w:sz="0" w:val="nil"/>
-                <w:between w:space="0" w:sz="0" w:val="nil"/>
-              </w:pBdr>
-              <w:shd w:fill="auto" w:val="clear"/>
-              <w:spacing w:after="0" w:before="123" w:line="240" w:lineRule="auto"/>
-              <w:ind w:left="104" w:right="0" w:firstLine="0"/>
-              <w:jc w:val="left"/>
-              <w:rPr>
-                <w:rFonts w:ascii="Tahoma" w:cs="Tahoma" w:eastAsia="Tahoma" w:hAnsi="Tahoma"/>
+                <w:sz w:val="18"/>
+                <w:szCs w:val="18"/>
+                <w:rtl w:val="0"/>
+              </w:rPr>
+              <w:t xml:space="preserve">TÍTULO</w:t>
+            </w:r>
+            <w:r>
+              <w:rPr>
+                <w:rtl w:val="0"/>
+              </w:rPr>
+            </w:r>
+          </w:p>
+        </w:tc>
+        <w:tc>
+          <w:tcPr>
+            <w:tcBorders>
+              <w:top w:color="d1d5db" w:space="0" w:sz="8" w:val="single"/>
+              <w:left w:color="d1d5db" w:space="0" w:sz="8" w:val="single"/>
+              <w:bottom w:color="d1d5db" w:space="0" w:sz="8" w:val="single"/>
+              <w:right w:color="d1d5db" w:space="0" w:sz="8" w:val="single"/>
+            </w:tcBorders>
+            <w:shd w:fill="f9fafb" w:val="clear"/>
+            <w:vAlign w:val="center"/>
+          </w:tcPr>
+          <w:p>
+            <w:pPr>
+              <w:jc w:val="center"/>
+              <w:rPr/>
+            </w:pPr>
+            <w:r>
+              <w:rPr>
+                <w:rFonts w:ascii="Verdana" w:cs="Verdana" w:eastAsia="Verdana" w:hAnsi="Verdana"/>
+                <w:color w:val="111827"/>
+                <w:sz w:val="20"/>
+                <w:szCs w:val="20"/>
+                <w:rtl w:val="0"/>
+              </w:rPr>
+              <w:t xml:space="preserve">Líder de Proyecto / QA</w:t>
+            </w:r>
+            <w:r>
+              <w:rPr>
+                <w:rtl w:val="0"/>
+              </w:rPr>
+            </w:r>
+          </w:p>
+        </w:tc>
+        <w:tc>
+          <w:tcPr>
+            <w:tcBorders>
+              <w:top w:color="d1d5db" w:space="0" w:sz="8" w:val="single"/>
+              <w:left w:color="d1d5db" w:space="0" w:sz="8" w:val="single"/>
+              <w:bottom w:color="d1d5db" w:space="0" w:sz="8" w:val="single"/>
+              <w:right w:color="d1d5db" w:space="0" w:sz="8" w:val="single"/>
+            </w:tcBorders>
+            <w:shd w:fill="1f2937" w:val="clear"/>
+            <w:vAlign w:val="center"/>
+          </w:tcPr>
+          <w:p>
+            <w:pPr>
+              <w:jc w:val="center"/>
+              <w:rPr/>
+            </w:pPr>
+            <w:r>
+              <w:rPr>
+                <w:rFonts w:ascii="Verdana" w:cs="Verdana" w:eastAsia="Verdana" w:hAnsi="Verdana"/>
                 <w:b w:val="1"/>
                 <w:bCs w:val="1"/>
-                <w:i w:val="0"/>
-                <w:iCs w:val="0"/>
-                <w:smallCaps w:val="0"/>
-                <w:strike w:val="0"/>
-                <w:color w:val="000000"/>
-                <w:sz w:val="16"/>
-                <w:szCs w:val="16"/>
-                <w:u w:val="none"/>
-                <w:shd w:fill="auto" w:val="clear"/>
-                <w:vertAlign w:val="baseline"/>
-              </w:rPr>
-            </w:pPr>
-            <w:r>
-              <w:rPr>
-                <w:rFonts w:ascii="Tahoma" w:cs="Tahoma" w:eastAsia="Tahoma" w:hAnsi="Tahoma"/>
-                <w:b w:val="1"/>
-                <w:bCs w:val="1"/>
-                <w:i w:val="0"/>
-                <w:iCs w:val="0"/>
-                <w:smallCaps w:val="0"/>
-                <w:strike w:val="0"/>
                 <w:color w:val="ffffff"/>
-                <w:sz w:val="16"/>
-                <w:szCs w:val="16"/>
-                <w:u w:val="none"/>
-                <w:shd w:fill="auto" w:val="clear"/>
-                <w:vertAlign w:val="baseline"/>
-                <w:rtl w:val="0"/>
-              </w:rPr>
-              <w:t xml:space="preserve">TITLE</w:t>
-            </w:r>
-            <w:r>
-              <w:rPr>
-                <w:rtl w:val="0"/>
-              </w:rPr>
-            </w:r>
-          </w:p>
-        </w:tc>
-        <w:tc>
-          <w:tcPr>
-            <w:tcBorders>
-              <w:top w:color="bfbfbf" w:space="0" w:sz="4" w:val="single"/>
-              <w:left w:color="bfbfbf" w:space="0" w:sz="4" w:val="single"/>
-              <w:bottom w:color="bfbfbf" w:space="0" w:sz="8" w:val="single"/>
-              <w:right w:color="bfbfbf" w:space="0" w:sz="4" w:val="single"/>
-            </w:tcBorders>
-            <w:shd w:fill="ededed" w:val="clear"/>
-            <w:tcMar>
-              <w:top w:w="0.0" w:type="dxa"/>
-              <w:left w:w="0.0" w:type="dxa"/>
-              <w:bottom w:w="0.0" w:type="dxa"/>
-              <w:right w:w="0.0" w:type="dxa"/>
-            </w:tcMar>
-          </w:tcPr>
-          <w:p>
-            <w:pPr>
-              <w:keepNext w:val="0"/>
-              <w:keepLines w:val="0"/>
-              <w:widowControl w:val="0"/>
-              <w:pBdr>
-                <w:top w:space="0" w:sz="0" w:val="nil"/>
-                <w:left w:space="0" w:sz="0" w:val="nil"/>
-                <w:bottom w:space="0" w:sz="0" w:val="nil"/>
-                <w:right w:space="0" w:sz="0" w:val="nil"/>
-                <w:between w:space="0" w:sz="0" w:val="nil"/>
-              </w:pBdr>
-              <w:shd w:fill="auto" w:val="clear"/>
-              <w:spacing w:after="0" w:before="0" w:line="240" w:lineRule="auto"/>
-              <w:ind w:left="0" w:right="0" w:firstLine="0"/>
-              <w:jc w:val="left"/>
-              <w:rPr>
-                <w:rFonts w:ascii="Times New Roman" w:cs="Times New Roman" w:eastAsia="Times New Roman" w:hAnsi="Times New Roman"/>
-                <w:b w:val="0"/>
-                <w:bCs w:val="0"/>
-                <w:i w:val="0"/>
-                <w:iCs w:val="0"/>
-                <w:smallCaps w:val="0"/>
-                <w:strike w:val="0"/>
-                <w:color w:val="000000"/>
-                <w:sz w:val="26"/>
-                <w:szCs w:val="26"/>
-                <w:u w:val="none"/>
-                <w:shd w:fill="auto" w:val="clear"/>
-                <w:vertAlign w:val="baseline"/>
-              </w:rPr>
-            </w:pPr>
-            <w:r>
-              <w:rPr>
-                <w:rtl w:val="0"/>
-              </w:rPr>
-            </w:r>
-          </w:p>
-        </w:tc>
-        <w:tc>
-          <w:tcPr>
-            <w:tcBorders>
-              <w:top w:color="bfbfbf" w:space="0" w:sz="4" w:val="single"/>
-              <w:left w:color="bfbfbf" w:space="0" w:sz="4" w:val="single"/>
-              <w:bottom w:color="bfbfbf" w:space="0" w:sz="8" w:val="single"/>
-              <w:right w:color="bfbfbf" w:space="0" w:sz="4" w:val="single"/>
-            </w:tcBorders>
-            <w:shd w:fill="222a35" w:val="clear"/>
-            <w:tcMar>
-              <w:top w:w="0.0" w:type="dxa"/>
-              <w:left w:w="0.0" w:type="dxa"/>
-              <w:bottom w:w="0.0" w:type="dxa"/>
-              <w:right w:w="0.0" w:type="dxa"/>
-            </w:tcMar>
-          </w:tcPr>
-          <w:p>
-            <w:pPr>
-              <w:keepNext w:val="0"/>
-              <w:keepLines w:val="0"/>
-              <w:widowControl w:val="0"/>
-              <w:pBdr>
-                <w:top w:space="0" w:sz="0" w:val="nil"/>
-                <w:left w:space="0" w:sz="0" w:val="nil"/>
-                <w:bottom w:space="0" w:sz="0" w:val="nil"/>
-                <w:right w:space="0" w:sz="0" w:val="nil"/>
-                <w:between w:space="0" w:sz="0" w:val="nil"/>
-              </w:pBdr>
-              <w:shd w:fill="auto" w:val="clear"/>
-              <w:spacing w:after="0" w:before="123" w:line="240" w:lineRule="auto"/>
-              <w:ind w:left="104" w:right="0" w:firstLine="0"/>
-              <w:jc w:val="left"/>
-              <w:rPr>
-                <w:rFonts w:ascii="Tahoma" w:cs="Tahoma" w:eastAsia="Tahoma" w:hAnsi="Tahoma"/>
-                <w:b w:val="1"/>
-                <w:bCs w:val="1"/>
-                <w:i w:val="0"/>
-                <w:iCs w:val="0"/>
-                <w:smallCaps w:val="0"/>
-                <w:strike w:val="0"/>
-                <w:color w:val="000000"/>
-                <w:sz w:val="16"/>
-                <w:szCs w:val="16"/>
-                <w:u w:val="none"/>
-                <w:shd w:fill="auto" w:val="clear"/>
-                <w:vertAlign w:val="baseline"/>
-              </w:rPr>
-            </w:pPr>
-            <w:r>
-              <w:rPr>
-                <w:rFonts w:ascii="Tahoma" w:cs="Tahoma" w:eastAsia="Tahoma" w:hAnsi="Tahoma"/>
-                <w:b w:val="1"/>
-                <w:bCs w:val="1"/>
-                <w:i w:val="0"/>
-                <w:iCs w:val="0"/>
-                <w:smallCaps w:val="0"/>
-                <w:strike w:val="0"/>
-                <w:color w:val="ffffff"/>
-                <w:sz w:val="16"/>
-                <w:szCs w:val="16"/>
-                <w:u w:val="none"/>
-                <w:shd w:fill="auto" w:val="clear"/>
-                <w:vertAlign w:val="baseline"/>
-                <w:rtl w:val="0"/>
-              </w:rPr>
-              <w:t xml:space="preserve">DATE</w:t>
-            </w:r>
-            <w:r>
-              <w:rPr>
-                <w:rtl w:val="0"/>
-              </w:rPr>
-            </w:r>
-          </w:p>
-        </w:tc>
-        <w:tc>
-          <w:tcPr>
-            <w:tcBorders>
-              <w:top w:color="bfbfbf" w:space="0" w:sz="4" w:val="single"/>
-              <w:left w:color="bfbfbf" w:space="0" w:sz="4" w:val="single"/>
-              <w:bottom w:color="bfbfbf" w:space="0" w:sz="8" w:val="single"/>
-              <w:right w:color="bfbfbf" w:space="0" w:sz="4" w:val="single"/>
-            </w:tcBorders>
-            <w:shd w:fill="ededed" w:val="clear"/>
-            <w:tcMar>
-              <w:top w:w="0.0" w:type="dxa"/>
-              <w:left w:w="0.0" w:type="dxa"/>
-              <w:bottom w:w="0.0" w:type="dxa"/>
-              <w:right w:w="0.0" w:type="dxa"/>
-            </w:tcMar>
-          </w:tcPr>
-          <w:p>
-            <w:pPr>
-              <w:keepNext w:val="0"/>
-              <w:keepLines w:val="0"/>
-              <w:widowControl w:val="0"/>
-              <w:pBdr>
-                <w:top w:space="0" w:sz="0" w:val="nil"/>
-                <w:left w:space="0" w:sz="0" w:val="nil"/>
-                <w:bottom w:space="0" w:sz="0" w:val="nil"/>
-                <w:right w:space="0" w:sz="0" w:val="nil"/>
-                <w:between w:space="0" w:sz="0" w:val="nil"/>
-              </w:pBdr>
-              <w:shd w:fill="auto" w:val="clear"/>
-              <w:spacing w:after="0" w:before="0" w:line="240" w:lineRule="auto"/>
-              <w:ind w:left="0" w:right="0" w:firstLine="0"/>
-              <w:jc w:val="left"/>
-              <w:rPr>
-                <w:rFonts w:ascii="Times New Roman" w:cs="Times New Roman" w:eastAsia="Times New Roman" w:hAnsi="Times New Roman"/>
-                <w:b w:val="0"/>
-                <w:bCs w:val="0"/>
-                <w:i w:val="0"/>
-                <w:iCs w:val="0"/>
-                <w:smallCaps w:val="0"/>
-                <w:strike w:val="0"/>
-                <w:color w:val="000000"/>
-                <w:sz w:val="26"/>
-                <w:szCs w:val="26"/>
-                <w:u w:val="none"/>
-                <w:shd w:fill="auto" w:val="clear"/>
-                <w:vertAlign w:val="baseline"/>
-              </w:rPr>
-            </w:pPr>
-            <w:r>
-              <w:rPr>
-                <w:rFonts w:ascii="Times New Roman" w:cs="Times New Roman" w:eastAsia="Times New Roman" w:hAnsi="Times New Roman"/>
-                <w:sz w:val="26"/>
-                <w:szCs w:val="26"/>
+                <w:sz w:val="18"/>
+                <w:szCs w:val="18"/>
+                <w:rtl w:val="0"/>
+              </w:rPr>
+              <w:t xml:space="preserve">FECHA</w:t>
+            </w:r>
+            <w:r>
+              <w:rPr>
+                <w:rtl w:val="0"/>
+              </w:rPr>
+            </w:r>
+          </w:p>
+        </w:tc>
+        <w:tc>
+          <w:tcPr>
+            <w:tcBorders>
+              <w:top w:color="d1d5db" w:space="0" w:sz="8" w:val="single"/>
+              <w:left w:color="d1d5db" w:space="0" w:sz="8" w:val="single"/>
+              <w:bottom w:color="d1d5db" w:space="0" w:sz="8" w:val="single"/>
+              <w:right w:color="d1d5db" w:space="0" w:sz="8" w:val="single"/>
+            </w:tcBorders>
+            <w:shd w:fill="f9fafb" w:val="clear"/>
+            <w:vAlign w:val="center"/>
+          </w:tcPr>
+          <w:p>
+            <w:pPr>
+              <w:jc w:val="center"/>
+              <w:rPr/>
+            </w:pPr>
+            <w:r>
+              <w:rPr>
+                <w:rFonts w:ascii="Verdana" w:cs="Verdana" w:eastAsia="Verdana" w:hAnsi="Verdana"/>
+                <w:color w:val="111827"/>
+                <w:sz w:val="20"/>
+                <w:szCs w:val="20"/>
                 <w:rtl w:val="0"/>
               </w:rPr>
               <w:t xml:space="preserve">30/07/2026</w:t>
@@ -1096,388 +869,185 @@
       <w:tr>
         <w:trPr>
           <w:cantSplit w:val="0"/>
-          <w:trHeight w:val="436" w:hRule="atLeast"/>
+          <w:trHeight w:val="480" w:hRule="atLeast"/>
           <w:tblHeader w:val="0"/>
         </w:trPr>
         <w:tc>
           <w:tcPr>
             <w:tcBorders>
-              <w:top w:color="bfbfbf" w:space="0" w:sz="8" w:val="single"/>
-              <w:left w:color="bfbfbf" w:space="0" w:sz="4" w:val="single"/>
-              <w:bottom w:color="bfbfbf" w:space="0" w:sz="8" w:val="single"/>
-              <w:right w:color="bfbfbf" w:space="0" w:sz="4" w:val="single"/>
-            </w:tcBorders>
-            <w:shd w:fill="323e4f" w:val="clear"/>
-            <w:tcMar>
-              <w:top w:w="0.0" w:type="dxa"/>
-              <w:left w:w="0.0" w:type="dxa"/>
-              <w:bottom w:w="0.0" w:type="dxa"/>
-              <w:right w:w="0.0" w:type="dxa"/>
-            </w:tcMar>
-          </w:tcPr>
-          <w:p>
-            <w:pPr>
-              <w:keepNext w:val="0"/>
-              <w:keepLines w:val="0"/>
-              <w:widowControl w:val="0"/>
-              <w:pBdr>
-                <w:top w:space="0" w:sz="0" w:val="nil"/>
-                <w:left w:space="0" w:sz="0" w:val="nil"/>
-                <w:bottom w:space="0" w:sz="0" w:val="nil"/>
-                <w:right w:space="0" w:sz="0" w:val="nil"/>
-                <w:between w:space="0" w:sz="0" w:val="nil"/>
-              </w:pBdr>
-              <w:shd w:fill="auto" w:val="clear"/>
-              <w:spacing w:after="0" w:before="122" w:line="240" w:lineRule="auto"/>
-              <w:ind w:left="69" w:right="117" w:firstLine="0"/>
+              <w:top w:color="d1d5db" w:space="0" w:sz="8" w:val="single"/>
+              <w:left w:color="d1d5db" w:space="0" w:sz="8" w:val="single"/>
+              <w:bottom w:color="d1d5db" w:space="0" w:sz="8" w:val="single"/>
+              <w:right w:color="d1d5db" w:space="0" w:sz="8" w:val="single"/>
+            </w:tcBorders>
+            <w:shd w:fill="374151" w:val="clear"/>
+            <w:vAlign w:val="center"/>
+          </w:tcPr>
+          <w:p>
+            <w:pPr>
               <w:jc w:val="center"/>
-              <w:rPr>
-                <w:rFonts w:ascii="Tahoma" w:cs="Tahoma" w:eastAsia="Tahoma" w:hAnsi="Tahoma"/>
+              <w:rPr/>
+            </w:pPr>
+            <w:r>
+              <w:rPr>
+                <w:rFonts w:ascii="Verdana" w:cs="Verdana" w:eastAsia="Verdana" w:hAnsi="Verdana"/>
                 <w:b w:val="1"/>
                 <w:bCs w:val="1"/>
-                <w:i w:val="0"/>
-                <w:iCs w:val="0"/>
-                <w:smallCaps w:val="0"/>
-                <w:strike w:val="0"/>
-                <w:color w:val="000000"/>
-                <w:sz w:val="16"/>
-                <w:szCs w:val="16"/>
-                <w:u w:val="none"/>
-                <w:shd w:fill="auto" w:val="clear"/>
-                <w:vertAlign w:val="baseline"/>
-              </w:rPr>
-            </w:pPr>
-            <w:r>
-              <w:rPr>
-                <w:rFonts w:ascii="Tahoma" w:cs="Tahoma" w:eastAsia="Tahoma" w:hAnsi="Tahoma"/>
+                <w:color w:val="ffffff"/>
+                <w:sz w:val="18"/>
+                <w:szCs w:val="18"/>
+                <w:rtl w:val="0"/>
+              </w:rPr>
+              <w:t xml:space="preserve">APROBADO POR</w:t>
+            </w:r>
+            <w:r>
+              <w:rPr>
+                <w:rtl w:val="0"/>
+              </w:rPr>
+            </w:r>
+          </w:p>
+        </w:tc>
+        <w:tc>
+          <w:tcPr>
+            <w:tcBorders>
+              <w:top w:color="d1d5db" w:space="0" w:sz="8" w:val="single"/>
+              <w:left w:color="d1d5db" w:space="0" w:sz="8" w:val="single"/>
+              <w:bottom w:color="d1d5db" w:space="0" w:sz="8" w:val="single"/>
+              <w:right w:color="d1d5db" w:space="0" w:sz="8" w:val="single"/>
+            </w:tcBorders>
+            <w:shd w:fill="f9fafb" w:val="clear"/>
+            <w:vAlign w:val="center"/>
+          </w:tcPr>
+          <w:p>
+            <w:pPr>
+              <w:jc w:val="center"/>
+              <w:rPr/>
+            </w:pPr>
+            <w:r>
+              <w:rPr>
+                <w:rtl w:val="0"/>
+              </w:rPr>
+            </w:r>
+          </w:p>
+        </w:tc>
+        <w:tc>
+          <w:tcPr>
+            <w:tcBorders>
+              <w:top w:color="d1d5db" w:space="0" w:sz="8" w:val="single"/>
+              <w:left w:color="d1d5db" w:space="0" w:sz="8" w:val="single"/>
+              <w:bottom w:color="d1d5db" w:space="0" w:sz="8" w:val="single"/>
+              <w:right w:color="d1d5db" w:space="0" w:sz="8" w:val="single"/>
+            </w:tcBorders>
+            <w:shd w:fill="374151" w:val="clear"/>
+            <w:vAlign w:val="center"/>
+          </w:tcPr>
+          <w:p>
+            <w:pPr>
+              <w:jc w:val="center"/>
+              <w:rPr/>
+            </w:pPr>
+            <w:r>
+              <w:rPr>
+                <w:rFonts w:ascii="Verdana" w:cs="Verdana" w:eastAsia="Verdana" w:hAnsi="Verdana"/>
                 <w:b w:val="1"/>
                 <w:bCs w:val="1"/>
-                <w:i w:val="0"/>
-                <w:iCs w:val="0"/>
-                <w:smallCaps w:val="0"/>
-                <w:strike w:val="0"/>
                 <w:color w:val="ffffff"/>
-                <w:sz w:val="16"/>
-                <w:szCs w:val="16"/>
-                <w:u w:val="none"/>
-                <w:shd w:fill="auto" w:val="clear"/>
-                <w:vertAlign w:val="baseline"/>
-                <w:rtl w:val="0"/>
-              </w:rPr>
-              <w:t xml:space="preserve">APPROVED BY</w:t>
-            </w:r>
-            <w:r>
-              <w:rPr>
-                <w:rtl w:val="0"/>
-              </w:rPr>
-            </w:r>
-          </w:p>
-        </w:tc>
-        <w:tc>
-          <w:tcPr>
-            <w:tcBorders>
-              <w:top w:color="bfbfbf" w:space="0" w:sz="8" w:val="single"/>
-              <w:left w:color="bfbfbf" w:space="0" w:sz="4" w:val="single"/>
-              <w:bottom w:color="bfbfbf" w:space="0" w:sz="8" w:val="single"/>
-              <w:right w:color="bfbfbf" w:space="0" w:sz="4" w:val="single"/>
-            </w:tcBorders>
-            <w:shd w:fill="ededed" w:val="clear"/>
-            <w:tcMar>
-              <w:top w:w="0.0" w:type="dxa"/>
-              <w:left w:w="0.0" w:type="dxa"/>
-              <w:bottom w:w="0.0" w:type="dxa"/>
-              <w:right w:w="0.0" w:type="dxa"/>
-            </w:tcMar>
-          </w:tcPr>
-          <w:p>
-            <w:pPr>
-              <w:keepNext w:val="0"/>
-              <w:keepLines w:val="0"/>
-              <w:widowControl w:val="0"/>
-              <w:pBdr>
-                <w:top w:space="0" w:sz="0" w:val="nil"/>
-                <w:left w:space="0" w:sz="0" w:val="nil"/>
-                <w:bottom w:space="0" w:sz="0" w:val="nil"/>
-                <w:right w:space="0" w:sz="0" w:val="nil"/>
-                <w:between w:space="0" w:sz="0" w:val="nil"/>
-              </w:pBdr>
-              <w:shd w:fill="auto" w:val="clear"/>
-              <w:spacing w:after="0" w:before="0" w:line="240" w:lineRule="auto"/>
-              <w:ind w:left="0" w:right="0" w:firstLine="0"/>
-              <w:jc w:val="left"/>
-              <w:rPr>
-                <w:rFonts w:ascii="Times New Roman" w:cs="Times New Roman" w:eastAsia="Times New Roman" w:hAnsi="Times New Roman"/>
-                <w:b w:val="0"/>
-                <w:bCs w:val="0"/>
-                <w:i w:val="0"/>
-                <w:iCs w:val="0"/>
-                <w:smallCaps w:val="0"/>
-                <w:strike w:val="0"/>
-                <w:color w:val="000000"/>
-                <w:sz w:val="28"/>
-                <w:szCs w:val="28"/>
-                <w:u w:val="none"/>
-                <w:shd w:fill="auto" w:val="clear"/>
-                <w:vertAlign w:val="baseline"/>
-              </w:rPr>
-            </w:pPr>
-            <w:r>
-              <w:rPr>
-                <w:rtl w:val="0"/>
-              </w:rPr>
-            </w:r>
-          </w:p>
-        </w:tc>
-        <w:tc>
-          <w:tcPr>
-            <w:tcBorders>
-              <w:top w:color="bfbfbf" w:space="0" w:sz="8" w:val="single"/>
-              <w:left w:color="bfbfbf" w:space="0" w:sz="4" w:val="single"/>
-              <w:bottom w:color="bfbfbf" w:space="0" w:sz="8" w:val="single"/>
-              <w:right w:color="bfbfbf" w:space="0" w:sz="4" w:val="single"/>
-            </w:tcBorders>
-            <w:shd w:fill="323e4f" w:val="clear"/>
-            <w:tcMar>
-              <w:top w:w="0.0" w:type="dxa"/>
-              <w:left w:w="0.0" w:type="dxa"/>
-              <w:bottom w:w="0.0" w:type="dxa"/>
-              <w:right w:w="0.0" w:type="dxa"/>
-            </w:tcMar>
-          </w:tcPr>
-          <w:p>
-            <w:pPr>
-              <w:keepNext w:val="0"/>
-              <w:keepLines w:val="0"/>
-              <w:widowControl w:val="0"/>
-              <w:pBdr>
-                <w:top w:space="0" w:sz="0" w:val="nil"/>
-                <w:left w:space="0" w:sz="0" w:val="nil"/>
-                <w:bottom w:space="0" w:sz="0" w:val="nil"/>
-                <w:right w:space="0" w:sz="0" w:val="nil"/>
-                <w:between w:space="0" w:sz="0" w:val="nil"/>
-              </w:pBdr>
-              <w:shd w:fill="auto" w:val="clear"/>
-              <w:spacing w:after="0" w:before="122" w:line="240" w:lineRule="auto"/>
-              <w:ind w:left="104" w:right="0" w:firstLine="0"/>
-              <w:jc w:val="left"/>
-              <w:rPr>
-                <w:rFonts w:ascii="Tahoma" w:cs="Tahoma" w:eastAsia="Tahoma" w:hAnsi="Tahoma"/>
+                <w:sz w:val="18"/>
+                <w:szCs w:val="18"/>
+                <w:rtl w:val="0"/>
+              </w:rPr>
+              <w:t xml:space="preserve">TÍTULO</w:t>
+            </w:r>
+            <w:r>
+              <w:rPr>
+                <w:rtl w:val="0"/>
+              </w:rPr>
+            </w:r>
+          </w:p>
+        </w:tc>
+        <w:tc>
+          <w:tcPr>
+            <w:tcBorders>
+              <w:top w:color="d1d5db" w:space="0" w:sz="8" w:val="single"/>
+              <w:left w:color="d1d5db" w:space="0" w:sz="8" w:val="single"/>
+              <w:bottom w:color="d1d5db" w:space="0" w:sz="8" w:val="single"/>
+              <w:right w:color="d1d5db" w:space="0" w:sz="8" w:val="single"/>
+            </w:tcBorders>
+            <w:shd w:fill="f9fafb" w:val="clear"/>
+            <w:vAlign w:val="center"/>
+          </w:tcPr>
+          <w:p>
+            <w:pPr>
+              <w:jc w:val="center"/>
+              <w:rPr/>
+            </w:pPr>
+            <w:r>
+              <w:rPr>
+                <w:rFonts w:ascii="Verdana" w:cs="Verdana" w:eastAsia="Verdana" w:hAnsi="Verdana"/>
+                <w:color w:val="111827"/>
+                <w:sz w:val="20"/>
+                <w:szCs w:val="20"/>
+                <w:rtl w:val="0"/>
+              </w:rPr>
+              <w:t xml:space="preserve">Product Owner</w:t>
+            </w:r>
+            <w:r>
+              <w:rPr>
+                <w:rtl w:val="0"/>
+              </w:rPr>
+            </w:r>
+          </w:p>
+        </w:tc>
+        <w:tc>
+          <w:tcPr>
+            <w:tcBorders>
+              <w:top w:color="d1d5db" w:space="0" w:sz="8" w:val="single"/>
+              <w:left w:color="d1d5db" w:space="0" w:sz="8" w:val="single"/>
+              <w:bottom w:color="d1d5db" w:space="0" w:sz="8" w:val="single"/>
+              <w:right w:color="d1d5db" w:space="0" w:sz="8" w:val="single"/>
+            </w:tcBorders>
+            <w:shd w:fill="374151" w:val="clear"/>
+            <w:vAlign w:val="center"/>
+          </w:tcPr>
+          <w:p>
+            <w:pPr>
+              <w:jc w:val="center"/>
+              <w:rPr/>
+            </w:pPr>
+            <w:r>
+              <w:rPr>
+                <w:rFonts w:ascii="Verdana" w:cs="Verdana" w:eastAsia="Verdana" w:hAnsi="Verdana"/>
                 <w:b w:val="1"/>
                 <w:bCs w:val="1"/>
-                <w:i w:val="0"/>
-                <w:iCs w:val="0"/>
-                <w:smallCaps w:val="0"/>
-                <w:strike w:val="0"/>
-                <w:color w:val="000000"/>
-                <w:sz w:val="16"/>
-                <w:szCs w:val="16"/>
-                <w:u w:val="none"/>
-                <w:shd w:fill="auto" w:val="clear"/>
-                <w:vertAlign w:val="baseline"/>
-              </w:rPr>
-            </w:pPr>
-            <w:r>
-              <w:rPr>
-                <w:rFonts w:ascii="Tahoma" w:cs="Tahoma" w:eastAsia="Tahoma" w:hAnsi="Tahoma"/>
-                <w:b w:val="1"/>
-                <w:bCs w:val="1"/>
-                <w:i w:val="0"/>
-                <w:iCs w:val="0"/>
-                <w:smallCaps w:val="0"/>
-                <w:strike w:val="0"/>
                 <w:color w:val="ffffff"/>
-                <w:sz w:val="16"/>
-                <w:szCs w:val="16"/>
-                <w:u w:val="none"/>
-                <w:shd w:fill="auto" w:val="clear"/>
-                <w:vertAlign w:val="baseline"/>
-                <w:rtl w:val="0"/>
-              </w:rPr>
-              <w:t xml:space="preserve">TITLE</w:t>
-            </w:r>
-            <w:r>
-              <w:rPr>
-                <w:rtl w:val="0"/>
-              </w:rPr>
-            </w:r>
-          </w:p>
-        </w:tc>
-        <w:tc>
-          <w:tcPr>
-            <w:tcBorders>
-              <w:top w:color="bfbfbf" w:space="0" w:sz="8" w:val="single"/>
-              <w:left w:color="bfbfbf" w:space="0" w:sz="4" w:val="single"/>
-              <w:bottom w:color="bfbfbf" w:space="0" w:sz="8" w:val="single"/>
-              <w:right w:color="bfbfbf" w:space="0" w:sz="4" w:val="single"/>
-            </w:tcBorders>
-            <w:shd w:fill="ededed" w:val="clear"/>
-            <w:tcMar>
-              <w:top w:w="0.0" w:type="dxa"/>
-              <w:left w:w="0.0" w:type="dxa"/>
-              <w:bottom w:w="0.0" w:type="dxa"/>
-              <w:right w:w="0.0" w:type="dxa"/>
-            </w:tcMar>
-          </w:tcPr>
-          <w:p>
-            <w:pPr>
-              <w:keepNext w:val="0"/>
-              <w:keepLines w:val="0"/>
-              <w:widowControl w:val="0"/>
-              <w:pBdr>
-                <w:top w:space="0" w:sz="0" w:val="nil"/>
-                <w:left w:space="0" w:sz="0" w:val="nil"/>
-                <w:bottom w:space="0" w:sz="0" w:val="nil"/>
-                <w:right w:space="0" w:sz="0" w:val="nil"/>
-                <w:between w:space="0" w:sz="0" w:val="nil"/>
-              </w:pBdr>
-              <w:shd w:fill="auto" w:val="clear"/>
-              <w:spacing w:after="0" w:before="0" w:line="240" w:lineRule="auto"/>
-              <w:ind w:left="0" w:right="0" w:firstLine="0"/>
-              <w:jc w:val="left"/>
-              <w:rPr>
-                <w:rFonts w:ascii="Times New Roman" w:cs="Times New Roman" w:eastAsia="Times New Roman" w:hAnsi="Times New Roman"/>
-                <w:b w:val="0"/>
-                <w:bCs w:val="0"/>
-                <w:i w:val="0"/>
-                <w:iCs w:val="0"/>
-                <w:smallCaps w:val="0"/>
-                <w:strike w:val="0"/>
-                <w:color w:val="000000"/>
-                <w:sz w:val="26"/>
-                <w:szCs w:val="26"/>
-                <w:u w:val="none"/>
-                <w:shd w:fill="auto" w:val="clear"/>
-                <w:vertAlign w:val="baseline"/>
-              </w:rPr>
-            </w:pPr>
-            <w:r>
-              <w:rPr>
-                <w:rtl w:val="0"/>
-              </w:rPr>
-            </w:r>
-          </w:p>
-        </w:tc>
-        <w:tc>
-          <w:tcPr>
-            <w:tcBorders>
-              <w:top w:color="bfbfbf" w:space="0" w:sz="8" w:val="single"/>
-              <w:left w:color="bfbfbf" w:space="0" w:sz="4" w:val="single"/>
-              <w:bottom w:color="bfbfbf" w:space="0" w:sz="8" w:val="single"/>
-              <w:right w:color="bfbfbf" w:space="0" w:sz="4" w:val="single"/>
-            </w:tcBorders>
-            <w:shd w:fill="323e4f" w:val="clear"/>
-            <w:tcMar>
-              <w:top w:w="0.0" w:type="dxa"/>
-              <w:left w:w="0.0" w:type="dxa"/>
-              <w:bottom w:w="0.0" w:type="dxa"/>
-              <w:right w:w="0.0" w:type="dxa"/>
-            </w:tcMar>
-          </w:tcPr>
-          <w:p>
-            <w:pPr>
-              <w:keepNext w:val="0"/>
-              <w:keepLines w:val="0"/>
-              <w:widowControl w:val="0"/>
-              <w:pBdr>
-                <w:top w:space="0" w:sz="0" w:val="nil"/>
-                <w:left w:space="0" w:sz="0" w:val="nil"/>
-                <w:bottom w:space="0" w:sz="0" w:val="nil"/>
-                <w:right w:space="0" w:sz="0" w:val="nil"/>
-                <w:between w:space="0" w:sz="0" w:val="nil"/>
-              </w:pBdr>
-              <w:shd w:fill="auto" w:val="clear"/>
-              <w:spacing w:after="0" w:before="122" w:line="240" w:lineRule="auto"/>
-              <w:ind w:left="104" w:right="0" w:firstLine="0"/>
-              <w:jc w:val="left"/>
-              <w:rPr>
-                <w:rFonts w:ascii="Tahoma" w:cs="Tahoma" w:eastAsia="Tahoma" w:hAnsi="Tahoma"/>
-                <w:b w:val="1"/>
-                <w:bCs w:val="1"/>
-                <w:i w:val="0"/>
-                <w:iCs w:val="0"/>
-                <w:smallCaps w:val="0"/>
-                <w:strike w:val="0"/>
-                <w:color w:val="000000"/>
-                <w:sz w:val="16"/>
-                <w:szCs w:val="16"/>
-                <w:u w:val="none"/>
-                <w:shd w:fill="auto" w:val="clear"/>
-                <w:vertAlign w:val="baseline"/>
-              </w:rPr>
-            </w:pPr>
-            <w:r>
-              <w:rPr>
-                <w:rFonts w:ascii="Tahoma" w:cs="Tahoma" w:eastAsia="Tahoma" w:hAnsi="Tahoma"/>
-                <w:b w:val="1"/>
-                <w:bCs w:val="1"/>
-                <w:i w:val="0"/>
-                <w:iCs w:val="0"/>
-                <w:smallCaps w:val="0"/>
-                <w:strike w:val="0"/>
-                <w:color w:val="ffffff"/>
-                <w:sz w:val="16"/>
-                <w:szCs w:val="16"/>
-                <w:u w:val="none"/>
-                <w:shd w:fill="auto" w:val="clear"/>
-                <w:vertAlign w:val="baseline"/>
-                <w:rtl w:val="0"/>
-              </w:rPr>
-              <w:t xml:space="preserve">DATE</w:t>
-            </w:r>
-            <w:r>
-              <w:rPr>
-                <w:rtl w:val="0"/>
-              </w:rPr>
-            </w:r>
-          </w:p>
-        </w:tc>
-        <w:tc>
-          <w:tcPr>
-            <w:tcBorders>
-              <w:top w:color="bfbfbf" w:space="0" w:sz="8" w:val="single"/>
-              <w:left w:color="bfbfbf" w:space="0" w:sz="4" w:val="single"/>
-              <w:bottom w:color="bfbfbf" w:space="0" w:sz="8" w:val="single"/>
-              <w:right w:color="bfbfbf" w:space="0" w:sz="4" w:val="single"/>
-            </w:tcBorders>
-            <w:shd w:fill="ededed" w:val="clear"/>
-            <w:tcMar>
-              <w:top w:w="0.0" w:type="dxa"/>
-              <w:left w:w="0.0" w:type="dxa"/>
-              <w:bottom w:w="0.0" w:type="dxa"/>
-              <w:right w:w="0.0" w:type="dxa"/>
-            </w:tcMar>
-          </w:tcPr>
-          <w:p>
-            <w:pPr>
-              <w:keepNext w:val="0"/>
-              <w:keepLines w:val="0"/>
-              <w:widowControl w:val="0"/>
-              <w:pBdr>
-                <w:top w:space="0" w:sz="0" w:val="nil"/>
-                <w:left w:space="0" w:sz="0" w:val="nil"/>
-                <w:bottom w:space="0" w:sz="0" w:val="nil"/>
-                <w:right w:space="0" w:sz="0" w:val="nil"/>
-                <w:between w:space="0" w:sz="0" w:val="nil"/>
-              </w:pBdr>
-              <w:shd w:fill="auto" w:val="clear"/>
-              <w:spacing w:after="0" w:before="0" w:line="240" w:lineRule="auto"/>
-              <w:ind w:left="0" w:right="0" w:firstLine="0"/>
-              <w:jc w:val="left"/>
-              <w:rPr>
-                <w:rFonts w:ascii="Times New Roman" w:cs="Times New Roman" w:eastAsia="Times New Roman" w:hAnsi="Times New Roman"/>
-                <w:b w:val="0"/>
-                <w:bCs w:val="0"/>
-                <w:i w:val="0"/>
-                <w:iCs w:val="0"/>
-                <w:smallCaps w:val="0"/>
-                <w:strike w:val="0"/>
-                <w:color w:val="000000"/>
-                <w:sz w:val="26"/>
-                <w:szCs w:val="26"/>
-                <w:u w:val="none"/>
-                <w:shd w:fill="auto" w:val="clear"/>
-                <w:vertAlign w:val="baseline"/>
-              </w:rPr>
+                <w:sz w:val="18"/>
+                <w:szCs w:val="18"/>
+                <w:rtl w:val="0"/>
+              </w:rPr>
+              <w:t xml:space="preserve">FECHA</w:t>
+            </w:r>
+            <w:r>
+              <w:rPr>
+                <w:rtl w:val="0"/>
+              </w:rPr>
+            </w:r>
+          </w:p>
+        </w:tc>
+        <w:tc>
+          <w:tcPr>
+            <w:tcBorders>
+              <w:top w:color="d1d5db" w:space="0" w:sz="8" w:val="single"/>
+              <w:left w:color="d1d5db" w:space="0" w:sz="8" w:val="single"/>
+              <w:bottom w:color="d1d5db" w:space="0" w:sz="8" w:val="single"/>
+              <w:right w:color="d1d5db" w:space="0" w:sz="8" w:val="single"/>
+            </w:tcBorders>
+            <w:shd w:fill="f9fafb" w:val="clear"/>
+            <w:vAlign w:val="center"/>
+          </w:tcPr>
+          <w:p>
+            <w:pPr>
+              <w:jc w:val="center"/>
+              <w:rPr/>
             </w:pPr>
             <w:r>
               <w:rPr>
@@ -1490,36 +1060,18 @@
     </w:tbl>
     <w:p>
       <w:pPr>
-        <w:keepNext w:val="0"/>
-        <w:keepLines w:val="0"/>
-        <w:pageBreakBefore w:val="0"/>
-        <w:widowControl w:val="0"/>
-        <w:pBdr>
-          <w:top w:space="0" w:sz="0" w:val="nil"/>
-          <w:left w:space="0" w:sz="0" w:val="nil"/>
-          <w:bottom w:space="0" w:sz="0" w:val="nil"/>
-          <w:right w:space="0" w:sz="0" w:val="nil"/>
-          <w:between w:space="0" w:sz="0" w:val="nil"/>
-        </w:pBdr>
-        <w:shd w:fill="auto" w:val="clear"/>
-        <w:spacing w:after="0" w:before="155" w:line="240" w:lineRule="auto"/>
-        <w:ind w:left="0" w:right="0" w:firstLine="0"/>
-        <w:jc w:val="left"/>
-        <w:rPr>
-          <w:rFonts w:ascii="Verdana" w:cs="Verdana" w:eastAsia="Verdana" w:hAnsi="Verdana"/>
-          <w:b w:val="0"/>
-          <w:bCs w:val="0"/>
-          <w:i w:val="0"/>
-          <w:iCs w:val="0"/>
-          <w:smallCaps w:val="0"/>
-          <w:strike w:val="0"/>
-          <w:color w:val="000000"/>
-          <w:sz w:val="20"/>
-          <w:szCs w:val="20"/>
-          <w:u w:val="none"/>
-          <w:shd w:fill="auto" w:val="clear"/>
-          <w:vertAlign w:val="baseline"/>
-        </w:rPr>
+        <w:spacing w:before="480" w:line="240" w:lineRule="auto"/>
+        <w:rPr/>
+      </w:pPr>
+      <w:r>
+        <w:rPr>
+          <w:rtl w:val="0"/>
+        </w:rPr>
+      </w:r>
+    </w:p>
+    <w:p>
+      <w:pPr>
+        <w:rPr/>
       </w:pPr>
       <w:r>
         <w:rPr>
@@ -1530,109 +1082,69 @@
     <w:tbl>
       <w:tblPr>
         <w:tblStyle w:val="Table2"/>
-        <w:tblW w:w="10796.0" w:type="dxa"/>
+        <w:tblW w:w="10800.0" w:type="dxa"/>
         <w:jc w:val="left"/>
-        <w:tblInd w:w="16.0" w:type="dxa"/>
         <w:tblBorders>
-          <w:top w:color="a6a6a6" w:space="0" w:sz="4" w:val="single"/>
-          <w:left w:color="a6a6a6" w:space="0" w:sz="4" w:val="single"/>
-          <w:bottom w:color="a6a6a6" w:space="0" w:sz="4" w:val="single"/>
-          <w:right w:color="a6a6a6" w:space="0" w:sz="4" w:val="single"/>
-          <w:insideH w:color="a6a6a6" w:space="0" w:sz="4" w:val="single"/>
-          <w:insideV w:color="a6a6a6" w:space="0" w:sz="4" w:val="single"/>
+          <w:top w:color="d1d5db" w:space="0" w:sz="8" w:val="single"/>
+          <w:left w:color="d1d5db" w:space="0" w:sz="8" w:val="single"/>
+          <w:bottom w:color="d1d5db" w:space="0" w:sz="8" w:val="single"/>
+          <w:right w:color="d1d5db" w:space="0" w:sz="8" w:val="single"/>
+          <w:insideH w:color="d1d5db" w:space="0" w:sz="8" w:val="single"/>
+          <w:insideV w:color="d1d5db" w:space="0" w:sz="8" w:val="single"/>
         </w:tblBorders>
         <w:tblLayout w:type="fixed"/>
-        <w:tblLook w:val="0000"/>
+        <w:tblLook w:val="0600"/>
       </w:tblPr>
       <w:tblGrid>
-        <w:gridCol w:w="965"/>
-        <w:gridCol w:w="2448"/>
-        <w:gridCol w:w="1402"/>
-        <w:gridCol w:w="3600"/>
-        <w:gridCol w:w="2381"/>
+        <w:gridCol w:w="1200"/>
+        <w:gridCol w:w="2200"/>
+        <w:gridCol w:w="1800"/>
+        <w:gridCol w:w="3400"/>
+        <w:gridCol w:w="2200"/>
         <w:tblGridChange w:id="0">
           <w:tblGrid>
-            <w:gridCol w:w="965"/>
-            <w:gridCol w:w="2448"/>
-            <w:gridCol w:w="1402"/>
-            <w:gridCol w:w="3600"/>
-            <w:gridCol w:w="2381"/>
+            <w:gridCol w:w="1200"/>
+            <w:gridCol w:w="2200"/>
+            <w:gridCol w:w="1800"/>
+            <w:gridCol w:w="3400"/>
+            <w:gridCol w:w="2200"/>
           </w:tblGrid>
         </w:tblGridChange>
       </w:tblGrid>
       <w:tr>
         <w:trPr>
           <w:cantSplit w:val="0"/>
-          <w:trHeight w:val="436" w:hRule="atLeast"/>
+          <w:trHeight w:val="480" w:hRule="atLeast"/>
           <w:tblHeader w:val="0"/>
         </w:trPr>
         <w:tc>
           <w:tcPr>
             <w:gridSpan w:val="5"/>
             <w:tcBorders>
-              <w:top w:color="a6a6a6" w:space="0" w:sz="4" w:val="single"/>
-              <w:left w:color="a6a6a6" w:space="0" w:sz="4" w:val="single"/>
-              <w:bottom w:color="a6a6a6" w:space="0" w:sz="4" w:val="single"/>
-              <w:right w:color="a6a6a6" w:space="0" w:sz="4" w:val="single"/>
-            </w:tcBorders>
-            <w:shd w:fill="323e4f" w:val="clear"/>
-            <w:tcMar>
-              <w:top w:w="0.0" w:type="dxa"/>
-              <w:left w:w="0.0" w:type="dxa"/>
-              <w:bottom w:w="0.0" w:type="dxa"/>
-              <w:right w:w="0.0" w:type="dxa"/>
-            </w:tcMar>
-          </w:tcPr>
-          <w:p>
-            <w:pPr>
-              <w:keepNext w:val="0"/>
-              <w:keepLines w:val="0"/>
-              <w:widowControl w:val="0"/>
-              <w:pBdr>
-                <w:top w:space="0" w:sz="0" w:val="nil"/>
-                <w:left w:space="0" w:sz="0" w:val="nil"/>
-                <w:bottom w:space="0" w:sz="0" w:val="nil"/>
-                <w:right w:space="0" w:sz="0" w:val="nil"/>
-                <w:between w:space="0" w:sz="0" w:val="nil"/>
-              </w:pBdr>
-              <w:shd w:fill="auto" w:val="clear"/>
-              <w:spacing w:after="0" w:before="127" w:line="240" w:lineRule="auto"/>
-              <w:ind w:left="105" w:right="0" w:firstLine="0"/>
-              <w:jc w:val="left"/>
-              <w:rPr>
-                <w:rFonts w:ascii="Tahoma" w:cs="Tahoma" w:eastAsia="Tahoma" w:hAnsi="Tahoma"/>
+              <w:top w:color="d1d5db" w:space="0" w:sz="8" w:val="single"/>
+              <w:left w:color="d1d5db" w:space="0" w:sz="8" w:val="single"/>
+              <w:bottom w:color="d1d5db" w:space="0" w:sz="8" w:val="single"/>
+              <w:right w:color="d1d5db" w:space="0" w:sz="8" w:val="single"/>
+            </w:tcBorders>
+            <w:shd w:fill="1f2937" w:val="clear"/>
+            <w:vAlign w:val="center"/>
+          </w:tcPr>
+          <w:p>
+            <w:pPr>
+              <w:jc w:val="center"/>
+              <w:rPr/>
+            </w:pPr>
+            <w:r>
+              <w:rPr>
+                <w:rFonts w:ascii="Verdana" w:cs="Verdana" w:eastAsia="Verdana" w:hAnsi="Verdana"/>
                 <w:b w:val="1"/>
                 <w:bCs w:val="1"/>
-                <w:i w:val="0"/>
-                <w:iCs w:val="0"/>
-                <w:smallCaps w:val="0"/>
-                <w:strike w:val="0"/>
-                <w:color w:val="000000"/>
-                <w:sz w:val="16"/>
-                <w:szCs w:val="16"/>
-                <w:u w:val="none"/>
-                <w:shd w:fill="auto" w:val="clear"/>
-                <w:vertAlign w:val="baseline"/>
-              </w:rPr>
-            </w:pPr>
-            <w:r>
-              <w:rPr>
-                <w:rFonts w:ascii="Tahoma" w:cs="Tahoma" w:eastAsia="Tahoma" w:hAnsi="Tahoma"/>
-                <w:b w:val="1"/>
-                <w:bCs w:val="1"/>
-                <w:i w:val="0"/>
-                <w:iCs w:val="0"/>
-                <w:smallCaps w:val="0"/>
-                <w:strike w:val="0"/>
                 <w:color w:val="ffffff"/>
-                <w:sz w:val="16"/>
-                <w:szCs w:val="16"/>
-                <w:u w:val="none"/>
-                <w:shd w:fill="auto" w:val="clear"/>
-                <w:vertAlign w:val="baseline"/>
-                <w:rtl w:val="0"/>
-              </w:rPr>
-              <w:t xml:space="preserve">VERSION HISTORY</w:t>
+                <w:sz w:val="20"/>
+                <w:szCs w:val="20"/>
+                <w:rtl w:val="0"/>
+              </w:rPr>
+              <w:t xml:space="preserve">HISTORIAL DE VERSIONES</w:t>
             </w:r>
             <w:r>
               <w:rPr>
@@ -1645,351 +1157,181 @@
       <w:tr>
         <w:trPr>
           <w:cantSplit w:val="0"/>
-          <w:trHeight w:val="316" w:hRule="atLeast"/>
+          <w:trHeight w:val="400" w:hRule="atLeast"/>
           <w:tblHeader w:val="0"/>
         </w:trPr>
         <w:tc>
           <w:tcPr>
             <w:tcBorders>
-              <w:top w:color="a6a6a6" w:space="0" w:sz="4" w:val="single"/>
-              <w:left w:color="a6a6a6" w:space="0" w:sz="4" w:val="single"/>
-              <w:bottom w:color="a6a6a6" w:space="0" w:sz="4" w:val="single"/>
-              <w:right w:color="a6a6a6" w:space="0" w:sz="4" w:val="single"/>
-            </w:tcBorders>
-            <w:shd w:fill="d5dce4" w:val="clear"/>
-            <w:tcMar>
-              <w:top w:w="0.0" w:type="dxa"/>
-              <w:left w:w="0.0" w:type="dxa"/>
-              <w:bottom w:w="0.0" w:type="dxa"/>
-              <w:right w:w="0.0" w:type="dxa"/>
-            </w:tcMar>
-          </w:tcPr>
-          <w:p>
-            <w:pPr>
-              <w:keepNext w:val="0"/>
-              <w:keepLines w:val="0"/>
-              <w:widowControl w:val="0"/>
-              <w:pBdr>
-                <w:top w:space="0" w:sz="0" w:val="nil"/>
-                <w:left w:space="0" w:sz="0" w:val="nil"/>
-                <w:bottom w:space="0" w:sz="0" w:val="nil"/>
-                <w:right w:space="0" w:sz="0" w:val="nil"/>
-                <w:between w:space="0" w:sz="0" w:val="nil"/>
-              </w:pBdr>
-              <w:shd w:fill="auto" w:val="clear"/>
-              <w:spacing w:after="0" w:before="65" w:line="240" w:lineRule="auto"/>
-              <w:ind w:left="105" w:right="0" w:firstLine="0"/>
-              <w:jc w:val="left"/>
-              <w:rPr>
-                <w:rFonts w:ascii="Tahoma" w:cs="Tahoma" w:eastAsia="Tahoma" w:hAnsi="Tahoma"/>
+              <w:top w:color="d1d5db" w:space="0" w:sz="8" w:val="single"/>
+              <w:left w:color="d1d5db" w:space="0" w:sz="8" w:val="single"/>
+              <w:bottom w:color="d1d5db" w:space="0" w:sz="8" w:val="single"/>
+              <w:right w:color="d1d5db" w:space="0" w:sz="8" w:val="single"/>
+            </w:tcBorders>
+            <w:shd w:fill="e5e7eb" w:val="clear"/>
+            <w:vAlign w:val="center"/>
+          </w:tcPr>
+          <w:p>
+            <w:pPr>
+              <w:jc w:val="center"/>
+              <w:rPr/>
+            </w:pPr>
+            <w:r>
+              <w:rPr>
+                <w:rFonts w:ascii="Verdana" w:cs="Verdana" w:eastAsia="Verdana" w:hAnsi="Verdana"/>
                 <w:b w:val="1"/>
                 <w:bCs w:val="1"/>
-                <w:i w:val="0"/>
-                <w:iCs w:val="0"/>
-                <w:smallCaps w:val="0"/>
-                <w:strike w:val="0"/>
-                <w:color w:val="000000"/>
-                <w:sz w:val="16"/>
-                <w:szCs w:val="16"/>
-                <w:u w:val="none"/>
-                <w:shd w:fill="auto" w:val="clear"/>
-                <w:vertAlign w:val="baseline"/>
-              </w:rPr>
-            </w:pPr>
-            <w:r>
-              <w:rPr>
-                <w:rFonts w:ascii="Tahoma" w:cs="Tahoma" w:eastAsia="Tahoma" w:hAnsi="Tahoma"/>
+                <w:color w:val="111827"/>
+                <w:sz w:val="18"/>
+                <w:szCs w:val="18"/>
+                <w:rtl w:val="0"/>
+              </w:rPr>
+              <w:t xml:space="preserve">VERSIÓN</w:t>
+            </w:r>
+            <w:r>
+              <w:rPr>
+                <w:rtl w:val="0"/>
+              </w:rPr>
+            </w:r>
+          </w:p>
+        </w:tc>
+        <w:tc>
+          <w:tcPr>
+            <w:tcBorders>
+              <w:top w:color="d1d5db" w:space="0" w:sz="8" w:val="single"/>
+              <w:left w:color="d1d5db" w:space="0" w:sz="8" w:val="single"/>
+              <w:bottom w:color="d1d5db" w:space="0" w:sz="8" w:val="single"/>
+              <w:right w:color="d1d5db" w:space="0" w:sz="8" w:val="single"/>
+            </w:tcBorders>
+            <w:shd w:fill="e5e7eb" w:val="clear"/>
+            <w:vAlign w:val="center"/>
+          </w:tcPr>
+          <w:p>
+            <w:pPr>
+              <w:jc w:val="center"/>
+              <w:rPr/>
+            </w:pPr>
+            <w:r>
+              <w:rPr>
+                <w:rFonts w:ascii="Verdana" w:cs="Verdana" w:eastAsia="Verdana" w:hAnsi="Verdana"/>
                 <w:b w:val="1"/>
                 <w:bCs w:val="1"/>
-                <w:i w:val="0"/>
-                <w:iCs w:val="0"/>
-                <w:smallCaps w:val="0"/>
-                <w:strike w:val="0"/>
-                <w:color w:val="000000"/>
-                <w:sz w:val="16"/>
-                <w:szCs w:val="16"/>
-                <w:u w:val="none"/>
-                <w:shd w:fill="auto" w:val="clear"/>
-                <w:vertAlign w:val="baseline"/>
-                <w:rtl w:val="0"/>
-              </w:rPr>
-              <w:t xml:space="preserve">VERSION</w:t>
-            </w:r>
-          </w:p>
-        </w:tc>
-        <w:tc>
-          <w:tcPr>
-            <w:tcBorders>
-              <w:top w:color="a6a6a6" w:space="0" w:sz="4" w:val="single"/>
-              <w:left w:color="a6a6a6" w:space="0" w:sz="4" w:val="single"/>
-              <w:bottom w:color="a6a6a6" w:space="0" w:sz="4" w:val="single"/>
-              <w:right w:color="a6a6a6" w:space="0" w:sz="4" w:val="single"/>
-            </w:tcBorders>
-            <w:shd w:fill="d5dce4" w:val="clear"/>
-            <w:tcMar>
-              <w:top w:w="0.0" w:type="dxa"/>
-              <w:left w:w="0.0" w:type="dxa"/>
-              <w:bottom w:w="0.0" w:type="dxa"/>
-              <w:right w:w="0.0" w:type="dxa"/>
-            </w:tcMar>
-          </w:tcPr>
-          <w:p>
-            <w:pPr>
-              <w:keepNext w:val="0"/>
-              <w:keepLines w:val="0"/>
-              <w:widowControl w:val="0"/>
-              <w:pBdr>
-                <w:top w:space="0" w:sz="0" w:val="nil"/>
-                <w:left w:space="0" w:sz="0" w:val="nil"/>
-                <w:bottom w:space="0" w:sz="0" w:val="nil"/>
-                <w:right w:space="0" w:sz="0" w:val="nil"/>
-                <w:between w:space="0" w:sz="0" w:val="nil"/>
-              </w:pBdr>
-              <w:shd w:fill="auto" w:val="clear"/>
-              <w:spacing w:after="0" w:before="65" w:line="240" w:lineRule="auto"/>
-              <w:ind w:left="105" w:right="0" w:firstLine="0"/>
-              <w:jc w:val="left"/>
-              <w:rPr>
-                <w:rFonts w:ascii="Tahoma" w:cs="Tahoma" w:eastAsia="Tahoma" w:hAnsi="Tahoma"/>
+                <w:color w:val="111827"/>
+                <w:sz w:val="18"/>
+                <w:szCs w:val="18"/>
+                <w:rtl w:val="0"/>
+              </w:rPr>
+              <w:t xml:space="preserve">APROBADO POR</w:t>
+            </w:r>
+            <w:r>
+              <w:rPr>
+                <w:rtl w:val="0"/>
+              </w:rPr>
+            </w:r>
+          </w:p>
+        </w:tc>
+        <w:tc>
+          <w:tcPr>
+            <w:tcBorders>
+              <w:top w:color="d1d5db" w:space="0" w:sz="8" w:val="single"/>
+              <w:left w:color="d1d5db" w:space="0" w:sz="8" w:val="single"/>
+              <w:bottom w:color="d1d5db" w:space="0" w:sz="8" w:val="single"/>
+              <w:right w:color="d1d5db" w:space="0" w:sz="8" w:val="single"/>
+            </w:tcBorders>
+            <w:shd w:fill="e5e7eb" w:val="clear"/>
+            <w:vAlign w:val="center"/>
+          </w:tcPr>
+          <w:p>
+            <w:pPr>
+              <w:jc w:val="center"/>
+              <w:rPr/>
+            </w:pPr>
+            <w:r>
+              <w:rPr>
+                <w:rFonts w:ascii="Verdana" w:cs="Verdana" w:eastAsia="Verdana" w:hAnsi="Verdana"/>
                 <w:b w:val="1"/>
                 <w:bCs w:val="1"/>
-                <w:i w:val="0"/>
-                <w:iCs w:val="0"/>
-                <w:smallCaps w:val="0"/>
-                <w:strike w:val="0"/>
-                <w:color w:val="000000"/>
-                <w:sz w:val="16"/>
-                <w:szCs w:val="16"/>
-                <w:u w:val="none"/>
-                <w:shd w:fill="auto" w:val="clear"/>
-                <w:vertAlign w:val="baseline"/>
-              </w:rPr>
-            </w:pPr>
-            <w:r>
-              <w:rPr>
-                <w:rFonts w:ascii="Tahoma" w:cs="Tahoma" w:eastAsia="Tahoma" w:hAnsi="Tahoma"/>
+                <w:color w:val="111827"/>
+                <w:sz w:val="18"/>
+                <w:szCs w:val="18"/>
+                <w:rtl w:val="0"/>
+              </w:rPr>
+              <w:t xml:space="preserve">FECHA DE REVISIÓN</w:t>
+            </w:r>
+            <w:r>
+              <w:rPr>
+                <w:rtl w:val="0"/>
+              </w:rPr>
+            </w:r>
+          </w:p>
+        </w:tc>
+        <w:tc>
+          <w:tcPr>
+            <w:tcBorders>
+              <w:top w:color="d1d5db" w:space="0" w:sz="8" w:val="single"/>
+              <w:left w:color="d1d5db" w:space="0" w:sz="8" w:val="single"/>
+              <w:bottom w:color="d1d5db" w:space="0" w:sz="8" w:val="single"/>
+              <w:right w:color="d1d5db" w:space="0" w:sz="8" w:val="single"/>
+            </w:tcBorders>
+            <w:shd w:fill="e5e7eb" w:val="clear"/>
+            <w:vAlign w:val="center"/>
+          </w:tcPr>
+          <w:p>
+            <w:pPr>
+              <w:jc w:val="center"/>
+              <w:rPr/>
+            </w:pPr>
+            <w:r>
+              <w:rPr>
+                <w:rFonts w:ascii="Verdana" w:cs="Verdana" w:eastAsia="Verdana" w:hAnsi="Verdana"/>
                 <w:b w:val="1"/>
                 <w:bCs w:val="1"/>
-                <w:i w:val="0"/>
-                <w:iCs w:val="0"/>
-                <w:smallCaps w:val="0"/>
-                <w:strike w:val="0"/>
-                <w:color w:val="000000"/>
-                <w:sz w:val="16"/>
-                <w:szCs w:val="16"/>
-                <w:u w:val="none"/>
-                <w:shd w:fill="auto" w:val="clear"/>
-                <w:vertAlign w:val="baseline"/>
-                <w:rtl w:val="0"/>
-              </w:rPr>
-              <w:t xml:space="preserve">APPROVED BY</w:t>
-            </w:r>
-          </w:p>
-        </w:tc>
-        <w:tc>
-          <w:tcPr>
-            <w:tcBorders>
-              <w:top w:color="a6a6a6" w:space="0" w:sz="4" w:val="single"/>
-              <w:left w:color="a6a6a6" w:space="0" w:sz="4" w:val="single"/>
-              <w:bottom w:color="a6a6a6" w:space="0" w:sz="4" w:val="single"/>
-              <w:right w:color="a6a6a6" w:space="0" w:sz="4" w:val="single"/>
-            </w:tcBorders>
-            <w:shd w:fill="d5dce4" w:val="clear"/>
-            <w:tcMar>
-              <w:top w:w="0.0" w:type="dxa"/>
-              <w:left w:w="0.0" w:type="dxa"/>
-              <w:bottom w:w="0.0" w:type="dxa"/>
-              <w:right w:w="0.0" w:type="dxa"/>
-            </w:tcMar>
-          </w:tcPr>
-          <w:p>
-            <w:pPr>
-              <w:keepNext w:val="0"/>
-              <w:keepLines w:val="0"/>
-              <w:widowControl w:val="0"/>
-              <w:pBdr>
-                <w:top w:space="0" w:sz="0" w:val="nil"/>
-                <w:left w:space="0" w:sz="0" w:val="nil"/>
-                <w:bottom w:space="0" w:sz="0" w:val="nil"/>
-                <w:right w:space="0" w:sz="0" w:val="nil"/>
-                <w:between w:space="0" w:sz="0" w:val="nil"/>
-              </w:pBdr>
-              <w:shd w:fill="auto" w:val="clear"/>
-              <w:spacing w:after="0" w:before="65" w:line="240" w:lineRule="auto"/>
-              <w:ind w:left="110" w:right="0" w:firstLine="0"/>
-              <w:jc w:val="left"/>
-              <w:rPr>
-                <w:rFonts w:ascii="Tahoma" w:cs="Tahoma" w:eastAsia="Tahoma" w:hAnsi="Tahoma"/>
+                <w:color w:val="111827"/>
+                <w:sz w:val="18"/>
+                <w:szCs w:val="18"/>
+                <w:rtl w:val="0"/>
+              </w:rPr>
+              <w:t xml:space="preserve">DESCRIPCIÓN DEL CAMBIO</w:t>
+            </w:r>
+            <w:r>
+              <w:rPr>
+                <w:rtl w:val="0"/>
+              </w:rPr>
+            </w:r>
+          </w:p>
+        </w:tc>
+        <w:tc>
+          <w:tcPr>
+            <w:tcBorders>
+              <w:top w:color="d1d5db" w:space="0" w:sz="8" w:val="single"/>
+              <w:left w:color="d1d5db" w:space="0" w:sz="8" w:val="single"/>
+              <w:bottom w:color="d1d5db" w:space="0" w:sz="8" w:val="single"/>
+              <w:right w:color="d1d5db" w:space="0" w:sz="8" w:val="single"/>
+            </w:tcBorders>
+            <w:shd w:fill="e5e7eb" w:val="clear"/>
+            <w:vAlign w:val="center"/>
+          </w:tcPr>
+          <w:p>
+            <w:pPr>
+              <w:jc w:val="center"/>
+              <w:rPr/>
+            </w:pPr>
+            <w:r>
+              <w:rPr>
+                <w:rFonts w:ascii="Verdana" w:cs="Verdana" w:eastAsia="Verdana" w:hAnsi="Verdana"/>
                 <w:b w:val="1"/>
                 <w:bCs w:val="1"/>
-                <w:i w:val="0"/>
-                <w:iCs w:val="0"/>
-                <w:smallCaps w:val="0"/>
-                <w:strike w:val="0"/>
-                <w:color w:val="000000"/>
-                <w:sz w:val="16"/>
-                <w:szCs w:val="16"/>
-                <w:u w:val="none"/>
-                <w:shd w:fill="auto" w:val="clear"/>
-                <w:vertAlign w:val="baseline"/>
-              </w:rPr>
-            </w:pPr>
-            <w:r>
-              <w:rPr>
-                <w:rFonts w:ascii="Tahoma" w:cs="Tahoma" w:eastAsia="Tahoma" w:hAnsi="Tahoma"/>
-                <w:b w:val="1"/>
-                <w:bCs w:val="1"/>
-                <w:i w:val="0"/>
-                <w:iCs w:val="0"/>
-                <w:smallCaps w:val="0"/>
-                <w:strike w:val="0"/>
-                <w:color w:val="000000"/>
-                <w:sz w:val="16"/>
-                <w:szCs w:val="16"/>
-                <w:u w:val="none"/>
-                <w:shd w:fill="auto" w:val="clear"/>
-                <w:vertAlign w:val="baseline"/>
-                <w:rtl w:val="0"/>
-              </w:rPr>
-              <w:t xml:space="preserve">REVISION DATE</w:t>
-            </w:r>
-          </w:p>
-        </w:tc>
-        <w:tc>
-          <w:tcPr>
-            <w:tcBorders>
-              <w:top w:color="a6a6a6" w:space="0" w:sz="4" w:val="single"/>
-              <w:left w:color="a6a6a6" w:space="0" w:sz="4" w:val="single"/>
-              <w:bottom w:color="a6a6a6" w:space="0" w:sz="4" w:val="single"/>
-              <w:right w:color="a6a6a6" w:space="0" w:sz="4" w:val="single"/>
-            </w:tcBorders>
-            <w:shd w:fill="d5dce4" w:val="clear"/>
-            <w:tcMar>
-              <w:top w:w="0.0" w:type="dxa"/>
-              <w:left w:w="0.0" w:type="dxa"/>
-              <w:bottom w:w="0.0" w:type="dxa"/>
-              <w:right w:w="0.0" w:type="dxa"/>
-            </w:tcMar>
-          </w:tcPr>
-          <w:p>
-            <w:pPr>
-              <w:keepNext w:val="0"/>
-              <w:keepLines w:val="0"/>
-              <w:widowControl w:val="0"/>
-              <w:pBdr>
-                <w:top w:space="0" w:sz="0" w:val="nil"/>
-                <w:left w:space="0" w:sz="0" w:val="nil"/>
-                <w:bottom w:space="0" w:sz="0" w:val="nil"/>
-                <w:right w:space="0" w:sz="0" w:val="nil"/>
-                <w:between w:space="0" w:sz="0" w:val="nil"/>
-              </w:pBdr>
-              <w:shd w:fill="auto" w:val="clear"/>
-              <w:spacing w:after="0" w:before="65" w:line="240" w:lineRule="auto"/>
-              <w:ind w:left="109" w:right="0" w:firstLine="0"/>
-              <w:jc w:val="left"/>
-              <w:rPr>
-                <w:rFonts w:ascii="Tahoma" w:cs="Tahoma" w:eastAsia="Tahoma" w:hAnsi="Tahoma"/>
-                <w:b w:val="1"/>
-                <w:bCs w:val="1"/>
-                <w:i w:val="0"/>
-                <w:iCs w:val="0"/>
-                <w:smallCaps w:val="0"/>
-                <w:strike w:val="0"/>
-                <w:color w:val="000000"/>
-                <w:sz w:val="16"/>
-                <w:szCs w:val="16"/>
-                <w:u w:val="none"/>
-                <w:shd w:fill="auto" w:val="clear"/>
-                <w:vertAlign w:val="baseline"/>
-              </w:rPr>
-            </w:pPr>
-            <w:r>
-              <w:rPr>
-                <w:rFonts w:ascii="Tahoma" w:cs="Tahoma" w:eastAsia="Tahoma" w:hAnsi="Tahoma"/>
-                <w:b w:val="1"/>
-                <w:bCs w:val="1"/>
-                <w:i w:val="0"/>
-                <w:iCs w:val="0"/>
-                <w:smallCaps w:val="0"/>
-                <w:strike w:val="0"/>
-                <w:color w:val="000000"/>
-                <w:sz w:val="16"/>
-                <w:szCs w:val="16"/>
-                <w:u w:val="none"/>
-                <w:shd w:fill="auto" w:val="clear"/>
-                <w:vertAlign w:val="baseline"/>
-                <w:rtl w:val="0"/>
-              </w:rPr>
-              <w:t xml:space="preserve">DESCRIPTION OF CHANGE</w:t>
-            </w:r>
-          </w:p>
-        </w:tc>
-        <w:tc>
-          <w:tcPr>
-            <w:tcBorders>
-              <w:top w:color="a6a6a6" w:space="0" w:sz="4" w:val="single"/>
-              <w:left w:color="a6a6a6" w:space="0" w:sz="4" w:val="single"/>
-              <w:bottom w:color="a6a6a6" w:space="0" w:sz="4" w:val="single"/>
-              <w:right w:color="a6a6a6" w:space="0" w:sz="4" w:val="single"/>
-            </w:tcBorders>
-            <w:shd w:fill="d5dce4" w:val="clear"/>
-            <w:tcMar>
-              <w:top w:w="0.0" w:type="dxa"/>
-              <w:left w:w="0.0" w:type="dxa"/>
-              <w:bottom w:w="0.0" w:type="dxa"/>
-              <w:right w:w="0.0" w:type="dxa"/>
-            </w:tcMar>
-          </w:tcPr>
-          <w:p>
-            <w:pPr>
-              <w:keepNext w:val="0"/>
-              <w:keepLines w:val="0"/>
-              <w:widowControl w:val="0"/>
-              <w:pBdr>
-                <w:top w:space="0" w:sz="0" w:val="nil"/>
-                <w:left w:space="0" w:sz="0" w:val="nil"/>
-                <w:bottom w:space="0" w:sz="0" w:val="nil"/>
-                <w:right w:space="0" w:sz="0" w:val="nil"/>
-                <w:between w:space="0" w:sz="0" w:val="nil"/>
-              </w:pBdr>
-              <w:shd w:fill="auto" w:val="clear"/>
-              <w:spacing w:after="0" w:before="65" w:line="240" w:lineRule="auto"/>
-              <w:ind w:left="104" w:right="0" w:firstLine="0"/>
-              <w:jc w:val="left"/>
-              <w:rPr>
-                <w:rFonts w:ascii="Tahoma" w:cs="Tahoma" w:eastAsia="Tahoma" w:hAnsi="Tahoma"/>
-                <w:b w:val="1"/>
-                <w:bCs w:val="1"/>
-                <w:i w:val="0"/>
-                <w:iCs w:val="0"/>
-                <w:smallCaps w:val="0"/>
-                <w:strike w:val="0"/>
-                <w:color w:val="000000"/>
-                <w:sz w:val="16"/>
-                <w:szCs w:val="16"/>
-                <w:u w:val="none"/>
-                <w:shd w:fill="auto" w:val="clear"/>
-                <w:vertAlign w:val="baseline"/>
-              </w:rPr>
-            </w:pPr>
-            <w:r>
-              <w:rPr>
-                <w:rFonts w:ascii="Tahoma" w:cs="Tahoma" w:eastAsia="Tahoma" w:hAnsi="Tahoma"/>
-                <w:b w:val="1"/>
-                <w:bCs w:val="1"/>
-                <w:i w:val="0"/>
-                <w:iCs w:val="0"/>
-                <w:smallCaps w:val="0"/>
-                <w:strike w:val="0"/>
-                <w:color w:val="000000"/>
-                <w:sz w:val="16"/>
-                <w:szCs w:val="16"/>
-                <w:u w:val="none"/>
-                <w:shd w:fill="auto" w:val="clear"/>
-                <w:vertAlign w:val="baseline"/>
-                <w:rtl w:val="0"/>
-              </w:rPr>
-              <w:t xml:space="preserve">AUTHOR</w:t>
+                <w:color w:val="111827"/>
+                <w:sz w:val="18"/>
+                <w:szCs w:val="18"/>
+                <w:rtl w:val="0"/>
+              </w:rPr>
+              <w:t xml:space="preserve">AUTOR</w:t>
+            </w:r>
+            <w:r>
+              <w:rPr>
+                <w:rtl w:val="0"/>
+              </w:rPr>
             </w:r>
           </w:p>
         </w:tc>
@@ -1997,294 +1339,158 @@
       <w:tr>
         <w:trPr>
           <w:cantSplit w:val="0"/>
-          <w:trHeight w:val="388" w:hRule="atLeast"/>
+          <w:trHeight w:val="480" w:hRule="atLeast"/>
           <w:tblHeader w:val="0"/>
         </w:trPr>
         <w:tc>
           <w:tcPr>
             <w:tcBorders>
-              <w:top w:color="a6a6a6" w:space="0" w:sz="4" w:val="single"/>
-              <w:left w:color="a6a6a6" w:space="0" w:sz="4" w:val="single"/>
-              <w:bottom w:color="a6a6a6" w:space="0" w:sz="4" w:val="single"/>
-              <w:right w:color="a6a6a6" w:space="0" w:sz="4" w:val="single"/>
-            </w:tcBorders>
-            <w:tcMar>
-              <w:top w:w="0.0" w:type="dxa"/>
-              <w:left w:w="0.0" w:type="dxa"/>
-              <w:bottom w:w="0.0" w:type="dxa"/>
-              <w:right w:w="0.0" w:type="dxa"/>
-            </w:tcMar>
-          </w:tcPr>
-          <w:p>
-            <w:pPr>
-              <w:keepNext w:val="0"/>
-              <w:keepLines w:val="0"/>
-              <w:widowControl w:val="0"/>
-              <w:pBdr>
-                <w:top w:space="0" w:sz="0" w:val="nil"/>
-                <w:left w:space="0" w:sz="0" w:val="nil"/>
-                <w:bottom w:space="0" w:sz="0" w:val="nil"/>
-                <w:right w:space="0" w:sz="0" w:val="nil"/>
-                <w:between w:space="0" w:sz="0" w:val="nil"/>
-              </w:pBdr>
-              <w:shd w:fill="auto" w:val="clear"/>
-              <w:spacing w:after="0" w:before="0" w:line="240" w:lineRule="auto"/>
-              <w:ind w:left="0" w:right="0" w:firstLine="0"/>
+              <w:top w:color="d1d5db" w:space="0" w:sz="8" w:val="single"/>
+              <w:left w:color="d1d5db" w:space="0" w:sz="8" w:val="single"/>
+              <w:bottom w:color="d1d5db" w:space="0" w:sz="8" w:val="single"/>
+              <w:right w:color="d1d5db" w:space="0" w:sz="8" w:val="single"/>
+            </w:tcBorders>
+            <w:vAlign w:val="center"/>
+          </w:tcPr>
+          <w:p>
+            <w:pPr>
+              <w:jc w:val="center"/>
+              <w:rPr/>
+            </w:pPr>
+            <w:r>
+              <w:rPr>
+                <w:rFonts w:ascii="Verdana" w:cs="Verdana" w:eastAsia="Verdana" w:hAnsi="Verdana"/>
+                <w:color w:val="374151"/>
+                <w:sz w:val="18"/>
+                <w:szCs w:val="18"/>
+                <w:rtl w:val="0"/>
+              </w:rPr>
+              <w:t xml:space="preserve">1.0</w:t>
+            </w:r>
+            <w:r>
+              <w:rPr>
+                <w:rtl w:val="0"/>
+              </w:rPr>
+            </w:r>
+          </w:p>
+        </w:tc>
+        <w:tc>
+          <w:tcPr>
+            <w:tcBorders>
+              <w:top w:color="d1d5db" w:space="0" w:sz="8" w:val="single"/>
+              <w:left w:color="d1d5db" w:space="0" w:sz="8" w:val="single"/>
+              <w:bottom w:color="d1d5db" w:space="0" w:sz="8" w:val="single"/>
+              <w:right w:color="d1d5db" w:space="0" w:sz="8" w:val="single"/>
+            </w:tcBorders>
+            <w:vAlign w:val="center"/>
+          </w:tcPr>
+          <w:p>
+            <w:pPr>
+              <w:jc w:val="center"/>
+              <w:rPr/>
+            </w:pPr>
+            <w:r>
+              <w:rPr>
+                <w:rFonts w:ascii="Verdana" w:cs="Verdana" w:eastAsia="Verdana" w:hAnsi="Verdana"/>
+                <w:color w:val="374151"/>
+                <w:sz w:val="18"/>
+                <w:szCs w:val="18"/>
+                <w:rtl w:val="0"/>
+              </w:rPr>
+              <w:t xml:space="preserve">Portal 2</w:t>
+            </w:r>
+            <w:r>
+              <w:rPr>
+                <w:rtl w:val="0"/>
+              </w:rPr>
+            </w:r>
+          </w:p>
+        </w:tc>
+        <w:tc>
+          <w:tcPr>
+            <w:tcBorders>
+              <w:top w:color="d1d5db" w:space="0" w:sz="8" w:val="single"/>
+              <w:left w:color="d1d5db" w:space="0" w:sz="8" w:val="single"/>
+              <w:bottom w:color="d1d5db" w:space="0" w:sz="8" w:val="single"/>
+              <w:right w:color="d1d5db" w:space="0" w:sz="8" w:val="single"/>
+            </w:tcBorders>
+            <w:vAlign w:val="center"/>
+          </w:tcPr>
+          <w:p>
+            <w:pPr>
+              <w:jc w:val="center"/>
+              <w:rPr/>
+            </w:pPr>
+            <w:r>
+              <w:rPr>
+                <w:rFonts w:ascii="Verdana" w:cs="Verdana" w:eastAsia="Verdana" w:hAnsi="Verdana"/>
+                <w:color w:val="374151"/>
+                <w:sz w:val="18"/>
+                <w:szCs w:val="18"/>
+                <w:rtl w:val="0"/>
+              </w:rPr>
+              <w:t xml:space="preserve">30/07/2026</w:t>
+            </w:r>
+            <w:r>
+              <w:rPr>
+                <w:rtl w:val="0"/>
+              </w:rPr>
+            </w:r>
+          </w:p>
+        </w:tc>
+        <w:tc>
+          <w:tcPr>
+            <w:tcBorders>
+              <w:top w:color="d1d5db" w:space="0" w:sz="8" w:val="single"/>
+              <w:left w:color="d1d5db" w:space="0" w:sz="8" w:val="single"/>
+              <w:bottom w:color="d1d5db" w:space="0" w:sz="8" w:val="single"/>
+              <w:right w:color="d1d5db" w:space="0" w:sz="8" w:val="single"/>
+            </w:tcBorders>
+            <w:vAlign w:val="center"/>
+          </w:tcPr>
+          <w:p>
+            <w:pPr>
               <w:jc w:val="left"/>
-              <w:rPr>
-                <w:rFonts w:ascii="Cambria" w:cs="Cambria" w:eastAsia="Cambria" w:hAnsi="Cambria"/>
-                <w:i w:val="0"/>
-                <w:iCs w:val="0"/>
-                <w:smallCaps w:val="0"/>
-                <w:strike w:val="0"/>
-                <w:color w:val="000000"/>
-                <w:sz w:val="24"/>
-                <w:szCs w:val="24"/>
-                <w:u w:val="none"/>
-                <w:shd w:fill="auto" w:val="clear"/>
-                <w:vertAlign w:val="baseline"/>
-              </w:rPr>
-            </w:pPr>
-            <w:r>
-              <w:rPr>
-                <w:rFonts w:ascii="Cambria" w:cs="Cambria" w:eastAsia="Cambria" w:hAnsi="Cambria"/>
-                <w:sz w:val="24"/>
-                <w:szCs w:val="24"/>
-                <w:rtl w:val="0"/>
-              </w:rPr>
-              <w:t xml:space="preserve">1.0</w:t>
-            </w:r>
-            <w:r>
-              <w:rPr>
-                <w:rtl w:val="0"/>
-              </w:rPr>
-            </w:r>
-          </w:p>
-        </w:tc>
-        <w:tc>
-          <w:tcPr>
-            <w:tcBorders>
-              <w:top w:color="a6a6a6" w:space="0" w:sz="4" w:val="single"/>
-              <w:left w:color="a6a6a6" w:space="0" w:sz="4" w:val="single"/>
-              <w:bottom w:color="a6a6a6" w:space="0" w:sz="4" w:val="single"/>
-              <w:right w:color="a6a6a6" w:space="0" w:sz="4" w:val="single"/>
-            </w:tcBorders>
-            <w:tcMar>
-              <w:top w:w="0.0" w:type="dxa"/>
-              <w:left w:w="0.0" w:type="dxa"/>
-              <w:bottom w:w="0.0" w:type="dxa"/>
-              <w:right w:w="0.0" w:type="dxa"/>
-            </w:tcMar>
-          </w:tcPr>
-          <w:p>
-            <w:pPr>
-              <w:keepNext w:val="0"/>
-              <w:keepLines w:val="0"/>
-              <w:widowControl w:val="0"/>
-              <w:pBdr>
-                <w:top w:space="0" w:sz="0" w:val="nil"/>
-                <w:left w:space="0" w:sz="0" w:val="nil"/>
-                <w:bottom w:space="0" w:sz="0" w:val="nil"/>
-                <w:right w:space="0" w:sz="0" w:val="nil"/>
-                <w:between w:space="0" w:sz="0" w:val="nil"/>
-              </w:pBdr>
-              <w:shd w:fill="auto" w:val="clear"/>
-              <w:spacing w:after="0" w:before="0" w:line="240" w:lineRule="auto"/>
-              <w:ind w:left="0" w:right="0" w:firstLine="0"/>
-              <w:jc w:val="left"/>
-              <w:rPr>
-                <w:rFonts w:ascii="Cambria" w:cs="Cambria" w:eastAsia="Cambria" w:hAnsi="Cambria"/>
-                <w:i w:val="0"/>
-                <w:iCs w:val="0"/>
-                <w:smallCaps w:val="0"/>
-                <w:strike w:val="0"/>
-                <w:color w:val="000000"/>
-                <w:sz w:val="24"/>
-                <w:szCs w:val="24"/>
-                <w:u w:val="none"/>
-                <w:shd w:fill="auto" w:val="clear"/>
-                <w:vertAlign w:val="baseline"/>
-              </w:rPr>
-            </w:pPr>
-            <w:r>
-              <w:rPr>
-                <w:rtl w:val="0"/>
-              </w:rPr>
-            </w:r>
-          </w:p>
-        </w:tc>
-        <w:tc>
-          <w:tcPr>
-            <w:tcBorders>
-              <w:top w:color="a6a6a6" w:space="0" w:sz="4" w:val="single"/>
-              <w:left w:color="a6a6a6" w:space="0" w:sz="4" w:val="single"/>
-              <w:bottom w:color="a6a6a6" w:space="0" w:sz="4" w:val="single"/>
-              <w:right w:color="a6a6a6" w:space="0" w:sz="4" w:val="single"/>
-            </w:tcBorders>
-            <w:tcMar>
-              <w:top w:w="0.0" w:type="dxa"/>
-              <w:left w:w="0.0" w:type="dxa"/>
-              <w:bottom w:w="0.0" w:type="dxa"/>
-              <w:right w:w="0.0" w:type="dxa"/>
-            </w:tcMar>
-          </w:tcPr>
-          <w:p>
-            <w:pPr>
-              <w:keepNext w:val="0"/>
-              <w:keepLines w:val="0"/>
-              <w:widowControl w:val="0"/>
-              <w:pBdr>
-                <w:top w:space="0" w:sz="0" w:val="nil"/>
-                <w:left w:space="0" w:sz="0" w:val="nil"/>
-                <w:bottom w:space="0" w:sz="0" w:val="nil"/>
-                <w:right w:space="0" w:sz="0" w:val="nil"/>
-                <w:between w:space="0" w:sz="0" w:val="nil"/>
-              </w:pBdr>
-              <w:shd w:fill="auto" w:val="clear"/>
-              <w:spacing w:after="0" w:before="0" w:line="240" w:lineRule="auto"/>
-              <w:ind w:left="0" w:right="0" w:firstLine="0"/>
-              <w:jc w:val="left"/>
-              <w:rPr>
-                <w:rFonts w:ascii="Cambria" w:cs="Cambria" w:eastAsia="Cambria" w:hAnsi="Cambria"/>
-                <w:i w:val="0"/>
-                <w:iCs w:val="0"/>
-                <w:smallCaps w:val="0"/>
-                <w:strike w:val="0"/>
-                <w:color w:val="000000"/>
-                <w:sz w:val="24"/>
-                <w:szCs w:val="24"/>
-                <w:u w:val="none"/>
-                <w:shd w:fill="auto" w:val="clear"/>
-                <w:vertAlign w:val="baseline"/>
-              </w:rPr>
-            </w:pPr>
-            <w:r>
-              <w:rPr>
-                <w:rFonts w:ascii="Cambria" w:cs="Cambria" w:eastAsia="Cambria" w:hAnsi="Cambria"/>
-                <w:sz w:val="24"/>
-                <w:szCs w:val="24"/>
-                <w:rtl w:val="0"/>
-              </w:rPr>
-              <w:t xml:space="preserve">30/07/2026</w:t>
-            </w:r>
-            <w:r>
-              <w:rPr>
-                <w:rtl w:val="0"/>
-              </w:rPr>
-            </w:r>
-          </w:p>
-        </w:tc>
-        <w:tc>
-          <w:tcPr>
-            <w:tcBorders>
-              <w:top w:color="a6a6a6" w:space="0" w:sz="4" w:val="single"/>
-              <w:left w:color="a6a6a6" w:space="0" w:sz="4" w:val="single"/>
-              <w:bottom w:color="a6a6a6" w:space="0" w:sz="4" w:val="single"/>
-              <w:right w:color="a6a6a6" w:space="0" w:sz="4" w:val="single"/>
-            </w:tcBorders>
-            <w:tcMar>
-              <w:top w:w="0.0" w:type="dxa"/>
-              <w:left w:w="0.0" w:type="dxa"/>
-              <w:bottom w:w="0.0" w:type="dxa"/>
-              <w:right w:w="0.0" w:type="dxa"/>
-            </w:tcMar>
-          </w:tcPr>
-          <w:p>
-            <w:pPr>
-              <w:keepNext w:val="0"/>
-              <w:keepLines w:val="0"/>
-              <w:widowControl w:val="0"/>
-              <w:pBdr>
-                <w:top w:space="0" w:sz="0" w:val="nil"/>
-                <w:left w:space="0" w:sz="0" w:val="nil"/>
-                <w:bottom w:space="0" w:sz="0" w:val="nil"/>
-                <w:right w:space="0" w:sz="0" w:val="nil"/>
-                <w:between w:space="0" w:sz="0" w:val="nil"/>
-              </w:pBdr>
-              <w:shd w:fill="auto" w:val="clear"/>
-              <w:spacing w:after="0" w:before="0" w:line="240" w:lineRule="auto"/>
-              <w:ind w:left="0" w:right="0" w:firstLine="0"/>
-              <w:jc w:val="left"/>
-              <w:rPr>
-                <w:rFonts w:ascii="Cambria" w:cs="Cambria" w:eastAsia="Cambria" w:hAnsi="Cambria"/>
-                <w:i w:val="0"/>
-                <w:iCs w:val="0"/>
-                <w:smallCaps w:val="0"/>
-                <w:strike w:val="0"/>
-                <w:color w:val="000000"/>
-                <w:sz w:val="24"/>
-                <w:szCs w:val="24"/>
-                <w:u w:val="none"/>
-                <w:shd w:fill="auto" w:val="clear"/>
-                <w:vertAlign w:val="baseline"/>
-              </w:rPr>
-            </w:pPr>
-            <w:r>
-              <w:rPr>
-                <w:rFonts w:ascii="Cambria" w:cs="Cambria" w:eastAsia="Cambria" w:hAnsi="Cambria"/>
-                <w:sz w:val="24"/>
-                <w:szCs w:val="24"/>
-                <w:rtl w:val="0"/>
-              </w:rPr>
-              <w:t xml:space="preserve">Creación de la estructura inicial del Plan de Aseguramiento de la Calidad para el proyecto Mercapleno. </w:t>
-            </w:r>
-            <w:r>
-              <w:rPr>
-                <w:rtl w:val="0"/>
-              </w:rPr>
-            </w:r>
-          </w:p>
-        </w:tc>
-        <w:tc>
-          <w:tcPr>
-            <w:tcBorders>
-              <w:top w:color="a6a6a6" w:space="0" w:sz="4" w:val="single"/>
-              <w:left w:color="a6a6a6" w:space="0" w:sz="4" w:val="single"/>
-              <w:bottom w:color="a6a6a6" w:space="0" w:sz="4" w:val="single"/>
-              <w:right w:color="a6a6a6" w:space="0" w:sz="4" w:val="single"/>
-            </w:tcBorders>
-            <w:tcMar>
-              <w:top w:w="0.0" w:type="dxa"/>
-              <w:left w:w="0.0" w:type="dxa"/>
-              <w:bottom w:w="0.0" w:type="dxa"/>
-              <w:right w:w="0.0" w:type="dxa"/>
-            </w:tcMar>
-          </w:tcPr>
-          <w:p>
-            <w:pPr>
-              <w:keepNext w:val="0"/>
-              <w:keepLines w:val="0"/>
-              <w:widowControl w:val="0"/>
-              <w:pBdr>
-                <w:top w:space="0" w:sz="0" w:val="nil"/>
-                <w:left w:space="0" w:sz="0" w:val="nil"/>
-                <w:bottom w:space="0" w:sz="0" w:val="nil"/>
-                <w:right w:space="0" w:sz="0" w:val="nil"/>
-                <w:between w:space="0" w:sz="0" w:val="nil"/>
-              </w:pBdr>
-              <w:shd w:fill="auto" w:val="clear"/>
-              <w:spacing w:after="0" w:before="0" w:line="240" w:lineRule="auto"/>
-              <w:ind w:left="0" w:right="0" w:firstLine="0"/>
-              <w:jc w:val="left"/>
-              <w:rPr>
-                <w:rFonts w:ascii="Cambria" w:cs="Cambria" w:eastAsia="Cambria" w:hAnsi="Cambria"/>
-                <w:i w:val="0"/>
-                <w:iCs w:val="0"/>
-                <w:smallCaps w:val="0"/>
-                <w:strike w:val="0"/>
-                <w:color w:val="000000"/>
-                <w:sz w:val="24"/>
-                <w:szCs w:val="24"/>
-                <w:u w:val="none"/>
-                <w:shd w:fill="auto" w:val="clear"/>
-                <w:vertAlign w:val="baseline"/>
-              </w:rPr>
-            </w:pPr>
-            <w:r>
-              <w:rPr>
-                <w:rFonts w:ascii="Cambria" w:cs="Cambria" w:eastAsia="Cambria" w:hAnsi="Cambria"/>
-                <w:sz w:val="24"/>
-                <w:szCs w:val="24"/>
+              <w:rPr/>
+            </w:pPr>
+            <w:r>
+              <w:rPr>
+                <w:rFonts w:ascii="Verdana" w:cs="Verdana" w:eastAsia="Verdana" w:hAnsi="Verdana"/>
+                <w:color w:val="374151"/>
+                <w:sz w:val="18"/>
+                <w:szCs w:val="18"/>
+                <w:rtl w:val="0"/>
+              </w:rPr>
+              <w:t xml:space="preserve">Creación de la estructura inicial del Plan de Aseguramiento de la Calidad para el proyecto Mercapleno.</w:t>
+            </w:r>
+            <w:r>
+              <w:rPr>
+                <w:rtl w:val="0"/>
+              </w:rPr>
+            </w:r>
+          </w:p>
+        </w:tc>
+        <w:tc>
+          <w:tcPr>
+            <w:tcBorders>
+              <w:top w:color="d1d5db" w:space="0" w:sz="8" w:val="single"/>
+              <w:left w:color="d1d5db" w:space="0" w:sz="8" w:val="single"/>
+              <w:bottom w:color="d1d5db" w:space="0" w:sz="8" w:val="single"/>
+              <w:right w:color="d1d5db" w:space="0" w:sz="8" w:val="single"/>
+            </w:tcBorders>
+            <w:vAlign w:val="center"/>
+          </w:tcPr>
+          <w:p>
+            <w:pPr>
+              <w:jc w:val="center"/>
+              <w:rPr/>
+            </w:pPr>
+            <w:r>
+              <w:rPr>
+                <w:rFonts w:ascii="Verdana" w:cs="Verdana" w:eastAsia="Verdana" w:hAnsi="Verdana"/>
+                <w:color w:val="374151"/>
+                <w:sz w:val="18"/>
+                <w:szCs w:val="18"/>
                 <w:rtl w:val="0"/>
               </w:rPr>
               <w:t xml:space="preserve">Jeferson Castro</w:t>
@@ -2300,233 +1506,126 @@
       <w:tr>
         <w:trPr>
           <w:cantSplit w:val="0"/>
-          <w:trHeight w:val="383" w:hRule="atLeast"/>
+          <w:trHeight w:val="480" w:hRule="atLeast"/>
           <w:tblHeader w:val="0"/>
         </w:trPr>
         <w:tc>
           <w:tcPr>
             <w:tcBorders>
-              <w:top w:color="a6a6a6" w:space="0" w:sz="4" w:val="single"/>
-              <w:left w:color="a6a6a6" w:space="0" w:sz="4" w:val="single"/>
-              <w:bottom w:color="a6a6a6" w:space="0" w:sz="4" w:val="single"/>
-              <w:right w:color="a6a6a6" w:space="0" w:sz="4" w:val="single"/>
-            </w:tcBorders>
-            <w:tcMar>
-              <w:top w:w="0.0" w:type="dxa"/>
-              <w:left w:w="0.0" w:type="dxa"/>
-              <w:bottom w:w="0.0" w:type="dxa"/>
-              <w:right w:w="0.0" w:type="dxa"/>
-            </w:tcMar>
-          </w:tcPr>
-          <w:p>
-            <w:pPr>
-              <w:keepNext w:val="0"/>
-              <w:keepLines w:val="0"/>
-              <w:widowControl w:val="0"/>
-              <w:pBdr>
-                <w:top w:space="0" w:sz="0" w:val="nil"/>
-                <w:left w:space="0" w:sz="0" w:val="nil"/>
-                <w:bottom w:space="0" w:sz="0" w:val="nil"/>
-                <w:right w:space="0" w:sz="0" w:val="nil"/>
-                <w:between w:space="0" w:sz="0" w:val="nil"/>
-              </w:pBdr>
-              <w:shd w:fill="auto" w:val="clear"/>
-              <w:spacing w:after="0" w:before="0" w:line="240" w:lineRule="auto"/>
-              <w:ind w:left="0" w:right="0" w:firstLine="0"/>
+              <w:top w:color="d1d5db" w:space="0" w:sz="8" w:val="single"/>
+              <w:left w:color="d1d5db" w:space="0" w:sz="8" w:val="single"/>
+              <w:bottom w:color="d1d5db" w:space="0" w:sz="8" w:val="single"/>
+              <w:right w:color="d1d5db" w:space="0" w:sz="8" w:val="single"/>
+            </w:tcBorders>
+            <w:vAlign w:val="center"/>
+          </w:tcPr>
+          <w:p>
+            <w:pPr>
+              <w:jc w:val="center"/>
+              <w:rPr/>
+            </w:pPr>
+            <w:r>
+              <w:rPr>
+                <w:rFonts w:ascii="Verdana" w:cs="Verdana" w:eastAsia="Verdana" w:hAnsi="Verdana"/>
+                <w:color w:val="374151"/>
+                <w:sz w:val="18"/>
+                <w:szCs w:val="18"/>
+                <w:rtl w:val="0"/>
+              </w:rPr>
+              <w:t xml:space="preserve">1.1</w:t>
+            </w:r>
+            <w:r>
+              <w:rPr>
+                <w:rtl w:val="0"/>
+              </w:rPr>
+            </w:r>
+          </w:p>
+        </w:tc>
+        <w:tc>
+          <w:tcPr>
+            <w:tcBorders>
+              <w:top w:color="d1d5db" w:space="0" w:sz="8" w:val="single"/>
+              <w:left w:color="d1d5db" w:space="0" w:sz="8" w:val="single"/>
+              <w:bottom w:color="d1d5db" w:space="0" w:sz="8" w:val="single"/>
+              <w:right w:color="d1d5db" w:space="0" w:sz="8" w:val="single"/>
+            </w:tcBorders>
+            <w:vAlign w:val="center"/>
+          </w:tcPr>
+          <w:p>
+            <w:pPr>
+              <w:jc w:val="center"/>
+              <w:rPr/>
+            </w:pPr>
+            <w:r>
+              <w:rPr>
+                <w:rFonts w:ascii="Verdana" w:cs="Verdana" w:eastAsia="Verdana" w:hAnsi="Verdana"/>
+                <w:color w:val="374151"/>
+                <w:sz w:val="18"/>
+                <w:szCs w:val="18"/>
+                <w:rtl w:val="0"/>
+              </w:rPr>
+              <w:t xml:space="preserve">Portal 2</w:t>
+            </w:r>
+            <w:r>
+              <w:rPr>
+                <w:rtl w:val="0"/>
+              </w:rPr>
+            </w:r>
+          </w:p>
+        </w:tc>
+        <w:tc>
+          <w:tcPr>
+            <w:tcBorders>
+              <w:top w:color="d1d5db" w:space="0" w:sz="8" w:val="single"/>
+              <w:left w:color="d1d5db" w:space="0" w:sz="8" w:val="single"/>
+              <w:bottom w:color="d1d5db" w:space="0" w:sz="8" w:val="single"/>
+              <w:right w:color="d1d5db" w:space="0" w:sz="8" w:val="single"/>
+            </w:tcBorders>
+            <w:vAlign w:val="center"/>
+          </w:tcPr>
+          <w:p>
+            <w:pPr>
+              <w:jc w:val="center"/>
+              <w:rPr/>
+            </w:pPr>
+            <w:r>
+              <w:rPr>
+                <w:rFonts w:ascii="Verdana" w:cs="Verdana" w:eastAsia="Verdana" w:hAnsi="Verdana"/>
+                <w:color w:val="374151"/>
+                <w:sz w:val="18"/>
+                <w:szCs w:val="18"/>
+                <w:rtl w:val="0"/>
+              </w:rPr>
+              <w:t xml:space="preserve">20/08/2026</w:t>
+            </w:r>
+            <w:r>
+              <w:rPr>
+                <w:rtl w:val="0"/>
+              </w:rPr>
+            </w:r>
+          </w:p>
+        </w:tc>
+        <w:tc>
+          <w:tcPr>
+            <w:tcBorders>
+              <w:top w:color="d1d5db" w:space="0" w:sz="8" w:val="single"/>
+              <w:left w:color="d1d5db" w:space="0" w:sz="8" w:val="single"/>
+              <w:bottom w:color="d1d5db" w:space="0" w:sz="8" w:val="single"/>
+              <w:right w:color="d1d5db" w:space="0" w:sz="8" w:val="single"/>
+            </w:tcBorders>
+            <w:vAlign w:val="center"/>
+          </w:tcPr>
+          <w:p>
+            <w:pPr>
               <w:jc w:val="left"/>
-              <w:rPr>
-                <w:rFonts w:ascii="Cambria" w:cs="Cambria" w:eastAsia="Cambria" w:hAnsi="Cambria"/>
-                <w:i w:val="0"/>
-                <w:iCs w:val="0"/>
-                <w:smallCaps w:val="0"/>
-                <w:strike w:val="0"/>
-                <w:color w:val="000000"/>
-                <w:sz w:val="24"/>
-                <w:szCs w:val="24"/>
-                <w:u w:val="none"/>
-                <w:shd w:fill="auto" w:val="clear"/>
-                <w:vertAlign w:val="baseline"/>
-              </w:rPr>
-            </w:pPr>
-            <w:r>
-              <w:rPr>
-                <w:rFonts w:ascii="Cambria" w:cs="Cambria" w:eastAsia="Cambria" w:hAnsi="Cambria"/>
-                <w:sz w:val="24"/>
-                <w:szCs w:val="24"/>
-                <w:rtl w:val="0"/>
-              </w:rPr>
-              <w:t xml:space="preserve">1.1</w:t>
-            </w:r>
-            <w:r>
-              <w:rPr>
-                <w:rtl w:val="0"/>
-              </w:rPr>
-            </w:r>
-          </w:p>
-        </w:tc>
-        <w:tc>
-          <w:tcPr>
-            <w:tcBorders>
-              <w:top w:color="a6a6a6" w:space="0" w:sz="4" w:val="single"/>
-              <w:left w:color="a6a6a6" w:space="0" w:sz="4" w:val="single"/>
-              <w:bottom w:color="a6a6a6" w:space="0" w:sz="4" w:val="single"/>
-              <w:right w:color="a6a6a6" w:space="0" w:sz="4" w:val="single"/>
-            </w:tcBorders>
-            <w:tcMar>
-              <w:top w:w="0.0" w:type="dxa"/>
-              <w:left w:w="0.0" w:type="dxa"/>
-              <w:bottom w:w="0.0" w:type="dxa"/>
-              <w:right w:w="0.0" w:type="dxa"/>
-            </w:tcMar>
-          </w:tcPr>
-          <w:p>
-            <w:pPr>
-              <w:keepNext w:val="0"/>
-              <w:keepLines w:val="0"/>
-              <w:widowControl w:val="0"/>
-              <w:pBdr>
-                <w:top w:space="0" w:sz="0" w:val="nil"/>
-                <w:left w:space="0" w:sz="0" w:val="nil"/>
-                <w:bottom w:space="0" w:sz="0" w:val="nil"/>
-                <w:right w:space="0" w:sz="0" w:val="nil"/>
-                <w:between w:space="0" w:sz="0" w:val="nil"/>
-              </w:pBdr>
-              <w:shd w:fill="auto" w:val="clear"/>
-              <w:spacing w:after="0" w:before="0" w:line="240" w:lineRule="auto"/>
-              <w:ind w:left="0" w:right="0" w:firstLine="0"/>
-              <w:jc w:val="left"/>
-              <w:rPr>
-                <w:rFonts w:ascii="Cambria" w:cs="Cambria" w:eastAsia="Cambria" w:hAnsi="Cambria"/>
-                <w:i w:val="0"/>
-                <w:iCs w:val="0"/>
-                <w:smallCaps w:val="0"/>
-                <w:strike w:val="0"/>
-                <w:color w:val="000000"/>
-                <w:sz w:val="24"/>
-                <w:szCs w:val="24"/>
-                <w:u w:val="none"/>
-                <w:shd w:fill="auto" w:val="clear"/>
-                <w:vertAlign w:val="baseline"/>
-              </w:rPr>
-            </w:pPr>
-            <w:r>
-              <w:rPr>
-                <w:rtl w:val="0"/>
-              </w:rPr>
-            </w:r>
-          </w:p>
-        </w:tc>
-        <w:tc>
-          <w:tcPr>
-            <w:tcBorders>
-              <w:top w:color="a6a6a6" w:space="0" w:sz="4" w:val="single"/>
-              <w:left w:color="a6a6a6" w:space="0" w:sz="4" w:val="single"/>
-              <w:bottom w:color="a6a6a6" w:space="0" w:sz="4" w:val="single"/>
-              <w:right w:color="a6a6a6" w:space="0" w:sz="4" w:val="single"/>
-            </w:tcBorders>
-            <w:tcMar>
-              <w:top w:w="0.0" w:type="dxa"/>
-              <w:left w:w="0.0" w:type="dxa"/>
-              <w:bottom w:w="0.0" w:type="dxa"/>
-              <w:right w:w="0.0" w:type="dxa"/>
-            </w:tcMar>
-          </w:tcPr>
-          <w:p>
-            <w:pPr>
-              <w:keepNext w:val="0"/>
-              <w:keepLines w:val="0"/>
-              <w:widowControl w:val="0"/>
-              <w:pBdr>
-                <w:top w:space="0" w:sz="0" w:val="nil"/>
-                <w:left w:space="0" w:sz="0" w:val="nil"/>
-                <w:bottom w:space="0" w:sz="0" w:val="nil"/>
-                <w:right w:space="0" w:sz="0" w:val="nil"/>
-                <w:between w:space="0" w:sz="0" w:val="nil"/>
-              </w:pBdr>
-              <w:shd w:fill="auto" w:val="clear"/>
-              <w:spacing w:after="0" w:before="0" w:line="240" w:lineRule="auto"/>
-              <w:ind w:left="0" w:right="0" w:firstLine="0"/>
-              <w:jc w:val="left"/>
-              <w:rPr>
-                <w:rFonts w:ascii="Cambria" w:cs="Cambria" w:eastAsia="Cambria" w:hAnsi="Cambria"/>
-                <w:i w:val="0"/>
-                <w:iCs w:val="0"/>
-                <w:smallCaps w:val="0"/>
-                <w:strike w:val="0"/>
-                <w:color w:val="000000"/>
-                <w:sz w:val="24"/>
-                <w:szCs w:val="24"/>
-                <w:u w:val="none"/>
-                <w:shd w:fill="auto" w:val="clear"/>
-                <w:vertAlign w:val="baseline"/>
-              </w:rPr>
-            </w:pPr>
-            <w:r>
-              <w:rPr>
-                <w:rFonts w:ascii="Cambria" w:cs="Cambria" w:eastAsia="Cambria" w:hAnsi="Cambria"/>
-                <w:sz w:val="24"/>
-                <w:szCs w:val="24"/>
-                <w:rtl w:val="0"/>
-              </w:rPr>
-              <w:t xml:space="preserve">20/08/2026</w:t>
-            </w:r>
-            <w:r>
-              <w:rPr>
-                <w:rtl w:val="0"/>
-              </w:rPr>
-            </w:r>
-          </w:p>
-        </w:tc>
-        <w:tc>
-          <w:tcPr>
-            <w:tcBorders>
-              <w:top w:color="a6a6a6" w:space="0" w:sz="4" w:val="single"/>
-              <w:left w:color="a6a6a6" w:space="0" w:sz="4" w:val="single"/>
-              <w:bottom w:color="a6a6a6" w:space="0" w:sz="4" w:val="single"/>
-              <w:right w:color="a6a6a6" w:space="0" w:sz="4" w:val="single"/>
-            </w:tcBorders>
-            <w:tcMar>
-              <w:top w:w="0.0" w:type="dxa"/>
-              <w:left w:w="0.0" w:type="dxa"/>
-              <w:bottom w:w="0.0" w:type="dxa"/>
-              <w:right w:w="0.0" w:type="dxa"/>
-            </w:tcMar>
-          </w:tcPr>
-          <w:p>
-            <w:pPr>
-              <w:keepNext w:val="0"/>
-              <w:keepLines w:val="0"/>
-              <w:widowControl w:val="0"/>
-              <w:pBdr>
-                <w:top w:space="0" w:sz="0" w:val="nil"/>
-                <w:left w:space="0" w:sz="0" w:val="nil"/>
-                <w:bottom w:space="0" w:sz="0" w:val="nil"/>
-                <w:right w:space="0" w:sz="0" w:val="nil"/>
-                <w:between w:space="0" w:sz="0" w:val="nil"/>
-              </w:pBdr>
-              <w:shd w:fill="auto" w:val="clear"/>
-              <w:spacing w:after="0" w:before="0" w:line="240" w:lineRule="auto"/>
-              <w:ind w:left="0" w:right="0" w:firstLine="0"/>
-              <w:jc w:val="left"/>
-              <w:rPr>
-                <w:rFonts w:ascii="Cambria" w:cs="Cambria" w:eastAsia="Cambria" w:hAnsi="Cambria"/>
-                <w:i w:val="0"/>
-                <w:iCs w:val="0"/>
-                <w:smallCaps w:val="0"/>
-                <w:strike w:val="0"/>
-                <w:color w:val="000000"/>
-                <w:sz w:val="24"/>
-                <w:szCs w:val="24"/>
-                <w:u w:val="none"/>
-                <w:shd w:fill="auto" w:val="clear"/>
-                <w:vertAlign w:val="baseline"/>
-              </w:rPr>
-            </w:pPr>
-            <w:r>
-              <w:rPr>
-                <w:rFonts w:ascii="Cambria" w:cs="Cambria" w:eastAsia="Cambria" w:hAnsi="Cambria"/>
-                <w:sz w:val="24"/>
-                <w:szCs w:val="24"/>
+              <w:rPr/>
+            </w:pPr>
+            <w:r>
+              <w:rPr>
+                <w:rFonts w:ascii="Verdana" w:cs="Verdana" w:eastAsia="Verdana" w:hAnsi="Verdana"/>
+                <w:color w:val="374151"/>
+                <w:sz w:val="18"/>
+                <w:szCs w:val="18"/>
                 <w:rtl w:val="0"/>
               </w:rPr>
               <w:t xml:space="preserve">Medición con SonarQube</w:t>
@@ -2541,1365 +1640,28 @@
         <w:tc>
           <w:tcPr>
             <w:tcBorders>
-              <w:top w:color="a6a6a6" w:space="0" w:sz="4" w:val="single"/>
-              <w:left w:color="a6a6a6" w:space="0" w:sz="4" w:val="single"/>
-              <w:bottom w:color="a6a6a6" w:space="0" w:sz="4" w:val="single"/>
-              <w:right w:color="a6a6a6" w:space="0" w:sz="4" w:val="single"/>
-            </w:tcBorders>
-            <w:tcMar>
-              <w:top w:w="0.0" w:type="dxa"/>
-              <w:left w:w="0.0" w:type="dxa"/>
-              <w:bottom w:w="0.0" w:type="dxa"/>
-              <w:right w:w="0.0" w:type="dxa"/>
-            </w:tcMar>
-          </w:tcPr>
-          <w:p>
-            <w:pPr>
-              <w:rPr>
-                <w:rFonts w:ascii="Cambria" w:cs="Cambria" w:eastAsia="Cambria" w:hAnsi="Cambria"/>
-                <w:sz w:val="24"/>
-                <w:szCs w:val="24"/>
-              </w:rPr>
-            </w:pPr>
-            <w:r>
-              <w:rPr>
-                <w:rFonts w:ascii="Cambria" w:cs="Cambria" w:eastAsia="Cambria" w:hAnsi="Cambria"/>
-                <w:sz w:val="24"/>
-                <w:szCs w:val="24"/>
+              <w:top w:color="d1d5db" w:space="0" w:sz="8" w:val="single"/>
+              <w:left w:color="d1d5db" w:space="0" w:sz="8" w:val="single"/>
+              <w:bottom w:color="d1d5db" w:space="0" w:sz="8" w:val="single"/>
+              <w:right w:color="d1d5db" w:space="0" w:sz="8" w:val="single"/>
+            </w:tcBorders>
+            <w:vAlign w:val="center"/>
+          </w:tcPr>
+          <w:p>
+            <w:pPr>
+              <w:jc w:val="center"/>
+              <w:rPr/>
+            </w:pPr>
+            <w:r>
+              <w:rPr>
+                <w:rFonts w:ascii="Verdana" w:cs="Verdana" w:eastAsia="Verdana" w:hAnsi="Verdana"/>
+                <w:color w:val="374151"/>
+                <w:sz w:val="18"/>
+                <w:szCs w:val="18"/>
                 <w:rtl w:val="0"/>
               </w:rPr>
               <w:t xml:space="preserve">Jeferson Castro</w:t>
             </w:r>
-          </w:p>
-        </w:tc>
-      </w:tr>
-      <w:tr>
-        <w:trPr>
-          <w:cantSplit w:val="0"/>
-          <w:trHeight w:val="383" w:hRule="atLeast"/>
-          <w:tblHeader w:val="0"/>
-        </w:trPr>
-        <w:tc>
-          <w:tcPr>
-            <w:tcBorders>
-              <w:top w:color="a6a6a6" w:space="0" w:sz="4" w:val="single"/>
-              <w:left w:color="a6a6a6" w:space="0" w:sz="4" w:val="single"/>
-              <w:bottom w:color="a6a6a6" w:space="0" w:sz="4" w:val="single"/>
-              <w:right w:color="a6a6a6" w:space="0" w:sz="4" w:val="single"/>
-            </w:tcBorders>
-            <w:tcMar>
-              <w:top w:w="0.0" w:type="dxa"/>
-              <w:left w:w="0.0" w:type="dxa"/>
-              <w:bottom w:w="0.0" w:type="dxa"/>
-              <w:right w:w="0.0" w:type="dxa"/>
-            </w:tcMar>
-          </w:tcPr>
-          <w:p>
-            <w:pPr>
-              <w:keepNext w:val="0"/>
-              <w:keepLines w:val="0"/>
-              <w:widowControl w:val="0"/>
-              <w:pBdr>
-                <w:top w:space="0" w:sz="0" w:val="nil"/>
-                <w:left w:space="0" w:sz="0" w:val="nil"/>
-                <w:bottom w:space="0" w:sz="0" w:val="nil"/>
-                <w:right w:space="0" w:sz="0" w:val="nil"/>
-                <w:between w:space="0" w:sz="0" w:val="nil"/>
-              </w:pBdr>
-              <w:shd w:fill="auto" w:val="clear"/>
-              <w:spacing w:after="0" w:before="0" w:line="240" w:lineRule="auto"/>
-              <w:ind w:left="0" w:right="0" w:firstLine="0"/>
-              <w:jc w:val="left"/>
-              <w:rPr>
-                <w:rFonts w:ascii="Cambria" w:cs="Cambria" w:eastAsia="Cambria" w:hAnsi="Cambria"/>
-                <w:i w:val="0"/>
-                <w:iCs w:val="0"/>
-                <w:smallCaps w:val="0"/>
-                <w:strike w:val="0"/>
-                <w:color w:val="000000"/>
-                <w:sz w:val="24"/>
-                <w:szCs w:val="24"/>
-                <w:u w:val="none"/>
-                <w:shd w:fill="auto" w:val="clear"/>
-                <w:vertAlign w:val="baseline"/>
-              </w:rPr>
-            </w:pPr>
-            <w:r>
-              <w:rPr>
-                <w:rtl w:val="0"/>
-              </w:rPr>
-            </w:r>
-          </w:p>
-        </w:tc>
-        <w:tc>
-          <w:tcPr>
-            <w:tcBorders>
-              <w:top w:color="a6a6a6" w:space="0" w:sz="4" w:val="single"/>
-              <w:left w:color="a6a6a6" w:space="0" w:sz="4" w:val="single"/>
-              <w:bottom w:color="a6a6a6" w:space="0" w:sz="4" w:val="single"/>
-              <w:right w:color="a6a6a6" w:space="0" w:sz="4" w:val="single"/>
-            </w:tcBorders>
-            <w:tcMar>
-              <w:top w:w="0.0" w:type="dxa"/>
-              <w:left w:w="0.0" w:type="dxa"/>
-              <w:bottom w:w="0.0" w:type="dxa"/>
-              <w:right w:w="0.0" w:type="dxa"/>
-            </w:tcMar>
-          </w:tcPr>
-          <w:p>
-            <w:pPr>
-              <w:keepNext w:val="0"/>
-              <w:keepLines w:val="0"/>
-              <w:widowControl w:val="0"/>
-              <w:pBdr>
-                <w:top w:space="0" w:sz="0" w:val="nil"/>
-                <w:left w:space="0" w:sz="0" w:val="nil"/>
-                <w:bottom w:space="0" w:sz="0" w:val="nil"/>
-                <w:right w:space="0" w:sz="0" w:val="nil"/>
-                <w:between w:space="0" w:sz="0" w:val="nil"/>
-              </w:pBdr>
-              <w:shd w:fill="auto" w:val="clear"/>
-              <w:spacing w:after="0" w:before="0" w:line="240" w:lineRule="auto"/>
-              <w:ind w:left="0" w:right="0" w:firstLine="0"/>
-              <w:jc w:val="left"/>
-              <w:rPr>
-                <w:rFonts w:ascii="Cambria" w:cs="Cambria" w:eastAsia="Cambria" w:hAnsi="Cambria"/>
-                <w:i w:val="0"/>
-                <w:iCs w:val="0"/>
-                <w:smallCaps w:val="0"/>
-                <w:strike w:val="0"/>
-                <w:color w:val="000000"/>
-                <w:sz w:val="24"/>
-                <w:szCs w:val="24"/>
-                <w:u w:val="none"/>
-                <w:shd w:fill="auto" w:val="clear"/>
-                <w:vertAlign w:val="baseline"/>
-              </w:rPr>
-            </w:pPr>
-            <w:r>
-              <w:rPr>
-                <w:rtl w:val="0"/>
-              </w:rPr>
-            </w:r>
-          </w:p>
-        </w:tc>
-        <w:tc>
-          <w:tcPr>
-            <w:tcBorders>
-              <w:top w:color="a6a6a6" w:space="0" w:sz="4" w:val="single"/>
-              <w:left w:color="a6a6a6" w:space="0" w:sz="4" w:val="single"/>
-              <w:bottom w:color="a6a6a6" w:space="0" w:sz="4" w:val="single"/>
-              <w:right w:color="a6a6a6" w:space="0" w:sz="4" w:val="single"/>
-            </w:tcBorders>
-            <w:tcMar>
-              <w:top w:w="0.0" w:type="dxa"/>
-              <w:left w:w="0.0" w:type="dxa"/>
-              <w:bottom w:w="0.0" w:type="dxa"/>
-              <w:right w:w="0.0" w:type="dxa"/>
-            </w:tcMar>
-          </w:tcPr>
-          <w:p>
-            <w:pPr>
-              <w:keepNext w:val="0"/>
-              <w:keepLines w:val="0"/>
-              <w:widowControl w:val="0"/>
-              <w:pBdr>
-                <w:top w:space="0" w:sz="0" w:val="nil"/>
-                <w:left w:space="0" w:sz="0" w:val="nil"/>
-                <w:bottom w:space="0" w:sz="0" w:val="nil"/>
-                <w:right w:space="0" w:sz="0" w:val="nil"/>
-                <w:between w:space="0" w:sz="0" w:val="nil"/>
-              </w:pBdr>
-              <w:shd w:fill="auto" w:val="clear"/>
-              <w:spacing w:after="0" w:before="0" w:line="240" w:lineRule="auto"/>
-              <w:ind w:left="0" w:right="0" w:firstLine="0"/>
-              <w:jc w:val="left"/>
-              <w:rPr>
-                <w:rFonts w:ascii="Cambria" w:cs="Cambria" w:eastAsia="Cambria" w:hAnsi="Cambria"/>
-                <w:i w:val="0"/>
-                <w:iCs w:val="0"/>
-                <w:smallCaps w:val="0"/>
-                <w:strike w:val="0"/>
-                <w:color w:val="000000"/>
-                <w:sz w:val="24"/>
-                <w:szCs w:val="24"/>
-                <w:u w:val="none"/>
-                <w:shd w:fill="auto" w:val="clear"/>
-                <w:vertAlign w:val="baseline"/>
-              </w:rPr>
-            </w:pPr>
-            <w:r>
-              <w:rPr>
-                <w:rtl w:val="0"/>
-              </w:rPr>
-            </w:r>
-          </w:p>
-        </w:tc>
-        <w:tc>
-          <w:tcPr>
-            <w:tcBorders>
-              <w:top w:color="a6a6a6" w:space="0" w:sz="4" w:val="single"/>
-              <w:left w:color="a6a6a6" w:space="0" w:sz="4" w:val="single"/>
-              <w:bottom w:color="a6a6a6" w:space="0" w:sz="4" w:val="single"/>
-              <w:right w:color="a6a6a6" w:space="0" w:sz="4" w:val="single"/>
-            </w:tcBorders>
-            <w:tcMar>
-              <w:top w:w="0.0" w:type="dxa"/>
-              <w:left w:w="0.0" w:type="dxa"/>
-              <w:bottom w:w="0.0" w:type="dxa"/>
-              <w:right w:w="0.0" w:type="dxa"/>
-            </w:tcMar>
-          </w:tcPr>
-          <w:p>
-            <w:pPr>
-              <w:keepNext w:val="0"/>
-              <w:keepLines w:val="0"/>
-              <w:widowControl w:val="0"/>
-              <w:pBdr>
-                <w:top w:space="0" w:sz="0" w:val="nil"/>
-                <w:left w:space="0" w:sz="0" w:val="nil"/>
-                <w:bottom w:space="0" w:sz="0" w:val="nil"/>
-                <w:right w:space="0" w:sz="0" w:val="nil"/>
-                <w:between w:space="0" w:sz="0" w:val="nil"/>
-              </w:pBdr>
-              <w:shd w:fill="auto" w:val="clear"/>
-              <w:spacing w:after="0" w:before="0" w:line="240" w:lineRule="auto"/>
-              <w:ind w:left="0" w:right="0" w:firstLine="0"/>
-              <w:jc w:val="left"/>
-              <w:rPr>
-                <w:rFonts w:ascii="Cambria" w:cs="Cambria" w:eastAsia="Cambria" w:hAnsi="Cambria"/>
-                <w:i w:val="0"/>
-                <w:iCs w:val="0"/>
-                <w:smallCaps w:val="0"/>
-                <w:strike w:val="0"/>
-                <w:color w:val="000000"/>
-                <w:sz w:val="24"/>
-                <w:szCs w:val="24"/>
-                <w:u w:val="none"/>
-                <w:shd w:fill="auto" w:val="clear"/>
-                <w:vertAlign w:val="baseline"/>
-              </w:rPr>
-            </w:pPr>
-            <w:r>
-              <w:rPr>
-                <w:rtl w:val="0"/>
-              </w:rPr>
-            </w:r>
-          </w:p>
-        </w:tc>
-        <w:tc>
-          <w:tcPr>
-            <w:tcBorders>
-              <w:top w:color="a6a6a6" w:space="0" w:sz="4" w:val="single"/>
-              <w:left w:color="a6a6a6" w:space="0" w:sz="4" w:val="single"/>
-              <w:bottom w:color="a6a6a6" w:space="0" w:sz="4" w:val="single"/>
-              <w:right w:color="a6a6a6" w:space="0" w:sz="4" w:val="single"/>
-            </w:tcBorders>
-            <w:tcMar>
-              <w:top w:w="0.0" w:type="dxa"/>
-              <w:left w:w="0.0" w:type="dxa"/>
-              <w:bottom w:w="0.0" w:type="dxa"/>
-              <w:right w:w="0.0" w:type="dxa"/>
-            </w:tcMar>
-          </w:tcPr>
-          <w:p>
-            <w:pPr>
-              <w:keepNext w:val="0"/>
-              <w:keepLines w:val="0"/>
-              <w:widowControl w:val="0"/>
-              <w:pBdr>
-                <w:top w:space="0" w:sz="0" w:val="nil"/>
-                <w:left w:space="0" w:sz="0" w:val="nil"/>
-                <w:bottom w:space="0" w:sz="0" w:val="nil"/>
-                <w:right w:space="0" w:sz="0" w:val="nil"/>
-                <w:between w:space="0" w:sz="0" w:val="nil"/>
-              </w:pBdr>
-              <w:shd w:fill="auto" w:val="clear"/>
-              <w:spacing w:after="0" w:before="0" w:line="240" w:lineRule="auto"/>
-              <w:ind w:left="0" w:right="0" w:firstLine="0"/>
-              <w:jc w:val="left"/>
-              <w:rPr>
-                <w:rFonts w:ascii="Cambria" w:cs="Cambria" w:eastAsia="Cambria" w:hAnsi="Cambria"/>
-                <w:i w:val="0"/>
-                <w:iCs w:val="0"/>
-                <w:smallCaps w:val="0"/>
-                <w:strike w:val="0"/>
-                <w:color w:val="000000"/>
-                <w:sz w:val="24"/>
-                <w:szCs w:val="24"/>
-                <w:u w:val="none"/>
-                <w:shd w:fill="auto" w:val="clear"/>
-                <w:vertAlign w:val="baseline"/>
-              </w:rPr>
-            </w:pPr>
-            <w:r>
-              <w:rPr>
-                <w:rtl w:val="0"/>
-              </w:rPr>
-            </w:r>
-          </w:p>
-        </w:tc>
-      </w:tr>
-      <w:tr>
-        <w:trPr>
-          <w:cantSplit w:val="0"/>
-          <w:trHeight w:val="383" w:hRule="atLeast"/>
-          <w:tblHeader w:val="0"/>
-        </w:trPr>
-        <w:tc>
-          <w:tcPr>
-            <w:tcBorders>
-              <w:top w:color="a6a6a6" w:space="0" w:sz="4" w:val="single"/>
-              <w:left w:color="a6a6a6" w:space="0" w:sz="4" w:val="single"/>
-              <w:bottom w:color="a6a6a6" w:space="0" w:sz="4" w:val="single"/>
-              <w:right w:color="a6a6a6" w:space="0" w:sz="4" w:val="single"/>
-            </w:tcBorders>
-            <w:tcMar>
-              <w:top w:w="0.0" w:type="dxa"/>
-              <w:left w:w="0.0" w:type="dxa"/>
-              <w:bottom w:w="0.0" w:type="dxa"/>
-              <w:right w:w="0.0" w:type="dxa"/>
-            </w:tcMar>
-          </w:tcPr>
-          <w:p>
-            <w:pPr>
-              <w:keepNext w:val="0"/>
-              <w:keepLines w:val="0"/>
-              <w:widowControl w:val="0"/>
-              <w:pBdr>
-                <w:top w:space="0" w:sz="0" w:val="nil"/>
-                <w:left w:space="0" w:sz="0" w:val="nil"/>
-                <w:bottom w:space="0" w:sz="0" w:val="nil"/>
-                <w:right w:space="0" w:sz="0" w:val="nil"/>
-                <w:between w:space="0" w:sz="0" w:val="nil"/>
-              </w:pBdr>
-              <w:shd w:fill="auto" w:val="clear"/>
-              <w:spacing w:after="0" w:before="0" w:line="240" w:lineRule="auto"/>
-              <w:ind w:left="0" w:right="0" w:firstLine="0"/>
-              <w:jc w:val="left"/>
-              <w:rPr>
-                <w:rFonts w:ascii="Cambria" w:cs="Cambria" w:eastAsia="Cambria" w:hAnsi="Cambria"/>
-                <w:i w:val="0"/>
-                <w:iCs w:val="0"/>
-                <w:smallCaps w:val="0"/>
-                <w:strike w:val="0"/>
-                <w:color w:val="000000"/>
-                <w:sz w:val="24"/>
-                <w:szCs w:val="24"/>
-                <w:u w:val="none"/>
-                <w:shd w:fill="auto" w:val="clear"/>
-                <w:vertAlign w:val="baseline"/>
-              </w:rPr>
-            </w:pPr>
-            <w:r>
-              <w:rPr>
-                <w:rtl w:val="0"/>
-              </w:rPr>
-            </w:r>
-          </w:p>
-        </w:tc>
-        <w:tc>
-          <w:tcPr>
-            <w:tcBorders>
-              <w:top w:color="a6a6a6" w:space="0" w:sz="4" w:val="single"/>
-              <w:left w:color="a6a6a6" w:space="0" w:sz="4" w:val="single"/>
-              <w:bottom w:color="a6a6a6" w:space="0" w:sz="4" w:val="single"/>
-              <w:right w:color="a6a6a6" w:space="0" w:sz="4" w:val="single"/>
-            </w:tcBorders>
-            <w:tcMar>
-              <w:top w:w="0.0" w:type="dxa"/>
-              <w:left w:w="0.0" w:type="dxa"/>
-              <w:bottom w:w="0.0" w:type="dxa"/>
-              <w:right w:w="0.0" w:type="dxa"/>
-            </w:tcMar>
-          </w:tcPr>
-          <w:p>
-            <w:pPr>
-              <w:keepNext w:val="0"/>
-              <w:keepLines w:val="0"/>
-              <w:widowControl w:val="0"/>
-              <w:pBdr>
-                <w:top w:space="0" w:sz="0" w:val="nil"/>
-                <w:left w:space="0" w:sz="0" w:val="nil"/>
-                <w:bottom w:space="0" w:sz="0" w:val="nil"/>
-                <w:right w:space="0" w:sz="0" w:val="nil"/>
-                <w:between w:space="0" w:sz="0" w:val="nil"/>
-              </w:pBdr>
-              <w:shd w:fill="auto" w:val="clear"/>
-              <w:spacing w:after="0" w:before="0" w:line="240" w:lineRule="auto"/>
-              <w:ind w:left="0" w:right="0" w:firstLine="0"/>
-              <w:jc w:val="left"/>
-              <w:rPr>
-                <w:rFonts w:ascii="Cambria" w:cs="Cambria" w:eastAsia="Cambria" w:hAnsi="Cambria"/>
-                <w:i w:val="0"/>
-                <w:iCs w:val="0"/>
-                <w:smallCaps w:val="0"/>
-                <w:strike w:val="0"/>
-                <w:color w:val="000000"/>
-                <w:sz w:val="24"/>
-                <w:szCs w:val="24"/>
-                <w:u w:val="none"/>
-                <w:shd w:fill="auto" w:val="clear"/>
-                <w:vertAlign w:val="baseline"/>
-              </w:rPr>
-            </w:pPr>
-            <w:r>
-              <w:rPr>
-                <w:rtl w:val="0"/>
-              </w:rPr>
-            </w:r>
-          </w:p>
-        </w:tc>
-        <w:tc>
-          <w:tcPr>
-            <w:tcBorders>
-              <w:top w:color="a6a6a6" w:space="0" w:sz="4" w:val="single"/>
-              <w:left w:color="a6a6a6" w:space="0" w:sz="4" w:val="single"/>
-              <w:bottom w:color="a6a6a6" w:space="0" w:sz="4" w:val="single"/>
-              <w:right w:color="a6a6a6" w:space="0" w:sz="4" w:val="single"/>
-            </w:tcBorders>
-            <w:tcMar>
-              <w:top w:w="0.0" w:type="dxa"/>
-              <w:left w:w="0.0" w:type="dxa"/>
-              <w:bottom w:w="0.0" w:type="dxa"/>
-              <w:right w:w="0.0" w:type="dxa"/>
-            </w:tcMar>
-          </w:tcPr>
-          <w:p>
-            <w:pPr>
-              <w:keepNext w:val="0"/>
-              <w:keepLines w:val="0"/>
-              <w:widowControl w:val="0"/>
-              <w:pBdr>
-                <w:top w:space="0" w:sz="0" w:val="nil"/>
-                <w:left w:space="0" w:sz="0" w:val="nil"/>
-                <w:bottom w:space="0" w:sz="0" w:val="nil"/>
-                <w:right w:space="0" w:sz="0" w:val="nil"/>
-                <w:between w:space="0" w:sz="0" w:val="nil"/>
-              </w:pBdr>
-              <w:shd w:fill="auto" w:val="clear"/>
-              <w:spacing w:after="0" w:before="0" w:line="240" w:lineRule="auto"/>
-              <w:ind w:left="0" w:right="0" w:firstLine="0"/>
-              <w:jc w:val="left"/>
-              <w:rPr>
-                <w:rFonts w:ascii="Cambria" w:cs="Cambria" w:eastAsia="Cambria" w:hAnsi="Cambria"/>
-                <w:i w:val="0"/>
-                <w:iCs w:val="0"/>
-                <w:smallCaps w:val="0"/>
-                <w:strike w:val="0"/>
-                <w:color w:val="000000"/>
-                <w:sz w:val="24"/>
-                <w:szCs w:val="24"/>
-                <w:u w:val="none"/>
-                <w:shd w:fill="auto" w:val="clear"/>
-                <w:vertAlign w:val="baseline"/>
-              </w:rPr>
-            </w:pPr>
-            <w:r>
-              <w:rPr>
-                <w:rtl w:val="0"/>
-              </w:rPr>
-            </w:r>
-          </w:p>
-        </w:tc>
-        <w:tc>
-          <w:tcPr>
-            <w:tcBorders>
-              <w:top w:color="a6a6a6" w:space="0" w:sz="4" w:val="single"/>
-              <w:left w:color="a6a6a6" w:space="0" w:sz="4" w:val="single"/>
-              <w:bottom w:color="a6a6a6" w:space="0" w:sz="4" w:val="single"/>
-              <w:right w:color="a6a6a6" w:space="0" w:sz="4" w:val="single"/>
-            </w:tcBorders>
-            <w:tcMar>
-              <w:top w:w="0.0" w:type="dxa"/>
-              <w:left w:w="0.0" w:type="dxa"/>
-              <w:bottom w:w="0.0" w:type="dxa"/>
-              <w:right w:w="0.0" w:type="dxa"/>
-            </w:tcMar>
-          </w:tcPr>
-          <w:p>
-            <w:pPr>
-              <w:keepNext w:val="0"/>
-              <w:keepLines w:val="0"/>
-              <w:widowControl w:val="0"/>
-              <w:pBdr>
-                <w:top w:space="0" w:sz="0" w:val="nil"/>
-                <w:left w:space="0" w:sz="0" w:val="nil"/>
-                <w:bottom w:space="0" w:sz="0" w:val="nil"/>
-                <w:right w:space="0" w:sz="0" w:val="nil"/>
-                <w:between w:space="0" w:sz="0" w:val="nil"/>
-              </w:pBdr>
-              <w:shd w:fill="auto" w:val="clear"/>
-              <w:spacing w:after="0" w:before="0" w:line="240" w:lineRule="auto"/>
-              <w:ind w:left="0" w:right="0" w:firstLine="0"/>
-              <w:jc w:val="left"/>
-              <w:rPr>
-                <w:rFonts w:ascii="Cambria" w:cs="Cambria" w:eastAsia="Cambria" w:hAnsi="Cambria"/>
-                <w:i w:val="0"/>
-                <w:iCs w:val="0"/>
-                <w:smallCaps w:val="0"/>
-                <w:strike w:val="0"/>
-                <w:color w:val="000000"/>
-                <w:sz w:val="24"/>
-                <w:szCs w:val="24"/>
-                <w:u w:val="none"/>
-                <w:shd w:fill="auto" w:val="clear"/>
-                <w:vertAlign w:val="baseline"/>
-              </w:rPr>
-            </w:pPr>
-            <w:r>
-              <w:rPr>
-                <w:rtl w:val="0"/>
-              </w:rPr>
-            </w:r>
-          </w:p>
-        </w:tc>
-        <w:tc>
-          <w:tcPr>
-            <w:tcBorders>
-              <w:top w:color="a6a6a6" w:space="0" w:sz="4" w:val="single"/>
-              <w:left w:color="a6a6a6" w:space="0" w:sz="4" w:val="single"/>
-              <w:bottom w:color="a6a6a6" w:space="0" w:sz="4" w:val="single"/>
-              <w:right w:color="a6a6a6" w:space="0" w:sz="4" w:val="single"/>
-            </w:tcBorders>
-            <w:tcMar>
-              <w:top w:w="0.0" w:type="dxa"/>
-              <w:left w:w="0.0" w:type="dxa"/>
-              <w:bottom w:w="0.0" w:type="dxa"/>
-              <w:right w:w="0.0" w:type="dxa"/>
-            </w:tcMar>
-          </w:tcPr>
-          <w:p>
-            <w:pPr>
-              <w:keepNext w:val="0"/>
-              <w:keepLines w:val="0"/>
-              <w:widowControl w:val="0"/>
-              <w:pBdr>
-                <w:top w:space="0" w:sz="0" w:val="nil"/>
-                <w:left w:space="0" w:sz="0" w:val="nil"/>
-                <w:bottom w:space="0" w:sz="0" w:val="nil"/>
-                <w:right w:space="0" w:sz="0" w:val="nil"/>
-                <w:between w:space="0" w:sz="0" w:val="nil"/>
-              </w:pBdr>
-              <w:shd w:fill="auto" w:val="clear"/>
-              <w:spacing w:after="0" w:before="0" w:line="240" w:lineRule="auto"/>
-              <w:ind w:left="0" w:right="0" w:firstLine="0"/>
-              <w:jc w:val="left"/>
-              <w:rPr>
-                <w:rFonts w:ascii="Cambria" w:cs="Cambria" w:eastAsia="Cambria" w:hAnsi="Cambria"/>
-                <w:i w:val="0"/>
-                <w:iCs w:val="0"/>
-                <w:smallCaps w:val="0"/>
-                <w:strike w:val="0"/>
-                <w:color w:val="000000"/>
-                <w:sz w:val="24"/>
-                <w:szCs w:val="24"/>
-                <w:u w:val="none"/>
-                <w:shd w:fill="auto" w:val="clear"/>
-                <w:vertAlign w:val="baseline"/>
-              </w:rPr>
-            </w:pPr>
-            <w:r>
-              <w:rPr>
-                <w:rtl w:val="0"/>
-              </w:rPr>
-            </w:r>
-          </w:p>
-        </w:tc>
-      </w:tr>
-      <w:tr>
-        <w:trPr>
-          <w:cantSplit w:val="0"/>
-          <w:trHeight w:val="388" w:hRule="atLeast"/>
-          <w:tblHeader w:val="0"/>
-        </w:trPr>
-        <w:tc>
-          <w:tcPr>
-            <w:tcBorders>
-              <w:top w:color="a6a6a6" w:space="0" w:sz="4" w:val="single"/>
-              <w:left w:color="a6a6a6" w:space="0" w:sz="4" w:val="single"/>
-              <w:bottom w:color="a6a6a6" w:space="0" w:sz="4" w:val="single"/>
-              <w:right w:color="a6a6a6" w:space="0" w:sz="4" w:val="single"/>
-            </w:tcBorders>
-            <w:tcMar>
-              <w:top w:w="0.0" w:type="dxa"/>
-              <w:left w:w="0.0" w:type="dxa"/>
-              <w:bottom w:w="0.0" w:type="dxa"/>
-              <w:right w:w="0.0" w:type="dxa"/>
-            </w:tcMar>
-          </w:tcPr>
-          <w:p>
-            <w:pPr>
-              <w:keepNext w:val="0"/>
-              <w:keepLines w:val="0"/>
-              <w:widowControl w:val="0"/>
-              <w:pBdr>
-                <w:top w:space="0" w:sz="0" w:val="nil"/>
-                <w:left w:space="0" w:sz="0" w:val="nil"/>
-                <w:bottom w:space="0" w:sz="0" w:val="nil"/>
-                <w:right w:space="0" w:sz="0" w:val="nil"/>
-                <w:between w:space="0" w:sz="0" w:val="nil"/>
-              </w:pBdr>
-              <w:shd w:fill="auto" w:val="clear"/>
-              <w:spacing w:after="0" w:before="0" w:line="240" w:lineRule="auto"/>
-              <w:ind w:left="0" w:right="0" w:firstLine="0"/>
-              <w:jc w:val="left"/>
-              <w:rPr>
-                <w:rFonts w:ascii="Cambria" w:cs="Cambria" w:eastAsia="Cambria" w:hAnsi="Cambria"/>
-                <w:i w:val="0"/>
-                <w:iCs w:val="0"/>
-                <w:smallCaps w:val="0"/>
-                <w:strike w:val="0"/>
-                <w:color w:val="000000"/>
-                <w:sz w:val="24"/>
-                <w:szCs w:val="24"/>
-                <w:u w:val="none"/>
-                <w:shd w:fill="auto" w:val="clear"/>
-                <w:vertAlign w:val="baseline"/>
-              </w:rPr>
-            </w:pPr>
-            <w:r>
-              <w:rPr>
-                <w:rtl w:val="0"/>
-              </w:rPr>
-            </w:r>
-          </w:p>
-        </w:tc>
-        <w:tc>
-          <w:tcPr>
-            <w:tcBorders>
-              <w:top w:color="a6a6a6" w:space="0" w:sz="4" w:val="single"/>
-              <w:left w:color="a6a6a6" w:space="0" w:sz="4" w:val="single"/>
-              <w:bottom w:color="a6a6a6" w:space="0" w:sz="4" w:val="single"/>
-              <w:right w:color="a6a6a6" w:space="0" w:sz="4" w:val="single"/>
-            </w:tcBorders>
-            <w:tcMar>
-              <w:top w:w="0.0" w:type="dxa"/>
-              <w:left w:w="0.0" w:type="dxa"/>
-              <w:bottom w:w="0.0" w:type="dxa"/>
-              <w:right w:w="0.0" w:type="dxa"/>
-            </w:tcMar>
-          </w:tcPr>
-          <w:p>
-            <w:pPr>
-              <w:keepNext w:val="0"/>
-              <w:keepLines w:val="0"/>
-              <w:widowControl w:val="0"/>
-              <w:pBdr>
-                <w:top w:space="0" w:sz="0" w:val="nil"/>
-                <w:left w:space="0" w:sz="0" w:val="nil"/>
-                <w:bottom w:space="0" w:sz="0" w:val="nil"/>
-                <w:right w:space="0" w:sz="0" w:val="nil"/>
-                <w:between w:space="0" w:sz="0" w:val="nil"/>
-              </w:pBdr>
-              <w:shd w:fill="auto" w:val="clear"/>
-              <w:spacing w:after="0" w:before="0" w:line="240" w:lineRule="auto"/>
-              <w:ind w:left="0" w:right="0" w:firstLine="0"/>
-              <w:jc w:val="left"/>
-              <w:rPr>
-                <w:rFonts w:ascii="Cambria" w:cs="Cambria" w:eastAsia="Cambria" w:hAnsi="Cambria"/>
-                <w:i w:val="0"/>
-                <w:iCs w:val="0"/>
-                <w:smallCaps w:val="0"/>
-                <w:strike w:val="0"/>
-                <w:color w:val="000000"/>
-                <w:sz w:val="24"/>
-                <w:szCs w:val="24"/>
-                <w:u w:val="none"/>
-                <w:shd w:fill="auto" w:val="clear"/>
-                <w:vertAlign w:val="baseline"/>
-              </w:rPr>
-            </w:pPr>
-            <w:r>
-              <w:rPr>
-                <w:rtl w:val="0"/>
-              </w:rPr>
-            </w:r>
-          </w:p>
-        </w:tc>
-        <w:tc>
-          <w:tcPr>
-            <w:tcBorders>
-              <w:top w:color="a6a6a6" w:space="0" w:sz="4" w:val="single"/>
-              <w:left w:color="a6a6a6" w:space="0" w:sz="4" w:val="single"/>
-              <w:bottom w:color="a6a6a6" w:space="0" w:sz="4" w:val="single"/>
-              <w:right w:color="a6a6a6" w:space="0" w:sz="4" w:val="single"/>
-            </w:tcBorders>
-            <w:tcMar>
-              <w:top w:w="0.0" w:type="dxa"/>
-              <w:left w:w="0.0" w:type="dxa"/>
-              <w:bottom w:w="0.0" w:type="dxa"/>
-              <w:right w:w="0.0" w:type="dxa"/>
-            </w:tcMar>
-          </w:tcPr>
-          <w:p>
-            <w:pPr>
-              <w:keepNext w:val="0"/>
-              <w:keepLines w:val="0"/>
-              <w:widowControl w:val="0"/>
-              <w:pBdr>
-                <w:top w:space="0" w:sz="0" w:val="nil"/>
-                <w:left w:space="0" w:sz="0" w:val="nil"/>
-                <w:bottom w:space="0" w:sz="0" w:val="nil"/>
-                <w:right w:space="0" w:sz="0" w:val="nil"/>
-                <w:between w:space="0" w:sz="0" w:val="nil"/>
-              </w:pBdr>
-              <w:shd w:fill="auto" w:val="clear"/>
-              <w:spacing w:after="0" w:before="0" w:line="240" w:lineRule="auto"/>
-              <w:ind w:left="0" w:right="0" w:firstLine="0"/>
-              <w:jc w:val="left"/>
-              <w:rPr>
-                <w:rFonts w:ascii="Cambria" w:cs="Cambria" w:eastAsia="Cambria" w:hAnsi="Cambria"/>
-                <w:i w:val="0"/>
-                <w:iCs w:val="0"/>
-                <w:smallCaps w:val="0"/>
-                <w:strike w:val="0"/>
-                <w:color w:val="000000"/>
-                <w:sz w:val="24"/>
-                <w:szCs w:val="24"/>
-                <w:u w:val="none"/>
-                <w:shd w:fill="auto" w:val="clear"/>
-                <w:vertAlign w:val="baseline"/>
-              </w:rPr>
-            </w:pPr>
-            <w:r>
-              <w:rPr>
-                <w:rtl w:val="0"/>
-              </w:rPr>
-            </w:r>
-          </w:p>
-        </w:tc>
-        <w:tc>
-          <w:tcPr>
-            <w:tcBorders>
-              <w:top w:color="a6a6a6" w:space="0" w:sz="4" w:val="single"/>
-              <w:left w:color="a6a6a6" w:space="0" w:sz="4" w:val="single"/>
-              <w:bottom w:color="a6a6a6" w:space="0" w:sz="4" w:val="single"/>
-              <w:right w:color="a6a6a6" w:space="0" w:sz="4" w:val="single"/>
-            </w:tcBorders>
-            <w:tcMar>
-              <w:top w:w="0.0" w:type="dxa"/>
-              <w:left w:w="0.0" w:type="dxa"/>
-              <w:bottom w:w="0.0" w:type="dxa"/>
-              <w:right w:w="0.0" w:type="dxa"/>
-            </w:tcMar>
-          </w:tcPr>
-          <w:p>
-            <w:pPr>
-              <w:keepNext w:val="0"/>
-              <w:keepLines w:val="0"/>
-              <w:widowControl w:val="0"/>
-              <w:pBdr>
-                <w:top w:space="0" w:sz="0" w:val="nil"/>
-                <w:left w:space="0" w:sz="0" w:val="nil"/>
-                <w:bottom w:space="0" w:sz="0" w:val="nil"/>
-                <w:right w:space="0" w:sz="0" w:val="nil"/>
-                <w:between w:space="0" w:sz="0" w:val="nil"/>
-              </w:pBdr>
-              <w:shd w:fill="auto" w:val="clear"/>
-              <w:spacing w:after="0" w:before="0" w:line="240" w:lineRule="auto"/>
-              <w:ind w:left="0" w:right="0" w:firstLine="0"/>
-              <w:jc w:val="left"/>
-              <w:rPr>
-                <w:rFonts w:ascii="Cambria" w:cs="Cambria" w:eastAsia="Cambria" w:hAnsi="Cambria"/>
-                <w:i w:val="0"/>
-                <w:iCs w:val="0"/>
-                <w:smallCaps w:val="0"/>
-                <w:strike w:val="0"/>
-                <w:color w:val="000000"/>
-                <w:sz w:val="24"/>
-                <w:szCs w:val="24"/>
-                <w:u w:val="none"/>
-                <w:shd w:fill="auto" w:val="clear"/>
-                <w:vertAlign w:val="baseline"/>
-              </w:rPr>
-            </w:pPr>
-            <w:r>
-              <w:rPr>
-                <w:rtl w:val="0"/>
-              </w:rPr>
-            </w:r>
-          </w:p>
-        </w:tc>
-        <w:tc>
-          <w:tcPr>
-            <w:tcBorders>
-              <w:top w:color="a6a6a6" w:space="0" w:sz="4" w:val="single"/>
-              <w:left w:color="a6a6a6" w:space="0" w:sz="4" w:val="single"/>
-              <w:bottom w:color="a6a6a6" w:space="0" w:sz="4" w:val="single"/>
-              <w:right w:color="a6a6a6" w:space="0" w:sz="4" w:val="single"/>
-            </w:tcBorders>
-            <w:tcMar>
-              <w:top w:w="0.0" w:type="dxa"/>
-              <w:left w:w="0.0" w:type="dxa"/>
-              <w:bottom w:w="0.0" w:type="dxa"/>
-              <w:right w:w="0.0" w:type="dxa"/>
-            </w:tcMar>
-          </w:tcPr>
-          <w:p>
-            <w:pPr>
-              <w:keepNext w:val="0"/>
-              <w:keepLines w:val="0"/>
-              <w:widowControl w:val="0"/>
-              <w:pBdr>
-                <w:top w:space="0" w:sz="0" w:val="nil"/>
-                <w:left w:space="0" w:sz="0" w:val="nil"/>
-                <w:bottom w:space="0" w:sz="0" w:val="nil"/>
-                <w:right w:space="0" w:sz="0" w:val="nil"/>
-                <w:between w:space="0" w:sz="0" w:val="nil"/>
-              </w:pBdr>
-              <w:shd w:fill="auto" w:val="clear"/>
-              <w:spacing w:after="0" w:before="0" w:line="240" w:lineRule="auto"/>
-              <w:ind w:left="0" w:right="0" w:firstLine="0"/>
-              <w:jc w:val="left"/>
-              <w:rPr>
-                <w:rFonts w:ascii="Cambria" w:cs="Cambria" w:eastAsia="Cambria" w:hAnsi="Cambria"/>
-                <w:i w:val="0"/>
-                <w:iCs w:val="0"/>
-                <w:smallCaps w:val="0"/>
-                <w:strike w:val="0"/>
-                <w:color w:val="000000"/>
-                <w:sz w:val="24"/>
-                <w:szCs w:val="24"/>
-                <w:u w:val="none"/>
-                <w:shd w:fill="auto" w:val="clear"/>
-                <w:vertAlign w:val="baseline"/>
-              </w:rPr>
-            </w:pPr>
-            <w:r>
-              <w:rPr>
-                <w:rtl w:val="0"/>
-              </w:rPr>
-            </w:r>
-          </w:p>
-        </w:tc>
-      </w:tr>
-      <w:tr>
-        <w:trPr>
-          <w:cantSplit w:val="0"/>
-          <w:trHeight w:val="383" w:hRule="atLeast"/>
-          <w:tblHeader w:val="0"/>
-        </w:trPr>
-        <w:tc>
-          <w:tcPr>
-            <w:tcBorders>
-              <w:top w:color="a6a6a6" w:space="0" w:sz="4" w:val="single"/>
-              <w:left w:color="a6a6a6" w:space="0" w:sz="4" w:val="single"/>
-              <w:bottom w:color="a6a6a6" w:space="0" w:sz="4" w:val="single"/>
-              <w:right w:color="a6a6a6" w:space="0" w:sz="4" w:val="single"/>
-            </w:tcBorders>
-            <w:tcMar>
-              <w:top w:w="0.0" w:type="dxa"/>
-              <w:left w:w="0.0" w:type="dxa"/>
-              <w:bottom w:w="0.0" w:type="dxa"/>
-              <w:right w:w="0.0" w:type="dxa"/>
-            </w:tcMar>
-          </w:tcPr>
-          <w:p>
-            <w:pPr>
-              <w:keepNext w:val="0"/>
-              <w:keepLines w:val="0"/>
-              <w:widowControl w:val="0"/>
-              <w:pBdr>
-                <w:top w:space="0" w:sz="0" w:val="nil"/>
-                <w:left w:space="0" w:sz="0" w:val="nil"/>
-                <w:bottom w:space="0" w:sz="0" w:val="nil"/>
-                <w:right w:space="0" w:sz="0" w:val="nil"/>
-                <w:between w:space="0" w:sz="0" w:val="nil"/>
-              </w:pBdr>
-              <w:shd w:fill="auto" w:val="clear"/>
-              <w:spacing w:after="0" w:before="0" w:line="240" w:lineRule="auto"/>
-              <w:ind w:left="0" w:right="0" w:firstLine="0"/>
-              <w:jc w:val="left"/>
-              <w:rPr>
-                <w:rFonts w:ascii="Cambria" w:cs="Cambria" w:eastAsia="Cambria" w:hAnsi="Cambria"/>
-                <w:i w:val="0"/>
-                <w:iCs w:val="0"/>
-                <w:smallCaps w:val="0"/>
-                <w:strike w:val="0"/>
-                <w:color w:val="000000"/>
-                <w:sz w:val="24"/>
-                <w:szCs w:val="24"/>
-                <w:u w:val="none"/>
-                <w:shd w:fill="auto" w:val="clear"/>
-                <w:vertAlign w:val="baseline"/>
-              </w:rPr>
-            </w:pPr>
-            <w:r>
-              <w:rPr>
-                <w:rtl w:val="0"/>
-              </w:rPr>
-            </w:r>
-          </w:p>
-        </w:tc>
-        <w:tc>
-          <w:tcPr>
-            <w:tcBorders>
-              <w:top w:color="a6a6a6" w:space="0" w:sz="4" w:val="single"/>
-              <w:left w:color="a6a6a6" w:space="0" w:sz="4" w:val="single"/>
-              <w:bottom w:color="a6a6a6" w:space="0" w:sz="4" w:val="single"/>
-              <w:right w:color="a6a6a6" w:space="0" w:sz="4" w:val="single"/>
-            </w:tcBorders>
-            <w:tcMar>
-              <w:top w:w="0.0" w:type="dxa"/>
-              <w:left w:w="0.0" w:type="dxa"/>
-              <w:bottom w:w="0.0" w:type="dxa"/>
-              <w:right w:w="0.0" w:type="dxa"/>
-            </w:tcMar>
-          </w:tcPr>
-          <w:p>
-            <w:pPr>
-              <w:keepNext w:val="0"/>
-              <w:keepLines w:val="0"/>
-              <w:widowControl w:val="0"/>
-              <w:pBdr>
-                <w:top w:space="0" w:sz="0" w:val="nil"/>
-                <w:left w:space="0" w:sz="0" w:val="nil"/>
-                <w:bottom w:space="0" w:sz="0" w:val="nil"/>
-                <w:right w:space="0" w:sz="0" w:val="nil"/>
-                <w:between w:space="0" w:sz="0" w:val="nil"/>
-              </w:pBdr>
-              <w:shd w:fill="auto" w:val="clear"/>
-              <w:spacing w:after="0" w:before="0" w:line="240" w:lineRule="auto"/>
-              <w:ind w:left="0" w:right="0" w:firstLine="0"/>
-              <w:jc w:val="left"/>
-              <w:rPr>
-                <w:rFonts w:ascii="Cambria" w:cs="Cambria" w:eastAsia="Cambria" w:hAnsi="Cambria"/>
-                <w:i w:val="0"/>
-                <w:iCs w:val="0"/>
-                <w:smallCaps w:val="0"/>
-                <w:strike w:val="0"/>
-                <w:color w:val="000000"/>
-                <w:sz w:val="24"/>
-                <w:szCs w:val="24"/>
-                <w:u w:val="none"/>
-                <w:shd w:fill="auto" w:val="clear"/>
-                <w:vertAlign w:val="baseline"/>
-              </w:rPr>
-            </w:pPr>
-            <w:r>
-              <w:rPr>
-                <w:rtl w:val="0"/>
-              </w:rPr>
-            </w:r>
-          </w:p>
-        </w:tc>
-        <w:tc>
-          <w:tcPr>
-            <w:tcBorders>
-              <w:top w:color="a6a6a6" w:space="0" w:sz="4" w:val="single"/>
-              <w:left w:color="a6a6a6" w:space="0" w:sz="4" w:val="single"/>
-              <w:bottom w:color="a6a6a6" w:space="0" w:sz="4" w:val="single"/>
-              <w:right w:color="a6a6a6" w:space="0" w:sz="4" w:val="single"/>
-            </w:tcBorders>
-            <w:tcMar>
-              <w:top w:w="0.0" w:type="dxa"/>
-              <w:left w:w="0.0" w:type="dxa"/>
-              <w:bottom w:w="0.0" w:type="dxa"/>
-              <w:right w:w="0.0" w:type="dxa"/>
-            </w:tcMar>
-          </w:tcPr>
-          <w:p>
-            <w:pPr>
-              <w:keepNext w:val="0"/>
-              <w:keepLines w:val="0"/>
-              <w:widowControl w:val="0"/>
-              <w:pBdr>
-                <w:top w:space="0" w:sz="0" w:val="nil"/>
-                <w:left w:space="0" w:sz="0" w:val="nil"/>
-                <w:bottom w:space="0" w:sz="0" w:val="nil"/>
-                <w:right w:space="0" w:sz="0" w:val="nil"/>
-                <w:between w:space="0" w:sz="0" w:val="nil"/>
-              </w:pBdr>
-              <w:shd w:fill="auto" w:val="clear"/>
-              <w:spacing w:after="0" w:before="0" w:line="240" w:lineRule="auto"/>
-              <w:ind w:left="0" w:right="0" w:firstLine="0"/>
-              <w:jc w:val="left"/>
-              <w:rPr>
-                <w:rFonts w:ascii="Cambria" w:cs="Cambria" w:eastAsia="Cambria" w:hAnsi="Cambria"/>
-                <w:i w:val="0"/>
-                <w:iCs w:val="0"/>
-                <w:smallCaps w:val="0"/>
-                <w:strike w:val="0"/>
-                <w:color w:val="000000"/>
-                <w:sz w:val="24"/>
-                <w:szCs w:val="24"/>
-                <w:u w:val="none"/>
-                <w:shd w:fill="auto" w:val="clear"/>
-                <w:vertAlign w:val="baseline"/>
-              </w:rPr>
-            </w:pPr>
-            <w:r>
-              <w:rPr>
-                <w:rtl w:val="0"/>
-              </w:rPr>
-            </w:r>
-          </w:p>
-        </w:tc>
-        <w:tc>
-          <w:tcPr>
-            <w:tcBorders>
-              <w:top w:color="a6a6a6" w:space="0" w:sz="4" w:val="single"/>
-              <w:left w:color="a6a6a6" w:space="0" w:sz="4" w:val="single"/>
-              <w:bottom w:color="a6a6a6" w:space="0" w:sz="4" w:val="single"/>
-              <w:right w:color="a6a6a6" w:space="0" w:sz="4" w:val="single"/>
-            </w:tcBorders>
-            <w:tcMar>
-              <w:top w:w="0.0" w:type="dxa"/>
-              <w:left w:w="0.0" w:type="dxa"/>
-              <w:bottom w:w="0.0" w:type="dxa"/>
-              <w:right w:w="0.0" w:type="dxa"/>
-            </w:tcMar>
-          </w:tcPr>
-          <w:p>
-            <w:pPr>
-              <w:keepNext w:val="0"/>
-              <w:keepLines w:val="0"/>
-              <w:widowControl w:val="0"/>
-              <w:pBdr>
-                <w:top w:space="0" w:sz="0" w:val="nil"/>
-                <w:left w:space="0" w:sz="0" w:val="nil"/>
-                <w:bottom w:space="0" w:sz="0" w:val="nil"/>
-                <w:right w:space="0" w:sz="0" w:val="nil"/>
-                <w:between w:space="0" w:sz="0" w:val="nil"/>
-              </w:pBdr>
-              <w:shd w:fill="auto" w:val="clear"/>
-              <w:spacing w:after="0" w:before="0" w:line="240" w:lineRule="auto"/>
-              <w:ind w:left="0" w:right="0" w:firstLine="0"/>
-              <w:jc w:val="left"/>
-              <w:rPr>
-                <w:rFonts w:ascii="Cambria" w:cs="Cambria" w:eastAsia="Cambria" w:hAnsi="Cambria"/>
-                <w:i w:val="0"/>
-                <w:iCs w:val="0"/>
-                <w:smallCaps w:val="0"/>
-                <w:strike w:val="0"/>
-                <w:color w:val="000000"/>
-                <w:sz w:val="24"/>
-                <w:szCs w:val="24"/>
-                <w:u w:val="none"/>
-                <w:shd w:fill="auto" w:val="clear"/>
-                <w:vertAlign w:val="baseline"/>
-              </w:rPr>
-            </w:pPr>
-            <w:r>
-              <w:rPr>
-                <w:rtl w:val="0"/>
-              </w:rPr>
-            </w:r>
-          </w:p>
-        </w:tc>
-        <w:tc>
-          <w:tcPr>
-            <w:tcBorders>
-              <w:top w:color="a6a6a6" w:space="0" w:sz="4" w:val="single"/>
-              <w:left w:color="a6a6a6" w:space="0" w:sz="4" w:val="single"/>
-              <w:bottom w:color="a6a6a6" w:space="0" w:sz="4" w:val="single"/>
-              <w:right w:color="a6a6a6" w:space="0" w:sz="4" w:val="single"/>
-            </w:tcBorders>
-            <w:tcMar>
-              <w:top w:w="0.0" w:type="dxa"/>
-              <w:left w:w="0.0" w:type="dxa"/>
-              <w:bottom w:w="0.0" w:type="dxa"/>
-              <w:right w:w="0.0" w:type="dxa"/>
-            </w:tcMar>
-          </w:tcPr>
-          <w:p>
-            <w:pPr>
-              <w:keepNext w:val="0"/>
-              <w:keepLines w:val="0"/>
-              <w:widowControl w:val="0"/>
-              <w:pBdr>
-                <w:top w:space="0" w:sz="0" w:val="nil"/>
-                <w:left w:space="0" w:sz="0" w:val="nil"/>
-                <w:bottom w:space="0" w:sz="0" w:val="nil"/>
-                <w:right w:space="0" w:sz="0" w:val="nil"/>
-                <w:between w:space="0" w:sz="0" w:val="nil"/>
-              </w:pBdr>
-              <w:shd w:fill="auto" w:val="clear"/>
-              <w:spacing w:after="0" w:before="0" w:line="240" w:lineRule="auto"/>
-              <w:ind w:left="0" w:right="0" w:firstLine="0"/>
-              <w:jc w:val="left"/>
-              <w:rPr>
-                <w:rFonts w:ascii="Cambria" w:cs="Cambria" w:eastAsia="Cambria" w:hAnsi="Cambria"/>
-                <w:i w:val="0"/>
-                <w:iCs w:val="0"/>
-                <w:smallCaps w:val="0"/>
-                <w:strike w:val="0"/>
-                <w:color w:val="000000"/>
-                <w:sz w:val="24"/>
-                <w:szCs w:val="24"/>
-                <w:u w:val="none"/>
-                <w:shd w:fill="auto" w:val="clear"/>
-                <w:vertAlign w:val="baseline"/>
-              </w:rPr>
-            </w:pPr>
-            <w:r>
-              <w:rPr>
-                <w:rtl w:val="0"/>
-              </w:rPr>
-            </w:r>
-          </w:p>
-        </w:tc>
-      </w:tr>
-      <w:tr>
-        <w:trPr>
-          <w:cantSplit w:val="0"/>
-          <w:trHeight w:val="383" w:hRule="atLeast"/>
-          <w:tblHeader w:val="0"/>
-        </w:trPr>
-        <w:tc>
-          <w:tcPr>
-            <w:tcBorders>
-              <w:top w:color="a6a6a6" w:space="0" w:sz="4" w:val="single"/>
-              <w:left w:color="a6a6a6" w:space="0" w:sz="4" w:val="single"/>
-              <w:bottom w:color="a6a6a6" w:space="0" w:sz="4" w:val="single"/>
-              <w:right w:color="a6a6a6" w:space="0" w:sz="4" w:val="single"/>
-            </w:tcBorders>
-            <w:tcMar>
-              <w:top w:w="0.0" w:type="dxa"/>
-              <w:left w:w="0.0" w:type="dxa"/>
-              <w:bottom w:w="0.0" w:type="dxa"/>
-              <w:right w:w="0.0" w:type="dxa"/>
-            </w:tcMar>
-          </w:tcPr>
-          <w:p>
-            <w:pPr>
-              <w:keepNext w:val="0"/>
-              <w:keepLines w:val="0"/>
-              <w:widowControl w:val="0"/>
-              <w:pBdr>
-                <w:top w:space="0" w:sz="0" w:val="nil"/>
-                <w:left w:space="0" w:sz="0" w:val="nil"/>
-                <w:bottom w:space="0" w:sz="0" w:val="nil"/>
-                <w:right w:space="0" w:sz="0" w:val="nil"/>
-                <w:between w:space="0" w:sz="0" w:val="nil"/>
-              </w:pBdr>
-              <w:shd w:fill="auto" w:val="clear"/>
-              <w:spacing w:after="0" w:before="0" w:line="240" w:lineRule="auto"/>
-              <w:ind w:left="0" w:right="0" w:firstLine="0"/>
-              <w:jc w:val="left"/>
-              <w:rPr>
-                <w:rFonts w:ascii="Cambria" w:cs="Cambria" w:eastAsia="Cambria" w:hAnsi="Cambria"/>
-                <w:i w:val="0"/>
-                <w:iCs w:val="0"/>
-                <w:smallCaps w:val="0"/>
-                <w:strike w:val="0"/>
-                <w:color w:val="000000"/>
-                <w:sz w:val="24"/>
-                <w:szCs w:val="24"/>
-                <w:u w:val="none"/>
-                <w:shd w:fill="auto" w:val="clear"/>
-                <w:vertAlign w:val="baseline"/>
-              </w:rPr>
-            </w:pPr>
-            <w:r>
-              <w:rPr>
-                <w:rtl w:val="0"/>
-              </w:rPr>
-            </w:r>
-          </w:p>
-        </w:tc>
-        <w:tc>
-          <w:tcPr>
-            <w:tcBorders>
-              <w:top w:color="a6a6a6" w:space="0" w:sz="4" w:val="single"/>
-              <w:left w:color="a6a6a6" w:space="0" w:sz="4" w:val="single"/>
-              <w:bottom w:color="a6a6a6" w:space="0" w:sz="4" w:val="single"/>
-              <w:right w:color="a6a6a6" w:space="0" w:sz="4" w:val="single"/>
-            </w:tcBorders>
-            <w:tcMar>
-              <w:top w:w="0.0" w:type="dxa"/>
-              <w:left w:w="0.0" w:type="dxa"/>
-              <w:bottom w:w="0.0" w:type="dxa"/>
-              <w:right w:w="0.0" w:type="dxa"/>
-            </w:tcMar>
-          </w:tcPr>
-          <w:p>
-            <w:pPr>
-              <w:keepNext w:val="0"/>
-              <w:keepLines w:val="0"/>
-              <w:widowControl w:val="0"/>
-              <w:pBdr>
-                <w:top w:space="0" w:sz="0" w:val="nil"/>
-                <w:left w:space="0" w:sz="0" w:val="nil"/>
-                <w:bottom w:space="0" w:sz="0" w:val="nil"/>
-                <w:right w:space="0" w:sz="0" w:val="nil"/>
-                <w:between w:space="0" w:sz="0" w:val="nil"/>
-              </w:pBdr>
-              <w:shd w:fill="auto" w:val="clear"/>
-              <w:spacing w:after="0" w:before="0" w:line="240" w:lineRule="auto"/>
-              <w:ind w:left="0" w:right="0" w:firstLine="0"/>
-              <w:jc w:val="left"/>
-              <w:rPr>
-                <w:rFonts w:ascii="Cambria" w:cs="Cambria" w:eastAsia="Cambria" w:hAnsi="Cambria"/>
-                <w:i w:val="0"/>
-                <w:iCs w:val="0"/>
-                <w:smallCaps w:val="0"/>
-                <w:strike w:val="0"/>
-                <w:color w:val="000000"/>
-                <w:sz w:val="24"/>
-                <w:szCs w:val="24"/>
-                <w:u w:val="none"/>
-                <w:shd w:fill="auto" w:val="clear"/>
-                <w:vertAlign w:val="baseline"/>
-              </w:rPr>
-            </w:pPr>
-            <w:r>
-              <w:rPr>
-                <w:rtl w:val="0"/>
-              </w:rPr>
-            </w:r>
-          </w:p>
-        </w:tc>
-        <w:tc>
-          <w:tcPr>
-            <w:tcBorders>
-              <w:top w:color="a6a6a6" w:space="0" w:sz="4" w:val="single"/>
-              <w:left w:color="a6a6a6" w:space="0" w:sz="4" w:val="single"/>
-              <w:bottom w:color="a6a6a6" w:space="0" w:sz="4" w:val="single"/>
-              <w:right w:color="a6a6a6" w:space="0" w:sz="4" w:val="single"/>
-            </w:tcBorders>
-            <w:tcMar>
-              <w:top w:w="0.0" w:type="dxa"/>
-              <w:left w:w="0.0" w:type="dxa"/>
-              <w:bottom w:w="0.0" w:type="dxa"/>
-              <w:right w:w="0.0" w:type="dxa"/>
-            </w:tcMar>
-          </w:tcPr>
-          <w:p>
-            <w:pPr>
-              <w:keepNext w:val="0"/>
-              <w:keepLines w:val="0"/>
-              <w:widowControl w:val="0"/>
-              <w:pBdr>
-                <w:top w:space="0" w:sz="0" w:val="nil"/>
-                <w:left w:space="0" w:sz="0" w:val="nil"/>
-                <w:bottom w:space="0" w:sz="0" w:val="nil"/>
-                <w:right w:space="0" w:sz="0" w:val="nil"/>
-                <w:between w:space="0" w:sz="0" w:val="nil"/>
-              </w:pBdr>
-              <w:shd w:fill="auto" w:val="clear"/>
-              <w:spacing w:after="0" w:before="0" w:line="240" w:lineRule="auto"/>
-              <w:ind w:left="0" w:right="0" w:firstLine="0"/>
-              <w:jc w:val="left"/>
-              <w:rPr>
-                <w:rFonts w:ascii="Cambria" w:cs="Cambria" w:eastAsia="Cambria" w:hAnsi="Cambria"/>
-                <w:i w:val="0"/>
-                <w:iCs w:val="0"/>
-                <w:smallCaps w:val="0"/>
-                <w:strike w:val="0"/>
-                <w:color w:val="000000"/>
-                <w:sz w:val="24"/>
-                <w:szCs w:val="24"/>
-                <w:u w:val="none"/>
-                <w:shd w:fill="auto" w:val="clear"/>
-                <w:vertAlign w:val="baseline"/>
-              </w:rPr>
-            </w:pPr>
-            <w:r>
-              <w:rPr>
-                <w:rtl w:val="0"/>
-              </w:rPr>
-            </w:r>
-          </w:p>
-        </w:tc>
-        <w:tc>
-          <w:tcPr>
-            <w:tcBorders>
-              <w:top w:color="a6a6a6" w:space="0" w:sz="4" w:val="single"/>
-              <w:left w:color="a6a6a6" w:space="0" w:sz="4" w:val="single"/>
-              <w:bottom w:color="a6a6a6" w:space="0" w:sz="4" w:val="single"/>
-              <w:right w:color="a6a6a6" w:space="0" w:sz="4" w:val="single"/>
-            </w:tcBorders>
-            <w:tcMar>
-              <w:top w:w="0.0" w:type="dxa"/>
-              <w:left w:w="0.0" w:type="dxa"/>
-              <w:bottom w:w="0.0" w:type="dxa"/>
-              <w:right w:w="0.0" w:type="dxa"/>
-            </w:tcMar>
-          </w:tcPr>
-          <w:p>
-            <w:pPr>
-              <w:keepNext w:val="0"/>
-              <w:keepLines w:val="0"/>
-              <w:widowControl w:val="0"/>
-              <w:pBdr>
-                <w:top w:space="0" w:sz="0" w:val="nil"/>
-                <w:left w:space="0" w:sz="0" w:val="nil"/>
-                <w:bottom w:space="0" w:sz="0" w:val="nil"/>
-                <w:right w:space="0" w:sz="0" w:val="nil"/>
-                <w:between w:space="0" w:sz="0" w:val="nil"/>
-              </w:pBdr>
-              <w:shd w:fill="auto" w:val="clear"/>
-              <w:spacing w:after="0" w:before="0" w:line="240" w:lineRule="auto"/>
-              <w:ind w:left="0" w:right="0" w:firstLine="0"/>
-              <w:jc w:val="left"/>
-              <w:rPr>
-                <w:rFonts w:ascii="Cambria" w:cs="Cambria" w:eastAsia="Cambria" w:hAnsi="Cambria"/>
-                <w:i w:val="0"/>
-                <w:iCs w:val="0"/>
-                <w:smallCaps w:val="0"/>
-                <w:strike w:val="0"/>
-                <w:color w:val="000000"/>
-                <w:sz w:val="24"/>
-                <w:szCs w:val="24"/>
-                <w:u w:val="none"/>
-                <w:shd w:fill="auto" w:val="clear"/>
-                <w:vertAlign w:val="baseline"/>
-              </w:rPr>
-            </w:pPr>
-            <w:r>
-              <w:rPr>
-                <w:rtl w:val="0"/>
-              </w:rPr>
-            </w:r>
-          </w:p>
-        </w:tc>
-        <w:tc>
-          <w:tcPr>
-            <w:tcBorders>
-              <w:top w:color="a6a6a6" w:space="0" w:sz="4" w:val="single"/>
-              <w:left w:color="a6a6a6" w:space="0" w:sz="4" w:val="single"/>
-              <w:bottom w:color="a6a6a6" w:space="0" w:sz="4" w:val="single"/>
-              <w:right w:color="a6a6a6" w:space="0" w:sz="4" w:val="single"/>
-            </w:tcBorders>
-            <w:tcMar>
-              <w:top w:w="0.0" w:type="dxa"/>
-              <w:left w:w="0.0" w:type="dxa"/>
-              <w:bottom w:w="0.0" w:type="dxa"/>
-              <w:right w:w="0.0" w:type="dxa"/>
-            </w:tcMar>
-          </w:tcPr>
-          <w:p>
-            <w:pPr>
-              <w:keepNext w:val="0"/>
-              <w:keepLines w:val="0"/>
-              <w:widowControl w:val="0"/>
-              <w:pBdr>
-                <w:top w:space="0" w:sz="0" w:val="nil"/>
-                <w:left w:space="0" w:sz="0" w:val="nil"/>
-                <w:bottom w:space="0" w:sz="0" w:val="nil"/>
-                <w:right w:space="0" w:sz="0" w:val="nil"/>
-                <w:between w:space="0" w:sz="0" w:val="nil"/>
-              </w:pBdr>
-              <w:shd w:fill="auto" w:val="clear"/>
-              <w:spacing w:after="0" w:before="0" w:line="240" w:lineRule="auto"/>
-              <w:ind w:left="0" w:right="0" w:firstLine="0"/>
-              <w:jc w:val="left"/>
-              <w:rPr>
-                <w:rFonts w:ascii="Cambria" w:cs="Cambria" w:eastAsia="Cambria" w:hAnsi="Cambria"/>
-                <w:i w:val="0"/>
-                <w:iCs w:val="0"/>
-                <w:smallCaps w:val="0"/>
-                <w:strike w:val="0"/>
-                <w:color w:val="000000"/>
-                <w:sz w:val="24"/>
-                <w:szCs w:val="24"/>
-                <w:u w:val="none"/>
-                <w:shd w:fill="auto" w:val="clear"/>
-                <w:vertAlign w:val="baseline"/>
-              </w:rPr>
-            </w:pPr>
             <w:r>
               <w:rPr>
                 <w:rtl w:val="0"/>
@@ -3932,6 +1694,7 @@
           <w:szCs w:val="28"/>
         </w:rPr>
         <w:sectPr>
+          <w:headerReference r:id="rId7" w:type="default"/>
           <w:pgSz w:h="15840" w:w="12240" w:orient="portrait"/>
           <w:pgMar w:bottom="280" w:top="660" w:left="720" w:right="360" w:header="720" w:footer="720"/>
           <w:pgNumType w:start="1"/>
@@ -3945,17 +1708,14 @@
     </w:p>
     <w:p>
       <w:pPr>
+        <w:pStyle w:val="Heading1"/>
         <w:spacing w:before="74" w:lineRule="auto"/>
-        <w:ind w:left="11" w:right="0" w:firstLine="0"/>
+        <w:ind w:left="11" w:firstLine="0"/>
         <w:jc w:val="left"/>
-        <w:rPr>
-          <w:rFonts w:ascii="Tahoma" w:cs="Tahoma" w:eastAsia="Tahoma" w:hAnsi="Tahoma"/>
-          <w:b w:val="1"/>
-          <w:bCs w:val="1"/>
-          <w:sz w:val="28"/>
-          <w:szCs w:val="28"/>
-        </w:rPr>
-      </w:pPr>
+        <w:rPr/>
+      </w:pPr>
+      <w:bookmarkStart w:colFirst="0" w:colLast="0" w:name="_heading=h.9duw1195p2n2" w:id="1"/>
+      <w:bookmarkEnd w:id="1"/>
       <w:r>
         <w:rPr>
           <w:rFonts w:ascii="Tahoma" w:cs="Tahoma" w:eastAsia="Tahoma" w:hAnsi="Tahoma"/>
@@ -3966,877 +1726,349 @@
           <w:szCs w:val="28"/>
           <w:rtl w:val="0"/>
         </w:rPr>
-        <w:t xml:space="preserve">PROJECT QUALITY ASSURANCE TABLE OF CONTENTS</w:t>
-      </w:r>
-      <w:r>
-        <w:rPr>
-          <w:rtl w:val="0"/>
-        </w:rPr>
-      </w:r>
-    </w:p>
-    <w:p>
-      <w:pPr>
-        <w:keepNext w:val="0"/>
-        <w:keepLines w:val="0"/>
-        <w:pageBreakBefore w:val="0"/>
-        <w:widowControl w:val="0"/>
-        <w:pBdr>
-          <w:top w:space="0" w:sz="0" w:val="nil"/>
-          <w:left w:space="0" w:sz="0" w:val="nil"/>
-          <w:bottom w:space="0" w:sz="0" w:val="nil"/>
-          <w:right w:space="0" w:sz="0" w:val="nil"/>
-          <w:between w:space="0" w:sz="0" w:val="nil"/>
-        </w:pBdr>
-        <w:shd w:fill="auto" w:val="clear"/>
-        <w:tabs>
-          <w:tab w:val="right" w:leader="none" w:pos="10800"/>
-        </w:tabs>
-        <w:spacing w:after="0" w:before="986" w:line="240" w:lineRule="auto"/>
-        <w:ind w:left="11" w:right="0" w:firstLine="0"/>
-        <w:jc w:val="left"/>
-        <w:rPr>
-          <w:rFonts w:ascii="Verdana" w:cs="Verdana" w:eastAsia="Verdana" w:hAnsi="Verdana"/>
-          <w:b w:val="0"/>
-          <w:bCs w:val="0"/>
-          <w:i w:val="0"/>
-          <w:iCs w:val="0"/>
-          <w:smallCaps w:val="0"/>
-          <w:strike w:val="0"/>
-          <w:color w:val="000000"/>
-          <w:sz w:val="28"/>
-          <w:szCs w:val="28"/>
-          <w:u w:val="none"/>
-          <w:shd w:fill="auto" w:val="clear"/>
-          <w:vertAlign w:val="baseline"/>
-        </w:rPr>
-      </w:pPr>
-      <w:r>
-        <w:rPr>
-          <w:sz w:val="28"/>
-          <w:szCs w:val="28"/>
-          <w:rtl w:val="0"/>
-        </w:rPr>
-        <w:t xml:space="preserve">Descripción General</w:t>
-      </w:r>
-      <w:hyperlink w:anchor="_heading=h.i9fokqee7xhn">
-        <w:r>
-          <w:rPr>
-            <w:rFonts w:ascii="Verdana" w:cs="Verdana" w:eastAsia="Verdana" w:hAnsi="Verdana"/>
-            <w:b w:val="0"/>
-            <w:bCs w:val="0"/>
-            <w:i w:val="0"/>
-            <w:iCs w:val="0"/>
-            <w:smallCaps w:val="0"/>
-            <w:strike w:val="0"/>
-            <w:color w:val="323e4f"/>
-            <w:sz w:val="28"/>
-            <w:szCs w:val="28"/>
-            <w:u w:val="none"/>
-            <w:shd w:fill="auto" w:val="clear"/>
-            <w:vertAlign w:val="baseline"/>
-            <w:rtl w:val="0"/>
-          </w:rPr>
-          <w:tab/>
-          <w:t xml:space="preserve">3</w:t>
-        </w:r>
-      </w:hyperlink>
-      <w:r>
-        <w:rPr>
-          <w:rtl w:val="0"/>
-        </w:rPr>
-      </w:r>
-    </w:p>
-    <w:p>
-      <w:pPr>
-        <w:keepNext w:val="0"/>
-        <w:keepLines w:val="0"/>
-        <w:pageBreakBefore w:val="0"/>
-        <w:widowControl w:val="0"/>
-        <w:pBdr>
-          <w:top w:space="0" w:sz="0" w:val="nil"/>
-          <w:left w:space="0" w:sz="0" w:val="nil"/>
-          <w:bottom w:space="0" w:sz="0" w:val="nil"/>
-          <w:right w:space="0" w:sz="0" w:val="nil"/>
-          <w:between w:space="0" w:sz="0" w:val="nil"/>
-        </w:pBdr>
-        <w:shd w:fill="auto" w:val="clear"/>
-        <w:tabs>
-          <w:tab w:val="right" w:leader="none" w:pos="10800"/>
-        </w:tabs>
-        <w:spacing w:after="0" w:before="120" w:line="240" w:lineRule="auto"/>
-        <w:ind w:left="171" w:right="0" w:firstLine="0"/>
-        <w:jc w:val="left"/>
-        <w:rPr>
-          <w:rFonts w:ascii="Verdana" w:cs="Verdana" w:eastAsia="Verdana" w:hAnsi="Verdana"/>
-          <w:b w:val="0"/>
-          <w:bCs w:val="0"/>
-          <w:i w:val="0"/>
-          <w:iCs w:val="0"/>
-          <w:smallCaps w:val="0"/>
-          <w:strike w:val="0"/>
-          <w:color w:val="000000"/>
-          <w:sz w:val="28"/>
-          <w:szCs w:val="28"/>
-          <w:u w:val="none"/>
-          <w:shd w:fill="auto" w:val="clear"/>
-          <w:vertAlign w:val="baseline"/>
-        </w:rPr>
-      </w:pPr>
-      <w:r>
-        <w:rPr>
-          <w:color w:val="323e4f"/>
-          <w:sz w:val="28"/>
-          <w:szCs w:val="28"/>
-          <w:rtl w:val="0"/>
-        </w:rPr>
-        <w:t xml:space="preserve">Objetivo</w:t>
-      </w:r>
-      <w:r>
-        <w:rPr>
-          <w:rFonts w:ascii="Verdana" w:cs="Verdana" w:eastAsia="Verdana" w:hAnsi="Verdana"/>
-          <w:b w:val="0"/>
-          <w:bCs w:val="0"/>
-          <w:i w:val="0"/>
-          <w:iCs w:val="0"/>
-          <w:smallCaps w:val="0"/>
-          <w:strike w:val="0"/>
-          <w:color w:val="323e4f"/>
-          <w:sz w:val="28"/>
-          <w:szCs w:val="28"/>
-          <w:u w:val="none"/>
-          <w:shd w:fill="auto" w:val="clear"/>
-          <w:vertAlign w:val="baseline"/>
-          <w:rtl w:val="0"/>
-        </w:rPr>
-        <w:tab/>
-        <w:t xml:space="preserve">3</w:t>
-      </w:r>
-      <w:r>
-        <w:rPr>
-          <w:rtl w:val="0"/>
-        </w:rPr>
-      </w:r>
-    </w:p>
-    <w:p>
-      <w:pPr>
-        <w:keepNext w:val="0"/>
-        <w:keepLines w:val="0"/>
-        <w:pageBreakBefore w:val="0"/>
-        <w:widowControl w:val="0"/>
-        <w:pBdr>
-          <w:top w:space="0" w:sz="0" w:val="nil"/>
-          <w:left w:space="0" w:sz="0" w:val="nil"/>
-          <w:bottom w:space="0" w:sz="0" w:val="nil"/>
-          <w:right w:space="0" w:sz="0" w:val="nil"/>
-          <w:between w:space="0" w:sz="0" w:val="nil"/>
-        </w:pBdr>
-        <w:shd w:fill="auto" w:val="clear"/>
-        <w:tabs>
-          <w:tab w:val="right" w:leader="none" w:pos="10800"/>
-        </w:tabs>
-        <w:spacing w:after="0" w:before="126" w:line="240" w:lineRule="auto"/>
-        <w:ind w:left="171" w:right="0" w:firstLine="0"/>
-        <w:jc w:val="left"/>
-        <w:rPr>
-          <w:rFonts w:ascii="Verdana" w:cs="Verdana" w:eastAsia="Verdana" w:hAnsi="Verdana"/>
-          <w:b w:val="0"/>
-          <w:bCs w:val="0"/>
-          <w:i w:val="0"/>
-          <w:iCs w:val="0"/>
-          <w:smallCaps w:val="0"/>
-          <w:strike w:val="0"/>
-          <w:color w:val="000000"/>
-          <w:sz w:val="28"/>
-          <w:szCs w:val="28"/>
-          <w:u w:val="none"/>
-          <w:shd w:fill="auto" w:val="clear"/>
-          <w:vertAlign w:val="baseline"/>
-        </w:rPr>
-      </w:pPr>
-      <w:r>
-        <w:rPr>
-          <w:color w:val="323e4f"/>
-          <w:sz w:val="28"/>
-          <w:szCs w:val="28"/>
-          <w:rtl w:val="0"/>
-        </w:rPr>
-        <w:t xml:space="preserve">Alcance</w:t>
-      </w:r>
-      <w:r>
-        <w:rPr>
-          <w:rFonts w:ascii="Verdana" w:cs="Verdana" w:eastAsia="Verdana" w:hAnsi="Verdana"/>
-          <w:b w:val="0"/>
-          <w:bCs w:val="0"/>
-          <w:i w:val="0"/>
-          <w:iCs w:val="0"/>
-          <w:smallCaps w:val="0"/>
-          <w:strike w:val="0"/>
-          <w:color w:val="323e4f"/>
-          <w:sz w:val="28"/>
-          <w:szCs w:val="28"/>
-          <w:u w:val="none"/>
-          <w:shd w:fill="auto" w:val="clear"/>
-          <w:vertAlign w:val="baseline"/>
-          <w:rtl w:val="0"/>
-        </w:rPr>
-        <w:tab/>
-        <w:t xml:space="preserve">3</w:t>
-      </w:r>
-      <w:r>
-        <w:rPr>
-          <w:rtl w:val="0"/>
-        </w:rPr>
-      </w:r>
-    </w:p>
-    <w:p>
-      <w:pPr>
-        <w:keepNext w:val="0"/>
-        <w:keepLines w:val="0"/>
-        <w:pageBreakBefore w:val="0"/>
-        <w:widowControl w:val="0"/>
-        <w:pBdr>
-          <w:top w:space="0" w:sz="0" w:val="nil"/>
-          <w:left w:space="0" w:sz="0" w:val="nil"/>
-          <w:bottom w:space="0" w:sz="0" w:val="nil"/>
-          <w:right w:space="0" w:sz="0" w:val="nil"/>
-          <w:between w:space="0" w:sz="0" w:val="nil"/>
-        </w:pBdr>
-        <w:shd w:fill="auto" w:val="clear"/>
-        <w:tabs>
-          <w:tab w:val="right" w:leader="none" w:pos="10800"/>
-        </w:tabs>
-        <w:spacing w:after="0" w:before="120" w:line="240" w:lineRule="auto"/>
-        <w:ind w:left="11" w:right="0" w:firstLine="0"/>
-        <w:jc w:val="left"/>
-        <w:rPr>
-          <w:rFonts w:ascii="Verdana" w:cs="Verdana" w:eastAsia="Verdana" w:hAnsi="Verdana"/>
-          <w:b w:val="0"/>
-          <w:bCs w:val="0"/>
-          <w:i w:val="0"/>
-          <w:iCs w:val="0"/>
-          <w:smallCaps w:val="0"/>
-          <w:strike w:val="0"/>
-          <w:color w:val="000000"/>
-          <w:sz w:val="28"/>
-          <w:szCs w:val="28"/>
-          <w:u w:val="none"/>
-          <w:shd w:fill="auto" w:val="clear"/>
-          <w:vertAlign w:val="baseline"/>
-        </w:rPr>
-      </w:pPr>
-      <w:r>
-        <w:rPr>
-          <w:color w:val="000000"/>
-          <w:sz w:val="28"/>
-          <w:szCs w:val="28"/>
-          <w:u w:val="none"/>
-          <w:rtl w:val="0"/>
-        </w:rPr>
-        <w:t xml:space="preserve">Objetivos de calidad</w:t>
-      </w:r>
-      <w:hyperlink w:anchor="_heading=h.gzzgemu8flpp">
-        <w:r>
-          <w:rPr>
-            <w:rFonts w:ascii="Verdana" w:cs="Verdana" w:eastAsia="Verdana" w:hAnsi="Verdana"/>
-            <w:b w:val="0"/>
-            <w:bCs w:val="0"/>
-            <w:i w:val="0"/>
-            <w:iCs w:val="0"/>
-            <w:smallCaps w:val="0"/>
-            <w:strike w:val="0"/>
-            <w:color w:val="323e4f"/>
-            <w:sz w:val="28"/>
-            <w:szCs w:val="28"/>
-            <w:u w:val="none"/>
-            <w:shd w:fill="auto" w:val="clear"/>
-            <w:vertAlign w:val="baseline"/>
-            <w:rtl w:val="0"/>
-          </w:rPr>
-          <w:tab/>
-        </w:r>
-      </w:hyperlink>
-      <w:r>
-        <w:rPr>
-          <w:sz w:val="28"/>
-          <w:szCs w:val="28"/>
-          <w:rtl w:val="0"/>
-        </w:rPr>
-        <w:t xml:space="preserve">4</w:t>
-      </w:r>
-      <w:r>
-        <w:rPr>
-          <w:rtl w:val="0"/>
-        </w:rPr>
-      </w:r>
-    </w:p>
-    <w:p>
-      <w:pPr>
-        <w:keepNext w:val="0"/>
-        <w:keepLines w:val="0"/>
-        <w:pageBreakBefore w:val="0"/>
-        <w:widowControl w:val="0"/>
-        <w:pBdr>
-          <w:top w:space="0" w:sz="0" w:val="nil"/>
-          <w:left w:space="0" w:sz="0" w:val="nil"/>
-          <w:bottom w:space="0" w:sz="0" w:val="nil"/>
-          <w:right w:space="0" w:sz="0" w:val="nil"/>
-          <w:between w:space="0" w:sz="0" w:val="nil"/>
-        </w:pBdr>
-        <w:shd w:fill="auto" w:val="clear"/>
-        <w:tabs>
-          <w:tab w:val="right" w:leader="none" w:pos="10800"/>
-        </w:tabs>
-        <w:spacing w:after="0" w:before="125" w:line="240" w:lineRule="auto"/>
-        <w:ind w:left="11" w:right="0" w:firstLine="0"/>
-        <w:jc w:val="left"/>
-        <w:rPr>
-          <w:rFonts w:ascii="Verdana" w:cs="Verdana" w:eastAsia="Verdana" w:hAnsi="Verdana"/>
-          <w:b w:val="0"/>
-          <w:bCs w:val="0"/>
-          <w:i w:val="0"/>
-          <w:iCs w:val="0"/>
-          <w:smallCaps w:val="0"/>
-          <w:strike w:val="0"/>
-          <w:color w:val="000000"/>
-          <w:sz w:val="28"/>
-          <w:szCs w:val="28"/>
-          <w:u w:val="none"/>
-          <w:shd w:fill="auto" w:val="clear"/>
-          <w:vertAlign w:val="baseline"/>
-        </w:rPr>
-      </w:pPr>
-      <w:r>
-        <w:rPr>
-          <w:color w:val="000000"/>
-          <w:sz w:val="28"/>
-          <w:szCs w:val="28"/>
-          <w:u w:val="none"/>
-          <w:rtl w:val="0"/>
-        </w:rPr>
-        <w:t xml:space="preserve">Herra</w:t>
-      </w:r>
-      <w:r>
-        <w:rPr>
-          <w:sz w:val="28"/>
-          <w:szCs w:val="28"/>
-          <w:rtl w:val="0"/>
-        </w:rPr>
-        <w:t xml:space="preserve">mientas y metodologías</w:t>
-      </w:r>
-      <w:hyperlink w:anchor="_heading=h.b4p0zb3mco84">
-        <w:r>
-          <w:rPr>
-            <w:rFonts w:ascii="Verdana" w:cs="Verdana" w:eastAsia="Verdana" w:hAnsi="Verdana"/>
-            <w:b w:val="0"/>
-            <w:bCs w:val="0"/>
-            <w:i w:val="0"/>
-            <w:iCs w:val="0"/>
-            <w:smallCaps w:val="0"/>
-            <w:strike w:val="0"/>
-            <w:color w:val="323e4f"/>
-            <w:sz w:val="28"/>
-            <w:szCs w:val="28"/>
-            <w:u w:val="none"/>
-            <w:shd w:fill="auto" w:val="clear"/>
-            <w:vertAlign w:val="baseline"/>
-            <w:rtl w:val="0"/>
-          </w:rPr>
-          <w:tab/>
-        </w:r>
-      </w:hyperlink>
-      <w:r>
-        <w:rPr>
-          <w:sz w:val="28"/>
-          <w:szCs w:val="28"/>
-          <w:rtl w:val="0"/>
-        </w:rPr>
-        <w:t xml:space="preserve">5</w:t>
-      </w:r>
-      <w:r>
-        <w:rPr>
-          <w:rtl w:val="0"/>
-        </w:rPr>
-      </w:r>
-    </w:p>
-    <w:p>
-      <w:pPr>
-        <w:keepNext w:val="0"/>
-        <w:keepLines w:val="0"/>
-        <w:pageBreakBefore w:val="0"/>
-        <w:widowControl w:val="0"/>
-        <w:pBdr>
-          <w:top w:space="0" w:sz="0" w:val="nil"/>
-          <w:left w:space="0" w:sz="0" w:val="nil"/>
-          <w:bottom w:space="0" w:sz="0" w:val="nil"/>
-          <w:right w:space="0" w:sz="0" w:val="nil"/>
-          <w:between w:space="0" w:sz="0" w:val="nil"/>
-        </w:pBdr>
-        <w:shd w:fill="auto" w:val="clear"/>
-        <w:tabs>
-          <w:tab w:val="right" w:leader="none" w:pos="10800"/>
-        </w:tabs>
-        <w:spacing w:after="0" w:before="121" w:line="240" w:lineRule="auto"/>
-        <w:ind w:left="11" w:right="0" w:firstLine="0"/>
-        <w:jc w:val="left"/>
-        <w:rPr>
-          <w:rFonts w:ascii="Verdana" w:cs="Verdana" w:eastAsia="Verdana" w:hAnsi="Verdana"/>
-          <w:b w:val="0"/>
-          <w:bCs w:val="0"/>
-          <w:i w:val="0"/>
-          <w:iCs w:val="0"/>
-          <w:smallCaps w:val="0"/>
-          <w:strike w:val="0"/>
-          <w:color w:val="000000"/>
-          <w:sz w:val="28"/>
-          <w:szCs w:val="28"/>
-          <w:u w:val="none"/>
-          <w:shd w:fill="auto" w:val="clear"/>
-          <w:vertAlign w:val="baseline"/>
-        </w:rPr>
-      </w:pPr>
-      <w:r>
-        <w:rPr>
-          <w:sz w:val="28"/>
-          <w:szCs w:val="28"/>
-          <w:rtl w:val="0"/>
-        </w:rPr>
-        <w:t xml:space="preserve">Roles y responsabilidades</w:t>
-      </w:r>
-      <w:hyperlink w:anchor="_heading=h.3cv9k2dobzqo">
-        <w:r>
-          <w:rPr>
-            <w:rFonts w:ascii="Verdana" w:cs="Verdana" w:eastAsia="Verdana" w:hAnsi="Verdana"/>
-            <w:b w:val="0"/>
-            <w:bCs w:val="0"/>
-            <w:i w:val="0"/>
-            <w:iCs w:val="0"/>
-            <w:smallCaps w:val="0"/>
-            <w:strike w:val="0"/>
-            <w:color w:val="323e4f"/>
-            <w:sz w:val="28"/>
-            <w:szCs w:val="28"/>
-            <w:u w:val="none"/>
-            <w:shd w:fill="auto" w:val="clear"/>
-            <w:vertAlign w:val="baseline"/>
-            <w:rtl w:val="0"/>
-          </w:rPr>
-          <w:tab/>
-        </w:r>
-      </w:hyperlink>
-      <w:r>
-        <w:rPr>
-          <w:sz w:val="28"/>
-          <w:szCs w:val="28"/>
-          <w:rtl w:val="0"/>
-        </w:rPr>
-        <w:t xml:space="preserve">7</w:t>
-      </w:r>
-      <w:r>
-        <w:rPr>
-          <w:rtl w:val="0"/>
-        </w:rPr>
-      </w:r>
-    </w:p>
-    <w:p>
-      <w:pPr>
-        <w:keepNext w:val="0"/>
-        <w:keepLines w:val="0"/>
-        <w:pageBreakBefore w:val="0"/>
-        <w:widowControl w:val="0"/>
-        <w:pBdr>
-          <w:top w:space="0" w:sz="0" w:val="nil"/>
-          <w:left w:space="0" w:sz="0" w:val="nil"/>
-          <w:bottom w:space="0" w:sz="0" w:val="nil"/>
-          <w:right w:space="0" w:sz="0" w:val="nil"/>
-          <w:between w:space="0" w:sz="0" w:val="nil"/>
-        </w:pBdr>
-        <w:shd w:fill="auto" w:val="clear"/>
-        <w:tabs>
-          <w:tab w:val="right" w:leader="none" w:pos="10799"/>
-        </w:tabs>
-        <w:spacing w:after="0" w:before="125" w:line="240" w:lineRule="auto"/>
-        <w:ind w:left="11" w:right="0" w:firstLine="0"/>
-        <w:jc w:val="left"/>
-        <w:rPr>
-          <w:rFonts w:ascii="Verdana" w:cs="Verdana" w:eastAsia="Verdana" w:hAnsi="Verdana"/>
-          <w:b w:val="0"/>
-          <w:bCs w:val="0"/>
-          <w:i w:val="0"/>
-          <w:iCs w:val="0"/>
-          <w:smallCaps w:val="0"/>
-          <w:strike w:val="0"/>
-          <w:color w:val="000000"/>
-          <w:sz w:val="28"/>
-          <w:szCs w:val="28"/>
-          <w:u w:val="none"/>
-          <w:shd w:fill="auto" w:val="clear"/>
-          <w:vertAlign w:val="baseline"/>
-        </w:rPr>
-      </w:pPr>
-      <w:hyperlink w:anchor="_heading=h.fa38gcx6zrqf">
-        <w:r>
-          <w:rPr>
-            <w:color w:val="323e4f"/>
-            <w:sz w:val="28"/>
-            <w:szCs w:val="28"/>
-            <w:rtl w:val="0"/>
-          </w:rPr>
-          <w:t xml:space="preserve">Documentación y control de registros</w:t>
-        </w:r>
-      </w:hyperlink>
-      <w:hyperlink w:anchor="_heading=h.qkv78qu1m34r">
-        <w:r>
-          <w:rPr>
-            <w:rFonts w:ascii="Verdana" w:cs="Verdana" w:eastAsia="Verdana" w:hAnsi="Verdana"/>
-            <w:b w:val="0"/>
-            <w:bCs w:val="0"/>
-            <w:i w:val="0"/>
-            <w:iCs w:val="0"/>
-            <w:smallCaps w:val="0"/>
-            <w:strike w:val="0"/>
-            <w:color w:val="323e4f"/>
-            <w:sz w:val="28"/>
-            <w:szCs w:val="28"/>
-            <w:shd w:fill="auto" w:val="clear"/>
-            <w:vertAlign w:val="baseline"/>
-            <w:rtl w:val="0"/>
-          </w:rPr>
-          <w:tab/>
-        </w:r>
-      </w:hyperlink>
-      <w:r>
-        <w:rPr>
-          <w:sz w:val="28"/>
-          <w:szCs w:val="28"/>
-          <w:rtl w:val="0"/>
-        </w:rPr>
-        <w:t xml:space="preserve">9</w:t>
-      </w:r>
-      <w:r>
-        <w:rPr>
-          <w:rtl w:val="0"/>
-        </w:rPr>
-      </w:r>
-    </w:p>
-    <w:p>
-      <w:pPr>
-        <w:keepNext w:val="0"/>
-        <w:keepLines w:val="0"/>
-        <w:pageBreakBefore w:val="0"/>
-        <w:widowControl w:val="0"/>
-        <w:pBdr>
-          <w:top w:space="0" w:sz="0" w:val="nil"/>
-          <w:left w:space="0" w:sz="0" w:val="nil"/>
-          <w:bottom w:space="0" w:sz="0" w:val="nil"/>
-          <w:right w:space="0" w:sz="0" w:val="nil"/>
-          <w:between w:space="0" w:sz="0" w:val="nil"/>
-        </w:pBdr>
-        <w:shd w:fill="auto" w:val="clear"/>
-        <w:tabs>
-          <w:tab w:val="right" w:leader="none" w:pos="10799"/>
-        </w:tabs>
-        <w:spacing w:after="0" w:before="120" w:line="240" w:lineRule="auto"/>
-        <w:ind w:left="10" w:right="0" w:firstLine="0"/>
-        <w:jc w:val="left"/>
-        <w:rPr>
-          <w:rFonts w:ascii="Verdana" w:cs="Verdana" w:eastAsia="Verdana" w:hAnsi="Verdana"/>
-          <w:b w:val="0"/>
-          <w:bCs w:val="0"/>
-          <w:i w:val="0"/>
-          <w:iCs w:val="0"/>
-          <w:smallCaps w:val="0"/>
-          <w:strike w:val="0"/>
-          <w:color w:val="000000"/>
-          <w:sz w:val="28"/>
-          <w:szCs w:val="28"/>
-          <w:u w:val="none"/>
-          <w:shd w:fill="auto" w:val="clear"/>
-          <w:vertAlign w:val="baseline"/>
-        </w:rPr>
-      </w:pPr>
-      <w:hyperlink w:anchor="_heading=h.b8d7l4l9ouyb">
-        <w:r>
-          <w:rPr>
-            <w:rFonts w:ascii="Verdana" w:cs="Verdana" w:eastAsia="Verdana" w:hAnsi="Verdana"/>
-            <w:b w:val="0"/>
-            <w:bCs w:val="0"/>
-            <w:i w:val="0"/>
-            <w:iCs w:val="0"/>
-            <w:smallCaps w:val="0"/>
-            <w:strike w:val="0"/>
-            <w:color w:val="323e4f"/>
-            <w:sz w:val="28"/>
-            <w:szCs w:val="28"/>
-            <w:u w:val="none"/>
-            <w:shd w:fill="auto" w:val="clear"/>
-            <w:vertAlign w:val="baseline"/>
-            <w:rtl w:val="0"/>
-          </w:rPr>
-          <w:t xml:space="preserve">AUDITING PLAN</w:t>
-          <w:tab/>
-          <w:t xml:space="preserve">5</w:t>
-        </w:r>
-      </w:hyperlink>
-      <w:r>
-        <w:rPr>
-          <w:rtl w:val="0"/>
-        </w:rPr>
-      </w:r>
-    </w:p>
-    <w:p>
-      <w:pPr>
-        <w:keepNext w:val="0"/>
-        <w:keepLines w:val="0"/>
-        <w:pageBreakBefore w:val="0"/>
-        <w:widowControl w:val="0"/>
-        <w:pBdr>
-          <w:top w:space="0" w:sz="0" w:val="nil"/>
-          <w:left w:space="0" w:sz="0" w:val="nil"/>
-          <w:bottom w:space="0" w:sz="0" w:val="nil"/>
-          <w:right w:space="0" w:sz="0" w:val="nil"/>
-          <w:between w:space="0" w:sz="0" w:val="nil"/>
-        </w:pBdr>
-        <w:shd w:fill="auto" w:val="clear"/>
-        <w:tabs>
-          <w:tab w:val="right" w:leader="none" w:pos="10799"/>
-        </w:tabs>
-        <w:spacing w:after="0" w:before="126" w:line="240" w:lineRule="auto"/>
-        <w:ind w:left="10" w:right="0" w:firstLine="0"/>
-        <w:jc w:val="left"/>
-        <w:rPr>
-          <w:rFonts w:ascii="Verdana" w:cs="Verdana" w:eastAsia="Verdana" w:hAnsi="Verdana"/>
-          <w:b w:val="0"/>
-          <w:bCs w:val="0"/>
-          <w:i w:val="0"/>
-          <w:iCs w:val="0"/>
-          <w:smallCaps w:val="0"/>
-          <w:strike w:val="0"/>
-          <w:color w:val="000000"/>
-          <w:sz w:val="28"/>
-          <w:szCs w:val="28"/>
-          <w:u w:val="none"/>
-          <w:shd w:fill="auto" w:val="clear"/>
-          <w:vertAlign w:val="baseline"/>
-        </w:rPr>
-      </w:pPr>
-      <w:hyperlink w:anchor="_heading=h.yq3td8z0dm79">
-        <w:r>
-          <w:rPr>
-            <w:rFonts w:ascii="Verdana" w:cs="Verdana" w:eastAsia="Verdana" w:hAnsi="Verdana"/>
-            <w:b w:val="0"/>
-            <w:bCs w:val="0"/>
-            <w:i w:val="0"/>
-            <w:iCs w:val="0"/>
-            <w:smallCaps w:val="0"/>
-            <w:strike w:val="0"/>
-            <w:color w:val="323e4f"/>
-            <w:sz w:val="28"/>
-            <w:szCs w:val="28"/>
-            <w:u w:val="none"/>
-            <w:shd w:fill="auto" w:val="clear"/>
-            <w:vertAlign w:val="baseline"/>
-            <w:rtl w:val="0"/>
-          </w:rPr>
-          <w:t xml:space="preserve">METRICS</w:t>
-          <w:tab/>
-          <w:t xml:space="preserve">6</w:t>
-        </w:r>
-      </w:hyperlink>
-      <w:r>
-        <w:rPr>
-          <w:rtl w:val="0"/>
-        </w:rPr>
-      </w:r>
-    </w:p>
-    <w:p>
-      <w:pPr>
-        <w:keepNext w:val="0"/>
-        <w:keepLines w:val="0"/>
-        <w:pageBreakBefore w:val="0"/>
-        <w:widowControl w:val="0"/>
-        <w:pBdr>
-          <w:top w:space="0" w:sz="0" w:val="nil"/>
-          <w:left w:space="0" w:sz="0" w:val="nil"/>
-          <w:bottom w:space="0" w:sz="0" w:val="nil"/>
-          <w:right w:space="0" w:sz="0" w:val="nil"/>
-          <w:between w:space="0" w:sz="0" w:val="nil"/>
-        </w:pBdr>
-        <w:shd w:fill="auto" w:val="clear"/>
-        <w:tabs>
-          <w:tab w:val="right" w:leader="none" w:pos="10799"/>
-        </w:tabs>
-        <w:spacing w:after="0" w:before="120" w:line="240" w:lineRule="auto"/>
-        <w:ind w:left="10" w:right="0" w:firstLine="0"/>
-        <w:jc w:val="left"/>
-        <w:rPr>
-          <w:rFonts w:ascii="Verdana" w:cs="Verdana" w:eastAsia="Verdana" w:hAnsi="Verdana"/>
-          <w:b w:val="0"/>
-          <w:bCs w:val="0"/>
-          <w:i w:val="0"/>
-          <w:iCs w:val="0"/>
-          <w:smallCaps w:val="0"/>
-          <w:strike w:val="0"/>
-          <w:color w:val="000000"/>
-          <w:sz w:val="28"/>
-          <w:szCs w:val="28"/>
-          <w:u w:val="none"/>
-          <w:shd w:fill="auto" w:val="clear"/>
-          <w:vertAlign w:val="baseline"/>
-        </w:rPr>
-      </w:pPr>
-      <w:hyperlink w:anchor="_heading=h.cxdsfv1wutx9">
-        <w:r>
-          <w:rPr>
-            <w:rFonts w:ascii="Verdana" w:cs="Verdana" w:eastAsia="Verdana" w:hAnsi="Verdana"/>
-            <w:b w:val="0"/>
-            <w:bCs w:val="0"/>
-            <w:i w:val="0"/>
-            <w:iCs w:val="0"/>
-            <w:smallCaps w:val="0"/>
-            <w:strike w:val="0"/>
-            <w:color w:val="323e4f"/>
-            <w:sz w:val="28"/>
-            <w:szCs w:val="28"/>
-            <w:u w:val="none"/>
-            <w:shd w:fill="auto" w:val="clear"/>
-            <w:vertAlign w:val="baseline"/>
-            <w:rtl w:val="0"/>
-          </w:rPr>
-          <w:t xml:space="preserve">ESCALATION AND CORRECTIVE ACTION</w:t>
-          <w:tab/>
-          <w:t xml:space="preserve">6</w:t>
-        </w:r>
-      </w:hyperlink>
-      <w:r>
-        <w:rPr>
-          <w:rtl w:val="0"/>
-        </w:rPr>
-      </w:r>
-    </w:p>
-    <w:p>
-      <w:pPr>
-        <w:keepNext w:val="0"/>
-        <w:keepLines w:val="0"/>
-        <w:pageBreakBefore w:val="0"/>
-        <w:widowControl w:val="0"/>
-        <w:pBdr>
-          <w:top w:space="0" w:sz="0" w:val="nil"/>
-          <w:left w:space="0" w:sz="0" w:val="nil"/>
-          <w:bottom w:space="0" w:sz="0" w:val="nil"/>
-          <w:right w:space="0" w:sz="0" w:val="nil"/>
-          <w:between w:space="0" w:sz="0" w:val="nil"/>
-        </w:pBdr>
-        <w:shd w:fill="auto" w:val="clear"/>
-        <w:tabs>
-          <w:tab w:val="right" w:leader="none" w:pos="10799"/>
-        </w:tabs>
-        <w:spacing w:after="0" w:before="125" w:line="240" w:lineRule="auto"/>
-        <w:ind w:left="10" w:right="0" w:firstLine="0"/>
-        <w:jc w:val="left"/>
-        <w:rPr>
-          <w:rFonts w:ascii="Verdana" w:cs="Verdana" w:eastAsia="Verdana" w:hAnsi="Verdana"/>
-          <w:b w:val="0"/>
-          <w:bCs w:val="0"/>
-          <w:i w:val="0"/>
-          <w:iCs w:val="0"/>
-          <w:smallCaps w:val="0"/>
-          <w:strike w:val="0"/>
-          <w:color w:val="000000"/>
-          <w:sz w:val="28"/>
-          <w:szCs w:val="28"/>
-          <w:u w:val="none"/>
-          <w:shd w:fill="auto" w:val="clear"/>
-          <w:vertAlign w:val="baseline"/>
-        </w:rPr>
-      </w:pPr>
-      <w:hyperlink w:anchor="_heading=h.t5dwiya7cipq">
-        <w:r>
-          <w:rPr>
-            <w:rFonts w:ascii="Verdana" w:cs="Verdana" w:eastAsia="Verdana" w:hAnsi="Verdana"/>
-            <w:b w:val="0"/>
-            <w:bCs w:val="0"/>
-            <w:i w:val="0"/>
-            <w:iCs w:val="0"/>
-            <w:smallCaps w:val="0"/>
-            <w:strike w:val="0"/>
-            <w:color w:val="323e4f"/>
-            <w:sz w:val="28"/>
-            <w:szCs w:val="28"/>
-            <w:u w:val="none"/>
-            <w:shd w:fill="auto" w:val="clear"/>
-            <w:vertAlign w:val="baseline"/>
-            <w:rtl w:val="0"/>
-          </w:rPr>
-          <w:t xml:space="preserve">TRAINING AND CERTIFICATION</w:t>
-          <w:tab/>
-          <w:t xml:space="preserve">7</w:t>
-        </w:r>
-      </w:hyperlink>
-      <w:r>
-        <w:rPr>
-          <w:rtl w:val="0"/>
-        </w:rPr>
-      </w:r>
-    </w:p>
-    <w:p>
-      <w:pPr>
-        <w:keepNext w:val="0"/>
-        <w:keepLines w:val="0"/>
-        <w:pageBreakBefore w:val="0"/>
-        <w:widowControl w:val="0"/>
-        <w:pBdr>
-          <w:top w:space="0" w:sz="0" w:val="nil"/>
-          <w:left w:space="0" w:sz="0" w:val="nil"/>
-          <w:bottom w:space="0" w:sz="0" w:val="nil"/>
-          <w:right w:space="0" w:sz="0" w:val="nil"/>
-          <w:between w:space="0" w:sz="0" w:val="nil"/>
-        </w:pBdr>
-        <w:shd w:fill="auto" w:val="clear"/>
-        <w:tabs>
-          <w:tab w:val="right" w:leader="none" w:pos="10799"/>
-        </w:tabs>
-        <w:spacing w:after="0" w:before="121" w:line="240" w:lineRule="auto"/>
-        <w:ind w:left="10" w:right="0" w:firstLine="0"/>
-        <w:jc w:val="left"/>
-        <w:rPr>
-          <w:rFonts w:ascii="Verdana" w:cs="Verdana" w:eastAsia="Verdana" w:hAnsi="Verdana"/>
-          <w:b w:val="0"/>
-          <w:bCs w:val="0"/>
-          <w:i w:val="0"/>
-          <w:iCs w:val="0"/>
-          <w:smallCaps w:val="0"/>
-          <w:strike w:val="0"/>
-          <w:color w:val="000000"/>
-          <w:sz w:val="28"/>
-          <w:szCs w:val="28"/>
-          <w:u w:val="none"/>
-          <w:shd w:fill="auto" w:val="clear"/>
-          <w:vertAlign w:val="baseline"/>
-        </w:rPr>
-      </w:pPr>
-      <w:hyperlink w:anchor="_heading=h.uudm8m5vy3x">
-        <w:r>
-          <w:rPr>
-            <w:rFonts w:ascii="Verdana" w:cs="Verdana" w:eastAsia="Verdana" w:hAnsi="Verdana"/>
-            <w:b w:val="0"/>
-            <w:bCs w:val="0"/>
-            <w:i w:val="0"/>
-            <w:iCs w:val="0"/>
-            <w:smallCaps w:val="0"/>
-            <w:strike w:val="0"/>
-            <w:color w:val="323e4f"/>
-            <w:sz w:val="28"/>
-            <w:szCs w:val="28"/>
-            <w:u w:val="none"/>
-            <w:shd w:fill="auto" w:val="clear"/>
-            <w:vertAlign w:val="baseline"/>
-            <w:rtl w:val="0"/>
-          </w:rPr>
-          <w:t xml:space="preserve">SCHEDULE</w:t>
-          <w:tab/>
-          <w:t xml:space="preserve">7</w:t>
-        </w:r>
-      </w:hyperlink>
+        <w:t xml:space="preserve">TABLA DE CONTENIDO</w:t>
+      </w:r>
+      <w:r>
+        <w:fldChar w:fldCharType="begin"/>
+        <w:instrText xml:space="preserve"> HYPERLINK \l "_heading=h.5w3c63x7ohe9" </w:instrText>
+        <w:fldChar w:fldCharType="separate"/>
+      </w:r>
+      <w:r>
+        <w:rPr>
+          <w:rtl w:val="0"/>
+        </w:rPr>
+      </w:r>
+    </w:p>
+    <w:p>
+      <w:pPr>
+        <w:spacing w:before="240" w:line="240" w:lineRule="auto"/>
+        <w:ind w:left="11" w:firstLine="0"/>
+        <w:rPr/>
+      </w:pPr>
+      <w:r>
+        <w:fldChar w:fldCharType="end"/>
+      </w:r>
+      <w:r>
+        <w:rPr>
+          <w:sz w:val="24"/>
+          <w:szCs w:val="24"/>
+          <w:rtl w:val="0"/>
+        </w:rPr>
+        <w:t xml:space="preserve">1. Descripción General</w:t>
+      </w:r>
+      <w:r>
+        <w:fldChar w:fldCharType="begin"/>
+        <w:instrText xml:space="preserve"> HYPERLINK \l "_heading=h.5w3c63x7ohe9" </w:instrText>
+        <w:fldChar w:fldCharType="separate"/>
+      </w:r>
+      <w:r>
+        <w:rPr>
+          <w:rtl w:val="0"/>
+        </w:rPr>
+      </w:r>
+    </w:p>
+    <w:p>
+      <w:pPr>
+        <w:spacing w:before="120" w:line="240" w:lineRule="auto"/>
+        <w:ind w:left="11" w:firstLine="0"/>
+        <w:rPr/>
+      </w:pPr>
+      <w:r>
+        <w:fldChar w:fldCharType="end"/>
+      </w:r>
+      <w:r>
+        <w:rPr>
+          <w:sz w:val="24"/>
+          <w:szCs w:val="24"/>
+          <w:rtl w:val="0"/>
+        </w:rPr>
+        <w:t xml:space="preserve">2. Objetivo</w:t>
+      </w:r>
+      <w:r>
+        <w:fldChar w:fldCharType="begin"/>
+        <w:instrText xml:space="preserve"> HYPERLINK \l "_heading=h.5w3c63x7ohe9" </w:instrText>
+        <w:fldChar w:fldCharType="separate"/>
+      </w:r>
+      <w:r>
+        <w:rPr>
+          <w:rtl w:val="0"/>
+        </w:rPr>
+      </w:r>
+    </w:p>
+    <w:p>
+      <w:pPr>
+        <w:spacing w:before="120" w:line="240" w:lineRule="auto"/>
+        <w:ind w:left="11" w:firstLine="0"/>
+        <w:rPr/>
+      </w:pPr>
+      <w:r>
+        <w:fldChar w:fldCharType="end"/>
+      </w:r>
+      <w:r>
+        <w:rPr>
+          <w:sz w:val="24"/>
+          <w:szCs w:val="24"/>
+          <w:rtl w:val="0"/>
+        </w:rPr>
+        <w:t xml:space="preserve">3. Alcance</w:t>
+      </w:r>
+      <w:r>
+        <w:fldChar w:fldCharType="begin"/>
+        <w:instrText xml:space="preserve"> HYPERLINK \l "_heading=h.5w3c63x7ohe9" </w:instrText>
+        <w:fldChar w:fldCharType="separate"/>
+      </w:r>
+      <w:r>
+        <w:rPr>
+          <w:rtl w:val="0"/>
+        </w:rPr>
+      </w:r>
+    </w:p>
+    <w:p>
+      <w:pPr>
+        <w:spacing w:before="120" w:line="240" w:lineRule="auto"/>
+        <w:ind w:left="11" w:firstLine="0"/>
+        <w:rPr/>
+      </w:pPr>
+      <w:r>
+        <w:fldChar w:fldCharType="end"/>
+      </w:r>
+      <w:r>
+        <w:rPr>
+          <w:sz w:val="24"/>
+          <w:szCs w:val="24"/>
+          <w:rtl w:val="0"/>
+        </w:rPr>
+        <w:t xml:space="preserve">4. Objetivos de calidad</w:t>
+      </w:r>
+      <w:r>
+        <w:fldChar w:fldCharType="begin"/>
+        <w:instrText xml:space="preserve"> HYPERLINK \l "_heading=h.5w3c63x7ohe9" </w:instrText>
+        <w:fldChar w:fldCharType="separate"/>
+      </w:r>
+      <w:r>
+        <w:rPr>
+          <w:rtl w:val="0"/>
+        </w:rPr>
+      </w:r>
+    </w:p>
+    <w:p>
+      <w:pPr>
+        <w:spacing w:before="120" w:line="240" w:lineRule="auto"/>
+        <w:ind w:left="11" w:firstLine="0"/>
+        <w:rPr/>
+      </w:pPr>
+      <w:r>
+        <w:fldChar w:fldCharType="end"/>
+      </w:r>
+      <w:r>
+        <w:rPr>
+          <w:sz w:val="24"/>
+          <w:szCs w:val="24"/>
+          <w:rtl w:val="0"/>
+        </w:rPr>
+        <w:t xml:space="preserve">5. Herramientas y metodologías</w:t>
+      </w:r>
+      <w:r>
+        <w:fldChar w:fldCharType="begin"/>
+        <w:instrText xml:space="preserve"> HYPERLINK \l "_heading=h.5w3c63x7ohe9" </w:instrText>
+        <w:fldChar w:fldCharType="separate"/>
+      </w:r>
+      <w:r>
+        <w:rPr>
+          <w:rtl w:val="0"/>
+        </w:rPr>
+      </w:r>
+    </w:p>
+    <w:p>
+      <w:pPr>
+        <w:spacing w:before="120" w:line="240" w:lineRule="auto"/>
+        <w:ind w:left="11" w:firstLine="0"/>
+        <w:rPr/>
+      </w:pPr>
+      <w:r>
+        <w:fldChar w:fldCharType="end"/>
+      </w:r>
+      <w:r>
+        <w:rPr>
+          <w:sz w:val="24"/>
+          <w:szCs w:val="24"/>
+          <w:rtl w:val="0"/>
+        </w:rPr>
+        <w:t xml:space="preserve">6. Roles y responsables</w:t>
+      </w:r>
+      <w:r>
+        <w:fldChar w:fldCharType="begin"/>
+        <w:instrText xml:space="preserve"> HYPERLINK \l "_heading=h.5w3c63x7ohe9" </w:instrText>
+        <w:fldChar w:fldCharType="separate"/>
+      </w:r>
+      <w:r>
+        <w:rPr>
+          <w:rtl w:val="0"/>
+        </w:rPr>
+      </w:r>
+    </w:p>
+    <w:p>
+      <w:pPr>
+        <w:spacing w:before="120" w:line="240" w:lineRule="auto"/>
+        <w:ind w:left="11" w:firstLine="0"/>
+        <w:rPr/>
+      </w:pPr>
+      <w:r>
+        <w:fldChar w:fldCharType="end"/>
+      </w:r>
+      <w:r>
+        <w:rPr>
+          <w:sz w:val="24"/>
+          <w:szCs w:val="24"/>
+          <w:rtl w:val="0"/>
+        </w:rPr>
+        <w:t xml:space="preserve">7. Documentación y control de registros</w:t>
+      </w:r>
+      <w:r>
+        <w:fldChar w:fldCharType="begin"/>
+        <w:instrText xml:space="preserve"> HYPERLINK \l "_heading=h.5w3c63x7ohe9" </w:instrText>
+        <w:fldChar w:fldCharType="separate"/>
+      </w:r>
+      <w:r>
+        <w:rPr>
+          <w:rtl w:val="0"/>
+        </w:rPr>
+      </w:r>
+    </w:p>
+    <w:p>
+      <w:pPr>
+        <w:spacing w:before="120" w:line="240" w:lineRule="auto"/>
+        <w:ind w:left="11" w:firstLine="0"/>
+        <w:rPr/>
+      </w:pPr>
+      <w:r>
+        <w:fldChar w:fldCharType="end"/>
+      </w:r>
+      <w:r>
+        <w:rPr>
+          <w:sz w:val="24"/>
+          <w:szCs w:val="24"/>
+          <w:rtl w:val="0"/>
+        </w:rPr>
+        <w:t xml:space="preserve">8. Plan de Auditoría</w:t>
+      </w:r>
+      <w:r>
+        <w:fldChar w:fldCharType="begin"/>
+        <w:instrText xml:space="preserve"> HYPERLINK \l "_heading=h.5w3c63x7ohe9" </w:instrText>
+        <w:fldChar w:fldCharType="separate"/>
+      </w:r>
+      <w:r>
+        <w:rPr>
+          <w:rtl w:val="0"/>
+        </w:rPr>
+      </w:r>
+    </w:p>
+    <w:p>
+      <w:pPr>
+        <w:spacing w:before="120" w:line="240" w:lineRule="auto"/>
+        <w:ind w:left="11" w:firstLine="0"/>
+        <w:rPr/>
+      </w:pPr>
+      <w:r>
+        <w:fldChar w:fldCharType="end"/>
+      </w:r>
+      <w:r>
+        <w:rPr>
+          <w:sz w:val="24"/>
+          <w:szCs w:val="24"/>
+          <w:rtl w:val="0"/>
+        </w:rPr>
+        <w:t xml:space="preserve">9. Métricas</w:t>
+      </w:r>
+      <w:r>
+        <w:fldChar w:fldCharType="begin"/>
+        <w:instrText xml:space="preserve"> HYPERLINK \l "_heading=h.5w3c63x7ohe9" </w:instrText>
+        <w:fldChar w:fldCharType="separate"/>
+      </w:r>
+      <w:r>
+        <w:rPr>
+          <w:rtl w:val="0"/>
+        </w:rPr>
+      </w:r>
+    </w:p>
+    <w:p>
+      <w:pPr>
+        <w:spacing w:before="120" w:line="240" w:lineRule="auto"/>
+        <w:ind w:left="11" w:firstLine="0"/>
+        <w:rPr/>
+      </w:pPr>
+      <w:r>
+        <w:fldChar w:fldCharType="end"/>
+      </w:r>
+      <w:r>
+        <w:rPr>
+          <w:sz w:val="24"/>
+          <w:szCs w:val="24"/>
+          <w:rtl w:val="0"/>
+        </w:rPr>
+        <w:t xml:space="preserve">10. Análisis de resultados</w:t>
+      </w:r>
+      <w:r>
+        <w:fldChar w:fldCharType="begin"/>
+        <w:instrText xml:space="preserve"> HYPERLINK \l "_heading=h.5w3c63x7ohe9" </w:instrText>
+        <w:fldChar w:fldCharType="separate"/>
+      </w:r>
+      <w:r>
+        <w:rPr>
+          <w:rtl w:val="0"/>
+        </w:rPr>
+      </w:r>
+    </w:p>
+    <w:p>
+      <w:pPr>
+        <w:spacing w:before="120" w:line="240" w:lineRule="auto"/>
+        <w:ind w:left="11" w:firstLine="0"/>
+        <w:rPr/>
+      </w:pPr>
+      <w:r>
+        <w:fldChar w:fldCharType="end"/>
+      </w:r>
+      <w:r>
+        <w:rPr>
+          <w:sz w:val="24"/>
+          <w:szCs w:val="24"/>
+          <w:rtl w:val="0"/>
+        </w:rPr>
+        <w:t xml:space="preserve">11. Reporte de Métricas</w:t>
+      </w:r>
+      <w:r>
+        <w:fldChar w:fldCharType="begin"/>
+        <w:instrText xml:space="preserve"> HYPERLINK \l "_heading=h.5w3c63x7ohe9" </w:instrText>
+        <w:fldChar w:fldCharType="separate"/>
+      </w:r>
+      <w:r>
+        <w:rPr>
+          <w:rtl w:val="0"/>
+        </w:rPr>
+      </w:r>
+    </w:p>
+    <w:p>
+      <w:pPr>
+        <w:spacing w:before="120" w:line="240" w:lineRule="auto"/>
+        <w:ind w:left="11" w:firstLine="0"/>
+        <w:rPr/>
+      </w:pPr>
+      <w:r>
+        <w:fldChar w:fldCharType="end"/>
+      </w:r>
+      <w:r>
+        <w:rPr>
+          <w:sz w:val="24"/>
+          <w:szCs w:val="24"/>
+          <w:rtl w:val="0"/>
+        </w:rPr>
+        <w:t xml:space="preserve">12. Gestión de No Conformidades, Escalamiento y Acciones Correctivas</w:t>
+      </w:r>
+      <w:r>
+        <w:fldChar w:fldCharType="begin"/>
+        <w:instrText xml:space="preserve"> HYPERLINK \l "_heading=h.5w3c63x7ohe9" </w:instrText>
+        <w:fldChar w:fldCharType="separate"/>
+      </w:r>
       <w:r>
         <w:rPr>
           <w:rtl w:val="0"/>
@@ -4884,29 +2116,9 @@
           <w:pgMar w:bottom="280" w:top="660" w:left="720" w:right="360" w:header="720" w:footer="720"/>
         </w:sectPr>
       </w:pPr>
-      <w:hyperlink w:anchor="_heading=h.5w3c63x7ohe9">
-        <w:r>
-          <w:rPr>
-            <w:rFonts w:ascii="Verdana" w:cs="Verdana" w:eastAsia="Verdana" w:hAnsi="Verdana"/>
-            <w:b w:val="0"/>
-            <w:bCs w:val="0"/>
-            <w:i w:val="0"/>
-            <w:iCs w:val="0"/>
-            <w:smallCaps w:val="0"/>
-            <w:strike w:val="0"/>
-            <w:color w:val="323e4f"/>
-            <w:sz w:val="28"/>
-            <w:szCs w:val="28"/>
-            <w:u w:val="none"/>
-            <w:shd w:fill="auto" w:val="clear"/>
-            <w:vertAlign w:val="baseline"/>
-            <w:rtl w:val="0"/>
-          </w:rPr>
-          <w:t xml:space="preserve">APPROVALS</w:t>
-          <w:tab/>
-          <w:t xml:space="preserve">7</w:t>
-        </w:r>
-      </w:hyperlink>
+      <w:r>
+        <w:fldChar w:fldCharType="end"/>
+      </w:r>
       <w:r>
         <w:rPr>
           <w:rtl w:val="0"/>
@@ -4922,8 +2134,8 @@
           <w:color w:val="323e4f"/>
         </w:rPr>
       </w:pPr>
-      <w:bookmarkStart w:colFirst="0" w:colLast="0" w:name="_heading=h.i9fokqee7xhn" w:id="1"/>
-      <w:bookmarkEnd w:id="1"/>
+      <w:bookmarkStart w:colFirst="0" w:colLast="0" w:name="_heading=h.i9fokqee7xhn" w:id="2"/>
+      <w:bookmarkEnd w:id="2"/>
       <w:r>
         <w:rPr>
           <w:color w:val="323e4f"/>
@@ -5186,7 +2398,7 @@
       <w:pPr>
         <w:numPr>
           <w:ilvl w:val="0"/>
-          <w:numId w:val="10"/>
+          <w:numId w:val="11"/>
         </w:numPr>
         <w:spacing w:after="0" w:before="240" w:lineRule="auto"/>
         <w:ind w:left="720" w:hanging="360"/>
@@ -5210,7 +2422,7 @@
       <w:pPr>
         <w:numPr>
           <w:ilvl w:val="0"/>
-          <w:numId w:val="10"/>
+          <w:numId w:val="11"/>
         </w:numPr>
         <w:spacing w:after="0" w:before="0" w:lineRule="auto"/>
         <w:ind w:left="720" w:hanging="360"/>
@@ -5234,7 +2446,7 @@
       <w:pPr>
         <w:numPr>
           <w:ilvl w:val="0"/>
-          <w:numId w:val="10"/>
+          <w:numId w:val="11"/>
         </w:numPr>
         <w:spacing w:after="0" w:before="0" w:lineRule="auto"/>
         <w:ind w:left="720" w:hanging="360"/>
@@ -5258,7 +2470,7 @@
       <w:pPr>
         <w:numPr>
           <w:ilvl w:val="0"/>
-          <w:numId w:val="10"/>
+          <w:numId w:val="11"/>
         </w:numPr>
         <w:spacing w:after="0" w:before="0" w:lineRule="auto"/>
         <w:ind w:left="720" w:hanging="360"/>
@@ -5282,7 +2494,7 @@
       <w:pPr>
         <w:numPr>
           <w:ilvl w:val="0"/>
-          <w:numId w:val="10"/>
+          <w:numId w:val="11"/>
         </w:numPr>
         <w:spacing w:after="0" w:before="0" w:lineRule="auto"/>
         <w:ind w:left="720" w:hanging="360"/>
@@ -5306,7 +2518,7 @@
       <w:pPr>
         <w:numPr>
           <w:ilvl w:val="0"/>
-          <w:numId w:val="10"/>
+          <w:numId w:val="11"/>
         </w:numPr>
         <w:spacing w:after="0" w:before="0" w:lineRule="auto"/>
         <w:ind w:left="720" w:hanging="360"/>
@@ -5330,7 +2542,7 @@
       <w:pPr>
         <w:numPr>
           <w:ilvl w:val="0"/>
-          <w:numId w:val="10"/>
+          <w:numId w:val="11"/>
         </w:numPr>
         <w:spacing w:after="240" w:before="0" w:lineRule="auto"/>
         <w:ind w:left="720" w:hanging="360"/>
@@ -5374,7 +2586,7 @@
       <w:pPr>
         <w:numPr>
           <w:ilvl w:val="0"/>
-          <w:numId w:val="13"/>
+          <w:numId w:val="14"/>
         </w:numPr>
         <w:spacing w:after="0" w:before="240" w:lineRule="auto"/>
         <w:ind w:left="720" w:hanging="360"/>
@@ -5398,7 +2610,7 @@
       <w:pPr>
         <w:numPr>
           <w:ilvl w:val="0"/>
-          <w:numId w:val="13"/>
+          <w:numId w:val="14"/>
         </w:numPr>
         <w:spacing w:after="240" w:before="0" w:lineRule="auto"/>
         <w:ind w:left="720" w:hanging="360"/>
@@ -5556,16 +2768,478 @@
         <w:pStyle w:val="Heading1"/>
         <w:ind w:firstLine="11"/>
         <w:rPr>
+          <w:sz w:val="26"/>
+          <w:szCs w:val="26"/>
+        </w:rPr>
+      </w:pPr>
+      <w:bookmarkStart w:colFirst="0" w:colLast="0" w:name="_heading=h.6mf6ajrejy23" w:id="3"/>
+      <w:bookmarkEnd w:id="3"/>
+      <w:r>
+        <w:rPr>
           <w:rFonts w:ascii="Cambria" w:cs="Cambria" w:eastAsia="Cambria" w:hAnsi="Cambria"/>
           <w:color w:val="323e4f"/>
-        </w:rPr>
-      </w:pPr>
-      <w:bookmarkStart w:colFirst="0" w:colLast="0" w:name="_heading=h.gzzgemu8flpp" w:id="2"/>
-      <w:bookmarkEnd w:id="2"/>
-      <w:r>
+          <w:sz w:val="26"/>
+          <w:szCs w:val="26"/>
+          <w:rtl w:val="0"/>
+        </w:rPr>
+        <w:t xml:space="preserve">Marco Normativo de Calidad</w:t>
+      </w:r>
+      <w:r>
+        <w:rPr>
+          <w:rtl w:val="0"/>
+        </w:rPr>
+      </w:r>
+    </w:p>
+    <w:p>
+      <w:pPr>
+        <w:rPr>
+          <w:rFonts w:ascii="Cambria" w:cs="Cambria" w:eastAsia="Cambria" w:hAnsi="Cambria"/>
+          <w:sz w:val="24"/>
+          <w:szCs w:val="24"/>
+        </w:rPr>
+      </w:pPr>
+      <w:r>
+        <w:rPr>
+          <w:rtl w:val="0"/>
+        </w:rPr>
+      </w:r>
+    </w:p>
+    <w:tbl>
+      <w:tblPr>
+        <w:tblStyle w:val="Table3"/>
+        <w:tblW w:w="10000.0" w:type="dxa"/>
+        <w:jc w:val="left"/>
+        <w:tblInd w:w="566.93" w:type="dxa"/>
+        <w:tblBorders>
+          <w:top w:color="bfbfbf" w:space="0" w:sz="8" w:val="single"/>
+          <w:left w:color="bfbfbf" w:space="0" w:sz="8" w:val="single"/>
+          <w:bottom w:color="bfbfbf" w:space="0" w:sz="8" w:val="single"/>
+          <w:right w:color="bfbfbf" w:space="0" w:sz="8" w:val="single"/>
+          <w:insideH w:color="bfbfbf" w:space="0" w:sz="8" w:val="single"/>
+          <w:insideV w:color="bfbfbf" w:space="0" w:sz="8" w:val="single"/>
+        </w:tblBorders>
+        <w:tblLayout w:type="fixed"/>
+        <w:tblLook w:val="0600"/>
+      </w:tblPr>
+      <w:tblGrid>
+        <w:gridCol w:w="2400"/>
+        <w:gridCol w:w="3800"/>
+        <w:gridCol w:w="3800"/>
+        <w:tblGridChange w:id="0">
+          <w:tblGrid>
+            <w:gridCol w:w="2400"/>
+            <w:gridCol w:w="3800"/>
+            <w:gridCol w:w="3800"/>
+          </w:tblGrid>
+        </w:tblGridChange>
+      </w:tblGrid>
+      <w:tr>
+        <w:trPr>
+          <w:cantSplit w:val="0"/>
+          <w:trHeight w:val="480" w:hRule="atLeast"/>
+          <w:tblHeader w:val="0"/>
+        </w:trPr>
+        <w:tc>
+          <w:tcPr>
+            <w:tcBorders>
+              <w:top w:color="bfbfbf" w:space="0" w:sz="8" w:val="single"/>
+              <w:left w:color="bfbfbf" w:space="0" w:sz="8" w:val="single"/>
+              <w:bottom w:color="bfbfbf" w:space="0" w:sz="8" w:val="single"/>
+              <w:right w:color="bfbfbf" w:space="0" w:sz="8" w:val="single"/>
+            </w:tcBorders>
+            <w:shd w:fill="44546a" w:val="clear"/>
+            <w:tcMar>
+              <w:top w:w="0.0" w:type="dxa"/>
+              <w:left w:w="0.0" w:type="dxa"/>
+              <w:bottom w:w="0.0" w:type="dxa"/>
+              <w:right w:w="0.0" w:type="dxa"/>
+            </w:tcMar>
+          </w:tcPr>
+          <w:p>
+            <w:pPr>
+              <w:spacing w:before="69" w:lineRule="auto"/>
+              <w:ind w:left="110" w:firstLine="0"/>
+              <w:jc w:val="center"/>
+              <w:rPr>
+                <w:rFonts w:ascii="Cambria" w:cs="Cambria" w:eastAsia="Cambria" w:hAnsi="Cambria"/>
+                <w:sz w:val="24"/>
+                <w:szCs w:val="24"/>
+              </w:rPr>
+            </w:pPr>
+            <w:r>
+              <w:rPr>
+                <w:rFonts w:ascii="Cambria" w:cs="Cambria" w:eastAsia="Cambria" w:hAnsi="Cambria"/>
+                <w:sz w:val="24"/>
+                <w:szCs w:val="24"/>
+                <w:rtl w:val="0"/>
+              </w:rPr>
+              <w:t xml:space="preserve">Norma</w:t>
+            </w:r>
+            <w:r>
+              <w:rPr>
+                <w:rtl w:val="0"/>
+              </w:rPr>
+            </w:r>
+          </w:p>
+        </w:tc>
+        <w:tc>
+          <w:tcPr>
+            <w:tcBorders>
+              <w:top w:color="bfbfbf" w:space="0" w:sz="8" w:val="single"/>
+              <w:left w:color="bfbfbf" w:space="0" w:sz="8" w:val="single"/>
+              <w:bottom w:color="bfbfbf" w:space="0" w:sz="8" w:val="single"/>
+              <w:right w:color="bfbfbf" w:space="0" w:sz="8" w:val="single"/>
+            </w:tcBorders>
+            <w:shd w:fill="44546a" w:val="clear"/>
+            <w:tcMar>
+              <w:top w:w="0.0" w:type="dxa"/>
+              <w:left w:w="0.0" w:type="dxa"/>
+              <w:bottom w:w="0.0" w:type="dxa"/>
+              <w:right w:w="0.0" w:type="dxa"/>
+            </w:tcMar>
+          </w:tcPr>
+          <w:p>
+            <w:pPr>
+              <w:spacing w:before="69" w:lineRule="auto"/>
+              <w:jc w:val="center"/>
+              <w:rPr>
+                <w:rFonts w:ascii="Cambria" w:cs="Cambria" w:eastAsia="Cambria" w:hAnsi="Cambria"/>
+                <w:sz w:val="24"/>
+                <w:szCs w:val="24"/>
+              </w:rPr>
+            </w:pPr>
+            <w:r>
+              <w:rPr>
+                <w:rFonts w:ascii="Cambria" w:cs="Cambria" w:eastAsia="Cambria" w:hAnsi="Cambria"/>
+                <w:sz w:val="24"/>
+                <w:szCs w:val="24"/>
+                <w:rtl w:val="0"/>
+              </w:rPr>
+              <w:t xml:space="preserve">Descripción</w:t>
+            </w:r>
+            <w:r>
+              <w:rPr>
+                <w:rtl w:val="0"/>
+              </w:rPr>
+            </w:r>
+          </w:p>
+        </w:tc>
+        <w:tc>
+          <w:tcPr>
+            <w:tcBorders>
+              <w:top w:color="bfbfbf" w:space="0" w:sz="8" w:val="single"/>
+              <w:left w:color="bfbfbf" w:space="0" w:sz="8" w:val="single"/>
+              <w:bottom w:color="bfbfbf" w:space="0" w:sz="8" w:val="single"/>
+              <w:right w:color="bfbfbf" w:space="0" w:sz="8" w:val="single"/>
+            </w:tcBorders>
+            <w:shd w:fill="44546a" w:val="clear"/>
+            <w:tcMar>
+              <w:top w:w="0.0" w:type="dxa"/>
+              <w:left w:w="0.0" w:type="dxa"/>
+              <w:bottom w:w="0.0" w:type="dxa"/>
+              <w:right w:w="0.0" w:type="dxa"/>
+            </w:tcMar>
+          </w:tcPr>
+          <w:p>
+            <w:pPr>
+              <w:spacing w:before="69" w:lineRule="auto"/>
+              <w:jc w:val="center"/>
+              <w:rPr>
+                <w:rFonts w:ascii="Cambria" w:cs="Cambria" w:eastAsia="Cambria" w:hAnsi="Cambria"/>
+                <w:sz w:val="24"/>
+                <w:szCs w:val="24"/>
+              </w:rPr>
+            </w:pPr>
+            <w:r>
+              <w:rPr>
+                <w:rFonts w:ascii="Cambria" w:cs="Cambria" w:eastAsia="Cambria" w:hAnsi="Cambria"/>
+                <w:sz w:val="24"/>
+                <w:szCs w:val="24"/>
+                <w:rtl w:val="0"/>
+              </w:rPr>
+              <w:t xml:space="preserve">Impacto/Aplicación en el proyecto</w:t>
+            </w:r>
+            <w:r>
+              <w:rPr>
+                <w:rtl w:val="0"/>
+              </w:rPr>
+            </w:r>
+          </w:p>
+        </w:tc>
+      </w:tr>
+      <w:tr>
+        <w:trPr>
+          <w:cantSplit w:val="0"/>
+          <w:trHeight w:val="791" w:hRule="atLeast"/>
+          <w:tblHeader w:val="0"/>
+        </w:trPr>
+        <w:tc>
+          <w:tcPr>
+            <w:tcBorders>
+              <w:top w:color="000000" w:space="0" w:sz="8" w:val="single"/>
+              <w:left w:color="000000" w:space="0" w:sz="8" w:val="single"/>
+              <w:bottom w:color="000000" w:space="0" w:sz="8" w:val="single"/>
+              <w:right w:color="000000" w:space="0" w:sz="8" w:val="single"/>
+            </w:tcBorders>
+            <w:tcMar>
+              <w:top w:w="100.0" w:type="dxa"/>
+              <w:left w:w="100.0" w:type="dxa"/>
+              <w:bottom w:w="100.0" w:type="dxa"/>
+              <w:right w:w="100.0" w:type="dxa"/>
+            </w:tcMar>
+          </w:tcPr>
+          <w:p>
+            <w:pPr>
+              <w:rPr>
+                <w:rFonts w:ascii="Cambria" w:cs="Cambria" w:eastAsia="Cambria" w:hAnsi="Cambria"/>
+                <w:sz w:val="24"/>
+                <w:szCs w:val="24"/>
+              </w:rPr>
+            </w:pPr>
+            <w:r>
+              <w:rPr>
+                <w:rFonts w:ascii="Cambria" w:cs="Cambria" w:eastAsia="Cambria" w:hAnsi="Cambria"/>
+                <w:sz w:val="24"/>
+                <w:szCs w:val="24"/>
+                <w:rtl w:val="0"/>
+              </w:rPr>
+              <w:t xml:space="preserve">ISO/IEC 25010</w:t>
+            </w:r>
+          </w:p>
+        </w:tc>
+        <w:tc>
+          <w:tcPr>
+            <w:tcBorders>
+              <w:top w:color="000000" w:space="0" w:sz="8" w:val="single"/>
+              <w:left w:color="000000" w:space="0" w:sz="8" w:val="single"/>
+              <w:bottom w:color="000000" w:space="0" w:sz="8" w:val="single"/>
+              <w:right w:color="000000" w:space="0" w:sz="8" w:val="single"/>
+            </w:tcBorders>
+            <w:tcMar>
+              <w:top w:w="100.0" w:type="dxa"/>
+              <w:left w:w="100.0" w:type="dxa"/>
+              <w:bottom w:w="100.0" w:type="dxa"/>
+              <w:right w:w="100.0" w:type="dxa"/>
+            </w:tcMar>
+          </w:tcPr>
+          <w:p>
+            <w:pPr>
+              <w:rPr>
+                <w:rFonts w:ascii="Cambria" w:cs="Cambria" w:eastAsia="Cambria" w:hAnsi="Cambria"/>
+                <w:sz w:val="24"/>
+                <w:szCs w:val="24"/>
+              </w:rPr>
+            </w:pPr>
+            <w:r>
+              <w:rPr>
+                <w:rFonts w:ascii="Cambria" w:cs="Cambria" w:eastAsia="Cambria" w:hAnsi="Cambria"/>
+                <w:sz w:val="24"/>
+                <w:szCs w:val="24"/>
+                <w:rtl w:val="0"/>
+              </w:rPr>
+              <w:t xml:space="preserve">Modelo de calidad del producto de software.</w:t>
+            </w:r>
+          </w:p>
+        </w:tc>
+        <w:tc>
+          <w:tcPr>
+            <w:tcBorders>
+              <w:top w:color="000000" w:space="0" w:sz="8" w:val="single"/>
+              <w:left w:color="000000" w:space="0" w:sz="8" w:val="single"/>
+              <w:bottom w:color="000000" w:space="0" w:sz="8" w:val="single"/>
+              <w:right w:color="000000" w:space="0" w:sz="8" w:val="single"/>
+            </w:tcBorders>
+            <w:tcMar>
+              <w:top w:w="100.0" w:type="dxa"/>
+              <w:left w:w="100.0" w:type="dxa"/>
+              <w:bottom w:w="100.0" w:type="dxa"/>
+              <w:right w:w="100.0" w:type="dxa"/>
+            </w:tcMar>
+          </w:tcPr>
+          <w:p>
+            <w:pPr>
+              <w:rPr>
+                <w:rFonts w:ascii="Cambria" w:cs="Cambria" w:eastAsia="Cambria" w:hAnsi="Cambria"/>
+                <w:sz w:val="24"/>
+                <w:szCs w:val="24"/>
+              </w:rPr>
+            </w:pPr>
+            <w:r>
+              <w:rPr>
+                <w:rFonts w:ascii="Cambria" w:cs="Cambria" w:eastAsia="Cambria" w:hAnsi="Cambria"/>
+                <w:sz w:val="24"/>
+                <w:szCs w:val="24"/>
+                <w:rtl w:val="0"/>
+              </w:rPr>
+              <w:t xml:space="preserve">Se adopta como marco para definir y evaluar los atributos de calidad del sistema, tales como la adecuación funcional, fiabilidad, usabilidad, seguridad, mantenibilidad y portabilidad en Mercapleno.</w:t>
+            </w:r>
+          </w:p>
+        </w:tc>
+      </w:tr>
+      <w:tr>
+        <w:trPr>
+          <w:cantSplit w:val="0"/>
+          <w:trHeight w:val="786" w:hRule="atLeast"/>
+          <w:tblHeader w:val="0"/>
+        </w:trPr>
+        <w:tc>
+          <w:tcPr>
+            <w:tcBorders>
+              <w:top w:color="000000" w:space="0" w:sz="8" w:val="single"/>
+              <w:left w:color="000000" w:space="0" w:sz="8" w:val="single"/>
+              <w:bottom w:color="000000" w:space="0" w:sz="8" w:val="single"/>
+              <w:right w:color="000000" w:space="0" w:sz="8" w:val="single"/>
+            </w:tcBorders>
+            <w:tcMar>
+              <w:top w:w="100.0" w:type="dxa"/>
+              <w:left w:w="100.0" w:type="dxa"/>
+              <w:bottom w:w="100.0" w:type="dxa"/>
+              <w:right w:w="100.0" w:type="dxa"/>
+            </w:tcMar>
+          </w:tcPr>
+          <w:p>
+            <w:pPr>
+              <w:rPr>
+                <w:rFonts w:ascii="Cambria" w:cs="Cambria" w:eastAsia="Cambria" w:hAnsi="Cambria"/>
+                <w:sz w:val="24"/>
+                <w:szCs w:val="24"/>
+              </w:rPr>
+            </w:pPr>
+            <w:r>
+              <w:rPr>
+                <w:rFonts w:ascii="Cambria" w:cs="Cambria" w:eastAsia="Cambria" w:hAnsi="Cambria"/>
+                <w:sz w:val="24"/>
+                <w:szCs w:val="24"/>
+                <w:rtl w:val="0"/>
+              </w:rPr>
+              <w:t xml:space="preserve">IEEE 29119</w:t>
+            </w:r>
+          </w:p>
+        </w:tc>
+        <w:tc>
+          <w:tcPr>
+            <w:tcBorders>
+              <w:top w:color="000000" w:space="0" w:sz="8" w:val="single"/>
+              <w:left w:color="000000" w:space="0" w:sz="8" w:val="single"/>
+              <w:bottom w:color="000000" w:space="0" w:sz="8" w:val="single"/>
+              <w:right w:color="000000" w:space="0" w:sz="8" w:val="single"/>
+            </w:tcBorders>
+            <w:tcMar>
+              <w:top w:w="100.0" w:type="dxa"/>
+              <w:left w:w="100.0" w:type="dxa"/>
+              <w:bottom w:w="100.0" w:type="dxa"/>
+              <w:right w:w="100.0" w:type="dxa"/>
+            </w:tcMar>
+          </w:tcPr>
+          <w:p>
+            <w:pPr>
+              <w:rPr>
+                <w:rFonts w:ascii="Cambria" w:cs="Cambria" w:eastAsia="Cambria" w:hAnsi="Cambria"/>
+                <w:sz w:val="24"/>
+                <w:szCs w:val="24"/>
+              </w:rPr>
+            </w:pPr>
+            <w:r>
+              <w:rPr>
+                <w:rFonts w:ascii="Cambria" w:cs="Cambria" w:eastAsia="Cambria" w:hAnsi="Cambria"/>
+                <w:sz w:val="24"/>
+                <w:szCs w:val="24"/>
+                <w:rtl w:val="0"/>
+              </w:rPr>
+              <w:t xml:space="preserve">Estándar internacional para los procesos de pruebas de software.</w:t>
+            </w:r>
+          </w:p>
+        </w:tc>
+        <w:tc>
+          <w:tcPr>
+            <w:tcBorders>
+              <w:top w:color="000000" w:space="0" w:sz="8" w:val="single"/>
+              <w:left w:color="000000" w:space="0" w:sz="8" w:val="single"/>
+              <w:bottom w:color="000000" w:space="0" w:sz="8" w:val="single"/>
+              <w:right w:color="000000" w:space="0" w:sz="8" w:val="single"/>
+            </w:tcBorders>
+            <w:tcMar>
+              <w:top w:w="100.0" w:type="dxa"/>
+              <w:left w:w="100.0" w:type="dxa"/>
+              <w:bottom w:w="100.0" w:type="dxa"/>
+              <w:right w:w="100.0" w:type="dxa"/>
+            </w:tcMar>
+          </w:tcPr>
+          <w:p>
+            <w:pPr>
+              <w:rPr>
+                <w:rFonts w:ascii="Cambria" w:cs="Cambria" w:eastAsia="Cambria" w:hAnsi="Cambria"/>
+                <w:sz w:val="24"/>
+                <w:szCs w:val="24"/>
+              </w:rPr>
+            </w:pPr>
+            <w:r>
+              <w:rPr>
+                <w:rFonts w:ascii="Cambria" w:cs="Cambria" w:eastAsia="Cambria" w:hAnsi="Cambria"/>
+                <w:sz w:val="24"/>
+                <w:szCs w:val="24"/>
+                <w:rtl w:val="0"/>
+              </w:rPr>
+              <w:t xml:space="preserve">Guía y estandariza las actividades de pruebas del proyecto, asegurando la planificación, diseño de casos de prueba, gestión de riesgos, trazabilidad y rigor técnico en la verificación de </w:t>
+            </w:r>
+          </w:p>
+          <w:p>
+            <w:pPr>
+              <w:rPr>
+                <w:rFonts w:ascii="Cambria" w:cs="Cambria" w:eastAsia="Cambria" w:hAnsi="Cambria"/>
+                <w:sz w:val="24"/>
+                <w:szCs w:val="24"/>
+              </w:rPr>
+            </w:pPr>
+            <w:r>
+              <w:rPr>
+                <w:rFonts w:ascii="Cambria" w:cs="Cambria" w:eastAsia="Cambria" w:hAnsi="Cambria"/>
+                <w:sz w:val="24"/>
+                <w:szCs w:val="24"/>
+                <w:rtl w:val="0"/>
+              </w:rPr>
+              <w:t xml:space="preserve">cada componente.</w:t>
+            </w:r>
+          </w:p>
+        </w:tc>
+      </w:tr>
+    </w:tbl>
+    <w:p>
+      <w:pPr>
+        <w:pStyle w:val="Heading1"/>
+        <w:ind w:firstLine="11"/>
         <w:rPr>
           <w:rFonts w:ascii="Cambria" w:cs="Cambria" w:eastAsia="Cambria" w:hAnsi="Cambria"/>
           <w:color w:val="323e4f"/>
+        </w:rPr>
+      </w:pPr>
+      <w:bookmarkStart w:colFirst="0" w:colLast="0" w:name="_heading=h.l4h5as9u777a" w:id="4"/>
+      <w:bookmarkEnd w:id="4"/>
+      <w:r>
+        <w:rPr>
+          <w:rtl w:val="0"/>
+        </w:rPr>
+      </w:r>
+    </w:p>
+    <w:p>
+      <w:pPr>
+        <w:pStyle w:val="Heading1"/>
+        <w:ind w:firstLine="11"/>
+        <w:rPr>
+          <w:rFonts w:ascii="Cambria" w:cs="Cambria" w:eastAsia="Cambria" w:hAnsi="Cambria"/>
+          <w:color w:val="323e4f"/>
+          <w:sz w:val="26"/>
+          <w:szCs w:val="26"/>
+        </w:rPr>
+      </w:pPr>
+      <w:bookmarkStart w:colFirst="0" w:colLast="0" w:name="_heading=h.gzzgemu8flpp" w:id="5"/>
+      <w:bookmarkEnd w:id="5"/>
+      <w:r>
+        <w:rPr>
+          <w:rFonts w:ascii="Cambria" w:cs="Cambria" w:eastAsia="Cambria" w:hAnsi="Cambria"/>
+          <w:color w:val="323e4f"/>
+          <w:sz w:val="26"/>
+          <w:szCs w:val="26"/>
           <w:rtl w:val="0"/>
         </w:rPr>
         <w:t xml:space="preserve">Objetivos de calidad</w:t>
@@ -5617,7 +3291,7 @@
       <w:pPr>
         <w:numPr>
           <w:ilvl w:val="0"/>
-          <w:numId w:val="12"/>
+          <w:numId w:val="13"/>
         </w:numPr>
         <w:ind w:left="720" w:hanging="360"/>
         <w:rPr>
@@ -5640,7 +3314,7 @@
       <w:pPr>
         <w:numPr>
           <w:ilvl w:val="0"/>
-          <w:numId w:val="12"/>
+          <w:numId w:val="13"/>
         </w:numPr>
         <w:ind w:left="720" w:hanging="360"/>
         <w:rPr>
@@ -5663,7 +3337,7 @@
       <w:pPr>
         <w:numPr>
           <w:ilvl w:val="0"/>
-          <w:numId w:val="12"/>
+          <w:numId w:val="13"/>
         </w:numPr>
         <w:ind w:left="720" w:hanging="360"/>
         <w:rPr>
@@ -5686,7 +3360,7 @@
       <w:pPr>
         <w:numPr>
           <w:ilvl w:val="0"/>
-          <w:numId w:val="12"/>
+          <w:numId w:val="13"/>
         </w:numPr>
         <w:ind w:left="720" w:hanging="360"/>
         <w:rPr>
@@ -5709,7 +3383,7 @@
       <w:pPr>
         <w:numPr>
           <w:ilvl w:val="0"/>
-          <w:numId w:val="12"/>
+          <w:numId w:val="13"/>
         </w:numPr>
         <w:ind w:left="720" w:hanging="360"/>
         <w:rPr>
@@ -5742,8 +3416,8 @@
           <w:color w:val="323e4f"/>
         </w:rPr>
       </w:pPr>
-      <w:bookmarkStart w:colFirst="0" w:colLast="0" w:name="_heading=h.b4p0zb3mco84" w:id="3"/>
-      <w:bookmarkEnd w:id="3"/>
+      <w:bookmarkStart w:colFirst="0" w:colLast="0" w:name="_heading=h.b4p0zb3mco84" w:id="6"/>
+      <w:bookmarkEnd w:id="6"/>
       <w:r>
         <w:rPr>
           <w:color w:val="323e4f"/>
@@ -5826,7 +3500,7 @@
     </w:p>
     <w:tbl>
       <w:tblPr>
-        <w:tblStyle w:val="Table3"/>
+        <w:tblStyle w:val="Table4"/>
         <w:tblW w:w="10170.0" w:type="dxa"/>
         <w:jc w:val="left"/>
         <w:tblInd w:w="566.9291338582677" w:type="dxa"/>
@@ -6225,7 +3899,7 @@
       <w:pPr>
         <w:numPr>
           <w:ilvl w:val="0"/>
-          <w:numId w:val="7"/>
+          <w:numId w:val="8"/>
         </w:numPr>
         <w:ind w:left="720" w:hanging="360"/>
         <w:rPr>
@@ -6248,7 +3922,7 @@
       <w:pPr>
         <w:numPr>
           <w:ilvl w:val="0"/>
-          <w:numId w:val="7"/>
+          <w:numId w:val="8"/>
         </w:numPr>
         <w:ind w:left="720" w:hanging="360"/>
         <w:rPr>
@@ -6302,7 +3976,7 @@
     </w:p>
     <w:tbl>
       <w:tblPr>
-        <w:tblStyle w:val="Table4"/>
+        <w:tblStyle w:val="Table5"/>
         <w:tblW w:w="9945.0" w:type="dxa"/>
         <w:jc w:val="left"/>
         <w:tblInd w:w="566.9291338582677" w:type="dxa"/>
@@ -6913,7 +4587,7 @@
     </w:p>
     <w:tbl>
       <w:tblPr>
-        <w:tblStyle w:val="Table5"/>
+        <w:tblStyle w:val="Table6"/>
         <w:tblW w:w="10593.070866141734" w:type="dxa"/>
         <w:jc w:val="left"/>
         <w:tblInd w:w="566.9291338582677" w:type="dxa"/>
@@ -7740,6 +5414,481 @@
       <w:pPr>
         <w:numPr>
           <w:ilvl w:val="0"/>
+          <w:numId w:val="10"/>
+        </w:numPr>
+        <w:spacing w:after="0" w:before="240" w:lineRule="auto"/>
+        <w:ind w:left="720" w:hanging="360"/>
+        <w:rPr>
+          <w:rFonts w:ascii="Cambria" w:cs="Cambria" w:eastAsia="Cambria" w:hAnsi="Cambria"/>
+          <w:sz w:val="24"/>
+          <w:szCs w:val="24"/>
+        </w:rPr>
+      </w:pPr>
+      <w:r>
+        <w:rPr>
+          <w:rFonts w:ascii="Cambria" w:cs="Cambria" w:eastAsia="Cambria" w:hAnsi="Cambria"/>
+          <w:b w:val="1"/>
+          <w:bCs w:val="1"/>
+          <w:sz w:val="24"/>
+          <w:szCs w:val="24"/>
+          <w:rtl w:val="0"/>
+        </w:rPr>
+        <w:t xml:space="preserve">Planificación del Sprint:</w:t>
+      </w:r>
+      <w:r>
+        <w:rPr>
+          <w:rFonts w:ascii="Cambria" w:cs="Cambria" w:eastAsia="Cambria" w:hAnsi="Cambria"/>
+          <w:sz w:val="24"/>
+          <w:szCs w:val="24"/>
+          <w:rtl w:val="0"/>
+        </w:rPr>
+        <w:t xml:space="preserve"> Definición y refino de historias de usuario con sus respectivos criterios de aceptación.</w:t>
+      </w:r>
+    </w:p>
+    <w:p>
+      <w:pPr>
+        <w:numPr>
+          <w:ilvl w:val="0"/>
+          <w:numId w:val="10"/>
+        </w:numPr>
+        <w:spacing w:after="0" w:before="0" w:lineRule="auto"/>
+        <w:ind w:left="720" w:hanging="360"/>
+        <w:rPr>
+          <w:rFonts w:ascii="Cambria" w:cs="Cambria" w:eastAsia="Cambria" w:hAnsi="Cambria"/>
+          <w:sz w:val="24"/>
+          <w:szCs w:val="24"/>
+        </w:rPr>
+      </w:pPr>
+      <w:r>
+        <w:rPr>
+          <w:rFonts w:ascii="Cambria" w:cs="Cambria" w:eastAsia="Cambria" w:hAnsi="Cambria"/>
+          <w:b w:val="1"/>
+          <w:bCs w:val="1"/>
+          <w:sz w:val="24"/>
+          <w:szCs w:val="24"/>
+          <w:rtl w:val="0"/>
+        </w:rPr>
+        <w:t xml:space="preserve">Diseño y Arquitectura:</w:t>
+      </w:r>
+      <w:r>
+        <w:rPr>
+          <w:rFonts w:ascii="Cambria" w:cs="Cambria" w:eastAsia="Cambria" w:hAnsi="Cambria"/>
+          <w:sz w:val="24"/>
+          <w:szCs w:val="24"/>
+          <w:rtl w:val="0"/>
+        </w:rPr>
+        <w:t xml:space="preserve"> Modelado de la solución (backend con NestJS, frontend con React y PostgreSQL).</w:t>
+      </w:r>
+    </w:p>
+    <w:p>
+      <w:pPr>
+        <w:numPr>
+          <w:ilvl w:val="0"/>
+          <w:numId w:val="10"/>
+        </w:numPr>
+        <w:spacing w:after="0" w:before="0" w:lineRule="auto"/>
+        <w:ind w:left="720" w:hanging="360"/>
+        <w:rPr>
+          <w:rFonts w:ascii="Cambria" w:cs="Cambria" w:eastAsia="Cambria" w:hAnsi="Cambria"/>
+          <w:sz w:val="24"/>
+          <w:szCs w:val="24"/>
+        </w:rPr>
+      </w:pPr>
+      <w:r>
+        <w:rPr>
+          <w:rFonts w:ascii="Cambria" w:cs="Cambria" w:eastAsia="Cambria" w:hAnsi="Cambria"/>
+          <w:b w:val="1"/>
+          <w:bCs w:val="1"/>
+          <w:sz w:val="24"/>
+          <w:szCs w:val="24"/>
+          <w:rtl w:val="0"/>
+        </w:rPr>
+        <w:t xml:space="preserve">Desarrollo e Implementación:</w:t>
+      </w:r>
+      <w:r>
+        <w:rPr>
+          <w:rFonts w:ascii="Cambria" w:cs="Cambria" w:eastAsia="Cambria" w:hAnsi="Cambria"/>
+          <w:sz w:val="24"/>
+          <w:szCs w:val="24"/>
+          <w:rtl w:val="0"/>
+        </w:rPr>
+        <w:t xml:space="preserve"> Construcción modular de la funcionalidad.</w:t>
+      </w:r>
+    </w:p>
+    <w:p>
+      <w:pPr>
+        <w:numPr>
+          <w:ilvl w:val="0"/>
+          <w:numId w:val="10"/>
+        </w:numPr>
+        <w:spacing w:after="0" w:before="0" w:lineRule="auto"/>
+        <w:ind w:left="720" w:hanging="360"/>
+        <w:rPr>
+          <w:rFonts w:ascii="Cambria" w:cs="Cambria" w:eastAsia="Cambria" w:hAnsi="Cambria"/>
+          <w:sz w:val="24"/>
+          <w:szCs w:val="24"/>
+        </w:rPr>
+      </w:pPr>
+      <w:r>
+        <w:rPr>
+          <w:rFonts w:ascii="Cambria" w:cs="Cambria" w:eastAsia="Cambria" w:hAnsi="Cambria"/>
+          <w:b w:val="1"/>
+          <w:bCs w:val="1"/>
+          <w:sz w:val="24"/>
+          <w:szCs w:val="24"/>
+          <w:rtl w:val="0"/>
+        </w:rPr>
+        <w:t xml:space="preserve">Revisión de Código (</w:t>
+      </w:r>
+      <w:r>
+        <w:rPr>
+          <w:rFonts w:ascii="Cambria" w:cs="Cambria" w:eastAsia="Cambria" w:hAnsi="Cambria"/>
+          <w:b w:val="1"/>
+          <w:bCs w:val="1"/>
+          <w:i w:val="1"/>
+          <w:iCs w:val="1"/>
+          <w:sz w:val="24"/>
+          <w:szCs w:val="24"/>
+          <w:rtl w:val="0"/>
+        </w:rPr>
+        <w:t xml:space="preserve">Code Review</w:t>
+      </w:r>
+      <w:r>
+        <w:rPr>
+          <w:rFonts w:ascii="Cambria" w:cs="Cambria" w:eastAsia="Cambria" w:hAnsi="Cambria"/>
+          <w:b w:val="1"/>
+          <w:bCs w:val="1"/>
+          <w:sz w:val="24"/>
+          <w:szCs w:val="24"/>
+          <w:rtl w:val="0"/>
+        </w:rPr>
+        <w:t xml:space="preserve">):</w:t>
+      </w:r>
+      <w:r>
+        <w:rPr>
+          <w:rFonts w:ascii="Cambria" w:cs="Cambria" w:eastAsia="Cambria" w:hAnsi="Cambria"/>
+          <w:sz w:val="24"/>
+          <w:szCs w:val="24"/>
+          <w:rtl w:val="0"/>
+        </w:rPr>
+        <w:t xml:space="preserve"> Inspección técnica de </w:t>
+      </w:r>
+      <w:r>
+        <w:rPr>
+          <w:rFonts w:ascii="Cambria" w:cs="Cambria" w:eastAsia="Cambria" w:hAnsi="Cambria"/>
+          <w:i w:val="1"/>
+          <w:iCs w:val="1"/>
+          <w:sz w:val="24"/>
+          <w:szCs w:val="24"/>
+          <w:rtl w:val="0"/>
+        </w:rPr>
+        <w:t xml:space="preserve">Pull Requests</w:t>
+      </w:r>
+      <w:r>
+        <w:rPr>
+          <w:rFonts w:ascii="Cambria" w:cs="Cambria" w:eastAsia="Cambria" w:hAnsi="Cambria"/>
+          <w:sz w:val="24"/>
+          <w:szCs w:val="24"/>
+          <w:rtl w:val="0"/>
+        </w:rPr>
+        <w:t xml:space="preserve"> en GitHub previo a la integración.</w:t>
+      </w:r>
+    </w:p>
+    <w:p>
+      <w:pPr>
+        <w:numPr>
+          <w:ilvl w:val="0"/>
+          <w:numId w:val="10"/>
+        </w:numPr>
+        <w:spacing w:after="0" w:before="0" w:lineRule="auto"/>
+        <w:ind w:left="720" w:hanging="360"/>
+        <w:rPr>
+          <w:rFonts w:ascii="Cambria" w:cs="Cambria" w:eastAsia="Cambria" w:hAnsi="Cambria"/>
+          <w:sz w:val="24"/>
+          <w:szCs w:val="24"/>
+        </w:rPr>
+      </w:pPr>
+      <w:r>
+        <w:rPr>
+          <w:rFonts w:ascii="Cambria" w:cs="Cambria" w:eastAsia="Cambria" w:hAnsi="Cambria"/>
+          <w:b w:val="1"/>
+          <w:bCs w:val="1"/>
+          <w:sz w:val="24"/>
+          <w:szCs w:val="24"/>
+          <w:rtl w:val="0"/>
+        </w:rPr>
+        <w:t xml:space="preserve">Gestión y Corrección de Defectos:</w:t>
+      </w:r>
+      <w:r>
+        <w:rPr>
+          <w:rFonts w:ascii="Cambria" w:cs="Cambria" w:eastAsia="Cambria" w:hAnsi="Cambria"/>
+          <w:sz w:val="24"/>
+          <w:szCs w:val="24"/>
+          <w:rtl w:val="0"/>
+        </w:rPr>
+        <w:t xml:space="preserve"> Identificación, registro y depuración de </w:t>
+      </w:r>
+      <w:r>
+        <w:rPr>
+          <w:rFonts w:ascii="Cambria" w:cs="Cambria" w:eastAsia="Cambria" w:hAnsi="Cambria"/>
+          <w:i w:val="1"/>
+          <w:iCs w:val="1"/>
+          <w:sz w:val="24"/>
+          <w:szCs w:val="24"/>
+          <w:rtl w:val="0"/>
+        </w:rPr>
+        <w:t xml:space="preserve">bugs</w:t>
+      </w:r>
+      <w:r>
+        <w:rPr>
+          <w:rFonts w:ascii="Cambria" w:cs="Cambria" w:eastAsia="Cambria" w:hAnsi="Cambria"/>
+          <w:sz w:val="24"/>
+          <w:szCs w:val="24"/>
+          <w:rtl w:val="0"/>
+        </w:rPr>
+        <w:t xml:space="preserve"> o no conformidades.</w:t>
+      </w:r>
+    </w:p>
+    <w:p>
+      <w:pPr>
+        <w:numPr>
+          <w:ilvl w:val="0"/>
+          <w:numId w:val="10"/>
+        </w:numPr>
+        <w:spacing w:after="0" w:before="0" w:lineRule="auto"/>
+        <w:ind w:left="720" w:hanging="360"/>
+        <w:rPr>
+          <w:rFonts w:ascii="Cambria" w:cs="Cambria" w:eastAsia="Cambria" w:hAnsi="Cambria"/>
+          <w:sz w:val="24"/>
+          <w:szCs w:val="24"/>
+        </w:rPr>
+      </w:pPr>
+      <w:r>
+        <w:rPr>
+          <w:rFonts w:ascii="Cambria" w:cs="Cambria" w:eastAsia="Cambria" w:hAnsi="Cambria"/>
+          <w:b w:val="1"/>
+          <w:bCs w:val="1"/>
+          <w:sz w:val="24"/>
+          <w:szCs w:val="24"/>
+          <w:rtl w:val="0"/>
+        </w:rPr>
+        <w:t xml:space="preserve">Criterio de Terminado </w:t>
+      </w:r>
+      <w:r>
+        <w:rPr>
+          <w:rFonts w:ascii="Cambria" w:cs="Cambria" w:eastAsia="Cambria" w:hAnsi="Cambria"/>
+          <w:sz w:val="24"/>
+          <w:szCs w:val="24"/>
+          <w:rtl w:val="0"/>
+        </w:rPr>
+        <w:t xml:space="preserve">(</w:t>
+      </w:r>
+      <w:r>
+        <w:rPr>
+          <w:rFonts w:ascii="Cambria" w:cs="Cambria" w:eastAsia="Cambria" w:hAnsi="Cambria"/>
+          <w:i w:val="1"/>
+          <w:iCs w:val="1"/>
+          <w:sz w:val="24"/>
+          <w:szCs w:val="24"/>
+          <w:rtl w:val="0"/>
+        </w:rPr>
+        <w:t xml:space="preserve">Definition of Done - DoD</w:t>
+      </w:r>
+      <w:r>
+        <w:rPr>
+          <w:rFonts w:ascii="Cambria" w:cs="Cambria" w:eastAsia="Cambria" w:hAnsi="Cambria"/>
+          <w:sz w:val="24"/>
+          <w:szCs w:val="24"/>
+          <w:rtl w:val="0"/>
+        </w:rPr>
+        <w:t xml:space="preserve">)</w:t>
+      </w:r>
+      <w:r>
+        <w:rPr>
+          <w:rFonts w:ascii="Cambria" w:cs="Cambria" w:eastAsia="Cambria" w:hAnsi="Cambria"/>
+          <w:b w:val="1"/>
+          <w:bCs w:val="1"/>
+          <w:sz w:val="24"/>
+          <w:szCs w:val="24"/>
+          <w:rtl w:val="0"/>
+        </w:rPr>
+        <w:t xml:space="preserve">:</w:t>
+      </w:r>
+      <w:r>
+        <w:rPr>
+          <w:rFonts w:ascii="Cambria" w:cs="Cambria" w:eastAsia="Cambria" w:hAnsi="Cambria"/>
+          <w:sz w:val="24"/>
+          <w:szCs w:val="24"/>
+          <w:rtl w:val="0"/>
+        </w:rPr>
+        <w:t xml:space="preserve"> Validación que la funcionalidad cumple con los criterios de aceptación antes de ser aceptada.</w:t>
+      </w:r>
+    </w:p>
+    <w:p>
+      <w:pPr>
+        <w:numPr>
+          <w:ilvl w:val="0"/>
+          <w:numId w:val="10"/>
+        </w:numPr>
+        <w:spacing w:after="240" w:before="0" w:lineRule="auto"/>
+        <w:ind w:left="720" w:hanging="360"/>
+        <w:rPr>
+          <w:rFonts w:ascii="Cambria" w:cs="Cambria" w:eastAsia="Cambria" w:hAnsi="Cambria"/>
+          <w:sz w:val="28"/>
+          <w:szCs w:val="28"/>
+        </w:rPr>
+      </w:pPr>
+      <w:r>
+        <w:rPr>
+          <w:rFonts w:ascii="Cambria" w:cs="Cambria" w:eastAsia="Cambria" w:hAnsi="Cambria"/>
+          <w:b w:val="1"/>
+          <w:bCs w:val="1"/>
+          <w:sz w:val="24"/>
+          <w:szCs w:val="24"/>
+          <w:rtl w:val="0"/>
+        </w:rPr>
+        <w:t xml:space="preserve">Actualización Documental:</w:t>
+      </w:r>
+      <w:r>
+        <w:rPr>
+          <w:rFonts w:ascii="Cambria" w:cs="Cambria" w:eastAsia="Cambria" w:hAnsi="Cambria"/>
+          <w:sz w:val="24"/>
+          <w:szCs w:val="24"/>
+          <w:rtl w:val="0"/>
+        </w:rPr>
+        <w:t xml:space="preserve"> Registro y control de versiones de la documentación técnica y funcional del proyecto</w:t>
+      </w:r>
+      <w:r>
+        <w:rPr>
+          <w:rFonts w:ascii="Cambria" w:cs="Cambria" w:eastAsia="Cambria" w:hAnsi="Cambria"/>
+          <w:sz w:val="28"/>
+          <w:szCs w:val="28"/>
+          <w:rtl w:val="0"/>
+        </w:rPr>
+        <w:t xml:space="preserve">.</w:t>
+      </w:r>
+    </w:p>
+    <w:p>
+      <w:pPr>
+        <w:ind w:left="720" w:firstLine="0"/>
+        <w:rPr>
+          <w:rFonts w:ascii="Cambria" w:cs="Cambria" w:eastAsia="Cambria" w:hAnsi="Cambria"/>
+          <w:sz w:val="28"/>
+          <w:szCs w:val="28"/>
+        </w:rPr>
+      </w:pPr>
+      <w:r>
+        <w:rPr>
+          <w:rtl w:val="0"/>
+        </w:rPr>
+      </w:r>
+    </w:p>
+    <w:p>
+      <w:pPr>
+        <w:ind w:left="720" w:firstLine="0"/>
+        <w:rPr>
+          <w:rFonts w:ascii="Cambria" w:cs="Cambria" w:eastAsia="Cambria" w:hAnsi="Cambria"/>
+          <w:sz w:val="28"/>
+          <w:szCs w:val="28"/>
+        </w:rPr>
+      </w:pPr>
+      <w:r>
+        <w:rPr>
+          <w:rtl w:val="0"/>
+        </w:rPr>
+      </w:r>
+    </w:p>
+    <w:p>
+      <w:pPr>
+        <w:ind w:left="720" w:firstLine="0"/>
+        <w:rPr>
+          <w:rFonts w:ascii="Cambria" w:cs="Cambria" w:eastAsia="Cambria" w:hAnsi="Cambria"/>
+          <w:sz w:val="28"/>
+          <w:szCs w:val="28"/>
+        </w:rPr>
+      </w:pPr>
+      <w:r>
+        <w:rPr>
+          <w:rtl w:val="0"/>
+        </w:rPr>
+      </w:r>
+    </w:p>
+    <w:p>
+      <w:pPr>
+        <w:ind w:left="720" w:firstLine="0"/>
+        <w:rPr>
+          <w:rFonts w:ascii="Cambria" w:cs="Cambria" w:eastAsia="Cambria" w:hAnsi="Cambria"/>
+          <w:sz w:val="28"/>
+          <w:szCs w:val="28"/>
+        </w:rPr>
+      </w:pPr>
+      <w:r>
+        <w:rPr>
+          <w:rtl w:val="0"/>
+        </w:rPr>
+      </w:r>
+    </w:p>
+    <w:p>
+      <w:pPr>
+        <w:rPr>
+          <w:rFonts w:ascii="Cambria" w:cs="Cambria" w:eastAsia="Cambria" w:hAnsi="Cambria"/>
+          <w:sz w:val="28"/>
+          <w:szCs w:val="28"/>
+        </w:rPr>
+      </w:pPr>
+      <w:r>
+        <w:rPr>
+          <w:rFonts w:ascii="Cambria" w:cs="Cambria" w:eastAsia="Cambria" w:hAnsi="Cambria"/>
+          <w:sz w:val="26"/>
+          <w:szCs w:val="26"/>
+          <w:rtl w:val="0"/>
+        </w:rPr>
+        <w:t xml:space="preserve">Metodologías de Gestión de la Calidad:</w:t>
+      </w:r>
+      <w:r>
+        <w:rPr>
+          <w:rtl w:val="0"/>
+        </w:rPr>
+      </w:r>
+    </w:p>
+    <w:p>
+      <w:pPr>
+        <w:ind w:left="720" w:firstLine="0"/>
+        <w:rPr>
+          <w:rFonts w:ascii="Cambria" w:cs="Cambria" w:eastAsia="Cambria" w:hAnsi="Cambria"/>
+          <w:sz w:val="24"/>
+          <w:szCs w:val="24"/>
+        </w:rPr>
+      </w:pPr>
+      <w:r>
+        <w:rPr>
+          <w:rtl w:val="0"/>
+        </w:rPr>
+      </w:r>
+    </w:p>
+    <w:p>
+      <w:pPr>
+        <w:spacing w:after="240" w:before="240" w:lineRule="auto"/>
+        <w:rPr>
+          <w:rFonts w:ascii="Cambria" w:cs="Cambria" w:eastAsia="Cambria" w:hAnsi="Cambria"/>
+          <w:sz w:val="24"/>
+          <w:szCs w:val="24"/>
+        </w:rPr>
+      </w:pPr>
+      <w:r>
+        <w:rPr>
+          <w:rFonts w:ascii="Cambria" w:cs="Cambria" w:eastAsia="Cambria" w:hAnsi="Cambria"/>
+          <w:sz w:val="24"/>
+          <w:szCs w:val="24"/>
+          <w:rtl w:val="0"/>
+        </w:rPr>
+        <w:t xml:space="preserve">Con el fin de garantizar el cumplimiento de los estándares definidos para el proyecto, se ejecutarán las siguientes actividades de calidad durante todo el ciclo de vida del software:</w:t>
+      </w:r>
+    </w:p>
+    <w:p>
+      <w:pPr>
+        <w:numPr>
+          <w:ilvl w:val="0"/>
           <w:numId w:val="9"/>
         </w:numPr>
         <w:spacing w:after="0" w:before="240" w:lineRule="auto"/>
@@ -7753,22 +5902,11 @@
       <w:r>
         <w:rPr>
           <w:rFonts w:ascii="Cambria" w:cs="Cambria" w:eastAsia="Cambria" w:hAnsi="Cambria"/>
-          <w:b w:val="1"/>
-          <w:bCs w:val="1"/>
-          <w:sz w:val="24"/>
-          <w:szCs w:val="24"/>
-          <w:rtl w:val="0"/>
-        </w:rPr>
-        <w:t xml:space="preserve">Planificación del Sprint:</w:t>
-      </w:r>
-      <w:r>
-        <w:rPr>
-          <w:rFonts w:ascii="Cambria" w:cs="Cambria" w:eastAsia="Cambria" w:hAnsi="Cambria"/>
-          <w:sz w:val="24"/>
-          <w:szCs w:val="24"/>
-          <w:rtl w:val="0"/>
-        </w:rPr>
-        <w:t xml:space="preserve"> Definición y refino de historias de usuario con sus respectivos criterios de aceptación.</w:t>
+          <w:sz w:val="24"/>
+          <w:szCs w:val="24"/>
+          <w:rtl w:val="0"/>
+        </w:rPr>
+        <w:t xml:space="preserve">Revisión de requisitos funcionales y no funcionales.</w:t>
       </w:r>
     </w:p>
     <w:p>
@@ -7788,22 +5926,11 @@
       <w:r>
         <w:rPr>
           <w:rFonts w:ascii="Cambria" w:cs="Cambria" w:eastAsia="Cambria" w:hAnsi="Cambria"/>
-          <w:b w:val="1"/>
-          <w:bCs w:val="1"/>
-          <w:sz w:val="24"/>
-          <w:szCs w:val="24"/>
-          <w:rtl w:val="0"/>
-        </w:rPr>
-        <w:t xml:space="preserve">Diseño y Arquitectura:</w:t>
-      </w:r>
-      <w:r>
-        <w:rPr>
-          <w:rFonts w:ascii="Cambria" w:cs="Cambria" w:eastAsia="Cambria" w:hAnsi="Cambria"/>
-          <w:sz w:val="24"/>
-          <w:szCs w:val="24"/>
-          <w:rtl w:val="0"/>
-        </w:rPr>
-        <w:t xml:space="preserve"> Modelado de la solución (backend con NestJS, frontend con React y PostgreSQL).</w:t>
+          <w:sz w:val="24"/>
+          <w:szCs w:val="24"/>
+          <w:rtl w:val="0"/>
+        </w:rPr>
+        <w:t xml:space="preserve">Revisión técnica del código fuente.</w:t>
       </w:r>
     </w:p>
     <w:p>
@@ -7823,22 +5950,11 @@
       <w:r>
         <w:rPr>
           <w:rFonts w:ascii="Cambria" w:cs="Cambria" w:eastAsia="Cambria" w:hAnsi="Cambria"/>
-          <w:b w:val="1"/>
-          <w:bCs w:val="1"/>
-          <w:sz w:val="24"/>
-          <w:szCs w:val="24"/>
-          <w:rtl w:val="0"/>
-        </w:rPr>
-        <w:t xml:space="preserve">Desarrollo e Implementación:</w:t>
-      </w:r>
-      <w:r>
-        <w:rPr>
-          <w:rFonts w:ascii="Cambria" w:cs="Cambria" w:eastAsia="Cambria" w:hAnsi="Cambria"/>
-          <w:sz w:val="24"/>
-          <w:szCs w:val="24"/>
-          <w:rtl w:val="0"/>
-        </w:rPr>
-        <w:t xml:space="preserve"> Construcción modular de la funcionalidad.</w:t>
+          <w:sz w:val="24"/>
+          <w:szCs w:val="24"/>
+          <w:rtl w:val="0"/>
+        </w:rPr>
+        <w:t xml:space="preserve">Ejecución de pruebas unitarias.</w:t>
       </w:r>
     </w:p>
     <w:p>
@@ -7858,66 +5974,11 @@
       <w:r>
         <w:rPr>
           <w:rFonts w:ascii="Cambria" w:cs="Cambria" w:eastAsia="Cambria" w:hAnsi="Cambria"/>
-          <w:b w:val="1"/>
-          <w:bCs w:val="1"/>
-          <w:sz w:val="24"/>
-          <w:szCs w:val="24"/>
-          <w:rtl w:val="0"/>
-        </w:rPr>
-        <w:t xml:space="preserve">Revisión de Código (</w:t>
-      </w:r>
-      <w:r>
-        <w:rPr>
-          <w:rFonts w:ascii="Cambria" w:cs="Cambria" w:eastAsia="Cambria" w:hAnsi="Cambria"/>
-          <w:b w:val="1"/>
-          <w:bCs w:val="1"/>
-          <w:i w:val="1"/>
-          <w:iCs w:val="1"/>
-          <w:sz w:val="24"/>
-          <w:szCs w:val="24"/>
-          <w:rtl w:val="0"/>
-        </w:rPr>
-        <w:t xml:space="preserve">Code Review</w:t>
-      </w:r>
-      <w:r>
-        <w:rPr>
-          <w:rFonts w:ascii="Cambria" w:cs="Cambria" w:eastAsia="Cambria" w:hAnsi="Cambria"/>
-          <w:b w:val="1"/>
-          <w:bCs w:val="1"/>
-          <w:sz w:val="24"/>
-          <w:szCs w:val="24"/>
-          <w:rtl w:val="0"/>
-        </w:rPr>
-        <w:t xml:space="preserve">):</w:t>
-      </w:r>
-      <w:r>
-        <w:rPr>
-          <w:rFonts w:ascii="Cambria" w:cs="Cambria" w:eastAsia="Cambria" w:hAnsi="Cambria"/>
-          <w:sz w:val="24"/>
-          <w:szCs w:val="24"/>
-          <w:rtl w:val="0"/>
-        </w:rPr>
-        <w:t xml:space="preserve"> Inspección técnica de </w:t>
-      </w:r>
-      <w:r>
-        <w:rPr>
-          <w:rFonts w:ascii="Cambria" w:cs="Cambria" w:eastAsia="Cambria" w:hAnsi="Cambria"/>
-          <w:i w:val="1"/>
-          <w:iCs w:val="1"/>
-          <w:sz w:val="24"/>
-          <w:szCs w:val="24"/>
-          <w:rtl w:val="0"/>
-        </w:rPr>
-        <w:t xml:space="preserve">Pull Requests</w:t>
-      </w:r>
-      <w:r>
-        <w:rPr>
-          <w:rFonts w:ascii="Cambria" w:cs="Cambria" w:eastAsia="Cambria" w:hAnsi="Cambria"/>
-          <w:sz w:val="24"/>
-          <w:szCs w:val="24"/>
-          <w:rtl w:val="0"/>
-        </w:rPr>
-        <w:t xml:space="preserve"> en GitHub previo a la integración.</w:t>
+          <w:sz w:val="24"/>
+          <w:szCs w:val="24"/>
+          <w:rtl w:val="0"/>
+        </w:rPr>
+        <w:t xml:space="preserve">Ejecución de pruebas funcionales e integración.</w:t>
       </w:r>
     </w:p>
     <w:p>
@@ -7937,117 +5998,11 @@
       <w:r>
         <w:rPr>
           <w:rFonts w:ascii="Cambria" w:cs="Cambria" w:eastAsia="Cambria" w:hAnsi="Cambria"/>
-          <w:b w:val="1"/>
-          <w:bCs w:val="1"/>
-          <w:sz w:val="24"/>
-          <w:szCs w:val="24"/>
-          <w:rtl w:val="0"/>
-        </w:rPr>
-        <w:t xml:space="preserve">Gestión y Corrección de Defectos:</w:t>
-      </w:r>
-      <w:r>
-        <w:rPr>
-          <w:rFonts w:ascii="Cambria" w:cs="Cambria" w:eastAsia="Cambria" w:hAnsi="Cambria"/>
-          <w:sz w:val="24"/>
-          <w:szCs w:val="24"/>
-          <w:rtl w:val="0"/>
-        </w:rPr>
-        <w:t xml:space="preserve"> Identificación, registro y depuración de </w:t>
-      </w:r>
-      <w:r>
-        <w:rPr>
-          <w:rFonts w:ascii="Cambria" w:cs="Cambria" w:eastAsia="Cambria" w:hAnsi="Cambria"/>
-          <w:i w:val="1"/>
-          <w:iCs w:val="1"/>
-          <w:sz w:val="24"/>
-          <w:szCs w:val="24"/>
-          <w:rtl w:val="0"/>
-        </w:rPr>
-        <w:t xml:space="preserve">bugs</w:t>
-      </w:r>
-      <w:r>
-        <w:rPr>
-          <w:rFonts w:ascii="Cambria" w:cs="Cambria" w:eastAsia="Cambria" w:hAnsi="Cambria"/>
-          <w:sz w:val="24"/>
-          <w:szCs w:val="24"/>
-          <w:rtl w:val="0"/>
-        </w:rPr>
-        <w:t xml:space="preserve"> o no conformidades.</w:t>
-      </w:r>
-    </w:p>
-    <w:p>
-      <w:pPr>
-        <w:numPr>
-          <w:ilvl w:val="0"/>
-          <w:numId w:val="9"/>
-        </w:numPr>
-        <w:spacing w:after="0" w:before="0" w:lineRule="auto"/>
-        <w:ind w:left="720" w:hanging="360"/>
-        <w:rPr>
-          <w:rFonts w:ascii="Cambria" w:cs="Cambria" w:eastAsia="Cambria" w:hAnsi="Cambria"/>
-          <w:sz w:val="24"/>
-          <w:szCs w:val="24"/>
-        </w:rPr>
-      </w:pPr>
-      <w:r>
-        <w:rPr>
-          <w:rFonts w:ascii="Cambria" w:cs="Cambria" w:eastAsia="Cambria" w:hAnsi="Cambria"/>
-          <w:b w:val="1"/>
-          <w:bCs w:val="1"/>
-          <w:sz w:val="24"/>
-          <w:szCs w:val="24"/>
-          <w:rtl w:val="0"/>
-        </w:rPr>
-        <w:t xml:space="preserve">Criterio de Terminado </w:t>
-      </w:r>
-      <w:r>
-        <w:rPr>
-          <w:rFonts w:ascii="Cambria" w:cs="Cambria" w:eastAsia="Cambria" w:hAnsi="Cambria"/>
-          <w:sz w:val="24"/>
-          <w:szCs w:val="24"/>
-          <w:rtl w:val="0"/>
-        </w:rPr>
-        <w:t xml:space="preserve">(</w:t>
-      </w:r>
-      <w:r>
-        <w:rPr>
-          <w:rFonts w:ascii="Cambria" w:cs="Cambria" w:eastAsia="Cambria" w:hAnsi="Cambria"/>
-          <w:i w:val="1"/>
-          <w:iCs w:val="1"/>
-          <w:sz w:val="24"/>
-          <w:szCs w:val="24"/>
-          <w:rtl w:val="0"/>
-        </w:rPr>
-        <w:t xml:space="preserve">Definition of Done - DoD</w:t>
-      </w:r>
-      <w:r>
-        <w:rPr>
-          <w:rFonts w:ascii="Cambria" w:cs="Cambria" w:eastAsia="Cambria" w:hAnsi="Cambria"/>
-          <w:sz w:val="24"/>
-          <w:szCs w:val="24"/>
-          <w:rtl w:val="0"/>
-        </w:rPr>
-        <w:t xml:space="preserve">)</w:t>
-      </w:r>
-      <w:r>
-        <w:rPr>
-          <w:rFonts w:ascii="Cambria" w:cs="Cambria" w:eastAsia="Cambria" w:hAnsi="Cambria"/>
-          <w:b w:val="1"/>
-          <w:bCs w:val="1"/>
-          <w:sz w:val="24"/>
-          <w:szCs w:val="24"/>
-          <w:rtl w:val="0"/>
-        </w:rPr>
-        <w:t xml:space="preserve">:</w:t>
-      </w:r>
-      <w:r>
-        <w:rPr>
-          <w:rFonts w:ascii="Cambria" w:cs="Cambria" w:eastAsia="Cambria" w:hAnsi="Cambria"/>
-          <w:sz w:val="24"/>
-          <w:szCs w:val="24"/>
-          <w:rtl w:val="0"/>
-        </w:rPr>
-        <w:t xml:space="preserve"> Validación que la funcionalidad cumple con los criterios de aceptación antes de ser aceptada.</w:t>
+          <w:sz w:val="24"/>
+          <w:szCs w:val="24"/>
+          <w:rtl w:val="0"/>
+        </w:rPr>
+        <w:t xml:space="preserve">Verificación de la documentación generada.</w:t>
       </w:r>
     </w:p>
     <w:p>
@@ -8060,287 +6015,6 @@
         <w:ind w:left="720" w:hanging="360"/>
         <w:rPr>
           <w:rFonts w:ascii="Cambria" w:cs="Cambria" w:eastAsia="Cambria" w:hAnsi="Cambria"/>
-          <w:sz w:val="28"/>
-          <w:szCs w:val="28"/>
-        </w:rPr>
-      </w:pPr>
-      <w:r>
-        <w:rPr>
-          <w:rFonts w:ascii="Cambria" w:cs="Cambria" w:eastAsia="Cambria" w:hAnsi="Cambria"/>
-          <w:b w:val="1"/>
-          <w:bCs w:val="1"/>
-          <w:sz w:val="24"/>
-          <w:szCs w:val="24"/>
-          <w:rtl w:val="0"/>
-        </w:rPr>
-        <w:t xml:space="preserve">Actualización Documental:</w:t>
-      </w:r>
-      <w:r>
-        <w:rPr>
-          <w:rFonts w:ascii="Cambria" w:cs="Cambria" w:eastAsia="Cambria" w:hAnsi="Cambria"/>
-          <w:sz w:val="24"/>
-          <w:szCs w:val="24"/>
-          <w:rtl w:val="0"/>
-        </w:rPr>
-        <w:t xml:space="preserve"> Registro y control de versiones de la documentación técnica y funcional del proyecto</w:t>
-      </w:r>
-      <w:r>
-        <w:rPr>
-          <w:rFonts w:ascii="Cambria" w:cs="Cambria" w:eastAsia="Cambria" w:hAnsi="Cambria"/>
-          <w:sz w:val="28"/>
-          <w:szCs w:val="28"/>
-          <w:rtl w:val="0"/>
-        </w:rPr>
-        <w:t xml:space="preserve">.</w:t>
-      </w:r>
-    </w:p>
-    <w:p>
-      <w:pPr>
-        <w:ind w:left="720" w:firstLine="0"/>
-        <w:rPr>
-          <w:rFonts w:ascii="Cambria" w:cs="Cambria" w:eastAsia="Cambria" w:hAnsi="Cambria"/>
-          <w:sz w:val="28"/>
-          <w:szCs w:val="28"/>
-        </w:rPr>
-      </w:pPr>
-      <w:r>
-        <w:rPr>
-          <w:rtl w:val="0"/>
-        </w:rPr>
-      </w:r>
-    </w:p>
-    <w:p>
-      <w:pPr>
-        <w:ind w:left="720" w:firstLine="0"/>
-        <w:rPr>
-          <w:rFonts w:ascii="Cambria" w:cs="Cambria" w:eastAsia="Cambria" w:hAnsi="Cambria"/>
-          <w:sz w:val="28"/>
-          <w:szCs w:val="28"/>
-        </w:rPr>
-      </w:pPr>
-      <w:r>
-        <w:rPr>
-          <w:rtl w:val="0"/>
-        </w:rPr>
-      </w:r>
-    </w:p>
-    <w:p>
-      <w:pPr>
-        <w:ind w:left="720" w:firstLine="0"/>
-        <w:rPr>
-          <w:rFonts w:ascii="Cambria" w:cs="Cambria" w:eastAsia="Cambria" w:hAnsi="Cambria"/>
-          <w:sz w:val="28"/>
-          <w:szCs w:val="28"/>
-        </w:rPr>
-      </w:pPr>
-      <w:r>
-        <w:rPr>
-          <w:rtl w:val="0"/>
-        </w:rPr>
-      </w:r>
-    </w:p>
-    <w:p>
-      <w:pPr>
-        <w:ind w:left="720" w:firstLine="0"/>
-        <w:rPr>
-          <w:rFonts w:ascii="Cambria" w:cs="Cambria" w:eastAsia="Cambria" w:hAnsi="Cambria"/>
-          <w:sz w:val="28"/>
-          <w:szCs w:val="28"/>
-        </w:rPr>
-      </w:pPr>
-      <w:r>
-        <w:rPr>
-          <w:rtl w:val="0"/>
-        </w:rPr>
-      </w:r>
-    </w:p>
-    <w:p>
-      <w:pPr>
-        <w:rPr>
-          <w:rFonts w:ascii="Cambria" w:cs="Cambria" w:eastAsia="Cambria" w:hAnsi="Cambria"/>
-          <w:sz w:val="28"/>
-          <w:szCs w:val="28"/>
-        </w:rPr>
-      </w:pPr>
-      <w:r>
-        <w:rPr>
-          <w:rFonts w:ascii="Cambria" w:cs="Cambria" w:eastAsia="Cambria" w:hAnsi="Cambria"/>
-          <w:sz w:val="26"/>
-          <w:szCs w:val="26"/>
-          <w:rtl w:val="0"/>
-        </w:rPr>
-        <w:t xml:space="preserve">Metodologías de Gestión de la Calidad:</w:t>
-      </w:r>
-      <w:r>
-        <w:rPr>
-          <w:rtl w:val="0"/>
-        </w:rPr>
-      </w:r>
-    </w:p>
-    <w:p>
-      <w:pPr>
-        <w:ind w:left="720" w:firstLine="0"/>
-        <w:rPr>
-          <w:rFonts w:ascii="Cambria" w:cs="Cambria" w:eastAsia="Cambria" w:hAnsi="Cambria"/>
-          <w:sz w:val="24"/>
-          <w:szCs w:val="24"/>
-        </w:rPr>
-      </w:pPr>
-      <w:r>
-        <w:rPr>
-          <w:rtl w:val="0"/>
-        </w:rPr>
-      </w:r>
-    </w:p>
-    <w:p>
-      <w:pPr>
-        <w:spacing w:after="240" w:before="240" w:lineRule="auto"/>
-        <w:rPr>
-          <w:rFonts w:ascii="Cambria" w:cs="Cambria" w:eastAsia="Cambria" w:hAnsi="Cambria"/>
-          <w:sz w:val="24"/>
-          <w:szCs w:val="24"/>
-        </w:rPr>
-      </w:pPr>
-      <w:r>
-        <w:rPr>
-          <w:rFonts w:ascii="Cambria" w:cs="Cambria" w:eastAsia="Cambria" w:hAnsi="Cambria"/>
-          <w:sz w:val="24"/>
-          <w:szCs w:val="24"/>
-          <w:rtl w:val="0"/>
-        </w:rPr>
-        <w:t xml:space="preserve">Con el fin de garantizar el cumplimiento de los estándares definidos para el proyecto, se ejecutarán las siguientes actividades de calidad durante todo el ciclo de vida del software:</w:t>
-      </w:r>
-    </w:p>
-    <w:p>
-      <w:pPr>
-        <w:numPr>
-          <w:ilvl w:val="0"/>
-          <w:numId w:val="8"/>
-        </w:numPr>
-        <w:spacing w:after="0" w:before="240" w:lineRule="auto"/>
-        <w:ind w:left="720" w:hanging="360"/>
-        <w:rPr>
-          <w:rFonts w:ascii="Cambria" w:cs="Cambria" w:eastAsia="Cambria" w:hAnsi="Cambria"/>
-          <w:sz w:val="24"/>
-          <w:szCs w:val="24"/>
-        </w:rPr>
-      </w:pPr>
-      <w:r>
-        <w:rPr>
-          <w:rFonts w:ascii="Cambria" w:cs="Cambria" w:eastAsia="Cambria" w:hAnsi="Cambria"/>
-          <w:sz w:val="24"/>
-          <w:szCs w:val="24"/>
-          <w:rtl w:val="0"/>
-        </w:rPr>
-        <w:t xml:space="preserve">Revisión de requisitos funcionales y no funcionales.</w:t>
-      </w:r>
-    </w:p>
-    <w:p>
-      <w:pPr>
-        <w:numPr>
-          <w:ilvl w:val="0"/>
-          <w:numId w:val="8"/>
-        </w:numPr>
-        <w:spacing w:after="0" w:before="0" w:lineRule="auto"/>
-        <w:ind w:left="720" w:hanging="360"/>
-        <w:rPr>
-          <w:rFonts w:ascii="Cambria" w:cs="Cambria" w:eastAsia="Cambria" w:hAnsi="Cambria"/>
-          <w:sz w:val="24"/>
-          <w:szCs w:val="24"/>
-        </w:rPr>
-      </w:pPr>
-      <w:r>
-        <w:rPr>
-          <w:rFonts w:ascii="Cambria" w:cs="Cambria" w:eastAsia="Cambria" w:hAnsi="Cambria"/>
-          <w:sz w:val="24"/>
-          <w:szCs w:val="24"/>
-          <w:rtl w:val="0"/>
-        </w:rPr>
-        <w:t xml:space="preserve">Revisión técnica del código fuente.</w:t>
-      </w:r>
-    </w:p>
-    <w:p>
-      <w:pPr>
-        <w:numPr>
-          <w:ilvl w:val="0"/>
-          <w:numId w:val="8"/>
-        </w:numPr>
-        <w:spacing w:after="0" w:before="0" w:lineRule="auto"/>
-        <w:ind w:left="720" w:hanging="360"/>
-        <w:rPr>
-          <w:rFonts w:ascii="Cambria" w:cs="Cambria" w:eastAsia="Cambria" w:hAnsi="Cambria"/>
-          <w:sz w:val="24"/>
-          <w:szCs w:val="24"/>
-        </w:rPr>
-      </w:pPr>
-      <w:r>
-        <w:rPr>
-          <w:rFonts w:ascii="Cambria" w:cs="Cambria" w:eastAsia="Cambria" w:hAnsi="Cambria"/>
-          <w:sz w:val="24"/>
-          <w:szCs w:val="24"/>
-          <w:rtl w:val="0"/>
-        </w:rPr>
-        <w:t xml:space="preserve">Ejecución de pruebas unitarias.</w:t>
-      </w:r>
-    </w:p>
-    <w:p>
-      <w:pPr>
-        <w:numPr>
-          <w:ilvl w:val="0"/>
-          <w:numId w:val="8"/>
-        </w:numPr>
-        <w:spacing w:after="0" w:before="0" w:lineRule="auto"/>
-        <w:ind w:left="720" w:hanging="360"/>
-        <w:rPr>
-          <w:rFonts w:ascii="Cambria" w:cs="Cambria" w:eastAsia="Cambria" w:hAnsi="Cambria"/>
-          <w:sz w:val="24"/>
-          <w:szCs w:val="24"/>
-        </w:rPr>
-      </w:pPr>
-      <w:r>
-        <w:rPr>
-          <w:rFonts w:ascii="Cambria" w:cs="Cambria" w:eastAsia="Cambria" w:hAnsi="Cambria"/>
-          <w:sz w:val="24"/>
-          <w:szCs w:val="24"/>
-          <w:rtl w:val="0"/>
-        </w:rPr>
-        <w:t xml:space="preserve">Ejecución de pruebas funcionales e integración.</w:t>
-      </w:r>
-    </w:p>
-    <w:p>
-      <w:pPr>
-        <w:numPr>
-          <w:ilvl w:val="0"/>
-          <w:numId w:val="8"/>
-        </w:numPr>
-        <w:spacing w:after="0" w:before="0" w:lineRule="auto"/>
-        <w:ind w:left="720" w:hanging="360"/>
-        <w:rPr>
-          <w:rFonts w:ascii="Cambria" w:cs="Cambria" w:eastAsia="Cambria" w:hAnsi="Cambria"/>
-          <w:sz w:val="24"/>
-          <w:szCs w:val="24"/>
-        </w:rPr>
-      </w:pPr>
-      <w:r>
-        <w:rPr>
-          <w:rFonts w:ascii="Cambria" w:cs="Cambria" w:eastAsia="Cambria" w:hAnsi="Cambria"/>
-          <w:sz w:val="24"/>
-          <w:szCs w:val="24"/>
-          <w:rtl w:val="0"/>
-        </w:rPr>
-        <w:t xml:space="preserve">Verificación de la documentación generada.</w:t>
-      </w:r>
-    </w:p>
-    <w:p>
-      <w:pPr>
-        <w:numPr>
-          <w:ilvl w:val="0"/>
-          <w:numId w:val="8"/>
-        </w:numPr>
-        <w:spacing w:after="240" w:before="0" w:lineRule="auto"/>
-        <w:ind w:left="720" w:hanging="360"/>
-        <w:rPr>
-          <w:rFonts w:ascii="Cambria" w:cs="Cambria" w:eastAsia="Cambria" w:hAnsi="Cambria"/>
           <w:sz w:val="24"/>
           <w:szCs w:val="24"/>
         </w:rPr>
@@ -8362,8 +6036,8 @@
         <w:ind w:firstLine="11"/>
         <w:rPr/>
       </w:pPr>
-      <w:bookmarkStart w:colFirst="0" w:colLast="0" w:name="_heading=h.3cv9k2dobzqo" w:id="4"/>
-      <w:bookmarkEnd w:id="4"/>
+      <w:bookmarkStart w:colFirst="0" w:colLast="0" w:name="_heading=h.3cv9k2dobzqo" w:id="7"/>
+      <w:bookmarkEnd w:id="7"/>
       <w:r>
         <w:rPr>
           <w:color w:val="323e4f"/>
@@ -8395,142 +6069,6 @@
         </w:rPr>
         <w:t xml:space="preserve">Distribución de Roles en el Equipo de Trabajo:</w:t>
       </w:r>
-      <w:r>
-        <w:rPr>
-          <w:rtl w:val="0"/>
-        </w:rPr>
-      </w:r>
-    </w:p>
-    <w:p>
-      <w:pPr>
-        <w:numPr>
-          <w:ilvl w:val="0"/>
-          <w:numId w:val="4"/>
-        </w:numPr>
-        <w:spacing w:after="0" w:before="240" w:lineRule="auto"/>
-        <w:ind w:left="720" w:hanging="360"/>
-        <w:rPr>
-          <w:rFonts w:ascii="Cambria" w:cs="Cambria" w:eastAsia="Cambria" w:hAnsi="Cambria"/>
-          <w:sz w:val="24"/>
-          <w:szCs w:val="24"/>
-        </w:rPr>
-      </w:pPr>
-      <w:r>
-        <w:rPr>
-          <w:rFonts w:ascii="Cambria" w:cs="Cambria" w:eastAsia="Cambria" w:hAnsi="Cambria"/>
-          <w:sz w:val="24"/>
-          <w:szCs w:val="24"/>
-          <w:rtl w:val="0"/>
-        </w:rPr>
-        <w:t xml:space="preserve">Líder del Proyecto y Responsable de Calidad (QA): Jeferson Castro</w:t>
-      </w:r>
-    </w:p>
-    <w:p>
-      <w:pPr>
-        <w:numPr>
-          <w:ilvl w:val="1"/>
-          <w:numId w:val="4"/>
-        </w:numPr>
-        <w:spacing w:after="0" w:before="0" w:lineRule="auto"/>
-        <w:ind w:left="1440" w:hanging="360"/>
-        <w:rPr>
-          <w:rFonts w:ascii="Cambria" w:cs="Cambria" w:eastAsia="Cambria" w:hAnsi="Cambria"/>
-          <w:sz w:val="24"/>
-          <w:szCs w:val="24"/>
-        </w:rPr>
-      </w:pPr>
-      <w:r>
-        <w:rPr>
-          <w:rFonts w:ascii="Cambria" w:cs="Cambria" w:eastAsia="Cambria" w:hAnsi="Cambria"/>
-          <w:sz w:val="24"/>
-          <w:szCs w:val="24"/>
-          <w:rtl w:val="0"/>
-        </w:rPr>
-        <w:t xml:space="preserve">Planificación y Gestión: Planificar el proyecto, coordinar las actividades del equipo, dar seguimiento al cronograma y aprobar los entregables finales.</w:t>
-      </w:r>
-    </w:p>
-    <w:p>
-      <w:pPr>
-        <w:numPr>
-          <w:ilvl w:val="1"/>
-          <w:numId w:val="4"/>
-        </w:numPr>
-        <w:spacing w:after="0" w:before="0" w:lineRule="auto"/>
-        <w:ind w:left="1440" w:hanging="360"/>
-        <w:rPr>
-          <w:rFonts w:ascii="Cambria" w:cs="Cambria" w:eastAsia="Cambria" w:hAnsi="Cambria"/>
-          <w:sz w:val="24"/>
-          <w:szCs w:val="24"/>
-        </w:rPr>
-      </w:pPr>
-      <w:r>
-        <w:rPr>
-          <w:rFonts w:ascii="Cambria" w:cs="Cambria" w:eastAsia="Cambria" w:hAnsi="Cambria"/>
-          <w:sz w:val="24"/>
-          <w:szCs w:val="24"/>
-          <w:rtl w:val="0"/>
-        </w:rPr>
-        <w:t xml:space="preserve">Aseguramiento de Calidad: Definir los estándares de calidad, auditar el cumplimiento del Plan de Calidad y revisar que las funcionalidades cumplan con los criterios de aceptación.</w:t>
-      </w:r>
-    </w:p>
-    <w:p>
-      <w:pPr>
-        <w:numPr>
-          <w:ilvl w:val="1"/>
-          <w:numId w:val="4"/>
-        </w:numPr>
-        <w:spacing w:after="0" w:before="0" w:lineRule="auto"/>
-        <w:ind w:left="1440" w:hanging="360"/>
-        <w:rPr>
-          <w:rFonts w:ascii="Cambria" w:cs="Cambria" w:eastAsia="Cambria" w:hAnsi="Cambria"/>
-          <w:sz w:val="24"/>
-          <w:szCs w:val="24"/>
-        </w:rPr>
-      </w:pPr>
-      <w:r>
-        <w:rPr>
-          <w:rFonts w:ascii="Cambria" w:cs="Cambria" w:eastAsia="Cambria" w:hAnsi="Cambria"/>
-          <w:sz w:val="24"/>
-          <w:szCs w:val="24"/>
-          <w:rtl w:val="0"/>
-        </w:rPr>
-        <w:t xml:space="preserve">Desarrollo: Diseñar e implementar los módulos de Autenticación, Gestión de Usuarios y Gestión de Proveedores.</w:t>
-      </w:r>
-    </w:p>
-    <w:p>
-      <w:pPr>
-        <w:numPr>
-          <w:ilvl w:val="1"/>
-          <w:numId w:val="4"/>
-        </w:numPr>
-        <w:spacing w:after="240" w:before="0" w:lineRule="auto"/>
-        <w:ind w:left="1440" w:hanging="360"/>
-        <w:rPr>
-          <w:rFonts w:ascii="Cambria" w:cs="Cambria" w:eastAsia="Cambria" w:hAnsi="Cambria"/>
-          <w:sz w:val="24"/>
-          <w:szCs w:val="24"/>
-        </w:rPr>
-      </w:pPr>
-      <w:r>
-        <w:rPr>
-          <w:rFonts w:ascii="Cambria" w:cs="Cambria" w:eastAsia="Cambria" w:hAnsi="Cambria"/>
-          <w:sz w:val="24"/>
-          <w:szCs w:val="24"/>
-          <w:rtl w:val="0"/>
-        </w:rPr>
-        <w:t xml:space="preserve">Pruebas y Documentación: Ejecutar pruebas de API/funcionales (Tester) y encargarse de la elaboración, consolidación y control de versiones de la documentación general.</w:t>
-      </w:r>
-    </w:p>
-    <w:p>
-      <w:pPr>
-        <w:spacing w:after="240" w:before="240" w:lineRule="auto"/>
-        <w:ind w:left="1440" w:firstLine="0"/>
-        <w:rPr>
-          <w:rFonts w:ascii="Cambria" w:cs="Cambria" w:eastAsia="Cambria" w:hAnsi="Cambria"/>
-          <w:sz w:val="24"/>
-          <w:szCs w:val="24"/>
-        </w:rPr>
-      </w:pPr>
       <w:r>
         <w:rPr>
           <w:rtl w:val="0"/>
@@ -8558,7 +6096,7 @@
           <w:szCs w:val="24"/>
           <w:rtl w:val="0"/>
         </w:rPr>
-        <w:t xml:space="preserve">Desarrollador y Tester: Sebastian Rivera</w:t>
+        <w:t xml:space="preserve">Líder del Proyecto y Responsable de Calidad (QA): Jeferson Castro</w:t>
       </w:r>
     </w:p>
     <w:p>
@@ -8582,7 +6120,7 @@
           <w:szCs w:val="24"/>
           <w:rtl w:val="0"/>
         </w:rPr>
-        <w:t xml:space="preserve">Desarrollo: Diseñar, implementar y mantener la lógica backend (NestJS), frontend (React) y base de datos (PostgreSQL) para el Módulo de Ventas (Carrito de Compras y Generación de Tickets).</w:t>
+        <w:t xml:space="preserve">Planificación y Gestión: Planificar el proyecto, coordinar las actividades del equipo, dar seguimiento al cronograma y aprobar los entregables finales.</w:t>
       </w:r>
     </w:p>
     <w:p>
@@ -8606,27 +6144,31 @@
           <w:szCs w:val="24"/>
           <w:rtl w:val="0"/>
         </w:rPr>
-        <w:t xml:space="preserve">Pruebas: Realizar pruebas unitarias de su código y pruebas funcionales/API (Tester) para detectar y corregir </w:t>
-      </w:r>
-      <w:r>
-        <w:rPr>
-          <w:rFonts w:ascii="Cambria" w:cs="Cambria" w:eastAsia="Cambria" w:hAnsi="Cambria"/>
-          <w:i w:val="1"/>
-          <w:iCs w:val="1"/>
-          <w:sz w:val="24"/>
-          <w:szCs w:val="24"/>
-          <w:rtl w:val="0"/>
-        </w:rPr>
-        <w:t xml:space="preserve">bugs</w:t>
-      </w:r>
-      <w:r>
-        <w:rPr>
-          <w:rFonts w:ascii="Cambria" w:cs="Cambria" w:eastAsia="Cambria" w:hAnsi="Cambria"/>
-          <w:sz w:val="24"/>
-          <w:szCs w:val="24"/>
-          <w:rtl w:val="0"/>
-        </w:rPr>
-        <w:t xml:space="preserve">.</w:t>
+        <w:t xml:space="preserve">Aseguramiento de Calidad: Definir los estándares de calidad, auditar el cumplimiento del Plan de Calidad y revisar que las funcionalidades cumplan con los criterios de aceptación.</w:t>
+      </w:r>
+    </w:p>
+    <w:p>
+      <w:pPr>
+        <w:numPr>
+          <w:ilvl w:val="1"/>
+          <w:numId w:val="5"/>
+        </w:numPr>
+        <w:spacing w:after="0" w:before="0" w:lineRule="auto"/>
+        <w:ind w:left="1440" w:hanging="360"/>
+        <w:rPr>
+          <w:rFonts w:ascii="Cambria" w:cs="Cambria" w:eastAsia="Cambria" w:hAnsi="Cambria"/>
+          <w:sz w:val="24"/>
+          <w:szCs w:val="24"/>
+        </w:rPr>
+      </w:pPr>
+      <w:r>
+        <w:rPr>
+          <w:rFonts w:ascii="Cambria" w:cs="Cambria" w:eastAsia="Cambria" w:hAnsi="Cambria"/>
+          <w:sz w:val="24"/>
+          <w:szCs w:val="24"/>
+          <w:rtl w:val="0"/>
+        </w:rPr>
+        <w:t xml:space="preserve">Desarrollo: Diseñar e implementar los módulos de Autenticación, Gestión de Usuarios y Gestión de Proveedores.</w:t>
       </w:r>
     </w:p>
     <w:p>
@@ -8650,7 +6192,7 @@
           <w:szCs w:val="24"/>
           <w:rtl w:val="0"/>
         </w:rPr>
-        <w:t xml:space="preserve">Documentación: Elaborar y actualizar la documentación técnica y funcional correspondiente a su módulo desarrollado.</w:t>
+        <w:t xml:space="preserve">Pruebas y Documentación: Ejecutar pruebas de API/funcionales (Tester) y encargarse de la elaboración, consolidación y control de versiones de la documentación general.</w:t>
       </w:r>
     </w:p>
     <w:p>
@@ -8659,6 +6201,326 @@
         <w:ind w:left="1440" w:firstLine="0"/>
         <w:rPr>
           <w:rFonts w:ascii="Cambria" w:cs="Cambria" w:eastAsia="Cambria" w:hAnsi="Cambria"/>
+          <w:sz w:val="24"/>
+          <w:szCs w:val="24"/>
+        </w:rPr>
+      </w:pPr>
+      <w:r>
+        <w:rPr>
+          <w:rtl w:val="0"/>
+        </w:rPr>
+      </w:r>
+    </w:p>
+    <w:p>
+      <w:pPr>
+        <w:numPr>
+          <w:ilvl w:val="0"/>
+          <w:numId w:val="6"/>
+        </w:numPr>
+        <w:spacing w:after="0" w:before="240" w:lineRule="auto"/>
+        <w:ind w:left="720" w:hanging="360"/>
+        <w:rPr>
+          <w:rFonts w:ascii="Cambria" w:cs="Cambria" w:eastAsia="Cambria" w:hAnsi="Cambria"/>
+          <w:sz w:val="24"/>
+          <w:szCs w:val="24"/>
+        </w:rPr>
+      </w:pPr>
+      <w:r>
+        <w:rPr>
+          <w:rFonts w:ascii="Cambria" w:cs="Cambria" w:eastAsia="Cambria" w:hAnsi="Cambria"/>
+          <w:sz w:val="24"/>
+          <w:szCs w:val="24"/>
+          <w:rtl w:val="0"/>
+        </w:rPr>
+        <w:t xml:space="preserve">Desarrollador y Tester: Sebastian Rivera</w:t>
+      </w:r>
+    </w:p>
+    <w:p>
+      <w:pPr>
+        <w:numPr>
+          <w:ilvl w:val="1"/>
+          <w:numId w:val="6"/>
+        </w:numPr>
+        <w:spacing w:after="0" w:before="0" w:lineRule="auto"/>
+        <w:ind w:left="1440" w:hanging="360"/>
+        <w:rPr>
+          <w:rFonts w:ascii="Cambria" w:cs="Cambria" w:eastAsia="Cambria" w:hAnsi="Cambria"/>
+          <w:sz w:val="24"/>
+          <w:szCs w:val="24"/>
+        </w:rPr>
+      </w:pPr>
+      <w:r>
+        <w:rPr>
+          <w:rFonts w:ascii="Cambria" w:cs="Cambria" w:eastAsia="Cambria" w:hAnsi="Cambria"/>
+          <w:sz w:val="24"/>
+          <w:szCs w:val="24"/>
+          <w:rtl w:val="0"/>
+        </w:rPr>
+        <w:t xml:space="preserve">Desarrollo: Diseñar, implementar y mantener la lógica backend (NestJS), frontend (React) y base de datos (PostgreSQL) para el Módulo de Ventas (Carrito de Compras y Generación de Tickets).</w:t>
+      </w:r>
+    </w:p>
+    <w:p>
+      <w:pPr>
+        <w:numPr>
+          <w:ilvl w:val="1"/>
+          <w:numId w:val="6"/>
+        </w:numPr>
+        <w:spacing w:after="0" w:before="0" w:lineRule="auto"/>
+        <w:ind w:left="1440" w:hanging="360"/>
+        <w:rPr>
+          <w:rFonts w:ascii="Cambria" w:cs="Cambria" w:eastAsia="Cambria" w:hAnsi="Cambria"/>
+          <w:sz w:val="24"/>
+          <w:szCs w:val="24"/>
+        </w:rPr>
+      </w:pPr>
+      <w:r>
+        <w:rPr>
+          <w:rFonts w:ascii="Cambria" w:cs="Cambria" w:eastAsia="Cambria" w:hAnsi="Cambria"/>
+          <w:sz w:val="24"/>
+          <w:szCs w:val="24"/>
+          <w:rtl w:val="0"/>
+        </w:rPr>
+        <w:t xml:space="preserve">Pruebas: Realizar pruebas unitarias de su código y pruebas funcionales/API (Tester) para detectar y corregir </w:t>
+      </w:r>
+      <w:r>
+        <w:rPr>
+          <w:rFonts w:ascii="Cambria" w:cs="Cambria" w:eastAsia="Cambria" w:hAnsi="Cambria"/>
+          <w:i w:val="1"/>
+          <w:iCs w:val="1"/>
+          <w:sz w:val="24"/>
+          <w:szCs w:val="24"/>
+          <w:rtl w:val="0"/>
+        </w:rPr>
+        <w:t xml:space="preserve">bugs</w:t>
+      </w:r>
+      <w:r>
+        <w:rPr>
+          <w:rFonts w:ascii="Cambria" w:cs="Cambria" w:eastAsia="Cambria" w:hAnsi="Cambria"/>
+          <w:sz w:val="24"/>
+          <w:szCs w:val="24"/>
+          <w:rtl w:val="0"/>
+        </w:rPr>
+        <w:t xml:space="preserve">.</w:t>
+      </w:r>
+    </w:p>
+    <w:p>
+      <w:pPr>
+        <w:numPr>
+          <w:ilvl w:val="1"/>
+          <w:numId w:val="6"/>
+        </w:numPr>
+        <w:spacing w:after="240" w:before="0" w:lineRule="auto"/>
+        <w:ind w:left="1440" w:hanging="360"/>
+        <w:rPr>
+          <w:rFonts w:ascii="Cambria" w:cs="Cambria" w:eastAsia="Cambria" w:hAnsi="Cambria"/>
+          <w:sz w:val="24"/>
+          <w:szCs w:val="24"/>
+        </w:rPr>
+      </w:pPr>
+      <w:r>
+        <w:rPr>
+          <w:rFonts w:ascii="Cambria" w:cs="Cambria" w:eastAsia="Cambria" w:hAnsi="Cambria"/>
+          <w:sz w:val="24"/>
+          <w:szCs w:val="24"/>
+          <w:rtl w:val="0"/>
+        </w:rPr>
+        <w:t xml:space="preserve">Documentación: Elaborar y actualizar la documentación técnica y funcional correspondiente a su módulo desarrollado.</w:t>
+      </w:r>
+    </w:p>
+    <w:p>
+      <w:pPr>
+        <w:spacing w:after="240" w:before="240" w:lineRule="auto"/>
+        <w:ind w:left="1440" w:firstLine="0"/>
+        <w:rPr>
+          <w:rFonts w:ascii="Cambria" w:cs="Cambria" w:eastAsia="Cambria" w:hAnsi="Cambria"/>
+          <w:sz w:val="24"/>
+          <w:szCs w:val="24"/>
+        </w:rPr>
+      </w:pPr>
+      <w:r>
+        <w:rPr>
+          <w:rtl w:val="0"/>
+        </w:rPr>
+      </w:r>
+    </w:p>
+    <w:p>
+      <w:pPr>
+        <w:numPr>
+          <w:ilvl w:val="0"/>
+          <w:numId w:val="16"/>
+        </w:numPr>
+        <w:spacing w:after="0" w:before="240" w:lineRule="auto"/>
+        <w:ind w:left="720" w:hanging="360"/>
+        <w:rPr>
+          <w:rFonts w:ascii="Cambria" w:cs="Cambria" w:eastAsia="Cambria" w:hAnsi="Cambria"/>
+          <w:sz w:val="24"/>
+          <w:szCs w:val="24"/>
+        </w:rPr>
+      </w:pPr>
+      <w:r>
+        <w:rPr>
+          <w:rFonts w:ascii="Cambria" w:cs="Cambria" w:eastAsia="Cambria" w:hAnsi="Cambria"/>
+          <w:sz w:val="24"/>
+          <w:szCs w:val="24"/>
+          <w:rtl w:val="0"/>
+        </w:rPr>
+        <w:t xml:space="preserve">Desarrollador y Tester: Daniel Lozano</w:t>
+      </w:r>
+    </w:p>
+    <w:p>
+      <w:pPr>
+        <w:numPr>
+          <w:ilvl w:val="1"/>
+          <w:numId w:val="16"/>
+        </w:numPr>
+        <w:spacing w:after="0" w:before="0" w:lineRule="auto"/>
+        <w:ind w:left="1440" w:hanging="360"/>
+        <w:rPr>
+          <w:rFonts w:ascii="Cambria" w:cs="Cambria" w:eastAsia="Cambria" w:hAnsi="Cambria"/>
+          <w:sz w:val="24"/>
+          <w:szCs w:val="24"/>
+        </w:rPr>
+      </w:pPr>
+      <w:r>
+        <w:rPr>
+          <w:rFonts w:ascii="Cambria" w:cs="Cambria" w:eastAsia="Cambria" w:hAnsi="Cambria"/>
+          <w:sz w:val="24"/>
+          <w:szCs w:val="24"/>
+          <w:rtl w:val="0"/>
+        </w:rPr>
+        <w:t xml:space="preserve">Desarrollo: Diseñar, implementar y mantener la lógica backend (NestJS), frontend (React) y base de datos (PostgreSQL) para los módulos de Reportes y Gestión de Productos.</w:t>
+      </w:r>
+    </w:p>
+    <w:p>
+      <w:pPr>
+        <w:numPr>
+          <w:ilvl w:val="1"/>
+          <w:numId w:val="16"/>
+        </w:numPr>
+        <w:spacing w:after="0" w:before="0" w:lineRule="auto"/>
+        <w:ind w:left="1440" w:hanging="360"/>
+        <w:rPr>
+          <w:rFonts w:ascii="Cambria" w:cs="Cambria" w:eastAsia="Cambria" w:hAnsi="Cambria"/>
+          <w:sz w:val="24"/>
+          <w:szCs w:val="24"/>
+        </w:rPr>
+      </w:pPr>
+      <w:r>
+        <w:rPr>
+          <w:rFonts w:ascii="Cambria" w:cs="Cambria" w:eastAsia="Cambria" w:hAnsi="Cambria"/>
+          <w:sz w:val="24"/>
+          <w:szCs w:val="24"/>
+          <w:rtl w:val="0"/>
+        </w:rPr>
+        <w:t xml:space="preserve">Pruebas: Realizar pruebas unitarias de su código y pruebas funcionales/API (Tester) para detectar y corregir </w:t>
+      </w:r>
+      <w:r>
+        <w:rPr>
+          <w:rFonts w:ascii="Cambria" w:cs="Cambria" w:eastAsia="Cambria" w:hAnsi="Cambria"/>
+          <w:i w:val="1"/>
+          <w:iCs w:val="1"/>
+          <w:sz w:val="24"/>
+          <w:szCs w:val="24"/>
+          <w:rtl w:val="0"/>
+        </w:rPr>
+        <w:t xml:space="preserve">bugs</w:t>
+      </w:r>
+      <w:r>
+        <w:rPr>
+          <w:rFonts w:ascii="Cambria" w:cs="Cambria" w:eastAsia="Cambria" w:hAnsi="Cambria"/>
+          <w:sz w:val="24"/>
+          <w:szCs w:val="24"/>
+          <w:rtl w:val="0"/>
+        </w:rPr>
+        <w:t xml:space="preserve">.</w:t>
+      </w:r>
+    </w:p>
+    <w:p>
+      <w:pPr>
+        <w:numPr>
+          <w:ilvl w:val="1"/>
+          <w:numId w:val="16"/>
+        </w:numPr>
+        <w:spacing w:after="240" w:before="0" w:lineRule="auto"/>
+        <w:ind w:left="1440" w:hanging="360"/>
+        <w:rPr>
+          <w:rFonts w:ascii="Cambria" w:cs="Cambria" w:eastAsia="Cambria" w:hAnsi="Cambria"/>
+          <w:sz w:val="24"/>
+          <w:szCs w:val="24"/>
+        </w:rPr>
+      </w:pPr>
+      <w:r>
+        <w:rPr>
+          <w:rFonts w:ascii="Cambria" w:cs="Cambria" w:eastAsia="Cambria" w:hAnsi="Cambria"/>
+          <w:sz w:val="24"/>
+          <w:szCs w:val="24"/>
+          <w:rtl w:val="0"/>
+        </w:rPr>
+        <w:t xml:space="preserve">Documentación: Elaborar y actualizar la documentación técnica y funcional correspondiente a sus módulos desarrollados.</w:t>
+      </w:r>
+    </w:p>
+    <w:p>
+      <w:pPr>
+        <w:spacing w:after="240" w:before="240" w:lineRule="auto"/>
+        <w:ind w:left="720" w:hanging="360"/>
+        <w:rPr>
+          <w:rFonts w:ascii="Cambria" w:cs="Cambria" w:eastAsia="Cambria" w:hAnsi="Cambria"/>
+          <w:b w:val="1"/>
+          <w:bCs w:val="1"/>
+          <w:sz w:val="24"/>
+          <w:szCs w:val="24"/>
+        </w:rPr>
+      </w:pPr>
+      <w:r>
+        <w:rPr>
+          <w:rtl w:val="0"/>
+        </w:rPr>
+      </w:r>
+    </w:p>
+    <w:p>
+      <w:pPr>
+        <w:spacing w:after="240" w:before="240" w:lineRule="auto"/>
+        <w:ind w:left="720" w:hanging="360"/>
+        <w:rPr>
+          <w:rFonts w:ascii="Cambria" w:cs="Cambria" w:eastAsia="Cambria" w:hAnsi="Cambria"/>
+          <w:b w:val="1"/>
+          <w:bCs w:val="1"/>
+          <w:sz w:val="24"/>
+          <w:szCs w:val="24"/>
+        </w:rPr>
+      </w:pPr>
+      <w:r>
+        <w:rPr>
+          <w:rtl w:val="0"/>
+        </w:rPr>
+      </w:r>
+    </w:p>
+    <w:p>
+      <w:pPr>
+        <w:spacing w:after="240" w:before="240" w:lineRule="auto"/>
+        <w:ind w:left="720" w:hanging="360"/>
+        <w:rPr>
+          <w:rFonts w:ascii="Cambria" w:cs="Cambria" w:eastAsia="Cambria" w:hAnsi="Cambria"/>
+          <w:b w:val="1"/>
+          <w:bCs w:val="1"/>
+          <w:sz w:val="24"/>
+          <w:szCs w:val="24"/>
+        </w:rPr>
+      </w:pPr>
+      <w:r>
+        <w:rPr>
+          <w:rtl w:val="0"/>
+        </w:rPr>
+      </w:r>
+    </w:p>
+    <w:p>
+      <w:pPr>
+        <w:spacing w:after="240" w:before="240" w:lineRule="auto"/>
+        <w:ind w:left="720" w:hanging="360"/>
+        <w:rPr>
+          <w:rFonts w:ascii="Cambria" w:cs="Cambria" w:eastAsia="Cambria" w:hAnsi="Cambria"/>
+          <w:b w:val="1"/>
+          <w:bCs w:val="1"/>
           <w:sz w:val="24"/>
           <w:szCs w:val="24"/>
         </w:rPr>
@@ -8690,7 +6552,7 @@
           <w:szCs w:val="24"/>
           <w:rtl w:val="0"/>
         </w:rPr>
-        <w:t xml:space="preserve">Desarrollador y Tester: Daniel Lozano</w:t>
+        <w:t xml:space="preserve">Desarrollador y Tester: Julian Ladino</w:t>
       </w:r>
     </w:p>
     <w:p>
@@ -8714,7 +6576,7 @@
           <w:szCs w:val="24"/>
           <w:rtl w:val="0"/>
         </w:rPr>
-        <w:t xml:space="preserve">Desarrollo: Diseñar, implementar y mantener la lógica backend (NestJS), frontend (React) y base de datos (PostgreSQL) para los módulos de Reportes y Gestión de Productos.</w:t>
+        <w:t xml:space="preserve">Desarrollo: Diseñar, implementar y mantener la lógica backend (NestJS), frontend (React) y base de datos (PostgreSQL) para el módulo de Gestión de Entradas y Salidas del Inventario.</w:t>
       </w:r>
     </w:p>
     <w:p>
@@ -8782,71 +6644,15 @@
           <w:szCs w:val="24"/>
           <w:rtl w:val="0"/>
         </w:rPr>
-        <w:t xml:space="preserve">Documentación: Elaborar y actualizar la documentación técnica y funcional correspondiente a sus módulos desarrollados.</w:t>
+        <w:t xml:space="preserve">Documentación: Elaborar y actualizar la documentación técnica y funcional correspondiente a su módulo desarrollado.</w:t>
       </w:r>
     </w:p>
     <w:p>
       <w:pPr>
         <w:spacing w:after="240" w:before="240" w:lineRule="auto"/>
-        <w:ind w:left="720" w:hanging="360"/>
-        <w:rPr>
-          <w:rFonts w:ascii="Cambria" w:cs="Cambria" w:eastAsia="Cambria" w:hAnsi="Cambria"/>
-          <w:b w:val="1"/>
-          <w:bCs w:val="1"/>
-          <w:sz w:val="24"/>
-          <w:szCs w:val="24"/>
-        </w:rPr>
-      </w:pPr>
-      <w:r>
-        <w:rPr>
-          <w:rtl w:val="0"/>
-        </w:rPr>
-      </w:r>
-    </w:p>
-    <w:p>
-      <w:pPr>
-        <w:spacing w:after="240" w:before="240" w:lineRule="auto"/>
-        <w:ind w:left="720" w:hanging="360"/>
-        <w:rPr>
-          <w:rFonts w:ascii="Cambria" w:cs="Cambria" w:eastAsia="Cambria" w:hAnsi="Cambria"/>
-          <w:b w:val="1"/>
-          <w:bCs w:val="1"/>
-          <w:sz w:val="24"/>
-          <w:szCs w:val="24"/>
-        </w:rPr>
-      </w:pPr>
-      <w:r>
-        <w:rPr>
-          <w:rtl w:val="0"/>
-        </w:rPr>
-      </w:r>
-    </w:p>
-    <w:p>
-      <w:pPr>
-        <w:spacing w:after="240" w:before="240" w:lineRule="auto"/>
-        <w:ind w:left="720" w:hanging="360"/>
-        <w:rPr>
-          <w:rFonts w:ascii="Cambria" w:cs="Cambria" w:eastAsia="Cambria" w:hAnsi="Cambria"/>
-          <w:b w:val="1"/>
-          <w:bCs w:val="1"/>
-          <w:sz w:val="24"/>
-          <w:szCs w:val="24"/>
-        </w:rPr>
-      </w:pPr>
-      <w:r>
-        <w:rPr>
-          <w:rtl w:val="0"/>
-        </w:rPr>
-      </w:r>
-    </w:p>
-    <w:p>
-      <w:pPr>
-        <w:spacing w:after="240" w:before="240" w:lineRule="auto"/>
-        <w:ind w:left="720" w:hanging="360"/>
-        <w:rPr>
-          <w:rFonts w:ascii="Cambria" w:cs="Cambria" w:eastAsia="Cambria" w:hAnsi="Cambria"/>
-          <w:b w:val="1"/>
-          <w:bCs w:val="1"/>
+        <w:ind w:left="0" w:firstLine="0"/>
+        <w:rPr>
+          <w:rFonts w:ascii="Cambria" w:cs="Cambria" w:eastAsia="Cambria" w:hAnsi="Cambria"/>
           <w:sz w:val="24"/>
           <w:szCs w:val="24"/>
         </w:rPr>
@@ -8861,7 +6667,7 @@
       <w:pPr>
         <w:numPr>
           <w:ilvl w:val="0"/>
-          <w:numId w:val="14"/>
+          <w:numId w:val="7"/>
         </w:numPr>
         <w:spacing w:after="0" w:before="240" w:lineRule="auto"/>
         <w:ind w:left="720" w:hanging="360"/>
@@ -8878,14 +6684,14 @@
           <w:szCs w:val="24"/>
           <w:rtl w:val="0"/>
         </w:rPr>
-        <w:t xml:space="preserve">Desarrollador y Tester: Julian Ladino</w:t>
+        <w:t xml:space="preserve">Product Owner: Portal 2</w:t>
       </w:r>
     </w:p>
     <w:p>
       <w:pPr>
         <w:numPr>
           <w:ilvl w:val="1"/>
-          <w:numId w:val="14"/>
+          <w:numId w:val="7"/>
         </w:numPr>
         <w:spacing w:after="0" w:before="0" w:lineRule="auto"/>
         <w:ind w:left="1440" w:hanging="360"/>
@@ -8902,58 +6708,14 @@
           <w:szCs w:val="24"/>
           <w:rtl w:val="0"/>
         </w:rPr>
-        <w:t xml:space="preserve">Desarrollo: Diseñar, implementar y mantener la lógica backend (NestJS), frontend (React) y base de datos (PostgreSQL) para el módulo de Gestión de Entradas y Salidas del Inventario.</w:t>
+        <w:t xml:space="preserve">Validación: Definir y validar los requisitos del negocio y los criterios de aceptación generales.</w:t>
       </w:r>
     </w:p>
     <w:p>
       <w:pPr>
         <w:numPr>
           <w:ilvl w:val="1"/>
-          <w:numId w:val="14"/>
-        </w:numPr>
-        <w:spacing w:after="0" w:before="0" w:lineRule="auto"/>
-        <w:ind w:left="1440" w:hanging="360"/>
-        <w:rPr>
-          <w:rFonts w:ascii="Cambria" w:cs="Cambria" w:eastAsia="Cambria" w:hAnsi="Cambria"/>
-          <w:sz w:val="24"/>
-          <w:szCs w:val="24"/>
-        </w:rPr>
-      </w:pPr>
-      <w:r>
-        <w:rPr>
-          <w:rFonts w:ascii="Cambria" w:cs="Cambria" w:eastAsia="Cambria" w:hAnsi="Cambria"/>
-          <w:sz w:val="24"/>
-          <w:szCs w:val="24"/>
-          <w:rtl w:val="0"/>
-        </w:rPr>
-        <w:t xml:space="preserve">Pruebas: Realizar pruebas unitarias de su código y pruebas funcionales/API (Tester) para detectar y corregir </w:t>
-      </w:r>
-      <w:r>
-        <w:rPr>
-          <w:rFonts w:ascii="Cambria" w:cs="Cambria" w:eastAsia="Cambria" w:hAnsi="Cambria"/>
-          <w:i w:val="1"/>
-          <w:iCs w:val="1"/>
-          <w:sz w:val="24"/>
-          <w:szCs w:val="24"/>
-          <w:rtl w:val="0"/>
-        </w:rPr>
-        <w:t xml:space="preserve">bugs</w:t>
-      </w:r>
-      <w:r>
-        <w:rPr>
-          <w:rFonts w:ascii="Cambria" w:cs="Cambria" w:eastAsia="Cambria" w:hAnsi="Cambria"/>
-          <w:sz w:val="24"/>
-          <w:szCs w:val="24"/>
-          <w:rtl w:val="0"/>
-        </w:rPr>
-        <w:t xml:space="preserve">.</w:t>
-      </w:r>
-    </w:p>
-    <w:p>
-      <w:pPr>
-        <w:numPr>
-          <w:ilvl w:val="1"/>
-          <w:numId w:val="14"/>
+          <w:numId w:val="7"/>
         </w:numPr>
         <w:spacing w:after="240" w:before="0" w:lineRule="auto"/>
         <w:ind w:left="1440" w:hanging="360"/>
@@ -8970,94 +6732,6 @@
           <w:szCs w:val="24"/>
           <w:rtl w:val="0"/>
         </w:rPr>
-        <w:t xml:space="preserve">Documentación: Elaborar y actualizar la documentación técnica y funcional correspondiente a su módulo desarrollado.</w:t>
-      </w:r>
-    </w:p>
-    <w:p>
-      <w:pPr>
-        <w:spacing w:after="240" w:before="240" w:lineRule="auto"/>
-        <w:ind w:left="0" w:firstLine="0"/>
-        <w:rPr>
-          <w:rFonts w:ascii="Cambria" w:cs="Cambria" w:eastAsia="Cambria" w:hAnsi="Cambria"/>
-          <w:sz w:val="24"/>
-          <w:szCs w:val="24"/>
-        </w:rPr>
-      </w:pPr>
-      <w:r>
-        <w:rPr>
-          <w:rtl w:val="0"/>
-        </w:rPr>
-      </w:r>
-    </w:p>
-    <w:p>
-      <w:pPr>
-        <w:numPr>
-          <w:ilvl w:val="0"/>
-          <w:numId w:val="6"/>
-        </w:numPr>
-        <w:spacing w:after="0" w:before="240" w:lineRule="auto"/>
-        <w:ind w:left="720" w:hanging="360"/>
-        <w:rPr>
-          <w:rFonts w:ascii="Cambria" w:cs="Cambria" w:eastAsia="Cambria" w:hAnsi="Cambria"/>
-          <w:sz w:val="24"/>
-          <w:szCs w:val="24"/>
-        </w:rPr>
-      </w:pPr>
-      <w:r>
-        <w:rPr>
-          <w:rFonts w:ascii="Cambria" w:cs="Cambria" w:eastAsia="Cambria" w:hAnsi="Cambria"/>
-          <w:sz w:val="24"/>
-          <w:szCs w:val="24"/>
-          <w:rtl w:val="0"/>
-        </w:rPr>
-        <w:t xml:space="preserve">Product Owner: Portal 2</w:t>
-      </w:r>
-    </w:p>
-    <w:p>
-      <w:pPr>
-        <w:numPr>
-          <w:ilvl w:val="1"/>
-          <w:numId w:val="6"/>
-        </w:numPr>
-        <w:spacing w:after="0" w:before="0" w:lineRule="auto"/>
-        <w:ind w:left="1440" w:hanging="360"/>
-        <w:rPr>
-          <w:rFonts w:ascii="Cambria" w:cs="Cambria" w:eastAsia="Cambria" w:hAnsi="Cambria"/>
-          <w:sz w:val="24"/>
-          <w:szCs w:val="24"/>
-        </w:rPr>
-      </w:pPr>
-      <w:r>
-        <w:rPr>
-          <w:rFonts w:ascii="Cambria" w:cs="Cambria" w:eastAsia="Cambria" w:hAnsi="Cambria"/>
-          <w:sz w:val="24"/>
-          <w:szCs w:val="24"/>
-          <w:rtl w:val="0"/>
-        </w:rPr>
-        <w:t xml:space="preserve">Validación: Definir y validar los requisitos del negocio y los criterios de aceptación generales.</w:t>
-      </w:r>
-    </w:p>
-    <w:p>
-      <w:pPr>
-        <w:numPr>
-          <w:ilvl w:val="1"/>
-          <w:numId w:val="6"/>
-        </w:numPr>
-        <w:spacing w:after="240" w:before="0" w:lineRule="auto"/>
-        <w:ind w:left="1440" w:hanging="360"/>
-        <w:rPr>
-          <w:rFonts w:ascii="Cambria" w:cs="Cambria" w:eastAsia="Cambria" w:hAnsi="Cambria"/>
-          <w:sz w:val="24"/>
-          <w:szCs w:val="24"/>
-        </w:rPr>
-      </w:pPr>
-      <w:r>
-        <w:rPr>
-          <w:rFonts w:ascii="Cambria" w:cs="Cambria" w:eastAsia="Cambria" w:hAnsi="Cambria"/>
-          <w:sz w:val="24"/>
-          <w:szCs w:val="24"/>
-          <w:rtl w:val="0"/>
-        </w:rPr>
         <w:t xml:space="preserve">Aprobación: Evaluar los incrementos del software, realizar las pruebas de aceptación y otorgar el visto bueno final para la liberación del sistema</w:t>
       </w:r>
     </w:p>
@@ -9073,7 +6747,7 @@
     </w:p>
     <w:tbl>
       <w:tblPr>
-        <w:tblStyle w:val="Table6"/>
+        <w:tblStyle w:val="Table7"/>
         <w:tblW w:w="10275.0" w:type="dxa"/>
         <w:jc w:val="left"/>
         <w:tblBorders>
@@ -11010,8 +8684,8 @@
           <w:color w:val="323e4f"/>
         </w:rPr>
       </w:pPr>
-      <w:bookmarkStart w:colFirst="0" w:colLast="0" w:name="_heading=h.fa38gcx6zrqf" w:id="5"/>
-      <w:bookmarkEnd w:id="5"/>
+      <w:bookmarkStart w:colFirst="0" w:colLast="0" w:name="_heading=h.fa38gcx6zrqf" w:id="8"/>
+      <w:bookmarkEnd w:id="8"/>
       <w:r>
         <w:rPr>
           <w:color w:val="323e4f"/>
@@ -11063,7 +8737,7 @@
       <w:pPr>
         <w:numPr>
           <w:ilvl w:val="0"/>
-          <w:numId w:val="11"/>
+          <w:numId w:val="12"/>
         </w:numPr>
         <w:spacing w:after="0" w:before="240" w:lineRule="auto"/>
         <w:ind w:left="720" w:hanging="360"/>
@@ -11087,7 +8761,7 @@
       <w:pPr>
         <w:numPr>
           <w:ilvl w:val="0"/>
-          <w:numId w:val="11"/>
+          <w:numId w:val="12"/>
         </w:numPr>
         <w:spacing w:after="0" w:before="0" w:lineRule="auto"/>
         <w:ind w:left="720" w:hanging="360"/>
@@ -11111,7 +8785,7 @@
       <w:pPr>
         <w:numPr>
           <w:ilvl w:val="0"/>
-          <w:numId w:val="11"/>
+          <w:numId w:val="12"/>
         </w:numPr>
         <w:spacing w:after="0" w:before="0" w:lineRule="auto"/>
         <w:ind w:left="720" w:hanging="360"/>
@@ -11135,7 +8809,7 @@
       <w:pPr>
         <w:numPr>
           <w:ilvl w:val="0"/>
-          <w:numId w:val="11"/>
+          <w:numId w:val="12"/>
         </w:numPr>
         <w:spacing w:after="0" w:before="0" w:lineRule="auto"/>
         <w:ind w:left="720" w:hanging="360"/>
@@ -11159,7 +8833,7 @@
       <w:pPr>
         <w:numPr>
           <w:ilvl w:val="0"/>
-          <w:numId w:val="11"/>
+          <w:numId w:val="12"/>
         </w:numPr>
         <w:spacing w:after="240" w:before="0" w:lineRule="auto"/>
         <w:ind w:left="720" w:hanging="360"/>
@@ -11181,7 +8855,7 @@
     </w:p>
     <w:tbl>
       <w:tblPr>
-        <w:tblStyle w:val="Table7"/>
+        <w:tblStyle w:val="Table8"/>
         <w:tblW w:w="10410.0" w:type="dxa"/>
         <w:jc w:val="left"/>
         <w:tblBorders>
@@ -12777,8 +10451,8 @@
         <w:ind w:firstLine="11"/>
         <w:rPr/>
       </w:pPr>
-      <w:bookmarkStart w:colFirst="0" w:colLast="0" w:name="_heading=h.b8d7l4l9ouyb" w:id="6"/>
-      <w:bookmarkEnd w:id="6"/>
+      <w:bookmarkStart w:colFirst="0" w:colLast="0" w:name="_heading=h.b8d7l4l9ouyb" w:id="9"/>
+      <w:bookmarkEnd w:id="9"/>
       <w:r>
         <w:rPr>
           <w:color w:val="323e4f"/>
@@ -12814,7 +10488,7 @@
     </w:p>
     <w:tbl>
       <w:tblPr>
-        <w:tblStyle w:val="Table8"/>
+        <w:tblStyle w:val="Table9"/>
         <w:tblW w:w="10380.0" w:type="dxa"/>
         <w:jc w:val="left"/>
         <w:tblBorders>
@@ -13995,8 +11669,8 @@
           <w:szCs w:val="30"/>
         </w:rPr>
       </w:pPr>
-      <w:bookmarkStart w:colFirst="0" w:colLast="0" w:name="_heading=h.ng24ias7ddfj" w:id="7"/>
-      <w:bookmarkEnd w:id="7"/>
+      <w:bookmarkStart w:colFirst="0" w:colLast="0" w:name="_heading=h.ng24ias7ddfj" w:id="10"/>
+      <w:bookmarkEnd w:id="10"/>
       <w:r>
         <w:rPr>
           <w:rFonts w:ascii="Cambria" w:cs="Cambria" w:eastAsia="Cambria" w:hAnsi="Cambria"/>
@@ -14030,7 +11704,7 @@
       <w:pPr>
         <w:numPr>
           <w:ilvl w:val="0"/>
-          <w:numId w:val="1"/>
+          <w:numId w:val="2"/>
         </w:numPr>
         <w:spacing w:after="0" w:before="240" w:lineRule="auto"/>
         <w:ind w:left="720" w:hanging="360"/>
@@ -14065,7 +11739,7 @@
       <w:pPr>
         <w:numPr>
           <w:ilvl w:val="0"/>
-          <w:numId w:val="1"/>
+          <w:numId w:val="2"/>
         </w:numPr>
         <w:spacing w:after="0" w:before="0" w:lineRule="auto"/>
         <w:ind w:left="720" w:hanging="360"/>
@@ -14100,7 +11774,7 @@
       <w:pPr>
         <w:numPr>
           <w:ilvl w:val="0"/>
-          <w:numId w:val="1"/>
+          <w:numId w:val="2"/>
         </w:numPr>
         <w:spacing w:after="0" w:before="0" w:lineRule="auto"/>
         <w:ind w:left="720" w:hanging="360"/>
@@ -14135,7 +11809,7 @@
       <w:pPr>
         <w:numPr>
           <w:ilvl w:val="0"/>
-          <w:numId w:val="1"/>
+          <w:numId w:val="2"/>
         </w:numPr>
         <w:spacing w:after="0" w:before="0" w:lineRule="auto"/>
         <w:ind w:left="720" w:hanging="360"/>
@@ -14170,7 +11844,7 @@
       <w:pPr>
         <w:numPr>
           <w:ilvl w:val="0"/>
-          <w:numId w:val="1"/>
+          <w:numId w:val="2"/>
         </w:numPr>
         <w:spacing w:after="0" w:before="0" w:lineRule="auto"/>
         <w:ind w:left="720" w:hanging="360"/>
@@ -14205,7 +11879,7 @@
       <w:pPr>
         <w:numPr>
           <w:ilvl w:val="0"/>
-          <w:numId w:val="1"/>
+          <w:numId w:val="2"/>
         </w:numPr>
         <w:spacing w:after="240" w:before="0" w:lineRule="auto"/>
         <w:ind w:left="720" w:hanging="360"/>
@@ -14247,8 +11921,8 @@
           <w:szCs w:val="30"/>
         </w:rPr>
       </w:pPr>
-      <w:bookmarkStart w:colFirst="0" w:colLast="0" w:name="_heading=h.drcdudlrf7es" w:id="8"/>
-      <w:bookmarkEnd w:id="8"/>
+      <w:bookmarkStart w:colFirst="0" w:colLast="0" w:name="_heading=h.drcdudlrf7es" w:id="11"/>
+      <w:bookmarkEnd w:id="11"/>
       <w:r>
         <w:rPr>
           <w:rFonts w:ascii="Cambria" w:cs="Cambria" w:eastAsia="Cambria" w:hAnsi="Cambria"/>
@@ -14280,7 +11954,7 @@
     </w:p>
     <w:tbl>
       <w:tblPr>
-        <w:tblStyle w:val="Table9"/>
+        <w:tblStyle w:val="Table10"/>
         <w:tblW w:w="10365.0" w:type="dxa"/>
         <w:jc w:val="left"/>
         <w:tblBorders>
@@ -14902,8 +12576,8 @@
         <w:ind w:firstLine="11"/>
         <w:rPr/>
       </w:pPr>
-      <w:bookmarkStart w:colFirst="0" w:colLast="0" w:name="_heading=h.yq3td8z0dm79" w:id="9"/>
-      <w:bookmarkEnd w:id="9"/>
+      <w:bookmarkStart w:colFirst="0" w:colLast="0" w:name="_heading=h.yq3td8z0dm79" w:id="12"/>
+      <w:bookmarkEnd w:id="12"/>
       <w:r>
         <w:rPr>
           <w:color w:val="323e4f"/>
@@ -15077,7 +12751,7 @@
       <w:pPr>
         <w:numPr>
           <w:ilvl w:val="0"/>
-          <w:numId w:val="2"/>
+          <w:numId w:val="3"/>
         </w:numPr>
         <w:spacing w:after="0" w:before="240" w:lineRule="auto"/>
         <w:ind w:left="720" w:hanging="360"/>
@@ -15101,7 +12775,7 @@
       <w:pPr>
         <w:numPr>
           <w:ilvl w:val="0"/>
-          <w:numId w:val="2"/>
+          <w:numId w:val="3"/>
         </w:numPr>
         <w:spacing w:after="0" w:before="0" w:lineRule="auto"/>
         <w:ind w:left="720" w:hanging="360"/>
@@ -15125,7 +12799,7 @@
       <w:pPr>
         <w:numPr>
           <w:ilvl w:val="0"/>
-          <w:numId w:val="2"/>
+          <w:numId w:val="3"/>
         </w:numPr>
         <w:spacing w:after="0" w:before="0" w:lineRule="auto"/>
         <w:ind w:left="720" w:hanging="360"/>
@@ -15149,7 +12823,7 @@
       <w:pPr>
         <w:numPr>
           <w:ilvl w:val="0"/>
-          <w:numId w:val="2"/>
+          <w:numId w:val="3"/>
         </w:numPr>
         <w:spacing w:after="0" w:before="0" w:lineRule="auto"/>
         <w:ind w:left="720" w:hanging="360"/>
@@ -15173,7 +12847,7 @@
       <w:pPr>
         <w:numPr>
           <w:ilvl w:val="0"/>
-          <w:numId w:val="2"/>
+          <w:numId w:val="3"/>
         </w:numPr>
         <w:spacing w:after="0" w:before="0" w:lineRule="auto"/>
         <w:ind w:left="720" w:hanging="360"/>
@@ -15197,7 +12871,7 @@
       <w:pPr>
         <w:numPr>
           <w:ilvl w:val="0"/>
-          <w:numId w:val="2"/>
+          <w:numId w:val="3"/>
         </w:numPr>
         <w:spacing w:after="240" w:before="0" w:lineRule="auto"/>
         <w:ind w:left="720" w:hanging="360"/>
@@ -15219,7 +12893,7 @@
     </w:p>
     <w:tbl>
       <w:tblPr>
-        <w:tblStyle w:val="Table10"/>
+        <w:tblStyle w:val="Table11"/>
         <w:tblW w:w="10575.0" w:type="dxa"/>
         <w:jc w:val="left"/>
         <w:tblBorders>
@@ -16693,7 +14367,7 @@
                 <w:szCs w:val="24"/>
                 <w:rtl w:val="0"/>
               </w:rPr>
-              <w:t xml:space="preserve">&gt;=80</w:t>
+              <w:t xml:space="preserve">&gt;=80%</w:t>
             </w:r>
           </w:p>
         </w:tc>
@@ -16748,8 +14422,8 @@
           <w:szCs w:val="34"/>
         </w:rPr>
       </w:pPr>
-      <w:bookmarkStart w:colFirst="0" w:colLast="0" w:name="_heading=h.a7vkc2izw7rl" w:id="10"/>
-      <w:bookmarkEnd w:id="10"/>
+      <w:bookmarkStart w:colFirst="0" w:colLast="0" w:name="_heading=h.a7vkc2izw7rl" w:id="13"/>
+      <w:bookmarkEnd w:id="13"/>
       <w:r>
         <w:rPr>
           <w:rFonts w:ascii="Cambria" w:cs="Cambria" w:eastAsia="Cambria" w:hAnsi="Cambria"/>
@@ -16781,7 +14455,7 @@
     </w:p>
     <w:tbl>
       <w:tblPr>
-        <w:tblStyle w:val="Table11"/>
+        <w:tblStyle w:val="Table12"/>
         <w:tblW w:w="10335.0" w:type="dxa"/>
         <w:jc w:val="left"/>
         <w:tblBorders>
@@ -17496,8 +15170,8 @@
           <w:szCs w:val="34"/>
         </w:rPr>
       </w:pPr>
-      <w:bookmarkStart w:colFirst="0" w:colLast="0" w:name="_heading=h.rztqh8truzcn" w:id="11"/>
-      <w:bookmarkEnd w:id="11"/>
+      <w:bookmarkStart w:colFirst="0" w:colLast="0" w:name="_heading=h.rztqh8truzcn" w:id="14"/>
+      <w:bookmarkEnd w:id="14"/>
       <w:r>
         <w:rPr>
           <w:rFonts w:ascii="Cambria" w:cs="Cambria" w:eastAsia="Cambria" w:hAnsi="Cambria"/>
@@ -17510,7 +15184,7 @@
     </w:p>
     <w:tbl>
       <w:tblPr>
-        <w:tblStyle w:val="Table12"/>
+        <w:tblStyle w:val="Table13"/>
         <w:tblW w:w="10200.0" w:type="dxa"/>
         <w:jc w:val="left"/>
         <w:tblBorders>
@@ -18035,8 +15709,8 @@
           <w:szCs w:val="34"/>
         </w:rPr>
       </w:pPr>
-      <w:bookmarkStart w:colFirst="0" w:colLast="0" w:name="_heading=h.1ylrn7l7sx0w" w:id="12"/>
-      <w:bookmarkEnd w:id="12"/>
+      <w:bookmarkStart w:colFirst="0" w:colLast="0" w:name="_heading=h.1ylrn7l7sx0w" w:id="15"/>
+      <w:bookmarkEnd w:id="15"/>
       <w:r>
         <w:rPr>
           <w:rFonts w:ascii="Cambria" w:cs="Cambria" w:eastAsia="Cambria" w:hAnsi="Cambria"/>
@@ -18098,8 +15772,8 @@
           <w:szCs w:val="34"/>
         </w:rPr>
       </w:pPr>
-      <w:bookmarkStart w:colFirst="0" w:colLast="0" w:name="_heading=h.4zfy1adbe7hw" w:id="13"/>
-      <w:bookmarkEnd w:id="13"/>
+      <w:bookmarkStart w:colFirst="0" w:colLast="0" w:name="_heading=h.4zfy1adbe7hw" w:id="16"/>
+      <w:bookmarkEnd w:id="16"/>
       <w:r>
         <w:rPr>
           <w:rFonts w:ascii="Cambria" w:cs="Cambria" w:eastAsia="Cambria" w:hAnsi="Cambria"/>
@@ -18134,7 +15808,7 @@
       <w:pPr>
         <w:numPr>
           <w:ilvl w:val="0"/>
-          <w:numId w:val="3"/>
+          <w:numId w:val="4"/>
         </w:numPr>
         <w:spacing w:after="0" w:before="240" w:lineRule="auto"/>
         <w:ind w:left="720" w:hanging="360"/>
@@ -18158,7 +15832,7 @@
       <w:pPr>
         <w:numPr>
           <w:ilvl w:val="0"/>
-          <w:numId w:val="3"/>
+          <w:numId w:val="4"/>
         </w:numPr>
         <w:spacing w:after="0" w:before="0" w:lineRule="auto"/>
         <w:ind w:left="720" w:hanging="360"/>
@@ -18182,7 +15856,7 @@
       <w:pPr>
         <w:numPr>
           <w:ilvl w:val="0"/>
-          <w:numId w:val="3"/>
+          <w:numId w:val="4"/>
         </w:numPr>
         <w:spacing w:after="0" w:before="0" w:lineRule="auto"/>
         <w:ind w:left="720" w:hanging="360"/>
@@ -18206,7 +15880,7 @@
       <w:pPr>
         <w:numPr>
           <w:ilvl w:val="0"/>
-          <w:numId w:val="3"/>
+          <w:numId w:val="4"/>
         </w:numPr>
         <w:spacing w:after="0" w:before="0" w:lineRule="auto"/>
         <w:ind w:left="720" w:hanging="360"/>
@@ -18230,7 +15904,7 @@
       <w:pPr>
         <w:numPr>
           <w:ilvl w:val="0"/>
-          <w:numId w:val="3"/>
+          <w:numId w:val="4"/>
         </w:numPr>
         <w:spacing w:after="0" w:before="0" w:lineRule="auto"/>
         <w:ind w:left="720" w:hanging="360"/>
@@ -18254,7 +15928,7 @@
       <w:pPr>
         <w:numPr>
           <w:ilvl w:val="0"/>
-          <w:numId w:val="3"/>
+          <w:numId w:val="4"/>
         </w:numPr>
         <w:spacing w:after="0" w:before="0" w:lineRule="auto"/>
         <w:ind w:left="720" w:hanging="360"/>
@@ -18278,7 +15952,7 @@
       <w:pPr>
         <w:numPr>
           <w:ilvl w:val="0"/>
-          <w:numId w:val="3"/>
+          <w:numId w:val="4"/>
         </w:numPr>
         <w:spacing w:after="0" w:before="0" w:lineRule="auto"/>
         <w:ind w:left="720" w:hanging="360"/>
@@ -18302,7 +15976,7 @@
       <w:pPr>
         <w:numPr>
           <w:ilvl w:val="0"/>
-          <w:numId w:val="3"/>
+          <w:numId w:val="4"/>
         </w:numPr>
         <w:spacing w:after="240" w:before="0" w:lineRule="auto"/>
         <w:ind w:left="720" w:hanging="360"/>
@@ -18393,8 +16067,8 @@
           <w:szCs w:val="30"/>
         </w:rPr>
       </w:pPr>
-      <w:bookmarkStart w:colFirst="0" w:colLast="0" w:name="_heading=h.jgwpnr8kljr4" w:id="14"/>
-      <w:bookmarkEnd w:id="14"/>
+      <w:bookmarkStart w:colFirst="0" w:colLast="0" w:name="_heading=h.jgwpnr8kljr4" w:id="17"/>
+      <w:bookmarkEnd w:id="17"/>
       <w:r>
         <w:rPr>
           <w:rFonts w:ascii="Cambria" w:cs="Cambria" w:eastAsia="Cambria" w:hAnsi="Cambria"/>
@@ -18407,7 +16081,7 @@
     </w:p>
     <w:tbl>
       <w:tblPr>
-        <w:tblStyle w:val="Table13"/>
+        <w:tblStyle w:val="Table14"/>
         <w:tblW w:w="10335.0" w:type="dxa"/>
         <w:jc w:val="left"/>
         <w:tblBorders>
@@ -18743,7 +16417,7 @@
                 <w:szCs w:val="24"/>
                 <w:rtl w:val="0"/>
               </w:rPr>
-              <w:t xml:space="preserve">≥ 95 %</w:t>
+              <w:t xml:space="preserve">≥ 90 %</w:t>
             </w:r>
           </w:p>
         </w:tc>
@@ -19746,8 +17420,8 @@
           <w:szCs w:val="28"/>
         </w:rPr>
       </w:pPr>
-      <w:bookmarkStart w:colFirst="0" w:colLast="0" w:name="_heading=h.cxdsfv1wutx9" w:id="15"/>
-      <w:bookmarkEnd w:id="15"/>
+      <w:bookmarkStart w:colFirst="0" w:colLast="0" w:name="_heading=h.cxdsfv1wutx9" w:id="18"/>
+      <w:bookmarkEnd w:id="18"/>
       <w:r>
         <w:rPr>
           <w:color w:val="323e4f"/>
@@ -19823,6 +17497,769 @@
       <w:pPr>
         <w:spacing w:after="240" w:before="240" w:lineRule="auto"/>
         <w:ind w:firstLine="720"/>
+        <w:rPr>
+          <w:rFonts w:ascii="Cambria" w:cs="Cambria" w:eastAsia="Cambria" w:hAnsi="Cambria"/>
+          <w:sz w:val="24"/>
+          <w:szCs w:val="24"/>
+        </w:rPr>
+      </w:pPr>
+      <w:r>
+        <w:rPr>
+          <w:rFonts w:ascii="Cambria" w:cs="Cambria" w:eastAsia="Cambria" w:hAnsi="Cambria"/>
+          <w:sz w:val="24"/>
+          <w:szCs w:val="24"/>
+          <w:rtl w:val="0"/>
+        </w:rPr>
+        <w:t xml:space="preserve">Una </w:t>
+      </w:r>
+      <w:r>
+        <w:rPr>
+          <w:rFonts w:ascii="Cambria" w:cs="Cambria" w:eastAsia="Cambria" w:hAnsi="Cambria"/>
+          <w:b w:val="1"/>
+          <w:bCs w:val="1"/>
+          <w:sz w:val="24"/>
+          <w:szCs w:val="24"/>
+          <w:rtl w:val="0"/>
+        </w:rPr>
+        <w:t xml:space="preserve">no conformidad</w:t>
+      </w:r>
+      <w:r>
+        <w:rPr>
+          <w:rFonts w:ascii="Cambria" w:cs="Cambria" w:eastAsia="Cambria" w:hAnsi="Cambria"/>
+          <w:sz w:val="24"/>
+          <w:szCs w:val="24"/>
+          <w:rtl w:val="0"/>
+        </w:rPr>
+        <w:t xml:space="preserve"> corresponde a cualquier incumplimiento de los requisitos funcionales, requisitos no funcionales, estándares de desarrollo, procedimientos establecidos, documentación, resultados de pruebas o criterios de aceptación del proyecto.</w:t>
+      </w:r>
+    </w:p>
+    <w:p>
+      <w:pPr>
+        <w:pStyle w:val="Heading1"/>
+        <w:rPr/>
+      </w:pPr>
+      <w:bookmarkStart w:colFirst="0" w:colLast="0" w:name="_heading=h.3srw622apvlp" w:id="19"/>
+      <w:bookmarkEnd w:id="19"/>
+      <w:r>
+        <w:rPr>
+          <w:rFonts w:ascii="Cambria" w:cs="Cambria" w:eastAsia="Cambria" w:hAnsi="Cambria"/>
+          <w:color w:val="323e4f"/>
+          <w:sz w:val="32"/>
+          <w:szCs w:val="32"/>
+          <w:rtl w:val="0"/>
+        </w:rPr>
+        <w:t xml:space="preserve">13. Anexos</w:t>
+      </w:r>
+      <w:r>
+        <w:rPr>
+          <w:rtl w:val="0"/>
+        </w:rPr>
+      </w:r>
+    </w:p>
+    <w:p>
+      <w:pPr>
+        <w:pStyle w:val="Heading2"/>
+        <w:rPr/>
+      </w:pPr>
+      <w:bookmarkStart w:colFirst="0" w:colLast="0" w:name="_heading=h.nvm286c3dqan" w:id="20"/>
+      <w:bookmarkEnd w:id="20"/>
+      <w:r>
+        <w:rPr>
+          <w:rFonts w:ascii="Cambria" w:cs="Cambria" w:eastAsia="Cambria" w:hAnsi="Cambria"/>
+          <w:sz w:val="26"/>
+          <w:szCs w:val="26"/>
+          <w:rtl w:val="0"/>
+        </w:rPr>
+        <w:t xml:space="preserve">13.1 Formatos y Plantillas</w:t>
+      </w:r>
+      <w:r>
+        <w:rPr>
+          <w:rtl w:val="0"/>
+        </w:rPr>
+      </w:r>
+    </w:p>
+    <w:p>
+      <w:pPr>
+        <w:spacing w:after="240" w:before="240" w:lineRule="auto"/>
+        <w:rPr/>
+      </w:pPr>
+      <w:r>
+        <w:rPr>
+          <w:rFonts w:ascii="Cambria" w:cs="Cambria" w:eastAsia="Cambria" w:hAnsi="Cambria"/>
+          <w:sz w:val="24"/>
+          <w:szCs w:val="24"/>
+          <w:rtl w:val="0"/>
+        </w:rPr>
+        <w:t xml:space="preserve">En esta sección se listan las plantillas maestras y formatos de soporte utilizados para la gestión y seguimiento del proyecto:</w:t>
+      </w:r>
+      <w:r>
+        <w:rPr>
+          <w:rtl w:val="0"/>
+        </w:rPr>
+      </w:r>
+    </w:p>
+    <w:p>
+      <w:pPr>
+        <w:numPr>
+          <w:ilvl w:val="0"/>
+          <w:numId w:val="1"/>
+        </w:numPr>
+        <w:ind w:left="720" w:hanging="360"/>
+      </w:pPr>
+      <w:r>
+        <w:rPr>
+          <w:rFonts w:ascii="Cambria" w:cs="Cambria" w:eastAsia="Cambria" w:hAnsi="Cambria"/>
+          <w:sz w:val="24"/>
+          <w:szCs w:val="24"/>
+          <w:rtl w:val="0"/>
+        </w:rPr>
+        <w:t xml:space="preserve">Matriz de Calidad (ISO 25010): </w:t>
+      </w:r>
+      <w:hyperlink r:id="rId8">
+        <w:r>
+          <w:rPr>
+            <w:rFonts w:ascii="Cambria" w:cs="Cambria" w:eastAsia="Cambria" w:hAnsi="Cambria"/>
+            <w:color w:val="1155cc"/>
+            <w:sz w:val="24"/>
+            <w:szCs w:val="24"/>
+            <w:u w:val="single"/>
+            <w:rtl w:val="0"/>
+          </w:rPr>
+          <w:t xml:space="preserve">https://drive.google.com/open?id=13jH6CyeorauYu8sbymdggfFDySimvS-x</w:t>
+        </w:r>
+      </w:hyperlink>
+      <w:r>
+        <w:rPr>
+          <w:rtl w:val="0"/>
+        </w:rPr>
+      </w:r>
+    </w:p>
+    <w:p>
+      <w:pPr>
+        <w:numPr>
+          <w:ilvl w:val="0"/>
+          <w:numId w:val="1"/>
+        </w:numPr>
+        <w:ind w:left="720" w:hanging="360"/>
+        <w:rPr>
+          <w:u w:val="none"/>
+        </w:rPr>
+      </w:pPr>
+      <w:r>
+        <w:rPr>
+          <w:rFonts w:ascii="Times New Roman" w:cs="Times New Roman" w:eastAsia="Times New Roman" w:hAnsi="Times New Roman"/>
+          <w:sz w:val="24"/>
+          <w:szCs w:val="24"/>
+          <w:rtl w:val="0"/>
+        </w:rPr>
+        <w:t xml:space="preserve">Referencia ISO 25010</w:t>
+      </w:r>
+    </w:p>
+    <w:p>
+      <w:pPr>
+        <w:ind w:left="720" w:firstLine="0"/>
+        <w:rPr>
+          <w:rFonts w:ascii="Times New Roman" w:cs="Times New Roman" w:eastAsia="Times New Roman" w:hAnsi="Times New Roman"/>
+          <w:sz w:val="24"/>
+          <w:szCs w:val="24"/>
+        </w:rPr>
+      </w:pPr>
+      <w:hyperlink r:id="rId9">
+        <w:r>
+          <w:rPr>
+            <w:rFonts w:ascii="Times New Roman" w:cs="Times New Roman" w:eastAsia="Times New Roman" w:hAnsi="Times New Roman"/>
+            <w:color w:val="1155cc"/>
+            <w:sz w:val="24"/>
+            <w:szCs w:val="24"/>
+            <w:u w:val="single"/>
+            <w:rtl w:val="0"/>
+          </w:rPr>
+          <w:t xml:space="preserve">https://www.iso.org/standard/78176.html </w:t>
+        </w:r>
+      </w:hyperlink>
+      <w:r>
+        <w:rPr>
+          <w:rtl w:val="0"/>
+        </w:rPr>
+      </w:r>
+    </w:p>
+    <w:p>
+      <w:pPr>
+        <w:numPr>
+          <w:ilvl w:val="0"/>
+          <w:numId w:val="1"/>
+        </w:numPr>
+        <w:ind w:left="720" w:hanging="360"/>
+      </w:pPr>
+      <w:r>
+        <w:rPr>
+          <w:rFonts w:ascii="Cambria" w:cs="Cambria" w:eastAsia="Cambria" w:hAnsi="Cambria"/>
+          <w:sz w:val="24"/>
+          <w:szCs w:val="24"/>
+          <w:rtl w:val="0"/>
+        </w:rPr>
+        <w:t xml:space="preserve">Plan Maestro de Pruebas (IEEE 29119): </w:t>
+      </w:r>
+      <w:hyperlink r:id="rId10">
+        <w:r>
+          <w:rPr>
+            <w:rFonts w:ascii="Cambria" w:cs="Cambria" w:eastAsia="Cambria" w:hAnsi="Cambria"/>
+            <w:color w:val="1155cc"/>
+            <w:sz w:val="24"/>
+            <w:szCs w:val="24"/>
+            <w:u w:val="single"/>
+            <w:rtl w:val="0"/>
+          </w:rPr>
+          <w:t xml:space="preserve">https://drive.google.com/open?id=1BocNfHEGoDLfjQ-8KTdgYDkrpQQYD3Mh</w:t>
+        </w:r>
+      </w:hyperlink>
+      <w:r>
+        <w:rPr>
+          <w:rtl w:val="0"/>
+        </w:rPr>
+      </w:r>
+    </w:p>
+    <w:p>
+      <w:pPr>
+        <w:numPr>
+          <w:ilvl w:val="0"/>
+          <w:numId w:val="1"/>
+        </w:numPr>
+        <w:ind w:left="720" w:hanging="360"/>
+        <w:rPr>
+          <w:rFonts w:ascii="Times New Roman" w:cs="Times New Roman" w:eastAsia="Times New Roman" w:hAnsi="Times New Roman"/>
+          <w:sz w:val="24"/>
+          <w:szCs w:val="24"/>
+        </w:rPr>
+      </w:pPr>
+      <w:r>
+        <w:rPr>
+          <w:rtl w:val="0"/>
+        </w:rPr>
+        <w:t xml:space="preserve">Referencia ISO 29119</w:t>
+      </w:r>
+      <w:r>
+        <w:rPr>
+          <w:rtl w:val="0"/>
+        </w:rPr>
+      </w:r>
+    </w:p>
+    <w:p>
+      <w:pPr>
+        <w:ind w:left="720" w:firstLine="0"/>
+        <w:rPr/>
+      </w:pPr>
+      <w:hyperlink r:id="rId11">
+        <w:r>
+          <w:rPr>
+            <w:rFonts w:ascii="Times New Roman" w:cs="Times New Roman" w:eastAsia="Times New Roman" w:hAnsi="Times New Roman"/>
+            <w:color w:val="1155cc"/>
+            <w:sz w:val="24"/>
+            <w:szCs w:val="24"/>
+            <w:u w:val="single"/>
+            <w:rtl w:val="0"/>
+          </w:rPr>
+          <w:t xml:space="preserve">https://www.iso.org/standard/81291.html</w:t>
+        </w:r>
+      </w:hyperlink>
+      <w:hyperlink r:id="rId12">
+        <w:r>
+          <w:rPr>
+            <w:color w:val="1155cc"/>
+            <w:u w:val="single"/>
+            <w:rtl w:val="0"/>
+          </w:rPr>
+          <w:t xml:space="preserve"> </w:t>
+        </w:r>
+      </w:hyperlink>
+      <w:r>
+        <w:rPr>
+          <w:rtl w:val="0"/>
+        </w:rPr>
+      </w:r>
+    </w:p>
+    <w:p>
+      <w:pPr>
+        <w:pStyle w:val="Heading2"/>
+        <w:rPr/>
+      </w:pPr>
+      <w:bookmarkStart w:colFirst="0" w:colLast="0" w:name="_heading=h.so6o9tvhksbs" w:id="21"/>
+      <w:bookmarkEnd w:id="21"/>
+      <w:r>
+        <w:rPr>
+          <w:rFonts w:ascii="Cambria" w:cs="Cambria" w:eastAsia="Cambria" w:hAnsi="Cambria"/>
+          <w:sz w:val="26"/>
+          <w:szCs w:val="26"/>
+          <w:rtl w:val="0"/>
+        </w:rPr>
+        <w:t xml:space="preserve">13.2 Evidencias del Proyecto (Registros)</w:t>
+      </w:r>
+      <w:r>
+        <w:rPr>
+          <w:rtl w:val="0"/>
+        </w:rPr>
+      </w:r>
+    </w:p>
+    <w:p>
+      <w:pPr>
+        <w:rPr/>
+      </w:pPr>
+      <w:r>
+        <w:rPr>
+          <w:rtl w:val="0"/>
+        </w:rPr>
+      </w:r>
+    </w:p>
+    <w:p>
+      <w:pPr>
+        <w:rPr/>
+      </w:pPr>
+      <w:r>
+        <w:rPr>
+          <w:rtl w:val="0"/>
+        </w:rPr>
+      </w:r>
+    </w:p>
+    <w:tbl>
+      <w:tblPr>
+        <w:tblStyle w:val="Table15"/>
+        <w:tblW w:w="10200.0" w:type="dxa"/>
+        <w:jc w:val="left"/>
+        <w:tblBorders>
+          <w:top w:color="000000" w:space="0" w:sz="8" w:val="single"/>
+          <w:left w:color="000000" w:space="0" w:sz="8" w:val="single"/>
+          <w:bottom w:color="000000" w:space="0" w:sz="8" w:val="single"/>
+          <w:right w:color="000000" w:space="0" w:sz="8" w:val="single"/>
+          <w:insideH w:color="000000" w:space="0" w:sz="8" w:val="single"/>
+          <w:insideV w:color="000000" w:space="0" w:sz="8" w:val="single"/>
+        </w:tblBorders>
+        <w:tblLayout w:type="fixed"/>
+        <w:tblLook w:val="0600"/>
+      </w:tblPr>
+      <w:tblGrid>
+        <w:gridCol w:w="3000"/>
+        <w:gridCol w:w="4000"/>
+        <w:gridCol w:w="3200"/>
+        <w:tblGridChange w:id="0">
+          <w:tblGrid>
+            <w:gridCol w:w="3000"/>
+            <w:gridCol w:w="4000"/>
+            <w:gridCol w:w="3200"/>
+          </w:tblGrid>
+        </w:tblGridChange>
+      </w:tblGrid>
+      <w:tr>
+        <w:trPr>
+          <w:cantSplit w:val="0"/>
+          <w:trHeight w:val="500" w:hRule="atLeast"/>
+          <w:tblHeader w:val="0"/>
+        </w:trPr>
+        <w:tc>
+          <w:tcPr>
+            <w:tcBorders>
+              <w:top w:color="000000" w:space="0" w:sz="8" w:val="single"/>
+              <w:left w:color="000000" w:space="0" w:sz="8" w:val="single"/>
+              <w:bottom w:color="000000" w:space="0" w:sz="8" w:val="single"/>
+              <w:right w:color="000000" w:space="0" w:sz="8" w:val="single"/>
+            </w:tcBorders>
+            <w:shd w:fill="d5dce4" w:val="clear"/>
+          </w:tcPr>
+          <w:p>
+            <w:pPr>
+              <w:spacing w:after="240" w:before="240" w:lineRule="auto"/>
+              <w:jc w:val="center"/>
+              <w:rPr/>
+            </w:pPr>
+            <w:r>
+              <w:rPr>
+                <w:rFonts w:ascii="Cambria" w:cs="Cambria" w:eastAsia="Cambria" w:hAnsi="Cambria"/>
+                <w:b w:val="1"/>
+                <w:bCs w:val="1"/>
+                <w:sz w:val="24"/>
+                <w:szCs w:val="24"/>
+                <w:rtl w:val="0"/>
+              </w:rPr>
+              <w:t xml:space="preserve">Proceso / Categoría</w:t>
+            </w:r>
+            <w:r>
+              <w:rPr>
+                <w:rtl w:val="0"/>
+              </w:rPr>
+            </w:r>
+          </w:p>
+        </w:tc>
+        <w:tc>
+          <w:tcPr>
+            <w:tcBorders>
+              <w:top w:color="000000" w:space="0" w:sz="8" w:val="single"/>
+              <w:left w:color="000000" w:space="0" w:sz="8" w:val="single"/>
+              <w:bottom w:color="000000" w:space="0" w:sz="8" w:val="single"/>
+              <w:right w:color="000000" w:space="0" w:sz="8" w:val="single"/>
+            </w:tcBorders>
+            <w:shd w:fill="d5dce4" w:val="clear"/>
+          </w:tcPr>
+          <w:p>
+            <w:pPr>
+              <w:spacing w:after="240" w:before="240" w:lineRule="auto"/>
+              <w:jc w:val="center"/>
+              <w:rPr/>
+            </w:pPr>
+            <w:r>
+              <w:rPr>
+                <w:rFonts w:ascii="Cambria" w:cs="Cambria" w:eastAsia="Cambria" w:hAnsi="Cambria"/>
+                <w:b w:val="1"/>
+                <w:bCs w:val="1"/>
+                <w:sz w:val="24"/>
+                <w:szCs w:val="24"/>
+                <w:rtl w:val="0"/>
+              </w:rPr>
+              <w:t xml:space="preserve">Descripción de la Evidencia</w:t>
+            </w:r>
+            <w:r>
+              <w:rPr>
+                <w:rtl w:val="0"/>
+              </w:rPr>
+            </w:r>
+          </w:p>
+        </w:tc>
+        <w:tc>
+          <w:tcPr>
+            <w:tcBorders>
+              <w:top w:color="000000" w:space="0" w:sz="8" w:val="single"/>
+              <w:left w:color="000000" w:space="0" w:sz="8" w:val="single"/>
+              <w:bottom w:color="000000" w:space="0" w:sz="8" w:val="single"/>
+              <w:right w:color="000000" w:space="0" w:sz="8" w:val="single"/>
+            </w:tcBorders>
+            <w:shd w:fill="d5dce4" w:val="clear"/>
+          </w:tcPr>
+          <w:p>
+            <w:pPr>
+              <w:spacing w:after="240" w:before="240" w:lineRule="auto"/>
+              <w:jc w:val="center"/>
+              <w:rPr/>
+            </w:pPr>
+            <w:r>
+              <w:rPr>
+                <w:rFonts w:ascii="Cambria" w:cs="Cambria" w:eastAsia="Cambria" w:hAnsi="Cambria"/>
+                <w:b w:val="1"/>
+                <w:bCs w:val="1"/>
+                <w:sz w:val="24"/>
+                <w:szCs w:val="24"/>
+                <w:rtl w:val="0"/>
+              </w:rPr>
+              <w:t xml:space="preserve">Enlace</w:t>
+            </w:r>
+            <w:r>
+              <w:rPr>
+                <w:rtl w:val="0"/>
+              </w:rPr>
+            </w:r>
+          </w:p>
+        </w:tc>
+      </w:tr>
+      <w:tr>
+        <w:trPr>
+          <w:cantSplit w:val="0"/>
+          <w:trHeight w:val="500" w:hRule="atLeast"/>
+          <w:tblHeader w:val="0"/>
+        </w:trPr>
+        <w:tc>
+          <w:tcPr>
+            <w:tcBorders>
+              <w:top w:color="000000" w:space="0" w:sz="8" w:val="single"/>
+              <w:left w:color="000000" w:space="0" w:sz="8" w:val="single"/>
+              <w:bottom w:color="000000" w:space="0" w:sz="8" w:val="single"/>
+              <w:right w:color="000000" w:space="0" w:sz="8" w:val="single"/>
+            </w:tcBorders>
+          </w:tcPr>
+          <w:p>
+            <w:pPr>
+              <w:spacing w:after="240" w:before="240" w:lineRule="auto"/>
+              <w:rPr/>
+            </w:pPr>
+            <w:r>
+              <w:rPr>
+                <w:rFonts w:ascii="Cambria" w:cs="Cambria" w:eastAsia="Cambria" w:hAnsi="Cambria"/>
+                <w:sz w:val="24"/>
+                <w:szCs w:val="24"/>
+                <w:rtl w:val="0"/>
+              </w:rPr>
+              <w:t xml:space="preserve">Requisitos</w:t>
+            </w:r>
+            <w:r>
+              <w:rPr>
+                <w:rtl w:val="0"/>
+              </w:rPr>
+            </w:r>
+          </w:p>
+        </w:tc>
+        <w:tc>
+          <w:tcPr>
+            <w:tcBorders>
+              <w:top w:color="000000" w:space="0" w:sz="8" w:val="single"/>
+              <w:left w:color="000000" w:space="0" w:sz="8" w:val="single"/>
+              <w:bottom w:color="000000" w:space="0" w:sz="8" w:val="single"/>
+              <w:right w:color="000000" w:space="0" w:sz="8" w:val="single"/>
+            </w:tcBorders>
+          </w:tcPr>
+          <w:p>
+            <w:pPr>
+              <w:spacing w:after="240" w:before="240" w:lineRule="auto"/>
+              <w:rPr/>
+            </w:pPr>
+            <w:r>
+              <w:rPr>
+                <w:rFonts w:ascii="Cambria" w:cs="Cambria" w:eastAsia="Cambria" w:hAnsi="Cambria"/>
+                <w:sz w:val="24"/>
+                <w:szCs w:val="24"/>
+                <w:rtl w:val="0"/>
+              </w:rPr>
+              <w:t xml:space="preserve">Repositorio de RF y RNF</w:t>
+            </w:r>
+            <w:r>
+              <w:rPr>
+                <w:rtl w:val="0"/>
+              </w:rPr>
+            </w:r>
+          </w:p>
+        </w:tc>
+        <w:tc>
+          <w:tcPr>
+            <w:tcBorders>
+              <w:top w:color="000000" w:space="0" w:sz="8" w:val="single"/>
+              <w:left w:color="000000" w:space="0" w:sz="8" w:val="single"/>
+              <w:bottom w:color="000000" w:space="0" w:sz="8" w:val="single"/>
+              <w:right w:color="000000" w:space="0" w:sz="8" w:val="single"/>
+            </w:tcBorders>
+          </w:tcPr>
+          <w:p>
+            <w:pPr>
+              <w:spacing w:after="240" w:before="240" w:lineRule="auto"/>
+              <w:rPr/>
+            </w:pPr>
+            <w:hyperlink r:id="rId13">
+              <w:r>
+                <w:rPr>
+                  <w:rFonts w:ascii="Cambria" w:cs="Cambria" w:eastAsia="Cambria" w:hAnsi="Cambria"/>
+                  <w:color w:val="1155cc"/>
+                  <w:sz w:val="24"/>
+                  <w:szCs w:val="24"/>
+                  <w:u w:val="single"/>
+                  <w:rtl w:val="0"/>
+                </w:rPr>
+                <w:t xml:space="preserve">https://github.com/Mercapleno/Documentacion_mercapleno/tree/master/01_Requisitos</w:t>
+              </w:r>
+            </w:hyperlink>
+            <w:r>
+              <w:rPr>
+                <w:rtl w:val="0"/>
+              </w:rPr>
+            </w:r>
+          </w:p>
+        </w:tc>
+      </w:tr>
+      <w:tr>
+        <w:trPr>
+          <w:cantSplit w:val="0"/>
+          <w:trHeight w:val="500" w:hRule="atLeast"/>
+          <w:tblHeader w:val="0"/>
+        </w:trPr>
+        <w:tc>
+          <w:tcPr>
+            <w:tcBorders>
+              <w:top w:color="000000" w:space="0" w:sz="8" w:val="single"/>
+              <w:left w:color="000000" w:space="0" w:sz="8" w:val="single"/>
+              <w:bottom w:color="000000" w:space="0" w:sz="8" w:val="single"/>
+              <w:right w:color="000000" w:space="0" w:sz="8" w:val="single"/>
+            </w:tcBorders>
+          </w:tcPr>
+          <w:p>
+            <w:pPr>
+              <w:spacing w:after="240" w:before="240" w:lineRule="auto"/>
+              <w:rPr/>
+            </w:pPr>
+            <w:r>
+              <w:rPr>
+                <w:rFonts w:ascii="Cambria" w:cs="Cambria" w:eastAsia="Cambria" w:hAnsi="Cambria"/>
+                <w:sz w:val="24"/>
+                <w:szCs w:val="24"/>
+                <w:rtl w:val="0"/>
+              </w:rPr>
+              <w:t xml:space="preserve">Pruebas (Jest)</w:t>
+            </w:r>
+            <w:r>
+              <w:rPr>
+                <w:rtl w:val="0"/>
+              </w:rPr>
+            </w:r>
+          </w:p>
+        </w:tc>
+        <w:tc>
+          <w:tcPr>
+            <w:tcBorders>
+              <w:top w:color="000000" w:space="0" w:sz="8" w:val="single"/>
+              <w:left w:color="000000" w:space="0" w:sz="8" w:val="single"/>
+              <w:bottom w:color="000000" w:space="0" w:sz="8" w:val="single"/>
+              <w:right w:color="000000" w:space="0" w:sz="8" w:val="single"/>
+            </w:tcBorders>
+          </w:tcPr>
+          <w:p>
+            <w:pPr>
+              <w:spacing w:after="240" w:before="240" w:lineRule="auto"/>
+              <w:rPr/>
+            </w:pPr>
+            <w:r>
+              <w:rPr>
+                <w:rFonts w:ascii="Cambria" w:cs="Cambria" w:eastAsia="Cambria" w:hAnsi="Cambria"/>
+                <w:sz w:val="24"/>
+                <w:szCs w:val="24"/>
+                <w:rtl w:val="0"/>
+              </w:rPr>
+              <w:t xml:space="preserve">Reportes de ejecución</w:t>
+            </w:r>
+            <w:r>
+              <w:rPr>
+                <w:rtl w:val="0"/>
+              </w:rPr>
+            </w:r>
+          </w:p>
+        </w:tc>
+        <w:tc>
+          <w:tcPr>
+            <w:tcBorders>
+              <w:top w:color="000000" w:space="0" w:sz="8" w:val="single"/>
+              <w:left w:color="000000" w:space="0" w:sz="8" w:val="single"/>
+              <w:bottom w:color="000000" w:space="0" w:sz="8" w:val="single"/>
+              <w:right w:color="000000" w:space="0" w:sz="8" w:val="single"/>
+            </w:tcBorders>
+          </w:tcPr>
+          <w:p>
+            <w:pPr>
+              <w:spacing w:after="240" w:before="240" w:lineRule="auto"/>
+              <w:rPr>
+                <w:rFonts w:ascii="Cambria" w:cs="Cambria" w:eastAsia="Cambria" w:hAnsi="Cambria"/>
+                <w:sz w:val="24"/>
+                <w:szCs w:val="24"/>
+              </w:rPr>
+            </w:pPr>
+            <w:r>
+              <w:rPr>
+                <w:rFonts w:ascii="Cambria" w:cs="Cambria" w:eastAsia="Cambria" w:hAnsi="Cambria"/>
+                <w:sz w:val="24"/>
+                <w:szCs w:val="24"/>
+                <w:rtl w:val="0"/>
+              </w:rPr>
+              <w:t xml:space="preserve">LINK</w:t>
+            </w:r>
+          </w:p>
+        </w:tc>
+      </w:tr>
+      <w:tr>
+        <w:trPr>
+          <w:cantSplit w:val="0"/>
+          <w:trHeight w:val="500" w:hRule="atLeast"/>
+          <w:tblHeader w:val="0"/>
+        </w:trPr>
+        <w:tc>
+          <w:tcPr>
+            <w:tcBorders>
+              <w:top w:color="000000" w:space="0" w:sz="8" w:val="single"/>
+              <w:left w:color="000000" w:space="0" w:sz="8" w:val="single"/>
+              <w:bottom w:color="000000" w:space="0" w:sz="8" w:val="single"/>
+              <w:right w:color="000000" w:space="0" w:sz="8" w:val="single"/>
+            </w:tcBorders>
+          </w:tcPr>
+          <w:p>
+            <w:pPr>
+              <w:spacing w:after="240" w:before="240" w:lineRule="auto"/>
+              <w:rPr/>
+            </w:pPr>
+            <w:r>
+              <w:rPr>
+                <w:rFonts w:ascii="Cambria" w:cs="Cambria" w:eastAsia="Cambria" w:hAnsi="Cambria"/>
+                <w:sz w:val="24"/>
+                <w:szCs w:val="24"/>
+                <w:rtl w:val="0"/>
+              </w:rPr>
+              <w:t xml:space="preserve">Calidad de Código</w:t>
+            </w:r>
+            <w:r>
+              <w:rPr>
+                <w:rtl w:val="0"/>
+              </w:rPr>
+            </w:r>
+          </w:p>
+        </w:tc>
+        <w:tc>
+          <w:tcPr>
+            <w:tcBorders>
+              <w:top w:color="000000" w:space="0" w:sz="8" w:val="single"/>
+              <w:left w:color="000000" w:space="0" w:sz="8" w:val="single"/>
+              <w:bottom w:color="000000" w:space="0" w:sz="8" w:val="single"/>
+              <w:right w:color="000000" w:space="0" w:sz="8" w:val="single"/>
+            </w:tcBorders>
+          </w:tcPr>
+          <w:p>
+            <w:pPr>
+              <w:spacing w:after="240" w:before="240" w:lineRule="auto"/>
+              <w:rPr/>
+            </w:pPr>
+            <w:r>
+              <w:rPr>
+                <w:rFonts w:ascii="Cambria" w:cs="Cambria" w:eastAsia="Cambria" w:hAnsi="Cambria"/>
+                <w:sz w:val="24"/>
+                <w:szCs w:val="24"/>
+                <w:rtl w:val="0"/>
+              </w:rPr>
+              <w:t xml:space="preserve">Dashboard de SonarQube</w:t>
+            </w:r>
+            <w:r>
+              <w:rPr>
+                <w:rtl w:val="0"/>
+              </w:rPr>
+            </w:r>
+          </w:p>
+        </w:tc>
+        <w:tc>
+          <w:tcPr>
+            <w:tcBorders>
+              <w:top w:color="000000" w:space="0" w:sz="8" w:val="single"/>
+              <w:left w:color="000000" w:space="0" w:sz="8" w:val="single"/>
+              <w:bottom w:color="000000" w:space="0" w:sz="8" w:val="single"/>
+              <w:right w:color="000000" w:space="0" w:sz="8" w:val="single"/>
+            </w:tcBorders>
+          </w:tcPr>
+          <w:p>
+            <w:pPr>
+              <w:spacing w:after="240" w:before="240" w:lineRule="auto"/>
+              <w:rPr/>
+            </w:pPr>
+            <w:hyperlink r:id="rId14">
+              <w:r>
+                <w:rPr>
+                  <w:rFonts w:ascii="Cambria" w:cs="Cambria" w:eastAsia="Cambria" w:hAnsi="Cambria"/>
+                  <w:color w:val="1155cc"/>
+                  <w:sz w:val="24"/>
+                  <w:szCs w:val="24"/>
+                  <w:u w:val="single"/>
+                  <w:rtl w:val="0"/>
+                </w:rPr>
+                <w:t xml:space="preserve">SonarQube</w:t>
+              </w:r>
+            </w:hyperlink>
+            <w:r>
+              <w:rPr>
+                <w:rtl w:val="0"/>
+              </w:rPr>
+            </w:r>
+          </w:p>
+        </w:tc>
+      </w:tr>
+    </w:tbl>
+    <w:p>
+      <w:pPr>
+        <w:spacing w:after="240" w:before="240" w:lineRule="auto"/>
+        <w:ind w:left="0" w:firstLine="0"/>
         <w:rPr>
           <w:rFonts w:ascii="Verdana" w:cs="Verdana" w:eastAsia="Verdana" w:hAnsi="Verdana"/>
           <w:b w:val="0"/>
@@ -19841,35 +18278,6 @@
       </w:pPr>
       <w:r>
         <w:rPr>
-          <w:rFonts w:ascii="Cambria" w:cs="Cambria" w:eastAsia="Cambria" w:hAnsi="Cambria"/>
-          <w:sz w:val="24"/>
-          <w:szCs w:val="24"/>
-          <w:rtl w:val="0"/>
-        </w:rPr>
-        <w:t xml:space="preserve">Una </w:t>
-      </w:r>
-      <w:r>
-        <w:rPr>
-          <w:rFonts w:ascii="Cambria" w:cs="Cambria" w:eastAsia="Cambria" w:hAnsi="Cambria"/>
-          <w:b w:val="1"/>
-          <w:bCs w:val="1"/>
-          <w:sz w:val="24"/>
-          <w:szCs w:val="24"/>
-          <w:rtl w:val="0"/>
-        </w:rPr>
-        <w:t xml:space="preserve">no conformidad</w:t>
-      </w:r>
-      <w:r>
-        <w:rPr>
-          <w:rFonts w:ascii="Cambria" w:cs="Cambria" w:eastAsia="Cambria" w:hAnsi="Cambria"/>
-          <w:sz w:val="24"/>
-          <w:szCs w:val="24"/>
-          <w:rtl w:val="0"/>
-        </w:rPr>
-        <w:t xml:space="preserve"> corresponde a cualquier incumplimiento de los requisitos funcionales, requisitos no funcionales, estándares de desarrollo, procedimientos establecidos, documentación, resultados de pruebas o criterios de aceptación del proyecto.</w:t>
-      </w:r>
-      <w:r>
-        <w:rPr>
           <w:rtl w:val="0"/>
         </w:rPr>
       </w:r>
@@ -19883,9 +18291,116 @@
 </w:document>
 </file>
 
+<file path=word/header1.xml><?xml version="1.0" encoding="utf-8"?>
+<w:hdr xmlns:mc="http://schemas.openxmlformats.org/markup-compatibility/2006" xmlns:o="urn:schemas-microsoft-com:office:office" xmlns:r="http://schemas.openxmlformats.org/officeDocument/2006/relationships" xmlns:m="http://schemas.openxmlformats.org/officeDocument/2006/math" xmlns:v="urn:schemas-microsoft-com:vml" xmlns:wp="http://schemas.openxmlformats.org/drawingml/2006/wordprocessingDrawing" xmlns:w10="urn:schemas-microsoft-com:office:word" xmlns:w="http://schemas.openxmlformats.org/wordprocessingml/2006/main" xmlns:wne="http://schemas.microsoft.com/office/word/2006/wordml" xmlns:sl="http://schemas.openxmlformats.org/schemaLibrary/2006/main" xmlns:a="http://schemas.openxmlformats.org/drawingml/2006/main" xmlns:pic="http://schemas.openxmlformats.org/drawingml/2006/picture" xmlns:c="http://schemas.openxmlformats.org/drawingml/2006/chart" xmlns:lc="http://schemas.openxmlformats.org/drawingml/2006/lockedCanvas" xmlns:dgm="http://schemas.openxmlformats.org/drawingml/2006/diagram" xmlns:wps="http://schemas.microsoft.com/office/word/2010/wordprocessingShape" xmlns:wpg="http://schemas.microsoft.com/office/word/2010/wordprocessingGroup" xmlns:w14="http://schemas.microsoft.com/office/word/2010/wordml" xmlns:w15="http://schemas.microsoft.com/office/word/2012/wordml" xmlns:w16="http://schemas.microsoft.com/office/word/2018/wordml" xmlns:w16cex="http://schemas.microsoft.com/office/word/2018/wordml/cex" xmlns:w16cid="http://schemas.microsoft.com/office/word/2016/wordml/cid" xmlns="http://schemas.microsoft.com/office/tasks/2019/documenttasks" xmlns:cr="http://schemas.microsoft.com/office/comments/2020/reactions">
+  <w:p>
+    <w:pPr>
+      <w:rPr/>
+    </w:pPr>
+    <w:r>
+      <w:rPr>
+        <w:rtl w:val="0"/>
+      </w:rPr>
+    </w:r>
+  </w:p>
+</w:hdr>
+</file>
+
 <file path=word/numbering.xml><?xml version="1.0" encoding="utf-8"?>
 <w:numbering xmlns:mc="http://schemas.openxmlformats.org/markup-compatibility/2006" xmlns:o="urn:schemas-microsoft-com:office:office" xmlns:r="http://schemas.openxmlformats.org/officeDocument/2006/relationships" xmlns:m="http://schemas.openxmlformats.org/officeDocument/2006/math" xmlns:v="urn:schemas-microsoft-com:vml" xmlns:wp="http://schemas.openxmlformats.org/drawingml/2006/wordprocessingDrawing" xmlns:w10="urn:schemas-microsoft-com:office:word" xmlns:w="http://schemas.openxmlformats.org/wordprocessingml/2006/main" xmlns:wne="http://schemas.microsoft.com/office/word/2006/wordml" xmlns:sl="http://schemas.openxmlformats.org/schemaLibrary/2006/main" xmlns:a="http://schemas.openxmlformats.org/drawingml/2006/main" xmlns:pic="http://schemas.openxmlformats.org/drawingml/2006/picture" xmlns:c="http://schemas.openxmlformats.org/drawingml/2006/chart" xmlns:lc="http://schemas.openxmlformats.org/drawingml/2006/lockedCanvas" xmlns:dgm="http://schemas.openxmlformats.org/drawingml/2006/diagram" xmlns:wps="http://schemas.microsoft.com/office/word/2010/wordprocessingShape" xmlns:wpg="http://schemas.microsoft.com/office/word/2010/wordprocessingGroup" xmlns:w14="http://schemas.microsoft.com/office/word/2010/wordml" xmlns:w15="http://schemas.microsoft.com/office/word/2012/wordml" xmlns:w16="http://schemas.microsoft.com/office/word/2018/wordml" xmlns:w16cex="http://schemas.microsoft.com/office/word/2018/wordml/cex" xmlns:w16cid="http://schemas.microsoft.com/office/word/2016/wordml/cid" xmlns="http://schemas.microsoft.com/office/tasks/2019/documenttasks" xmlns:cr="http://schemas.microsoft.com/office/comments/2020/reactions">
   <w:abstractNum w:abstractNumId="1">
+    <w:lvl w:ilvl="0">
+      <w:start w:val="1"/>
+      <w:numFmt w:val="bullet"/>
+      <w:lvlText w:val="●"/>
+      <w:lvlJc w:val="left"/>
+      <w:pPr>
+        <w:ind w:left="720" w:hanging="360"/>
+      </w:pPr>
+      <w:rPr/>
+    </w:lvl>
+    <w:lvl w:ilvl="1">
+      <w:start w:val="1"/>
+      <w:numFmt w:val="bullet"/>
+      <w:lvlText w:val="○"/>
+      <w:lvlJc w:val="left"/>
+      <w:pPr>
+        <w:ind w:left="1440" w:hanging="360"/>
+      </w:pPr>
+      <w:rPr/>
+    </w:lvl>
+    <w:lvl w:ilvl="2">
+      <w:start w:val="1"/>
+      <w:numFmt w:val="bullet"/>
+      <w:lvlText w:val="■"/>
+      <w:lvlJc w:val="left"/>
+      <w:pPr>
+        <w:ind w:left="2160" w:hanging="360"/>
+      </w:pPr>
+      <w:rPr/>
+    </w:lvl>
+    <w:lvl w:ilvl="3">
+      <w:start w:val="1"/>
+      <w:numFmt w:val="bullet"/>
+      <w:lvlText w:val="●"/>
+      <w:lvlJc w:val="left"/>
+      <w:pPr>
+        <w:ind w:left="2880" w:hanging="360"/>
+      </w:pPr>
+      <w:rPr/>
+    </w:lvl>
+    <w:lvl w:ilvl="4">
+      <w:start w:val="1"/>
+      <w:numFmt w:val="bullet"/>
+      <w:lvlText w:val="○"/>
+      <w:lvlJc w:val="left"/>
+      <w:pPr>
+        <w:ind w:left="3600" w:hanging="360"/>
+      </w:pPr>
+      <w:rPr/>
+    </w:lvl>
+    <w:lvl w:ilvl="5">
+      <w:start w:val="1"/>
+      <w:numFmt w:val="bullet"/>
+      <w:lvlText w:val="■"/>
+      <w:lvlJc w:val="left"/>
+      <w:pPr>
+        <w:ind w:left="4320" w:hanging="360"/>
+      </w:pPr>
+      <w:rPr/>
+    </w:lvl>
+    <w:lvl w:ilvl="6">
+      <w:start w:val="1"/>
+      <w:numFmt w:val="bullet"/>
+      <w:lvlText w:val="●"/>
+      <w:lvlJc w:val="left"/>
+      <w:pPr>
+        <w:ind w:left="5040" w:hanging="360"/>
+      </w:pPr>
+      <w:rPr/>
+    </w:lvl>
+    <w:lvl w:ilvl="7">
+      <w:start w:val="1"/>
+      <w:numFmt w:val="bullet"/>
+      <w:lvlText w:val="○"/>
+      <w:lvlJc w:val="left"/>
+      <w:pPr>
+        <w:ind w:left="5760" w:hanging="360"/>
+      </w:pPr>
+      <w:rPr/>
+    </w:lvl>
+    <w:lvl w:ilvl="8">
+      <w:start w:val="1"/>
+      <w:numFmt w:val="bullet"/>
+      <w:lvlText w:val="■"/>
+      <w:lvlJc w:val="left"/>
+      <w:pPr>
+        <w:ind w:left="6480" w:hanging="360"/>
+      </w:pPr>
+      <w:rPr/>
+    </w:lvl>
+  </w:abstractNum>
+  <w:abstractNum w:abstractNumId="2">
     <w:lvl w:ilvl="0">
       <w:start w:val="1"/>
       <w:numFmt w:val="decimal"/>
@@ -19986,116 +18501,6 @@
       <w:start w:val="1"/>
       <w:numFmt w:val="lowerRoman"/>
       <w:lvlText w:val="%9."/>
-      <w:lvlJc w:val="left"/>
-      <w:pPr>
-        <w:ind w:left="6480" w:hanging="360"/>
-      </w:pPr>
-      <w:rPr>
-        <w:u w:val="none"/>
-      </w:rPr>
-    </w:lvl>
-  </w:abstractNum>
-  <w:abstractNum w:abstractNumId="2">
-    <w:lvl w:ilvl="0">
-      <w:start w:val="1"/>
-      <w:numFmt w:val="bullet"/>
-      <w:lvlText w:val="●"/>
-      <w:lvlJc w:val="left"/>
-      <w:pPr>
-        <w:ind w:left="720" w:hanging="360"/>
-      </w:pPr>
-      <w:rPr>
-        <w:u w:val="none"/>
-      </w:rPr>
-    </w:lvl>
-    <w:lvl w:ilvl="1">
-      <w:start w:val="1"/>
-      <w:numFmt w:val="bullet"/>
-      <w:lvlText w:val="○"/>
-      <w:lvlJc w:val="left"/>
-      <w:pPr>
-        <w:ind w:left="1440" w:hanging="360"/>
-      </w:pPr>
-      <w:rPr>
-        <w:u w:val="none"/>
-      </w:rPr>
-    </w:lvl>
-    <w:lvl w:ilvl="2">
-      <w:start w:val="1"/>
-      <w:numFmt w:val="bullet"/>
-      <w:lvlText w:val="■"/>
-      <w:lvlJc w:val="left"/>
-      <w:pPr>
-        <w:ind w:left="2160" w:hanging="360"/>
-      </w:pPr>
-      <w:rPr>
-        <w:u w:val="none"/>
-      </w:rPr>
-    </w:lvl>
-    <w:lvl w:ilvl="3">
-      <w:start w:val="1"/>
-      <w:numFmt w:val="bullet"/>
-      <w:lvlText w:val="●"/>
-      <w:lvlJc w:val="left"/>
-      <w:pPr>
-        <w:ind w:left="2880" w:hanging="360"/>
-      </w:pPr>
-      <w:rPr>
-        <w:u w:val="none"/>
-      </w:rPr>
-    </w:lvl>
-    <w:lvl w:ilvl="4">
-      <w:start w:val="1"/>
-      <w:numFmt w:val="bullet"/>
-      <w:lvlText w:val="○"/>
-      <w:lvlJc w:val="left"/>
-      <w:pPr>
-        <w:ind w:left="3600" w:hanging="360"/>
-      </w:pPr>
-      <w:rPr>
-        <w:u w:val="none"/>
-      </w:rPr>
-    </w:lvl>
-    <w:lvl w:ilvl="5">
-      <w:start w:val="1"/>
-      <w:numFmt w:val="bullet"/>
-      <w:lvlText w:val="■"/>
-      <w:lvlJc w:val="left"/>
-      <w:pPr>
-        <w:ind w:left="4320" w:hanging="360"/>
-      </w:pPr>
-      <w:rPr>
-        <w:u w:val="none"/>
-      </w:rPr>
-    </w:lvl>
-    <w:lvl w:ilvl="6">
-      <w:start w:val="1"/>
-      <w:numFmt w:val="bullet"/>
-      <w:lvlText w:val="●"/>
-      <w:lvlJc w:val="left"/>
-      <w:pPr>
-        <w:ind w:left="5040" w:hanging="360"/>
-      </w:pPr>
-      <w:rPr>
-        <w:u w:val="none"/>
-      </w:rPr>
-    </w:lvl>
-    <w:lvl w:ilvl="7">
-      <w:start w:val="1"/>
-      <w:numFmt w:val="bullet"/>
-      <w:lvlText w:val="○"/>
-      <w:lvlJc w:val="left"/>
-      <w:pPr>
-        <w:ind w:left="5760" w:hanging="360"/>
-      </w:pPr>
-      <w:rPr>
-        <w:u w:val="none"/>
-      </w:rPr>
-    </w:lvl>
-    <w:lvl w:ilvl="8">
-      <w:start w:val="1"/>
-      <w:numFmt w:val="bullet"/>
-      <w:lvlText w:val="■"/>
       <w:lvlJc w:val="left"/>
       <w:pPr>
         <w:ind w:left="6480" w:hanging="360"/>
@@ -21426,6 +19831,116 @@
     </w:lvl>
   </w:abstractNum>
   <w:abstractNum w:abstractNumId="15">
+    <w:lvl w:ilvl="0">
+      <w:start w:val="1"/>
+      <w:numFmt w:val="bullet"/>
+      <w:lvlText w:val="●"/>
+      <w:lvlJc w:val="left"/>
+      <w:pPr>
+        <w:ind w:left="720" w:hanging="360"/>
+      </w:pPr>
+      <w:rPr>
+        <w:u w:val="none"/>
+      </w:rPr>
+    </w:lvl>
+    <w:lvl w:ilvl="1">
+      <w:start w:val="1"/>
+      <w:numFmt w:val="bullet"/>
+      <w:lvlText w:val="○"/>
+      <w:lvlJc w:val="left"/>
+      <w:pPr>
+        <w:ind w:left="1440" w:hanging="360"/>
+      </w:pPr>
+      <w:rPr>
+        <w:u w:val="none"/>
+      </w:rPr>
+    </w:lvl>
+    <w:lvl w:ilvl="2">
+      <w:start w:val="1"/>
+      <w:numFmt w:val="bullet"/>
+      <w:lvlText w:val="■"/>
+      <w:lvlJc w:val="left"/>
+      <w:pPr>
+        <w:ind w:left="2160" w:hanging="360"/>
+      </w:pPr>
+      <w:rPr>
+        <w:u w:val="none"/>
+      </w:rPr>
+    </w:lvl>
+    <w:lvl w:ilvl="3">
+      <w:start w:val="1"/>
+      <w:numFmt w:val="bullet"/>
+      <w:lvlText w:val="●"/>
+      <w:lvlJc w:val="left"/>
+      <w:pPr>
+        <w:ind w:left="2880" w:hanging="360"/>
+      </w:pPr>
+      <w:rPr>
+        <w:u w:val="none"/>
+      </w:rPr>
+    </w:lvl>
+    <w:lvl w:ilvl="4">
+      <w:start w:val="1"/>
+      <w:numFmt w:val="bullet"/>
+      <w:lvlText w:val="○"/>
+      <w:lvlJc w:val="left"/>
+      <w:pPr>
+        <w:ind w:left="3600" w:hanging="360"/>
+      </w:pPr>
+      <w:rPr>
+        <w:u w:val="none"/>
+      </w:rPr>
+    </w:lvl>
+    <w:lvl w:ilvl="5">
+      <w:start w:val="1"/>
+      <w:numFmt w:val="bullet"/>
+      <w:lvlText w:val="■"/>
+      <w:lvlJc w:val="left"/>
+      <w:pPr>
+        <w:ind w:left="4320" w:hanging="360"/>
+      </w:pPr>
+      <w:rPr>
+        <w:u w:val="none"/>
+      </w:rPr>
+    </w:lvl>
+    <w:lvl w:ilvl="6">
+      <w:start w:val="1"/>
+      <w:numFmt w:val="bullet"/>
+      <w:lvlText w:val="●"/>
+      <w:lvlJc w:val="left"/>
+      <w:pPr>
+        <w:ind w:left="5040" w:hanging="360"/>
+      </w:pPr>
+      <w:rPr>
+        <w:u w:val="none"/>
+      </w:rPr>
+    </w:lvl>
+    <w:lvl w:ilvl="7">
+      <w:start w:val="1"/>
+      <w:numFmt w:val="bullet"/>
+      <w:lvlText w:val="○"/>
+      <w:lvlJc w:val="left"/>
+      <w:pPr>
+        <w:ind w:left="5760" w:hanging="360"/>
+      </w:pPr>
+      <w:rPr>
+        <w:u w:val="none"/>
+      </w:rPr>
+    </w:lvl>
+    <w:lvl w:ilvl="8">
+      <w:start w:val="1"/>
+      <w:numFmt w:val="bullet"/>
+      <w:lvlText w:val="■"/>
+      <w:lvlJc w:val="left"/>
+      <w:pPr>
+        <w:ind w:left="6480" w:hanging="360"/>
+      </w:pPr>
+      <w:rPr>
+        <w:u w:val="none"/>
+      </w:rPr>
+    </w:lvl>
+  </w:abstractNum>
+  <w:abstractNum w:abstractNumId="16">
     <w:lvl w:ilvl="0">
       <w:start w:val="1"/>
       <w:numFmt w:val="bullet"/>
@@ -21579,6 +20094,9 @@
   </w:num>
   <w:num w:numId="15">
     <w:abstractNumId w:val="15"/>
+  </w:num>
+  <w:num w:numId="16">
+    <w:abstractNumId w:val="16"/>
   </w:num>
 </w:numbering>
 </file>
@@ -21753,10 +20271,10 @@
       <w:tblStyleRowBandSize w:val="1"/>
       <w:tblStyleColBandSize w:val="1"/>
       <w:tblCellMar>
-        <w:top w:w="0.0" w:type="dxa"/>
-        <w:left w:w="0.0" w:type="dxa"/>
-        <w:bottom w:w="0.0" w:type="dxa"/>
-        <w:right w:w="0.0" w:type="dxa"/>
+        <w:top w:w="120.0" w:type="dxa"/>
+        <w:left w:w="160.0" w:type="dxa"/>
+        <w:bottom w:w="120.0" w:type="dxa"/>
+        <w:right w:w="160.0" w:type="dxa"/>
       </w:tblCellMar>
     </w:tblPr>
   </w:style>
@@ -21766,10 +20284,10 @@
       <w:tblStyleRowBandSize w:val="1"/>
       <w:tblStyleColBandSize w:val="1"/>
       <w:tblCellMar>
-        <w:top w:w="0.0" w:type="dxa"/>
-        <w:left w:w="0.0" w:type="dxa"/>
-        <w:bottom w:w="0.0" w:type="dxa"/>
-        <w:right w:w="0.0" w:type="dxa"/>
+        <w:top w:w="120.0" w:type="dxa"/>
+        <w:left w:w="160.0" w:type="dxa"/>
+        <w:bottom w:w="120.0" w:type="dxa"/>
+        <w:right w:w="160.0" w:type="dxa"/>
       </w:tblCellMar>
     </w:tblPr>
   </w:style>
@@ -21817,6 +20335,12 @@
     <w:tblPr>
       <w:tblStyleRowBandSize w:val="1"/>
       <w:tblStyleColBandSize w:val="1"/>
+      <w:tblCellMar>
+        <w:top w:w="0.0" w:type="dxa"/>
+        <w:left w:w="0.0" w:type="dxa"/>
+        <w:bottom w:w="0.0" w:type="dxa"/>
+        <w:right w:w="0.0" w:type="dxa"/>
+      </w:tblCellMar>
     </w:tblPr>
   </w:style>
   <w:style w:type="table" w:styleId="Table7">
@@ -21845,12 +20369,6 @@
     <w:tblPr>
       <w:tblStyleRowBandSize w:val="1"/>
       <w:tblStyleColBandSize w:val="1"/>
-      <w:tblCellMar>
-        <w:top w:w="100.0" w:type="dxa"/>
-        <w:left w:w="100.0" w:type="dxa"/>
-        <w:bottom w:w="100.0" w:type="dxa"/>
-        <w:right w:w="100.0" w:type="dxa"/>
-      </w:tblCellMar>
     </w:tblPr>
   </w:style>
   <w:style w:type="table" w:styleId="Table11">
@@ -21858,6 +20376,12 @@
     <w:tblPr>
       <w:tblStyleRowBandSize w:val="1"/>
       <w:tblStyleColBandSize w:val="1"/>
+      <w:tblCellMar>
+        <w:top w:w="100.0" w:type="dxa"/>
+        <w:left w:w="100.0" w:type="dxa"/>
+        <w:bottom w:w="100.0" w:type="dxa"/>
+        <w:right w:w="100.0" w:type="dxa"/>
+      </w:tblCellMar>
     </w:tblPr>
   </w:style>
   <w:style w:type="table" w:styleId="Table12">
@@ -21868,6 +20392,20 @@
     </w:tblPr>
   </w:style>
   <w:style w:type="table" w:styleId="Table13">
+    <w:basedOn w:val="TableNormal"/>
+    <w:tblPr>
+      <w:tblStyleRowBandSize w:val="1"/>
+      <w:tblStyleColBandSize w:val="1"/>
+    </w:tblPr>
+  </w:style>
+  <w:style w:type="table" w:styleId="Table14">
+    <w:basedOn w:val="TableNormal"/>
+    <w:tblPr>
+      <w:tblStyleRowBandSize w:val="1"/>
+      <w:tblStyleColBandSize w:val="1"/>
+    </w:tblPr>
+  </w:style>
+  <w:style w:type="table" w:styleId="Table15">
     <w:basedOn w:val="TableNormal"/>
     <w:tblPr>
       <w:tblStyleRowBandSize w:val="1"/>
@@ -22199,7 +20737,7 @@
 
 <file path=customXML/item1.xml><?xml version="1.0" encoding="utf-8"?>
 <go:gDocsCustomXmlDataStorage xmlns:go="http://customooxmlschemas.google.com/" xmlns:r="http://schemas.openxmlformats.org/officeDocument/2006/relationships" uri="GoogleDocsCustomDataVersion2">
-  <go:docsCustomData xmlns:go="http://customooxmlschemas.google.com/" roundtripDataSignature="AMtx7mjiPAwMw0IUeuUo3xfF21e/6T6K8g==">CgMxLjAyDmguOW5sZW1zbnM4bzdsMg5oLmk5Zm9rcWVlN3hobjIOaC5nenpnZW11OGZscHAyDmguYjRwMHpiM21jbzg0Mg5oLjNjdjlrMmRvYnpxbzIOaC5mYTM4Z2N4NnpycWYyDmguYjhkN2w0bDlvdXliMg5oLm5nMjRpYXM3ZGRmajIOaC5kcmNkdWRscmY3ZXMyDmgueXEzdGQ4ejBkbTc5Mg5oLmE3dmtjMml6dzdybDIOaC5yenRxaDh0cnV6Y24yDmguMXlscm43bDdzeDB3Mg5oLjR6ZnkxYWRiZTdodzIOaC5qZ3dwbnI4a2xqcjQyDmguY3hkc2Z2MXd1dHg5OAByITExaXpSdXB5dGNxZ25JMlZQWDNvNF96OWxwMk15WHdjVQ==</go:docsCustomData>
+  <go:docsCustomData xmlns:go="http://customooxmlschemas.google.com/" roundtripDataSignature="AMtx7milAlIl/8FhkktQB/Dpb/ClStDrXg==">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</go:docsCustomData>
 </go:gDocsCustomXmlDataStorage>
 </file>
 
